--- a/docs/BYNATIONALITY/Австрийки.docx
+++ b/docs/BYNATIONALITY/Австрийки.docx
@@ -1,6 +1,6 @@
 
 <file path=word/document.xml><?xml version="1.0" encoding="utf-8"?>
-<w:document xmlns:wpc="http://schemas.microsoft.com/office/word/2010/wordprocessingCanvas" xmlns:cx="http://schemas.microsoft.com/office/drawing/2014/chartex" xmlns:cx1="http://schemas.microsoft.com/office/drawing/2015/9/8/chartex" xmlns:cx2="http://schemas.microsoft.com/office/drawing/2015/10/21/chartex" xmlns:cx3="http://schemas.microsoft.com/office/drawing/2016/5/9/chartex" xmlns:cx4="http://schemas.microsoft.com/office/drawing/2016/5/10/chartex" xmlns:cx5="http://schemas.microsoft.com/office/drawing/2016/5/11/chartex" xmlns:cx6="http://schemas.microsoft.com/office/drawing/2016/5/12/chartex" xmlns:cx7="http://schemas.microsoft.com/office/drawing/2016/5/13/chartex" xmlns:cx8="http://schemas.microsoft.com/office/drawing/2016/5/14/chartex" xmlns:mc="http://schemas.openxmlformats.org/markup-compatibility/2006" xmlns:aink="http://schemas.microsoft.com/office/drawing/2016/ink" xmlns:am3d="http://schemas.microsoft.com/office/drawing/2017/model3d" xmlns:o="urn:schemas-microsoft-com:office:office" xmlns:oel="http://schemas.microsoft.com/office/2019/extlst" xmlns:r="http://schemas.openxmlformats.org/officeDocument/2006/relationships" xmlns:m="http://schemas.openxmlformats.org/officeDocument/2006/math" xmlns:v="urn:schemas-microsoft-com:vml" xmlns:wp14="http://schemas.microsoft.com/office/word/2010/wordprocessingDrawing" xmlns:wp="http://schemas.openxmlformats.org/drawingml/2006/wordprocessingDrawing" xmlns:w10="urn:schemas-microsoft-com:office:word" xmlns:w="http://schemas.openxmlformats.org/wordprocessingml/2006/main" xmlns:w14="http://schemas.microsoft.com/office/word/2010/wordml" xmlns:w15="http://schemas.microsoft.com/office/word/2012/wordml" xmlns:w16cex="http://schemas.microsoft.com/office/word/2018/wordml/cex" xmlns:w16cid="http://schemas.microsoft.com/office/word/2016/wordml/cid" xmlns:w16="http://schemas.microsoft.com/office/word/2018/wordml" xmlns:w16du="http://schemas.microsoft.com/office/word/2023/wordml/word16du" xmlns:w16sdtdh="http://schemas.microsoft.com/office/word/2020/wordml/sdtdatahash" xmlns:w16se="http://schemas.microsoft.com/office/word/2015/wordml/symex" xmlns:wpg="http://schemas.microsoft.com/office/word/2010/wordprocessingGroup" xmlns:wpi="http://schemas.microsoft.com/office/word/2010/wordprocessingInk" xmlns:wne="http://schemas.microsoft.com/office/word/2006/wordml" xmlns:wps="http://schemas.microsoft.com/office/word/2010/wordprocessingShape" mc:Ignorable="w14 w15 w16se w16cid w16 w16cex w16sdtdh w16du wp14">
+<w:document xmlns:wpc="http://schemas.microsoft.com/office/word/2010/wordprocessingCanvas" xmlns:cx="http://schemas.microsoft.com/office/drawing/2014/chartex" xmlns:cx1="http://schemas.microsoft.com/office/drawing/2015/9/8/chartex" xmlns:cx2="http://schemas.microsoft.com/office/drawing/2015/10/21/chartex" xmlns:cx3="http://schemas.microsoft.com/office/drawing/2016/5/9/chartex" xmlns:cx4="http://schemas.microsoft.com/office/drawing/2016/5/10/chartex" xmlns:cx5="http://schemas.microsoft.com/office/drawing/2016/5/11/chartex" xmlns:cx6="http://schemas.microsoft.com/office/drawing/2016/5/12/chartex" xmlns:cx7="http://schemas.microsoft.com/office/drawing/2016/5/13/chartex" xmlns:cx8="http://schemas.microsoft.com/office/drawing/2016/5/14/chartex" xmlns:mc="http://schemas.openxmlformats.org/markup-compatibility/2006" xmlns:aink="http://schemas.microsoft.com/office/drawing/2016/ink" xmlns:am3d="http://schemas.microsoft.com/office/drawing/2017/model3d" xmlns:o="urn:schemas-microsoft-com:office:office" xmlns:oel="http://schemas.microsoft.com/office/2019/extlst" xmlns:r="http://schemas.openxmlformats.org/officeDocument/2006/relationships" xmlns:m="http://schemas.openxmlformats.org/officeDocument/2006/math" xmlns:v="urn:schemas-microsoft-com:vml" xmlns:wp14="http://schemas.microsoft.com/office/word/2010/wordprocessingDrawing" xmlns:wp="http://schemas.openxmlformats.org/drawingml/2006/wordprocessingDrawing" xmlns:w10="urn:schemas-microsoft-com:office:word" xmlns:w="http://schemas.openxmlformats.org/wordprocessingml/2006/main" xmlns:w14="http://schemas.microsoft.com/office/word/2010/wordml" xmlns:w15="http://schemas.microsoft.com/office/word/2012/wordml" xmlns:w16cex="http://schemas.microsoft.com/office/word/2018/wordml/cex" xmlns:w16cid="http://schemas.microsoft.com/office/word/2016/wordml/cid" xmlns:w16="http://schemas.microsoft.com/office/word/2018/wordml" xmlns:w16du="http://schemas.microsoft.com/office/word/2023/wordml/word16du" xmlns:w16sdtdh="http://schemas.microsoft.com/office/word/2020/wordml/sdtdatahash" xmlns:w16sdtfl="http://schemas.microsoft.com/office/word/2024/wordml/sdtformatlock" xmlns:w16se="http://schemas.microsoft.com/office/word/2015/wordml/symex" xmlns:wpg="http://schemas.microsoft.com/office/word/2010/wordprocessingGroup" xmlns:wpi="http://schemas.microsoft.com/office/word/2010/wordprocessingInk" xmlns:wne="http://schemas.microsoft.com/office/word/2006/wordml" xmlns:wps="http://schemas.microsoft.com/office/word/2010/wordprocessingShape" mc:Ignorable="w14 w15 w16se w16cid w16 w16cex w16sdtdh w16sdtfl w16du wp14">
   <w:body>
     <w:p>
       <w:pPr>
@@ -280,7 +280,27 @@
                 <w:szCs w:val="16"/>
                 <w:lang w:val="ru-RU"/>
               </w:rPr>
-              <w:t xml:space="preserve">нтернете источников и не претендует быть ни полным. ни окончательным. </w:t>
+              <w:t>нтернете источников и не претендует быть ни полным</w:t>
+            </w:r>
+            <w:proofErr w:type="gramStart"/>
+            <w:r>
+              <w:rPr>
+                <w:rFonts w:ascii="Arial" w:hAnsi="Arial" w:cs="Arial"/>
+                <w:sz w:val="16"/>
+                <w:szCs w:val="16"/>
+                <w:lang w:val="ru-RU"/>
+              </w:rPr>
+              <w:t>.</w:t>
+            </w:r>
+            <w:proofErr w:type="gramEnd"/>
+            <w:r>
+              <w:rPr>
+                <w:rFonts w:ascii="Arial" w:hAnsi="Arial" w:cs="Arial"/>
+                <w:sz w:val="16"/>
+                <w:szCs w:val="16"/>
+                <w:lang w:val="ru-RU"/>
+              </w:rPr>
+              <w:t xml:space="preserve"> ни окончательным. </w:t>
             </w:r>
           </w:p>
           <w:p>
@@ -327,7 +347,27 @@
                 <w:szCs w:val="16"/>
                 <w:lang w:val="ru-RU"/>
               </w:rPr>
-              <w:t>6 (35%) – граждане Австрии все расстреляны в послевоенные годы 1950-1952 гг.</w:t>
+              <w:t xml:space="preserve">6 (35%) – граждане Австрии все расстреляны в послевоенные годы </w:t>
+            </w:r>
+            <w:proofErr w:type="gramStart"/>
+            <w:r>
+              <w:rPr>
+                <w:rFonts w:ascii="Arial" w:hAnsi="Arial" w:cs="Arial"/>
+                <w:sz w:val="16"/>
+                <w:szCs w:val="16"/>
+                <w:lang w:val="ru-RU"/>
+              </w:rPr>
+              <w:t>1950-1952</w:t>
+            </w:r>
+            <w:proofErr w:type="gramEnd"/>
+            <w:r>
+              <w:rPr>
+                <w:rFonts w:ascii="Arial" w:hAnsi="Arial" w:cs="Arial"/>
+                <w:sz w:val="16"/>
+                <w:szCs w:val="16"/>
+                <w:lang w:val="ru-RU"/>
+              </w:rPr>
+              <w:t xml:space="preserve"> гг.</w:t>
             </w:r>
           </w:p>
           <w:p>
@@ -346,7 +386,17 @@
                 <w:szCs w:val="16"/>
                 <w:lang w:val="ru-RU"/>
               </w:rPr>
-              <w:t>2 – расстреляны в годы войны 1942</w:t>
+              <w:t xml:space="preserve">2 – расстреляны в годы войны </w:t>
+            </w:r>
+            <w:proofErr w:type="gramStart"/>
+            <w:r>
+              <w:rPr>
+                <w:rFonts w:ascii="Arial" w:hAnsi="Arial" w:cs="Arial"/>
+                <w:sz w:val="16"/>
+                <w:szCs w:val="16"/>
+                <w:lang w:val="ru-RU"/>
+              </w:rPr>
+              <w:t>1942</w:t>
             </w:r>
             <w:r>
               <w:rPr>
@@ -364,7 +414,17 @@
                 <w:szCs w:val="16"/>
                 <w:lang w:val="ru-RU"/>
               </w:rPr>
-              <w:t>1943 гг.</w:t>
+              <w:t>1943</w:t>
+            </w:r>
+            <w:proofErr w:type="gramEnd"/>
+            <w:r>
+              <w:rPr>
+                <w:rFonts w:ascii="Arial" w:hAnsi="Arial" w:cs="Arial"/>
+                <w:sz w:val="16"/>
+                <w:szCs w:val="16"/>
+                <w:lang w:val="ru-RU"/>
+              </w:rPr>
+              <w:t xml:space="preserve"> гг.</w:t>
             </w:r>
           </w:p>
           <w:p>
@@ -438,8 +498,19 @@
                 <w:szCs w:val="16"/>
                 <w:lang w:val="ru-RU"/>
               </w:rPr>
-              <w:t>10 (59%) – расстреляны в возрастной группе: 36-40</w:t>
-            </w:r>
+              <w:t xml:space="preserve">10 (59%) – расстреляны в возрастной группе: </w:t>
+            </w:r>
+            <w:proofErr w:type="gramStart"/>
+            <w:r>
+              <w:rPr>
+                <w:rFonts w:ascii="Arial" w:hAnsi="Arial" w:cs="Arial"/>
+                <w:sz w:val="16"/>
+                <w:szCs w:val="16"/>
+                <w:lang w:val="ru-RU"/>
+              </w:rPr>
+              <w:t>36-40</w:t>
+            </w:r>
+            <w:proofErr w:type="gramEnd"/>
             <w:r>
               <w:rPr>
                 <w:rFonts w:ascii="Arial" w:hAnsi="Arial" w:cs="Arial"/>
@@ -456,7 +527,27 @@
                 <w:szCs w:val="16"/>
                 <w:lang w:val="ru-RU"/>
               </w:rPr>
-              <w:t>лет и 46-50 лет.</w:t>
+              <w:t xml:space="preserve">лет и </w:t>
+            </w:r>
+            <w:proofErr w:type="gramStart"/>
+            <w:r>
+              <w:rPr>
+                <w:rFonts w:ascii="Arial" w:hAnsi="Arial" w:cs="Arial"/>
+                <w:sz w:val="16"/>
+                <w:szCs w:val="16"/>
+                <w:lang w:val="ru-RU"/>
+              </w:rPr>
+              <w:t>46-50</w:t>
+            </w:r>
+            <w:proofErr w:type="gramEnd"/>
+            <w:r>
+              <w:rPr>
+                <w:rFonts w:ascii="Arial" w:hAnsi="Arial" w:cs="Arial"/>
+                <w:sz w:val="16"/>
+                <w:szCs w:val="16"/>
+                <w:lang w:val="ru-RU"/>
+              </w:rPr>
+              <w:t xml:space="preserve"> лет.</w:t>
             </w:r>
           </w:p>
           <w:p>
@@ -643,35 +734,19 @@
                 <w:szCs w:val="16"/>
                 <w:lang w:val="ru-RU"/>
               </w:rPr>
-              <w:t xml:space="preserve">У одной женщины расстрелян сын </w:t>
-            </w:r>
-            <w:r>
-              <w:rPr>
-                <w:rFonts w:ascii="Arial" w:hAnsi="Arial" w:cs="Arial"/>
-                <w:sz w:val="16"/>
-                <w:szCs w:val="16"/>
-                <w:lang w:val="ru-RU"/>
-              </w:rPr>
-              <w:t>Алекандр Пропст</w:t>
-            </w:r>
-            <w:r>
-              <w:rPr>
-                <w:rFonts w:ascii="Arial" w:hAnsi="Arial" w:cs="Arial"/>
-                <w:sz w:val="16"/>
-                <w:szCs w:val="16"/>
-                <w:lang w:val="ru-RU"/>
-              </w:rPr>
-              <w:t xml:space="preserve"> – </w:t>
-            </w:r>
-            <w:r>
-              <w:rPr>
-                <w:rFonts w:ascii="Arial" w:hAnsi="Arial" w:cs="Arial"/>
-                <w:sz w:val="16"/>
-                <w:szCs w:val="16"/>
-                <w:lang w:val="ru-RU"/>
-              </w:rPr>
-              <w:t>17</w:t>
-            </w:r>
+              <w:t xml:space="preserve">У двоих женщин расстреляны ближайшие родственники: у одной </w:t>
+            </w:r>
+            <w:proofErr w:type="gramStart"/>
+            <w:r>
+              <w:rPr>
+                <w:rFonts w:ascii="Arial" w:hAnsi="Arial" w:cs="Arial"/>
+                <w:sz w:val="16"/>
+                <w:szCs w:val="16"/>
+                <w:lang w:val="ru-RU"/>
+              </w:rPr>
+              <w:t>сын  Алекандр</w:t>
+            </w:r>
+            <w:proofErr w:type="gramEnd"/>
             <w:r>
               <w:rPr>
                 <w:rFonts w:ascii="Arial" w:hAnsi="Arial" w:cs="Arial"/>
@@ -681,14 +756,45 @@
               </w:rPr>
               <w:t xml:space="preserve"> </w:t>
             </w:r>
-            <w:r>
-              <w:rPr>
-                <w:rFonts w:ascii="Arial" w:hAnsi="Arial" w:cs="Arial"/>
-                <w:sz w:val="16"/>
-                <w:szCs w:val="16"/>
-                <w:lang w:val="ru-RU"/>
-              </w:rPr>
-              <w:t>лет</w:t>
+            <w:proofErr w:type="spellStart"/>
+            <w:r>
+              <w:rPr>
+                <w:rFonts w:ascii="Arial" w:hAnsi="Arial" w:cs="Arial"/>
+                <w:sz w:val="16"/>
+                <w:szCs w:val="16"/>
+                <w:lang w:val="ru-RU"/>
+              </w:rPr>
+              <w:t>Пропст</w:t>
+            </w:r>
+            <w:proofErr w:type="spellEnd"/>
+            <w:r>
+              <w:rPr>
+                <w:rFonts w:ascii="Arial" w:hAnsi="Arial" w:cs="Arial"/>
+                <w:sz w:val="16"/>
+                <w:szCs w:val="16"/>
+                <w:lang w:val="ru-RU"/>
+              </w:rPr>
+              <w:t xml:space="preserve"> – 17 лет, у другой муж и </w:t>
+            </w:r>
+            <w:proofErr w:type="spellStart"/>
+            <w:r>
+              <w:rPr>
+                <w:rFonts w:ascii="Arial" w:hAnsi="Arial" w:cs="Arial"/>
+                <w:sz w:val="16"/>
+                <w:szCs w:val="16"/>
+                <w:lang w:val="ru-RU"/>
+              </w:rPr>
+              <w:t>свекр</w:t>
+            </w:r>
+            <w:proofErr w:type="spellEnd"/>
+            <w:r>
+              <w:rPr>
+                <w:rFonts w:ascii="Arial" w:hAnsi="Arial" w:cs="Arial"/>
+                <w:sz w:val="16"/>
+                <w:szCs w:val="16"/>
+                <w:lang w:val="ru-RU"/>
+              </w:rPr>
+              <w:t xml:space="preserve"> </w:t>
             </w:r>
           </w:p>
           <w:p>
@@ -703,35 +809,32 @@
             <w:r>
               <w:rPr>
                 <w:rFonts w:ascii="Arial" w:hAnsi="Arial" w:cs="Arial"/>
-                <w:b/>
-                <w:bCs/>
-                <w:sz w:val="16"/>
-                <w:szCs w:val="16"/>
-                <w:u w:val="single"/>
-                <w:lang w:val="ru-RU"/>
-              </w:rPr>
-              <w:t>Партийность</w:t>
-            </w:r>
-            <w:r>
-              <w:rPr>
-                <w:rFonts w:ascii="Arial" w:hAnsi="Arial" w:cs="Arial"/>
-                <w:b/>
-                <w:bCs/>
-                <w:sz w:val="16"/>
-                <w:szCs w:val="16"/>
-                <w:lang w:val="ru-RU"/>
-              </w:rPr>
-              <w:t>:</w:t>
-            </w:r>
-            <w:r>
-              <w:rPr>
-                <w:rFonts w:ascii="Arial" w:hAnsi="Arial" w:cs="Arial"/>
-                <w:sz w:val="16"/>
-                <w:szCs w:val="16"/>
-                <w:lang w:val="ru-RU"/>
-              </w:rPr>
-              <w:t xml:space="preserve"> Беспартийные</w:t>
-            </w:r>
+                <w:sz w:val="16"/>
+                <w:szCs w:val="16"/>
+                <w:lang w:val="ru-RU"/>
+              </w:rPr>
+              <w:t xml:space="preserve">У одной женщины расстрелян сын </w:t>
+            </w:r>
+            <w:r>
+              <w:rPr>
+                <w:rFonts w:ascii="Arial" w:hAnsi="Arial" w:cs="Arial"/>
+                <w:sz w:val="16"/>
+                <w:szCs w:val="16"/>
+                <w:lang w:val="ru-RU"/>
+              </w:rPr>
+              <w:t xml:space="preserve">Алекандр </w:t>
+            </w:r>
+            <w:proofErr w:type="spellStart"/>
+            <w:r>
+              <w:rPr>
+                <w:rFonts w:ascii="Arial" w:hAnsi="Arial" w:cs="Arial"/>
+                <w:sz w:val="16"/>
+                <w:szCs w:val="16"/>
+                <w:lang w:val="ru-RU"/>
+              </w:rPr>
+              <w:t>Пропст</w:t>
+            </w:r>
+            <w:proofErr w:type="spellEnd"/>
             <w:r>
               <w:rPr>
                 <w:rFonts w:ascii="Arial" w:hAnsi="Arial" w:cs="Arial"/>
@@ -748,70 +851,7 @@
                 <w:szCs w:val="16"/>
                 <w:lang w:val="ru-RU"/>
               </w:rPr>
-              <w:t>10 (59%)</w:t>
-            </w:r>
-            <w:r>
-              <w:rPr>
-                <w:rFonts w:ascii="Arial" w:hAnsi="Arial" w:cs="Arial"/>
-                <w:sz w:val="16"/>
-                <w:szCs w:val="16"/>
-                <w:lang w:val="ru-RU"/>
-              </w:rPr>
-              <w:t>,</w:t>
-            </w:r>
-            <w:r>
-              <w:rPr>
-                <w:rFonts w:ascii="Arial" w:hAnsi="Arial" w:cs="Arial"/>
-                <w:sz w:val="16"/>
-                <w:szCs w:val="16"/>
-                <w:lang w:val="ru-RU"/>
-              </w:rPr>
-              <w:t xml:space="preserve"> член КП Австрии</w:t>
-            </w:r>
-            <w:r>
-              <w:rPr>
-                <w:rFonts w:ascii="Arial" w:hAnsi="Arial" w:cs="Arial"/>
-                <w:sz w:val="16"/>
-                <w:szCs w:val="16"/>
-                <w:lang w:val="ru-RU"/>
-              </w:rPr>
-              <w:t xml:space="preserve"> – </w:t>
-            </w:r>
-            <w:r>
-              <w:rPr>
-                <w:rFonts w:ascii="Arial" w:hAnsi="Arial" w:cs="Arial"/>
-                <w:sz w:val="16"/>
-                <w:szCs w:val="16"/>
-                <w:lang w:val="ru-RU"/>
-              </w:rPr>
-              <w:t>2</w:t>
-            </w:r>
-            <w:r>
-              <w:rPr>
-                <w:rFonts w:ascii="Arial" w:hAnsi="Arial" w:cs="Arial"/>
-                <w:sz w:val="16"/>
-                <w:szCs w:val="16"/>
-                <w:lang w:val="ru-RU"/>
-              </w:rPr>
-              <w:t>; член КП Германии</w:t>
-            </w:r>
-            <w:r>
-              <w:rPr>
-                <w:rFonts w:ascii="Arial" w:hAnsi="Arial" w:cs="Arial"/>
-                <w:sz w:val="16"/>
-                <w:szCs w:val="16"/>
-                <w:lang w:val="ru-RU"/>
-              </w:rPr>
-              <w:t xml:space="preserve"> – </w:t>
-            </w:r>
-            <w:r>
-              <w:rPr>
-                <w:rFonts w:ascii="Arial" w:hAnsi="Arial" w:cs="Arial"/>
-                <w:sz w:val="16"/>
-                <w:szCs w:val="16"/>
-                <w:lang w:val="ru-RU"/>
-              </w:rPr>
-              <w:t>1.</w:t>
+              <w:t>17 лет</w:t>
             </w:r>
           </w:p>
           <w:p>
@@ -833,16 +873,27 @@
                 <w:u w:val="single"/>
                 <w:lang w:val="ru-RU"/>
               </w:rPr>
-              <w:t>Образование</w:t>
-            </w:r>
-            <w:r>
-              <w:rPr>
-                <w:rFonts w:ascii="Arial" w:hAnsi="Arial" w:cs="Arial"/>
-                <w:sz w:val="16"/>
-                <w:szCs w:val="16"/>
-                <w:lang w:val="ru-RU"/>
-              </w:rPr>
-              <w:t>: среднее – 7; высшее</w:t>
+              <w:t>Партийность</w:t>
+            </w:r>
+            <w:r>
+              <w:rPr>
+                <w:rFonts w:ascii="Arial" w:hAnsi="Arial" w:cs="Arial"/>
+                <w:b/>
+                <w:bCs/>
+                <w:sz w:val="16"/>
+                <w:szCs w:val="16"/>
+                <w:lang w:val="ru-RU"/>
+              </w:rPr>
+              <w:t>:</w:t>
+            </w:r>
+            <w:r>
+              <w:rPr>
+                <w:rFonts w:ascii="Arial" w:hAnsi="Arial" w:cs="Arial"/>
+                <w:sz w:val="16"/>
+                <w:szCs w:val="16"/>
+                <w:lang w:val="ru-RU"/>
+              </w:rPr>
+              <w:t xml:space="preserve"> Беспартийные</w:t>
             </w:r>
             <w:r>
               <w:rPr>
@@ -860,7 +911,70 @@
                 <w:szCs w:val="16"/>
                 <w:lang w:val="ru-RU"/>
               </w:rPr>
-              <w:t>1; начальное – 1.</w:t>
+              <w:t>10 (59%)</w:t>
+            </w:r>
+            <w:r>
+              <w:rPr>
+                <w:rFonts w:ascii="Arial" w:hAnsi="Arial" w:cs="Arial"/>
+                <w:sz w:val="16"/>
+                <w:szCs w:val="16"/>
+                <w:lang w:val="ru-RU"/>
+              </w:rPr>
+              <w:t>,</w:t>
+            </w:r>
+            <w:r>
+              <w:rPr>
+                <w:rFonts w:ascii="Arial" w:hAnsi="Arial" w:cs="Arial"/>
+                <w:sz w:val="16"/>
+                <w:szCs w:val="16"/>
+                <w:lang w:val="ru-RU"/>
+              </w:rPr>
+              <w:t xml:space="preserve"> член КП Австрии</w:t>
+            </w:r>
+            <w:r>
+              <w:rPr>
+                <w:rFonts w:ascii="Arial" w:hAnsi="Arial" w:cs="Arial"/>
+                <w:sz w:val="16"/>
+                <w:szCs w:val="16"/>
+                <w:lang w:val="ru-RU"/>
+              </w:rPr>
+              <w:t xml:space="preserve"> – </w:t>
+            </w:r>
+            <w:r>
+              <w:rPr>
+                <w:rFonts w:ascii="Arial" w:hAnsi="Arial" w:cs="Arial"/>
+                <w:sz w:val="16"/>
+                <w:szCs w:val="16"/>
+                <w:lang w:val="ru-RU"/>
+              </w:rPr>
+              <w:t>2</w:t>
+            </w:r>
+            <w:r>
+              <w:rPr>
+                <w:rFonts w:ascii="Arial" w:hAnsi="Arial" w:cs="Arial"/>
+                <w:sz w:val="16"/>
+                <w:szCs w:val="16"/>
+                <w:lang w:val="ru-RU"/>
+              </w:rPr>
+              <w:t>; член КП Германии</w:t>
+            </w:r>
+            <w:r>
+              <w:rPr>
+                <w:rFonts w:ascii="Arial" w:hAnsi="Arial" w:cs="Arial"/>
+                <w:sz w:val="16"/>
+                <w:szCs w:val="16"/>
+                <w:lang w:val="ru-RU"/>
+              </w:rPr>
+              <w:t xml:space="preserve"> – </w:t>
+            </w:r>
+            <w:r>
+              <w:rPr>
+                <w:rFonts w:ascii="Arial" w:hAnsi="Arial" w:cs="Arial"/>
+                <w:sz w:val="16"/>
+                <w:szCs w:val="16"/>
+                <w:lang w:val="ru-RU"/>
+              </w:rPr>
+              <w:t>1.</w:t>
             </w:r>
           </w:p>
           <w:p>
@@ -882,27 +996,16 @@
                 <w:u w:val="single"/>
                 <w:lang w:val="ru-RU"/>
               </w:rPr>
-              <w:t>Профессия/социальная страта</w:t>
-            </w:r>
-            <w:r>
-              <w:rPr>
-                <w:rFonts w:ascii="Arial" w:hAnsi="Arial" w:cs="Arial"/>
-                <w:b/>
-                <w:bCs/>
-                <w:sz w:val="16"/>
-                <w:szCs w:val="16"/>
-                <w:lang w:val="ru-RU"/>
-              </w:rPr>
-              <w:t>:</w:t>
-            </w:r>
-            <w:r>
-              <w:rPr>
-                <w:rFonts w:ascii="Arial" w:hAnsi="Arial" w:cs="Arial"/>
-                <w:sz w:val="16"/>
-                <w:szCs w:val="16"/>
-                <w:lang w:val="ru-RU"/>
-              </w:rPr>
-              <w:t xml:space="preserve"> домохозяйка</w:t>
+              <w:t>Образование</w:t>
+            </w:r>
+            <w:r>
+              <w:rPr>
+                <w:rFonts w:ascii="Arial" w:hAnsi="Arial" w:cs="Arial"/>
+                <w:sz w:val="16"/>
+                <w:szCs w:val="16"/>
+                <w:lang w:val="ru-RU"/>
+              </w:rPr>
+              <w:t>: среднее – 7; высшее</w:t>
             </w:r>
             <w:r>
               <w:rPr>
@@ -920,25 +1023,7 @@
                 <w:szCs w:val="16"/>
                 <w:lang w:val="ru-RU"/>
               </w:rPr>
-              <w:t>4; учитель</w:t>
-            </w:r>
-            <w:r>
-              <w:rPr>
-                <w:rFonts w:ascii="Arial" w:hAnsi="Arial" w:cs="Arial"/>
-                <w:sz w:val="16"/>
-                <w:szCs w:val="16"/>
-                <w:lang w:val="ru-RU"/>
-              </w:rPr>
-              <w:t xml:space="preserve"> – </w:t>
-            </w:r>
-            <w:r>
-              <w:rPr>
-                <w:rFonts w:ascii="Arial" w:hAnsi="Arial" w:cs="Arial"/>
-                <w:sz w:val="16"/>
-                <w:szCs w:val="16"/>
-                <w:lang w:val="ru-RU"/>
-              </w:rPr>
-              <w:t xml:space="preserve">2; акушерка; биохимик; бухгалтер; медсестра; студентка. </w:t>
+              <w:t>1; начальное – 1.</w:t>
             </w:r>
           </w:p>
           <w:p>
@@ -960,6 +1045,84 @@
                 <w:u w:val="single"/>
                 <w:lang w:val="ru-RU"/>
               </w:rPr>
+              <w:t>Профессия/социальная страта</w:t>
+            </w:r>
+            <w:r>
+              <w:rPr>
+                <w:rFonts w:ascii="Arial" w:hAnsi="Arial" w:cs="Arial"/>
+                <w:b/>
+                <w:bCs/>
+                <w:sz w:val="16"/>
+                <w:szCs w:val="16"/>
+                <w:lang w:val="ru-RU"/>
+              </w:rPr>
+              <w:t>:</w:t>
+            </w:r>
+            <w:r>
+              <w:rPr>
+                <w:rFonts w:ascii="Arial" w:hAnsi="Arial" w:cs="Arial"/>
+                <w:sz w:val="16"/>
+                <w:szCs w:val="16"/>
+                <w:lang w:val="ru-RU"/>
+              </w:rPr>
+              <w:t xml:space="preserve"> домохозяйка</w:t>
+            </w:r>
+            <w:r>
+              <w:rPr>
+                <w:rFonts w:ascii="Arial" w:hAnsi="Arial" w:cs="Arial"/>
+                <w:sz w:val="16"/>
+                <w:szCs w:val="16"/>
+                <w:lang w:val="ru-RU"/>
+              </w:rPr>
+              <w:t xml:space="preserve"> – </w:t>
+            </w:r>
+            <w:r>
+              <w:rPr>
+                <w:rFonts w:ascii="Arial" w:hAnsi="Arial" w:cs="Arial"/>
+                <w:sz w:val="16"/>
+                <w:szCs w:val="16"/>
+                <w:lang w:val="ru-RU"/>
+              </w:rPr>
+              <w:t>4; учитель</w:t>
+            </w:r>
+            <w:r>
+              <w:rPr>
+                <w:rFonts w:ascii="Arial" w:hAnsi="Arial" w:cs="Arial"/>
+                <w:sz w:val="16"/>
+                <w:szCs w:val="16"/>
+                <w:lang w:val="ru-RU"/>
+              </w:rPr>
+              <w:t xml:space="preserve"> – </w:t>
+            </w:r>
+            <w:r>
+              <w:rPr>
+                <w:rFonts w:ascii="Arial" w:hAnsi="Arial" w:cs="Arial"/>
+                <w:sz w:val="16"/>
+                <w:szCs w:val="16"/>
+                <w:lang w:val="ru-RU"/>
+              </w:rPr>
+              <w:t xml:space="preserve">2; акушерка; биохимик; бухгалтер; медсестра; студентка. </w:t>
+            </w:r>
+          </w:p>
+          <w:p>
+            <w:pPr>
+              <w:rPr>
+                <w:rFonts w:ascii="Arial" w:hAnsi="Arial" w:cs="Arial"/>
+                <w:sz w:val="16"/>
+                <w:szCs w:val="16"/>
+                <w:lang w:val="ru-RU"/>
+              </w:rPr>
+            </w:pPr>
+            <w:r>
+              <w:rPr>
+                <w:rFonts w:ascii="Arial" w:hAnsi="Arial" w:cs="Arial"/>
+                <w:b/>
+                <w:bCs/>
+                <w:sz w:val="16"/>
+                <w:szCs w:val="16"/>
+                <w:u w:val="single"/>
+                <w:lang w:val="ru-RU"/>
+              </w:rPr>
               <w:t>Известные места захоронений</w:t>
             </w:r>
             <w:r>
@@ -998,643 +1161,279 @@
               </w:rPr>
               <w:t>.</w:t>
             </w:r>
+          </w:p>
+          <w:p>
+            <w:pPr>
+              <w:rPr>
+                <w:rFonts w:ascii="Arial" w:hAnsi="Arial" w:cs="Arial"/>
+                <w:sz w:val="16"/>
+                <w:szCs w:val="16"/>
+                <w:lang w:val="ru-RU"/>
+              </w:rPr>
+            </w:pPr>
+          </w:p>
+          <w:p>
+            <w:pPr>
+              <w:rPr>
+                <w:rFonts w:ascii="Arial" w:hAnsi="Arial" w:cs="Arial"/>
+                <w:sz w:val="16"/>
+                <w:szCs w:val="16"/>
+                <w:lang w:val="ru-RU"/>
+              </w:rPr>
+            </w:pPr>
           </w:p>
         </w:tc>
       </w:tr>
     </w:tbl>
     <w:p>
       <w:pPr>
+        <w:jc w:val="center"/>
         <w:rPr>
           <w:rFonts w:hint="eastAsia"/>
           <w:lang w:val="ru-RU"/>
         </w:rPr>
       </w:pPr>
+      <w:r>
+        <w:rPr>
+          <w:rFonts w:ascii="Arial" w:hAnsi="Arial" w:cs="Arial"/>
+          <w:b/>
+          <w:bCs/>
+          <w:sz w:val="16"/>
+          <w:szCs w:val="16"/>
+          <w:lang w:val="ru-RU"/>
+        </w:rPr>
+        <w:t>ЧИСЛЕННОСТЬ РАССТРЕЛЯННЫХ ЖЕНЩИН ПО ГОДАМ с 19</w:t>
+      </w:r>
+      <w:r>
+        <w:rPr>
+          <w:rFonts w:ascii="Arial" w:hAnsi="Arial" w:cs="Arial"/>
+          <w:b/>
+          <w:bCs/>
+          <w:sz w:val="16"/>
+          <w:szCs w:val="16"/>
+          <w:lang w:val="ru-RU"/>
+        </w:rPr>
+        <w:t>37</w:t>
+      </w:r>
+      <w:r>
+        <w:rPr>
+          <w:rFonts w:ascii="Arial" w:hAnsi="Arial" w:cs="Arial"/>
+          <w:b/>
+          <w:bCs/>
+          <w:sz w:val="16"/>
+          <w:szCs w:val="16"/>
+          <w:lang w:val="ru-RU"/>
+        </w:rPr>
+        <w:t xml:space="preserve"> по 19</w:t>
+      </w:r>
+      <w:r>
+        <w:rPr>
+          <w:rFonts w:ascii="Arial" w:hAnsi="Arial" w:cs="Arial"/>
+          <w:b/>
+          <w:bCs/>
+          <w:sz w:val="16"/>
+          <w:szCs w:val="16"/>
+          <w:lang w:val="ru-RU"/>
+        </w:rPr>
+        <w:t>5</w:t>
+      </w:r>
+      <w:r>
+        <w:rPr>
+          <w:rFonts w:ascii="Arial" w:hAnsi="Arial" w:cs="Arial"/>
+          <w:b/>
+          <w:bCs/>
+          <w:sz w:val="16"/>
+          <w:szCs w:val="16"/>
+          <w:lang w:val="ru-RU"/>
+        </w:rPr>
+        <w:t>2 гг.</w:t>
+      </w:r>
     </w:p>
-    <w:tbl>
-      <w:tblPr>
-        <w:tblW w:w="8010" w:type="dxa"/>
-        <w:tblInd w:w="717" w:type="dxa"/>
-        <w:tblBorders>
-          <w:top w:val="single" w:sz="4" w:space="0" w:color="auto"/>
-          <w:left w:val="single" w:sz="4" w:space="0" w:color="auto"/>
-          <w:bottom w:val="single" w:sz="4" w:space="0" w:color="auto"/>
-          <w:right w:val="single" w:sz="4" w:space="0" w:color="auto"/>
-          <w:insideH w:val="single" w:sz="4" w:space="0" w:color="auto"/>
-          <w:insideV w:val="single" w:sz="4" w:space="0" w:color="auto"/>
-        </w:tblBorders>
-        <w:tblLayout w:type="fixed"/>
-        <w:tblCellMar>
-          <w:top w:w="28" w:type="dxa"/>
-          <w:left w:w="28" w:type="dxa"/>
-          <w:bottom w:w="28" w:type="dxa"/>
-          <w:right w:w="28" w:type="dxa"/>
-        </w:tblCellMar>
-        <w:tblLook w:val="0000" w:firstRow="0" w:lastRow="0" w:firstColumn="0" w:lastColumn="0" w:noHBand="0" w:noVBand="0"/>
-      </w:tblPr>
-      <w:tblGrid>
-        <w:gridCol w:w="1144"/>
-        <w:gridCol w:w="1144"/>
-        <w:gridCol w:w="1144"/>
-        <w:gridCol w:w="1145"/>
-        <w:gridCol w:w="1144"/>
-        <w:gridCol w:w="1144"/>
-        <w:gridCol w:w="1145"/>
-      </w:tblGrid>
-      <w:tr>
-        <w:tc>
-          <w:tcPr>
-            <w:tcW w:w="8010" w:type="dxa"/>
-            <w:gridSpan w:val="7"/>
-            <w:shd w:val="clear" w:color="auto" w:fill="auto"/>
-            <w:vAlign w:val="center"/>
-          </w:tcPr>
-          <w:p>
-            <w:pPr>
-              <w:pStyle w:val="TableContents"/>
-              <w:snapToGrid w:val="0"/>
-              <w:ind w:left="240" w:hanging="180"/>
-              <w:jc w:val="center"/>
-              <w:rPr>
-                <w:rFonts w:ascii="Arial" w:hAnsi="Arial" w:cs="Arial"/>
-                <w:sz w:val="16"/>
-                <w:szCs w:val="16"/>
-                <w:lang w:val="ru-RU"/>
-              </w:rPr>
-            </w:pPr>
-            <w:r>
-              <w:rPr>
-                <w:rFonts w:ascii="Arial" w:hAnsi="Arial" w:cs="Arial"/>
-                <w:b/>
-                <w:bCs/>
-                <w:sz w:val="16"/>
-                <w:szCs w:val="16"/>
-                <w:lang w:val="ru-RU"/>
-              </w:rPr>
-              <w:t>ЧИСЛЕННОСТЬ РАССТРЕЛЯННЫХ ЖЕНЩИН ПО ГОДАМ с</w:t>
-            </w:r>
-            <w:r>
-              <w:rPr>
-                <w:rFonts w:ascii="Arial" w:hAnsi="Arial" w:cs="Arial"/>
-                <w:b/>
-                <w:bCs/>
-                <w:sz w:val="16"/>
-                <w:szCs w:val="16"/>
-                <w:lang w:val="ru-RU"/>
-              </w:rPr>
-              <w:t xml:space="preserve"> </w:t>
-            </w:r>
-            <w:r>
-              <w:rPr>
-                <w:rFonts w:ascii="Arial" w:hAnsi="Arial" w:cs="Arial"/>
-                <w:b/>
-                <w:bCs/>
-                <w:sz w:val="16"/>
-                <w:szCs w:val="16"/>
-                <w:lang w:val="ru-RU"/>
-              </w:rPr>
-              <w:t>19</w:t>
-            </w:r>
-            <w:r>
-              <w:rPr>
-                <w:rFonts w:ascii="Arial" w:hAnsi="Arial" w:cs="Arial"/>
-                <w:b/>
-                <w:bCs/>
-                <w:sz w:val="16"/>
-                <w:szCs w:val="16"/>
-                <w:lang w:val="ru-RU"/>
-              </w:rPr>
-              <w:t>37</w:t>
-            </w:r>
-            <w:r>
-              <w:rPr>
-                <w:rFonts w:ascii="Arial" w:hAnsi="Arial" w:cs="Arial"/>
-                <w:b/>
-                <w:bCs/>
-                <w:sz w:val="16"/>
-                <w:szCs w:val="16"/>
-                <w:lang w:val="ru-RU"/>
-              </w:rPr>
-              <w:t xml:space="preserve"> по 19</w:t>
-            </w:r>
-            <w:r>
-              <w:rPr>
-                <w:rFonts w:ascii="Arial" w:hAnsi="Arial" w:cs="Arial"/>
-                <w:b/>
-                <w:bCs/>
-                <w:sz w:val="16"/>
-                <w:szCs w:val="16"/>
-                <w:lang w:val="ru-RU"/>
-              </w:rPr>
-              <w:t>5</w:t>
-            </w:r>
-            <w:r>
-              <w:rPr>
-                <w:rFonts w:ascii="Arial" w:hAnsi="Arial" w:cs="Arial"/>
-                <w:b/>
-                <w:bCs/>
-                <w:sz w:val="16"/>
-                <w:szCs w:val="16"/>
-                <w:lang w:val="ru-RU"/>
-              </w:rPr>
-              <w:t xml:space="preserve">2 </w:t>
-            </w:r>
-            <w:r>
-              <w:rPr>
-                <w:rFonts w:ascii="Arial" w:hAnsi="Arial" w:cs="Arial"/>
-                <w:b/>
-                <w:bCs/>
-                <w:sz w:val="16"/>
-                <w:szCs w:val="16"/>
-                <w:lang w:val="ru-RU"/>
-              </w:rPr>
-              <w:t>гг</w:t>
-            </w:r>
-            <w:r>
-              <w:rPr>
-                <w:rFonts w:ascii="Arial" w:hAnsi="Arial" w:cs="Arial"/>
-                <w:b/>
-                <w:bCs/>
-                <w:sz w:val="16"/>
-                <w:szCs w:val="16"/>
-                <w:lang w:val="ru-RU"/>
-              </w:rPr>
-              <w:t>.</w:t>
-            </w:r>
-          </w:p>
-        </w:tc>
-      </w:tr>
-      <w:tr>
-        <w:trPr>
-          <w:trHeight w:val="152"/>
-        </w:trPr>
-        <w:tc>
-          <w:tcPr>
-            <w:tcW w:w="1144" w:type="dxa"/>
-            <w:shd w:val="clear" w:color="auto" w:fill="auto"/>
-            <w:vAlign w:val="center"/>
-          </w:tcPr>
-          <w:p>
-            <w:pPr>
-              <w:pStyle w:val="BodyText"/>
-              <w:pBdr>
-                <w:top w:val="none" w:sz="0" w:space="0" w:color="000000"/>
-                <w:left w:val="none" w:sz="0" w:space="0" w:color="000000"/>
-                <w:bottom w:val="none" w:sz="0" w:space="0" w:color="000000"/>
-                <w:right w:val="none" w:sz="0" w:space="0" w:color="000000"/>
-              </w:pBdr>
-              <w:snapToGrid w:val="0"/>
-              <w:spacing w:after="0"/>
-              <w:jc w:val="center"/>
-              <w:rPr>
-                <w:rFonts w:ascii="Arial" w:hAnsi="Arial" w:cs="Arial"/>
-                <w:b/>
-                <w:sz w:val="16"/>
-                <w:szCs w:val="16"/>
-              </w:rPr>
-            </w:pPr>
-            <w:r>
-              <w:rPr>
-                <w:rFonts w:ascii="Arial" w:hAnsi="Arial" w:cs="Arial"/>
-                <w:b/>
-                <w:sz w:val="16"/>
-                <w:szCs w:val="16"/>
-                <w:lang w:val="ru-RU"/>
-              </w:rPr>
-              <w:t>1937</w:t>
-            </w:r>
-          </w:p>
-        </w:tc>
-        <w:tc>
-          <w:tcPr>
-            <w:tcW w:w="1144" w:type="dxa"/>
-            <w:shd w:val="clear" w:color="auto" w:fill="auto"/>
-            <w:vAlign w:val="center"/>
-          </w:tcPr>
-          <w:p>
-            <w:pPr>
-              <w:pStyle w:val="BodyText"/>
-              <w:pBdr>
-                <w:top w:val="none" w:sz="0" w:space="0" w:color="000000"/>
-                <w:left w:val="none" w:sz="0" w:space="0" w:color="000000"/>
-                <w:bottom w:val="none" w:sz="0" w:space="0" w:color="000000"/>
-                <w:right w:val="none" w:sz="0" w:space="0" w:color="000000"/>
-              </w:pBdr>
-              <w:snapToGrid w:val="0"/>
-              <w:spacing w:after="0"/>
-              <w:jc w:val="center"/>
-              <w:rPr>
-                <w:rFonts w:ascii="Arial" w:hAnsi="Arial" w:cs="Arial"/>
-                <w:b/>
-                <w:sz w:val="16"/>
-                <w:szCs w:val="16"/>
-              </w:rPr>
-            </w:pPr>
-            <w:r>
-              <w:rPr>
-                <w:rFonts w:ascii="Arial" w:hAnsi="Arial" w:cs="Arial"/>
-                <w:b/>
-                <w:sz w:val="16"/>
-                <w:szCs w:val="16"/>
-                <w:lang w:val="ru-RU"/>
-              </w:rPr>
-              <w:t>1938</w:t>
-            </w:r>
-          </w:p>
-        </w:tc>
-        <w:tc>
-          <w:tcPr>
-            <w:tcW w:w="1144" w:type="dxa"/>
-            <w:shd w:val="clear" w:color="auto" w:fill="auto"/>
-            <w:vAlign w:val="center"/>
-          </w:tcPr>
-          <w:p>
-            <w:pPr>
-              <w:pStyle w:val="BodyText"/>
-              <w:pBdr>
-                <w:top w:val="none" w:sz="0" w:space="0" w:color="000000"/>
-                <w:left w:val="none" w:sz="0" w:space="0" w:color="000000"/>
-                <w:bottom w:val="none" w:sz="0" w:space="0" w:color="000000"/>
-                <w:right w:val="none" w:sz="0" w:space="0" w:color="000000"/>
-              </w:pBdr>
-              <w:snapToGrid w:val="0"/>
-              <w:spacing w:after="0"/>
-              <w:jc w:val="center"/>
-              <w:rPr>
-                <w:rFonts w:ascii="Arial" w:hAnsi="Arial" w:cs="Arial"/>
-                <w:b/>
-                <w:sz w:val="16"/>
-                <w:szCs w:val="16"/>
-              </w:rPr>
-            </w:pPr>
-            <w:r>
-              <w:rPr>
-                <w:rFonts w:ascii="Arial" w:hAnsi="Arial" w:cs="Arial"/>
-                <w:b/>
-                <w:sz w:val="16"/>
-                <w:szCs w:val="16"/>
-                <w:lang w:val="ru-RU"/>
-              </w:rPr>
-              <w:t>1942</w:t>
-            </w:r>
-          </w:p>
-        </w:tc>
-        <w:tc>
-          <w:tcPr>
-            <w:tcW w:w="1145" w:type="dxa"/>
-            <w:shd w:val="clear" w:color="auto" w:fill="auto"/>
-            <w:vAlign w:val="center"/>
-          </w:tcPr>
-          <w:p>
-            <w:pPr>
-              <w:pStyle w:val="BodyText"/>
-              <w:pBdr>
-                <w:top w:val="none" w:sz="0" w:space="0" w:color="000000"/>
-                <w:left w:val="none" w:sz="0" w:space="0" w:color="000000"/>
-                <w:bottom w:val="none" w:sz="0" w:space="0" w:color="000000"/>
-                <w:right w:val="none" w:sz="0" w:space="0" w:color="000000"/>
-              </w:pBdr>
-              <w:snapToGrid w:val="0"/>
-              <w:spacing w:after="0"/>
-              <w:jc w:val="center"/>
-              <w:rPr>
-                <w:rFonts w:ascii="Arial" w:hAnsi="Arial" w:cs="Arial"/>
-                <w:b/>
-                <w:sz w:val="16"/>
-                <w:szCs w:val="16"/>
-                <w:lang w:val="ru-RU"/>
-              </w:rPr>
-            </w:pPr>
-            <w:r>
-              <w:rPr>
-                <w:rFonts w:ascii="Arial" w:hAnsi="Arial" w:cs="Arial"/>
-                <w:b/>
-                <w:sz w:val="16"/>
-                <w:szCs w:val="16"/>
-                <w:lang w:val="ru-RU"/>
-              </w:rPr>
-              <w:t>1943</w:t>
-            </w:r>
-          </w:p>
-        </w:tc>
-        <w:tc>
-          <w:tcPr>
-            <w:tcW w:w="1144" w:type="dxa"/>
-            <w:shd w:val="clear" w:color="auto" w:fill="auto"/>
-            <w:vAlign w:val="center"/>
-          </w:tcPr>
-          <w:p>
-            <w:pPr>
-              <w:pStyle w:val="BodyText"/>
-              <w:pBdr>
-                <w:top w:val="none" w:sz="0" w:space="0" w:color="000000"/>
-                <w:left w:val="none" w:sz="0" w:space="0" w:color="000000"/>
-                <w:bottom w:val="none" w:sz="0" w:space="0" w:color="000000"/>
-                <w:right w:val="none" w:sz="0" w:space="0" w:color="000000"/>
-              </w:pBdr>
-              <w:snapToGrid w:val="0"/>
-              <w:spacing w:after="0"/>
-              <w:jc w:val="center"/>
-              <w:rPr>
-                <w:rFonts w:ascii="Arial" w:hAnsi="Arial" w:cs="Arial"/>
-                <w:b/>
-                <w:sz w:val="16"/>
-                <w:szCs w:val="16"/>
-              </w:rPr>
-            </w:pPr>
-            <w:r>
-              <w:rPr>
-                <w:rFonts w:ascii="Arial" w:hAnsi="Arial" w:cs="Arial"/>
-                <w:b/>
-                <w:sz w:val="16"/>
-                <w:szCs w:val="16"/>
-                <w:lang w:val="ru-RU"/>
-              </w:rPr>
-              <w:t>1950</w:t>
-            </w:r>
-          </w:p>
-        </w:tc>
-        <w:tc>
-          <w:tcPr>
-            <w:tcW w:w="1144" w:type="dxa"/>
-            <w:shd w:val="clear" w:color="auto" w:fill="auto"/>
-            <w:vAlign w:val="center"/>
-          </w:tcPr>
-          <w:p>
-            <w:pPr>
-              <w:pStyle w:val="BodyText"/>
-              <w:pBdr>
-                <w:top w:val="none" w:sz="0" w:space="0" w:color="000000"/>
-                <w:left w:val="none" w:sz="0" w:space="0" w:color="000000"/>
-                <w:bottom w:val="none" w:sz="0" w:space="0" w:color="000000"/>
-                <w:right w:val="none" w:sz="0" w:space="0" w:color="000000"/>
-              </w:pBdr>
-              <w:snapToGrid w:val="0"/>
-              <w:spacing w:after="0"/>
-              <w:jc w:val="center"/>
-              <w:rPr>
-                <w:rFonts w:ascii="Arial" w:hAnsi="Arial" w:cs="Arial"/>
-                <w:b/>
-                <w:sz w:val="16"/>
-                <w:szCs w:val="16"/>
-              </w:rPr>
-            </w:pPr>
-            <w:r>
-              <w:rPr>
-                <w:rFonts w:ascii="Arial" w:hAnsi="Arial" w:cs="Arial"/>
-                <w:b/>
-                <w:sz w:val="16"/>
-                <w:szCs w:val="16"/>
-                <w:lang w:val="ru-RU"/>
-              </w:rPr>
-              <w:t>1951</w:t>
-            </w:r>
-          </w:p>
-        </w:tc>
-        <w:tc>
-          <w:tcPr>
-            <w:tcW w:w="1145" w:type="dxa"/>
-            <w:shd w:val="clear" w:color="auto" w:fill="auto"/>
-            <w:vAlign w:val="center"/>
-          </w:tcPr>
-          <w:p>
-            <w:pPr>
-              <w:pStyle w:val="BodyText"/>
-              <w:pBdr>
-                <w:top w:val="none" w:sz="0" w:space="0" w:color="000000"/>
-                <w:left w:val="none" w:sz="0" w:space="0" w:color="000000"/>
-                <w:bottom w:val="none" w:sz="0" w:space="0" w:color="000000"/>
-                <w:right w:val="none" w:sz="0" w:space="0" w:color="000000"/>
-              </w:pBdr>
-              <w:snapToGrid w:val="0"/>
-              <w:spacing w:after="0"/>
-              <w:jc w:val="center"/>
-              <w:rPr>
-                <w:rFonts w:ascii="Arial" w:hAnsi="Arial" w:cs="Arial"/>
-                <w:b/>
-                <w:sz w:val="16"/>
-                <w:szCs w:val="16"/>
-              </w:rPr>
-            </w:pPr>
-            <w:r>
-              <w:rPr>
-                <w:rFonts w:ascii="Arial" w:hAnsi="Arial" w:cs="Arial"/>
-                <w:b/>
-                <w:sz w:val="16"/>
-                <w:szCs w:val="16"/>
-                <w:lang w:val="ru-RU"/>
-              </w:rPr>
-              <w:t>1952</w:t>
-            </w:r>
-          </w:p>
-        </w:tc>
-      </w:tr>
-      <w:tr>
-        <w:tc>
-          <w:tcPr>
-            <w:tcW w:w="1144" w:type="dxa"/>
-            <w:shd w:val="clear" w:color="auto" w:fill="auto"/>
-            <w:vAlign w:val="center"/>
-          </w:tcPr>
-          <w:p>
-            <w:pPr>
-              <w:pStyle w:val="TableContents"/>
-              <w:snapToGrid w:val="0"/>
-              <w:jc w:val="center"/>
-              <w:rPr>
-                <w:rFonts w:ascii="Arial" w:hAnsi="Arial" w:cs="Arial"/>
-                <w:sz w:val="16"/>
-                <w:szCs w:val="16"/>
-                <w:lang w:val="ru-RU"/>
-              </w:rPr>
-            </w:pPr>
-            <w:r>
-              <w:rPr>
-                <w:rFonts w:ascii="Arial" w:hAnsi="Arial" w:cs="Arial"/>
-                <w:sz w:val="16"/>
-                <w:szCs w:val="16"/>
-                <w:lang w:val="ru-RU"/>
-              </w:rPr>
-              <w:t>3</w:t>
-            </w:r>
-          </w:p>
-        </w:tc>
-        <w:tc>
-          <w:tcPr>
-            <w:tcW w:w="1144" w:type="dxa"/>
-            <w:shd w:val="clear" w:color="auto" w:fill="auto"/>
-            <w:vAlign w:val="center"/>
-          </w:tcPr>
-          <w:p>
-            <w:pPr>
-              <w:pStyle w:val="TableContents"/>
-              <w:snapToGrid w:val="0"/>
-              <w:jc w:val="center"/>
-              <w:rPr>
-                <w:rFonts w:ascii="Arial" w:hAnsi="Arial" w:cs="Arial"/>
-                <w:sz w:val="16"/>
-                <w:szCs w:val="16"/>
-                <w:lang w:val="ru-RU"/>
-              </w:rPr>
-            </w:pPr>
-            <w:r>
-              <w:rPr>
-                <w:rFonts w:ascii="Arial" w:hAnsi="Arial" w:cs="Arial"/>
-                <w:sz w:val="16"/>
-                <w:szCs w:val="16"/>
-                <w:lang w:val="ru-RU"/>
-              </w:rPr>
-              <w:t>7</w:t>
-            </w:r>
-          </w:p>
-        </w:tc>
-        <w:tc>
-          <w:tcPr>
-            <w:tcW w:w="1144" w:type="dxa"/>
-            <w:shd w:val="clear" w:color="auto" w:fill="auto"/>
-            <w:vAlign w:val="center"/>
-          </w:tcPr>
-          <w:p>
-            <w:pPr>
-              <w:pStyle w:val="TableContents"/>
-              <w:snapToGrid w:val="0"/>
-              <w:jc w:val="center"/>
-              <w:rPr>
-                <w:rFonts w:ascii="Arial" w:hAnsi="Arial" w:cs="Arial"/>
-                <w:sz w:val="16"/>
-                <w:szCs w:val="16"/>
-                <w:lang w:val="ru-RU"/>
-              </w:rPr>
-            </w:pPr>
-            <w:r>
-              <w:rPr>
-                <w:rFonts w:ascii="Arial" w:hAnsi="Arial" w:cs="Arial"/>
-                <w:sz w:val="16"/>
-                <w:szCs w:val="16"/>
-                <w:lang w:val="ru-RU"/>
-              </w:rPr>
-              <w:t>1</w:t>
-            </w:r>
-          </w:p>
-        </w:tc>
-        <w:tc>
-          <w:tcPr>
-            <w:tcW w:w="1145" w:type="dxa"/>
-            <w:shd w:val="clear" w:color="auto" w:fill="auto"/>
-            <w:vAlign w:val="center"/>
-          </w:tcPr>
-          <w:p>
-            <w:pPr>
-              <w:pStyle w:val="TableContents"/>
-              <w:snapToGrid w:val="0"/>
-              <w:jc w:val="center"/>
-              <w:rPr>
-                <w:rFonts w:ascii="Arial" w:hAnsi="Arial" w:cs="Arial"/>
-                <w:sz w:val="16"/>
-                <w:szCs w:val="16"/>
-              </w:rPr>
-            </w:pPr>
-            <w:r>
-              <w:rPr>
-                <w:rFonts w:ascii="Arial" w:hAnsi="Arial" w:cs="Arial"/>
-                <w:sz w:val="16"/>
-                <w:szCs w:val="16"/>
-                <w:lang w:val="ru-RU"/>
-              </w:rPr>
-              <w:t>1</w:t>
-            </w:r>
-          </w:p>
-        </w:tc>
-        <w:tc>
-          <w:tcPr>
-            <w:tcW w:w="1144" w:type="dxa"/>
-            <w:shd w:val="clear" w:color="auto" w:fill="auto"/>
-            <w:vAlign w:val="center"/>
-          </w:tcPr>
-          <w:p>
-            <w:pPr>
-              <w:pStyle w:val="TableContents"/>
-              <w:snapToGrid w:val="0"/>
-              <w:jc w:val="center"/>
-              <w:rPr>
-                <w:rFonts w:ascii="Arial" w:hAnsi="Arial" w:cs="Arial"/>
-                <w:sz w:val="16"/>
-                <w:szCs w:val="16"/>
-                <w:lang w:val="ru-RU"/>
-              </w:rPr>
-            </w:pPr>
-            <w:r>
-              <w:rPr>
-                <w:rFonts w:ascii="Arial" w:hAnsi="Arial" w:cs="Arial"/>
-                <w:sz w:val="16"/>
-                <w:szCs w:val="16"/>
-                <w:lang w:val="ru-RU"/>
-              </w:rPr>
-              <w:t>1</w:t>
-            </w:r>
-          </w:p>
-        </w:tc>
-        <w:tc>
-          <w:tcPr>
-            <w:tcW w:w="1144" w:type="dxa"/>
-            <w:shd w:val="clear" w:color="auto" w:fill="auto"/>
-            <w:vAlign w:val="center"/>
-          </w:tcPr>
-          <w:p>
-            <w:pPr>
-              <w:pStyle w:val="TableContents"/>
-              <w:snapToGrid w:val="0"/>
-              <w:jc w:val="center"/>
-              <w:rPr>
-                <w:rFonts w:ascii="Arial" w:hAnsi="Arial" w:cs="Arial"/>
-                <w:sz w:val="16"/>
-                <w:szCs w:val="16"/>
-                <w:lang w:val="ru-RU"/>
-              </w:rPr>
-            </w:pPr>
-            <w:r>
-              <w:rPr>
-                <w:rFonts w:ascii="Arial" w:hAnsi="Arial" w:cs="Arial"/>
-                <w:sz w:val="16"/>
-                <w:szCs w:val="16"/>
-                <w:lang w:val="ru-RU"/>
-              </w:rPr>
-              <w:t>4</w:t>
-            </w:r>
-          </w:p>
-        </w:tc>
-        <w:tc>
-          <w:tcPr>
-            <w:tcW w:w="1145" w:type="dxa"/>
-            <w:shd w:val="clear" w:color="auto" w:fill="auto"/>
-            <w:vAlign w:val="center"/>
-          </w:tcPr>
-          <w:p>
-            <w:pPr>
-              <w:pStyle w:val="TableContents"/>
-              <w:snapToGrid w:val="0"/>
-              <w:jc w:val="center"/>
-              <w:rPr>
-                <w:rFonts w:ascii="Arial" w:hAnsi="Arial" w:cs="Arial"/>
-                <w:sz w:val="16"/>
-                <w:szCs w:val="16"/>
-                <w:lang w:val="ru-RU"/>
-              </w:rPr>
-            </w:pPr>
-            <w:r>
-              <w:rPr>
-                <w:rFonts w:ascii="Arial" w:hAnsi="Arial" w:cs="Arial"/>
-                <w:sz w:val="16"/>
-                <w:szCs w:val="16"/>
-                <w:lang w:val="ru-RU"/>
-              </w:rPr>
-              <w:t>1</w:t>
-            </w:r>
-          </w:p>
-        </w:tc>
-      </w:tr>
-    </w:tbl>
     <w:p>
       <w:pPr>
+        <w:jc w:val="center"/>
+        <w:rPr>
+          <w:rFonts w:ascii="Arial" w:hAnsi="Arial" w:cs="Arial"/>
+          <w:sz w:val="16"/>
+          <w:szCs w:val="16"/>
+          <w:lang w:val="ru-RU"/>
+        </w:rPr>
+      </w:pPr>
+      <w:r>
+        <w:rPr>
+          <w:noProof/>
+        </w:rPr>
+        <w:drawing>
+          <wp:inline distT="0" distB="0" distL="0" distR="0" wp14:anchorId="3FE28FE1" wp14:editId="71B66F85">
+            <wp:extent cx="4129253" cy="2161189"/>
+            <wp:effectExtent l="0" t="0" r="5080" b="10795"/>
+            <wp:docPr id="1224251232" name="Chart 1">
+              <a:extLst xmlns:a="http://schemas.openxmlformats.org/drawingml/2006/main">
+                <a:ext uri="{FF2B5EF4-FFF2-40B4-BE49-F238E27FC236}">
+                  <a16:creationId xmlns:a16="http://schemas.microsoft.com/office/drawing/2014/main" id="{C82AAA16-A2AC-4E7E-99A6-D9A0FDB642F3}"/>
+                </a:ext>
+              </a:extLst>
+            </wp:docPr>
+            <wp:cNvGraphicFramePr/>
+            <a:graphic xmlns:a="http://schemas.openxmlformats.org/drawingml/2006/main">
+              <a:graphicData uri="http://schemas.openxmlformats.org/drawingml/2006/chart">
+                <c:chart xmlns:c="http://schemas.openxmlformats.org/drawingml/2006/chart" xmlns:r="http://schemas.openxmlformats.org/officeDocument/2006/relationships" r:id="rId5"/>
+              </a:graphicData>
+            </a:graphic>
+          </wp:inline>
+        </w:drawing>
+      </w:r>
+    </w:p>
+    <w:p>
+      <w:pPr>
+        <w:jc w:val="center"/>
+        <w:rPr>
+          <w:rFonts w:ascii="Arial" w:hAnsi="Arial" w:cs="Arial"/>
+          <w:sz w:val="16"/>
+          <w:szCs w:val="16"/>
+          <w:lang w:val="ru-RU"/>
+        </w:rPr>
+      </w:pPr>
+    </w:p>
+    <w:p>
+      <w:pPr>
+        <w:jc w:val="center"/>
+        <w:rPr>
+          <w:rFonts w:ascii="Arial" w:hAnsi="Arial" w:cs="Arial"/>
+          <w:b/>
+          <w:bCs/>
+          <w:sz w:val="16"/>
+          <w:szCs w:val="16"/>
+          <w:lang w:val="ru-RU"/>
+        </w:rPr>
+      </w:pPr>
+      <w:r>
+        <w:rPr>
+          <w:rFonts w:ascii="Arial" w:hAnsi="Arial" w:cs="Arial"/>
+          <w:b/>
+          <w:bCs/>
+          <w:sz w:val="16"/>
+          <w:szCs w:val="16"/>
+          <w:lang w:val="ru-RU"/>
+        </w:rPr>
+        <w:t>ЧИСЛЕННОСТЬ</w:t>
+      </w:r>
+      <w:r>
+        <w:rPr>
+          <w:rFonts w:ascii="Arial" w:hAnsi="Arial" w:cs="Arial"/>
+          <w:b/>
+          <w:bCs/>
+          <w:sz w:val="16"/>
+          <w:szCs w:val="16"/>
+          <w:lang w:val="ru-RU"/>
+        </w:rPr>
+        <w:t xml:space="preserve"> </w:t>
+      </w:r>
+      <w:r>
+        <w:rPr>
+          <w:rFonts w:ascii="Arial" w:hAnsi="Arial" w:cs="Arial"/>
+          <w:b/>
+          <w:bCs/>
+          <w:sz w:val="16"/>
+          <w:szCs w:val="16"/>
+          <w:lang w:val="ru-RU"/>
+        </w:rPr>
+        <w:t xml:space="preserve">РАССТРЕЛЯННЫХ ЖЕНЩИН </w:t>
+      </w:r>
+      <w:r>
+        <w:rPr>
+          <w:rFonts w:ascii="Arial" w:hAnsi="Arial" w:cs="Arial"/>
+          <w:b/>
+          <w:bCs/>
+          <w:sz w:val="16"/>
+          <w:szCs w:val="16"/>
+          <w:lang w:val="ru-RU"/>
+        </w:rPr>
+        <w:t xml:space="preserve">ПО </w:t>
+      </w:r>
+      <w:r>
+        <w:rPr>
+          <w:rFonts w:ascii="Arial" w:hAnsi="Arial" w:cs="Arial"/>
+          <w:b/>
+          <w:bCs/>
+          <w:sz w:val="16"/>
+          <w:szCs w:val="16"/>
+          <w:lang w:val="ru-RU"/>
+        </w:rPr>
+        <w:t>ВОЗРАСТНА</w:t>
+      </w:r>
+      <w:r>
+        <w:rPr>
+          <w:rFonts w:ascii="Arial" w:hAnsi="Arial" w:cs="Arial"/>
+          <w:b/>
+          <w:bCs/>
+          <w:sz w:val="16"/>
+          <w:szCs w:val="16"/>
+          <w:lang w:val="ru-RU"/>
+        </w:rPr>
+        <w:t xml:space="preserve">М </w:t>
+      </w:r>
+      <w:r>
+        <w:rPr>
+          <w:rFonts w:ascii="Arial" w:hAnsi="Arial" w:cs="Arial"/>
+          <w:b/>
+          <w:bCs/>
+          <w:sz w:val="16"/>
+          <w:szCs w:val="16"/>
+          <w:lang w:val="ru-RU"/>
+        </w:rPr>
+        <w:t>с 1937 по 1952 гг.</w:t>
+      </w:r>
+    </w:p>
+    <w:p>
+      <w:pPr>
+        <w:jc w:val="center"/>
+        <w:rPr>
+          <w:rFonts w:ascii="Arial" w:hAnsi="Arial" w:cs="Arial"/>
+          <w:sz w:val="16"/>
+          <w:szCs w:val="16"/>
+          <w:lang w:val="ru-RU"/>
+        </w:rPr>
+      </w:pPr>
+      <w:r>
+        <w:rPr>
+          <w:noProof/>
+        </w:rPr>
+        <w:drawing>
+          <wp:inline distT="0" distB="0" distL="0" distR="0" wp14:anchorId="5A58B867" wp14:editId="18A739B0">
+            <wp:extent cx="4212612" cy="2095500"/>
+            <wp:effectExtent l="0" t="0" r="16510" b="0"/>
+            <wp:docPr id="784575201" name="Chart 1">
+              <a:extLst xmlns:a="http://schemas.openxmlformats.org/drawingml/2006/main">
+                <a:ext uri="{FF2B5EF4-FFF2-40B4-BE49-F238E27FC236}">
+                  <a16:creationId xmlns:a16="http://schemas.microsoft.com/office/drawing/2014/main" id="{D630E881-9947-4CB8-90A4-9C537482CEBA}"/>
+                </a:ext>
+              </a:extLst>
+            </wp:docPr>
+            <wp:cNvGraphicFramePr/>
+            <a:graphic xmlns:a="http://schemas.openxmlformats.org/drawingml/2006/main">
+              <a:graphicData uri="http://schemas.openxmlformats.org/drawingml/2006/chart">
+                <c:chart xmlns:c="http://schemas.openxmlformats.org/drawingml/2006/chart" xmlns:r="http://schemas.openxmlformats.org/officeDocument/2006/relationships" r:id="rId6"/>
+              </a:graphicData>
+            </a:graphic>
+          </wp:inline>
+        </w:drawing>
+      </w:r>
+    </w:p>
+    <w:p>
+      <w:pPr>
+        <w:jc w:val="center"/>
+        <w:rPr>
+          <w:rFonts w:ascii="Arial" w:hAnsi="Arial" w:cs="Arial"/>
+          <w:sz w:val="16"/>
+          <w:szCs w:val="16"/>
+          <w:lang w:val="ru-RU"/>
+        </w:rPr>
+      </w:pPr>
+    </w:p>
+    <w:p>
+      <w:pPr>
+        <w:jc w:val="center"/>
         <w:rPr>
           <w:rFonts w:ascii="Arial" w:hAnsi="Arial" w:cs="Arial"/>
           <w:sz w:val="16"/>
@@ -1653,674 +1452,6 @@
         </w:rPr>
       </w:pPr>
     </w:p>
-    <w:tbl>
-      <w:tblPr>
-        <w:tblW w:w="8030" w:type="dxa"/>
-        <w:tblInd w:w="717" w:type="dxa"/>
-        <w:tblBorders>
-          <w:top w:val="single" w:sz="4" w:space="0" w:color="auto"/>
-          <w:left w:val="single" w:sz="4" w:space="0" w:color="auto"/>
-          <w:bottom w:val="single" w:sz="4" w:space="0" w:color="auto"/>
-          <w:right w:val="single" w:sz="4" w:space="0" w:color="auto"/>
-          <w:insideH w:val="single" w:sz="4" w:space="0" w:color="auto"/>
-          <w:insideV w:val="single" w:sz="4" w:space="0" w:color="auto"/>
-        </w:tblBorders>
-        <w:tblLayout w:type="fixed"/>
-        <w:tblCellMar>
-          <w:top w:w="28" w:type="dxa"/>
-          <w:left w:w="28" w:type="dxa"/>
-          <w:bottom w:w="28" w:type="dxa"/>
-          <w:right w:w="28" w:type="dxa"/>
-        </w:tblCellMar>
-        <w:tblLook w:val="0000" w:firstRow="0" w:lastRow="0" w:firstColumn="0" w:lastColumn="0" w:noHBand="0" w:noVBand="0"/>
-      </w:tblPr>
-      <w:tblGrid>
-        <w:gridCol w:w="1147"/>
-        <w:gridCol w:w="1147"/>
-        <w:gridCol w:w="1147"/>
-        <w:gridCol w:w="1147"/>
-        <w:gridCol w:w="1147"/>
-        <w:gridCol w:w="1147"/>
-        <w:gridCol w:w="1148"/>
-      </w:tblGrid>
-      <w:tr>
-        <w:tc>
-          <w:tcPr>
-            <w:tcW w:w="8030" w:type="dxa"/>
-            <w:gridSpan w:val="7"/>
-            <w:shd w:val="clear" w:color="auto" w:fill="auto"/>
-            <w:vAlign w:val="center"/>
-          </w:tcPr>
-          <w:p>
-            <w:pPr>
-              <w:pStyle w:val="TableContents"/>
-              <w:snapToGrid w:val="0"/>
-              <w:jc w:val="center"/>
-              <w:rPr>
-                <w:rFonts w:ascii="Arial" w:hAnsi="Arial" w:cs="Arial"/>
-                <w:b/>
-                <w:bCs/>
-                <w:sz w:val="16"/>
-                <w:szCs w:val="16"/>
-                <w:lang w:val="ru-RU"/>
-              </w:rPr>
-            </w:pPr>
-            <w:r>
-              <w:rPr>
-                <w:rFonts w:ascii="Arial" w:hAnsi="Arial" w:cs="Arial"/>
-                <w:b/>
-                <w:bCs/>
-                <w:sz w:val="16"/>
-                <w:szCs w:val="16"/>
-                <w:lang w:val="ru-RU"/>
-              </w:rPr>
-              <w:t xml:space="preserve">ВОЗРАСТНАЯ ТАБЛИЦА / ЧИСЛО РАССТРЕЛЯННЫХ </w:t>
-            </w:r>
-            <w:r>
-              <w:rPr>
-                <w:rFonts w:ascii="Arial" w:hAnsi="Arial" w:cs="Arial"/>
-                <w:b/>
-                <w:bCs/>
-                <w:sz w:val="16"/>
-                <w:szCs w:val="16"/>
-                <w:lang w:val="ru-RU"/>
-              </w:rPr>
-              <w:t>ЖЕНЩИН</w:t>
-            </w:r>
-            <w:r>
-              <w:rPr>
-                <w:rFonts w:ascii="Arial" w:hAnsi="Arial" w:cs="Arial"/>
-                <w:b/>
-                <w:bCs/>
-                <w:sz w:val="16"/>
-                <w:szCs w:val="16"/>
-                <w:lang w:val="ru-RU"/>
-              </w:rPr>
-              <w:t xml:space="preserve"> с 1937 по 19</w:t>
-            </w:r>
-            <w:r>
-              <w:rPr>
-                <w:rFonts w:ascii="Arial" w:hAnsi="Arial" w:cs="Arial"/>
-                <w:b/>
-                <w:bCs/>
-                <w:sz w:val="16"/>
-                <w:szCs w:val="16"/>
-                <w:lang w:val="ru-RU"/>
-              </w:rPr>
-              <w:t>5</w:t>
-            </w:r>
-            <w:r>
-              <w:rPr>
-                <w:rFonts w:ascii="Arial" w:hAnsi="Arial" w:cs="Arial"/>
-                <w:b/>
-                <w:bCs/>
-                <w:sz w:val="16"/>
-                <w:szCs w:val="16"/>
-                <w:lang w:val="ru-RU"/>
-              </w:rPr>
-              <w:t>2</w:t>
-            </w:r>
-            <w:r>
-              <w:rPr>
-                <w:rFonts w:ascii="Arial" w:hAnsi="Arial" w:cs="Arial"/>
-                <w:b/>
-                <w:bCs/>
-                <w:sz w:val="16"/>
-                <w:szCs w:val="16"/>
-                <w:lang w:val="ru-RU"/>
-              </w:rPr>
-              <w:t xml:space="preserve"> гг. </w:t>
-            </w:r>
-          </w:p>
-          <w:p>
-            <w:pPr>
-              <w:pStyle w:val="TableContents"/>
-              <w:snapToGrid w:val="0"/>
-              <w:jc w:val="center"/>
-              <w:rPr>
-                <w:rFonts w:ascii="Arial" w:hAnsi="Arial" w:cs="Arial"/>
-                <w:sz w:val="16"/>
-                <w:szCs w:val="16"/>
-                <w:lang w:val="ru-RU"/>
-              </w:rPr>
-            </w:pPr>
-            <w:r>
-              <w:rPr>
-                <w:rFonts w:ascii="Arial" w:hAnsi="Arial" w:cs="Arial"/>
-                <w:b/>
-                <w:bCs/>
-                <w:sz w:val="16"/>
-                <w:szCs w:val="16"/>
-                <w:lang w:val="ru-RU"/>
-              </w:rPr>
-              <w:t>(</w:t>
-            </w:r>
-            <w:r>
-              <w:rPr>
-                <w:rFonts w:ascii="Arial" w:hAnsi="Arial" w:cs="Arial"/>
-                <w:b/>
-                <w:bCs/>
-                <w:sz w:val="16"/>
-                <w:szCs w:val="16"/>
-                <w:lang w:val="ru-RU"/>
-              </w:rPr>
-              <w:t>В</w:t>
-            </w:r>
-            <w:r>
-              <w:rPr>
-                <w:rFonts w:ascii="Arial" w:hAnsi="Arial" w:cs="Arial"/>
-                <w:b/>
-                <w:bCs/>
-                <w:sz w:val="16"/>
-                <w:szCs w:val="16"/>
-                <w:lang w:val="ru-RU"/>
-              </w:rPr>
-              <w:t>озра</w:t>
-            </w:r>
-            <w:r>
-              <w:rPr>
-                <w:rFonts w:ascii="Arial" w:hAnsi="Arial" w:cs="Arial"/>
-                <w:b/>
-                <w:bCs/>
-                <w:sz w:val="16"/>
-                <w:szCs w:val="16"/>
-                <w:lang w:val="ru-RU"/>
-              </w:rPr>
-              <w:t>стной разброс:</w:t>
-            </w:r>
-            <w:r>
-              <w:rPr>
-                <w:rFonts w:ascii="Arial" w:hAnsi="Arial" w:cs="Arial"/>
-                <w:b/>
-                <w:bCs/>
-                <w:sz w:val="16"/>
-                <w:szCs w:val="16"/>
-                <w:lang w:val="ru-RU"/>
-              </w:rPr>
-              <w:t xml:space="preserve"> </w:t>
-            </w:r>
-            <w:r>
-              <w:rPr>
-                <w:rFonts w:ascii="Arial" w:hAnsi="Arial" w:cs="Arial"/>
-                <w:b/>
-                <w:bCs/>
-                <w:sz w:val="16"/>
-                <w:szCs w:val="16"/>
-                <w:lang w:val="ru-RU"/>
-              </w:rPr>
-              <w:t>2</w:t>
-            </w:r>
-            <w:r>
-              <w:rPr>
-                <w:rFonts w:ascii="Arial" w:hAnsi="Arial" w:cs="Arial"/>
-                <w:b/>
-                <w:bCs/>
-                <w:sz w:val="16"/>
-                <w:szCs w:val="16"/>
-                <w:lang w:val="ru-RU"/>
-              </w:rPr>
-              <w:t>4-6</w:t>
-            </w:r>
-            <w:r>
-              <w:rPr>
-                <w:rFonts w:ascii="Arial" w:hAnsi="Arial" w:cs="Arial"/>
-                <w:b/>
-                <w:bCs/>
-                <w:sz w:val="16"/>
-                <w:szCs w:val="16"/>
-                <w:lang w:val="ru-RU"/>
-              </w:rPr>
-              <w:t>4</w:t>
-            </w:r>
-            <w:r>
-              <w:rPr>
-                <w:rFonts w:ascii="Arial" w:hAnsi="Arial" w:cs="Arial"/>
-                <w:b/>
-                <w:bCs/>
-                <w:sz w:val="16"/>
-                <w:szCs w:val="16"/>
-                <w:lang w:val="ru-RU"/>
-              </w:rPr>
-              <w:t>)</w:t>
-            </w:r>
-          </w:p>
-        </w:tc>
-      </w:tr>
-      <w:tr>
-        <w:tc>
-          <w:tcPr>
-            <w:tcW w:w="1147" w:type="dxa"/>
-            <w:shd w:val="clear" w:color="auto" w:fill="auto"/>
-            <w:vAlign w:val="center"/>
-          </w:tcPr>
-          <w:p>
-            <w:pPr>
-              <w:pStyle w:val="TableContents"/>
-              <w:snapToGrid w:val="0"/>
-              <w:jc w:val="center"/>
-              <w:rPr>
-                <w:rFonts w:ascii="Arial" w:hAnsi="Arial" w:cs="Arial"/>
-                <w:sz w:val="16"/>
-                <w:szCs w:val="16"/>
-                <w:lang w:val="ru-RU"/>
-              </w:rPr>
-            </w:pPr>
-            <w:r>
-              <w:rPr>
-                <w:rFonts w:ascii="Arial" w:hAnsi="Arial" w:cs="Arial"/>
-                <w:sz w:val="16"/>
-                <w:szCs w:val="16"/>
-                <w:lang w:val="ru-RU"/>
-              </w:rPr>
-              <w:t>21-25</w:t>
-            </w:r>
-          </w:p>
-        </w:tc>
-        <w:tc>
-          <w:tcPr>
-            <w:tcW w:w="1147" w:type="dxa"/>
-            <w:shd w:val="clear" w:color="auto" w:fill="auto"/>
-            <w:vAlign w:val="center"/>
-          </w:tcPr>
-          <w:p>
-            <w:pPr>
-              <w:pStyle w:val="TableContents"/>
-              <w:snapToGrid w:val="0"/>
-              <w:jc w:val="center"/>
-              <w:rPr>
-                <w:rFonts w:ascii="Arial" w:hAnsi="Arial" w:cs="Arial"/>
-                <w:sz w:val="16"/>
-                <w:szCs w:val="16"/>
-                <w:lang w:val="ru-RU"/>
-              </w:rPr>
-            </w:pPr>
-            <w:r>
-              <w:rPr>
-                <w:rFonts w:ascii="Arial" w:hAnsi="Arial" w:cs="Arial"/>
-                <w:sz w:val="16"/>
-                <w:szCs w:val="16"/>
-                <w:lang w:val="ru-RU"/>
-              </w:rPr>
-              <w:t>26-30</w:t>
-            </w:r>
-          </w:p>
-        </w:tc>
-        <w:tc>
-          <w:tcPr>
-            <w:tcW w:w="1147" w:type="dxa"/>
-            <w:shd w:val="clear" w:color="auto" w:fill="auto"/>
-            <w:vAlign w:val="center"/>
-          </w:tcPr>
-          <w:p>
-            <w:pPr>
-              <w:pStyle w:val="TableContents"/>
-              <w:snapToGrid w:val="0"/>
-              <w:jc w:val="center"/>
-              <w:rPr>
-                <w:rFonts w:ascii="Arial" w:hAnsi="Arial" w:cs="Arial"/>
-                <w:sz w:val="16"/>
-                <w:szCs w:val="16"/>
-              </w:rPr>
-            </w:pPr>
-            <w:r>
-              <w:rPr>
-                <w:rFonts w:ascii="Arial" w:hAnsi="Arial" w:cs="Arial"/>
-                <w:sz w:val="16"/>
-                <w:szCs w:val="16"/>
-                <w:lang w:val="ru-RU"/>
-              </w:rPr>
-              <w:t>31</w:t>
-            </w:r>
-            <w:r>
-              <w:rPr>
-                <w:rFonts w:ascii="Arial" w:hAnsi="Arial" w:cs="Arial"/>
-                <w:sz w:val="16"/>
-                <w:szCs w:val="16"/>
-              </w:rPr>
-              <w:t>-</w:t>
-            </w:r>
-            <w:r>
-              <w:rPr>
-                <w:rFonts w:ascii="Arial" w:hAnsi="Arial" w:cs="Arial"/>
-                <w:sz w:val="16"/>
-                <w:szCs w:val="16"/>
-                <w:lang w:val="ru-RU"/>
-              </w:rPr>
-              <w:t>35</w:t>
-            </w:r>
-          </w:p>
-        </w:tc>
-        <w:tc>
-          <w:tcPr>
-            <w:tcW w:w="1147" w:type="dxa"/>
-            <w:shd w:val="clear" w:color="auto" w:fill="auto"/>
-            <w:vAlign w:val="center"/>
-          </w:tcPr>
-          <w:p>
-            <w:pPr>
-              <w:pStyle w:val="TableContents"/>
-              <w:snapToGrid w:val="0"/>
-              <w:jc w:val="center"/>
-              <w:rPr>
-                <w:rFonts w:ascii="Arial" w:hAnsi="Arial" w:cs="Arial"/>
-                <w:sz w:val="16"/>
-                <w:szCs w:val="16"/>
-              </w:rPr>
-            </w:pPr>
-            <w:r>
-              <w:rPr>
-                <w:rFonts w:ascii="Arial" w:hAnsi="Arial" w:cs="Arial"/>
-                <w:sz w:val="16"/>
-                <w:szCs w:val="16"/>
-                <w:lang w:val="ru-RU"/>
-              </w:rPr>
-              <w:t>36-40</w:t>
-            </w:r>
-          </w:p>
-        </w:tc>
-        <w:tc>
-          <w:tcPr>
-            <w:tcW w:w="1147" w:type="dxa"/>
-            <w:shd w:val="clear" w:color="auto" w:fill="auto"/>
-            <w:vAlign w:val="center"/>
-          </w:tcPr>
-          <w:p>
-            <w:pPr>
-              <w:pStyle w:val="TableContents"/>
-              <w:snapToGrid w:val="0"/>
-              <w:jc w:val="center"/>
-              <w:rPr>
-                <w:rFonts w:ascii="Arial" w:hAnsi="Arial" w:cs="Arial"/>
-                <w:sz w:val="16"/>
-                <w:szCs w:val="16"/>
-              </w:rPr>
-            </w:pPr>
-            <w:r>
-              <w:rPr>
-                <w:rFonts w:ascii="Arial" w:hAnsi="Arial" w:cs="Arial"/>
-                <w:sz w:val="16"/>
-                <w:szCs w:val="16"/>
-                <w:lang w:val="ru-RU"/>
-              </w:rPr>
-              <w:t>41-45</w:t>
-            </w:r>
-          </w:p>
-        </w:tc>
-        <w:tc>
-          <w:tcPr>
-            <w:tcW w:w="1147" w:type="dxa"/>
-            <w:shd w:val="clear" w:color="auto" w:fill="auto"/>
-            <w:vAlign w:val="center"/>
-          </w:tcPr>
-          <w:p>
-            <w:pPr>
-              <w:pStyle w:val="TableContents"/>
-              <w:snapToGrid w:val="0"/>
-              <w:jc w:val="center"/>
-              <w:rPr>
-                <w:rFonts w:ascii="Arial" w:hAnsi="Arial" w:cs="Arial"/>
-                <w:sz w:val="16"/>
-                <w:szCs w:val="16"/>
-                <w:lang w:val="ru-RU"/>
-              </w:rPr>
-            </w:pPr>
-            <w:r>
-              <w:rPr>
-                <w:rFonts w:ascii="Arial" w:hAnsi="Arial" w:cs="Arial"/>
-                <w:sz w:val="16"/>
-                <w:szCs w:val="16"/>
-                <w:lang w:val="ru-RU"/>
-              </w:rPr>
-              <w:t>46-50</w:t>
-            </w:r>
-          </w:p>
-        </w:tc>
-        <w:tc>
-          <w:tcPr>
-            <w:tcW w:w="1148" w:type="dxa"/>
-            <w:shd w:val="clear" w:color="auto" w:fill="auto"/>
-            <w:vAlign w:val="center"/>
-          </w:tcPr>
-          <w:p>
-            <w:pPr>
-              <w:pStyle w:val="TableContents"/>
-              <w:snapToGrid w:val="0"/>
-              <w:jc w:val="center"/>
-              <w:rPr>
-                <w:rFonts w:ascii="Arial" w:hAnsi="Arial" w:cs="Arial"/>
-                <w:sz w:val="16"/>
-                <w:szCs w:val="16"/>
-                <w:lang w:val="ru-RU"/>
-              </w:rPr>
-            </w:pPr>
-            <w:r>
-              <w:rPr>
-                <w:rFonts w:ascii="Arial" w:hAnsi="Arial" w:cs="Arial"/>
-                <w:sz w:val="16"/>
-                <w:szCs w:val="16"/>
-                <w:lang w:val="ru-RU"/>
-              </w:rPr>
-              <w:t>61-65</w:t>
-            </w:r>
-          </w:p>
-        </w:tc>
-      </w:tr>
-      <w:tr>
-        <w:trPr>
-          <w:trHeight w:val="276"/>
-        </w:trPr>
-        <w:tc>
-          <w:tcPr>
-            <w:tcW w:w="1147" w:type="dxa"/>
-            <w:shd w:val="clear" w:color="auto" w:fill="auto"/>
-            <w:vAlign w:val="center"/>
-          </w:tcPr>
-          <w:p>
-            <w:pPr>
-              <w:pStyle w:val="TableContents"/>
-              <w:snapToGrid w:val="0"/>
-              <w:ind w:left="240" w:hanging="180"/>
-              <w:jc w:val="center"/>
-              <w:rPr>
-                <w:rFonts w:ascii="Arial" w:hAnsi="Arial" w:cs="Arial"/>
-                <w:sz w:val="16"/>
-                <w:szCs w:val="16"/>
-                <w:lang w:val="ru-RU"/>
-              </w:rPr>
-            </w:pPr>
-            <w:r>
-              <w:rPr>
-                <w:rFonts w:ascii="Arial" w:hAnsi="Arial" w:cs="Arial"/>
-                <w:sz w:val="16"/>
-                <w:szCs w:val="16"/>
-                <w:lang w:val="ru-RU"/>
-              </w:rPr>
-              <w:t>2</w:t>
-            </w:r>
-          </w:p>
-        </w:tc>
-        <w:tc>
-          <w:tcPr>
-            <w:tcW w:w="1147" w:type="dxa"/>
-            <w:shd w:val="clear" w:color="auto" w:fill="auto"/>
-            <w:vAlign w:val="center"/>
-          </w:tcPr>
-          <w:p>
-            <w:pPr>
-              <w:pStyle w:val="TableContents"/>
-              <w:snapToGrid w:val="0"/>
-              <w:ind w:left="240" w:hanging="180"/>
-              <w:jc w:val="center"/>
-              <w:rPr>
-                <w:rFonts w:ascii="Arial" w:hAnsi="Arial" w:cs="Arial"/>
-                <w:sz w:val="16"/>
-                <w:szCs w:val="16"/>
-                <w:lang w:val="ru-RU"/>
-              </w:rPr>
-            </w:pPr>
-            <w:r>
-              <w:rPr>
-                <w:rFonts w:ascii="Arial" w:hAnsi="Arial" w:cs="Arial"/>
-                <w:sz w:val="16"/>
-                <w:szCs w:val="16"/>
-                <w:lang w:val="ru-RU"/>
-              </w:rPr>
-              <w:t>1</w:t>
-            </w:r>
-          </w:p>
-        </w:tc>
-        <w:tc>
-          <w:tcPr>
-            <w:tcW w:w="1147" w:type="dxa"/>
-            <w:shd w:val="clear" w:color="auto" w:fill="auto"/>
-            <w:vAlign w:val="center"/>
-          </w:tcPr>
-          <w:p>
-            <w:pPr>
-              <w:pStyle w:val="TableContents"/>
-              <w:snapToGrid w:val="0"/>
-              <w:ind w:left="240" w:hanging="180"/>
-              <w:jc w:val="center"/>
-              <w:rPr>
-                <w:rFonts w:ascii="Arial" w:hAnsi="Arial" w:cs="Arial"/>
-                <w:sz w:val="16"/>
-                <w:szCs w:val="16"/>
-                <w:lang w:val="ru-RU"/>
-              </w:rPr>
-            </w:pPr>
-            <w:r>
-              <w:rPr>
-                <w:rFonts w:ascii="Arial" w:hAnsi="Arial" w:cs="Arial"/>
-                <w:sz w:val="16"/>
-                <w:szCs w:val="16"/>
-                <w:lang w:val="ru-RU"/>
-              </w:rPr>
-              <w:t>2</w:t>
-            </w:r>
-          </w:p>
-        </w:tc>
-        <w:tc>
-          <w:tcPr>
-            <w:tcW w:w="1147" w:type="dxa"/>
-            <w:shd w:val="clear" w:color="auto" w:fill="auto"/>
-            <w:vAlign w:val="center"/>
-          </w:tcPr>
-          <w:p>
-            <w:pPr>
-              <w:pStyle w:val="TableContents"/>
-              <w:snapToGrid w:val="0"/>
-              <w:ind w:left="240" w:hanging="180"/>
-              <w:jc w:val="center"/>
-              <w:rPr>
-                <w:rFonts w:ascii="Arial" w:hAnsi="Arial" w:cs="Arial"/>
-                <w:sz w:val="16"/>
-                <w:szCs w:val="16"/>
-                <w:lang w:val="ru-RU"/>
-              </w:rPr>
-            </w:pPr>
-            <w:r>
-              <w:rPr>
-                <w:rFonts w:ascii="Arial" w:hAnsi="Arial" w:cs="Arial"/>
-                <w:sz w:val="16"/>
-                <w:szCs w:val="16"/>
-                <w:lang w:val="ru-RU"/>
-              </w:rPr>
-              <w:t>5</w:t>
-            </w:r>
-          </w:p>
-        </w:tc>
-        <w:tc>
-          <w:tcPr>
-            <w:tcW w:w="1147" w:type="dxa"/>
-            <w:shd w:val="clear" w:color="auto" w:fill="auto"/>
-            <w:vAlign w:val="center"/>
-          </w:tcPr>
-          <w:p>
-            <w:pPr>
-              <w:pStyle w:val="TableContents"/>
-              <w:snapToGrid w:val="0"/>
-              <w:ind w:left="240" w:hanging="180"/>
-              <w:jc w:val="center"/>
-              <w:rPr>
-                <w:rFonts w:ascii="Arial" w:hAnsi="Arial" w:cs="Arial"/>
-                <w:sz w:val="16"/>
-                <w:szCs w:val="16"/>
-                <w:lang w:val="ru-RU"/>
-              </w:rPr>
-            </w:pPr>
-            <w:r>
-              <w:rPr>
-                <w:rFonts w:ascii="Arial" w:hAnsi="Arial" w:cs="Arial"/>
-                <w:sz w:val="16"/>
-                <w:szCs w:val="16"/>
-                <w:lang w:val="ru-RU"/>
-              </w:rPr>
-              <w:t>2</w:t>
-            </w:r>
-          </w:p>
-        </w:tc>
-        <w:tc>
-          <w:tcPr>
-            <w:tcW w:w="1147" w:type="dxa"/>
-            <w:shd w:val="clear" w:color="auto" w:fill="auto"/>
-            <w:vAlign w:val="center"/>
-          </w:tcPr>
-          <w:p>
-            <w:pPr>
-              <w:pStyle w:val="TableContents"/>
-              <w:snapToGrid w:val="0"/>
-              <w:ind w:left="240" w:hanging="180"/>
-              <w:jc w:val="center"/>
-              <w:rPr>
-                <w:rFonts w:ascii="Arial" w:hAnsi="Arial" w:cs="Arial"/>
-                <w:sz w:val="16"/>
-                <w:szCs w:val="16"/>
-                <w:lang w:val="ru-RU"/>
-              </w:rPr>
-            </w:pPr>
-            <w:r>
-              <w:rPr>
-                <w:rFonts w:ascii="Arial" w:hAnsi="Arial" w:cs="Arial"/>
-                <w:sz w:val="16"/>
-                <w:szCs w:val="16"/>
-                <w:lang w:val="ru-RU"/>
-              </w:rPr>
-              <w:t>5</w:t>
-            </w:r>
-          </w:p>
-        </w:tc>
-        <w:tc>
-          <w:tcPr>
-            <w:tcW w:w="1148" w:type="dxa"/>
-            <w:shd w:val="clear" w:color="auto" w:fill="auto"/>
-            <w:vAlign w:val="center"/>
-          </w:tcPr>
-          <w:p>
-            <w:pPr>
-              <w:pStyle w:val="TableContents"/>
-              <w:snapToGrid w:val="0"/>
-              <w:ind w:left="240" w:hanging="180"/>
-              <w:jc w:val="center"/>
-              <w:rPr>
-                <w:rFonts w:ascii="Arial" w:hAnsi="Arial" w:cs="Arial"/>
-                <w:sz w:val="16"/>
-                <w:szCs w:val="16"/>
-                <w:lang w:val="ru-RU"/>
-              </w:rPr>
-            </w:pPr>
-            <w:r>
-              <w:rPr>
-                <w:rFonts w:ascii="Arial" w:hAnsi="Arial" w:cs="Arial"/>
-                <w:sz w:val="16"/>
-                <w:szCs w:val="16"/>
-                <w:lang w:val="ru-RU"/>
-              </w:rPr>
-              <w:t>1</w:t>
-            </w:r>
-          </w:p>
-        </w:tc>
-      </w:tr>
-    </w:tbl>
     <w:p>
       <w:pPr>
         <w:rPr>
@@ -2376,15 +1507,27 @@
                 <w:lang w:val="ru-RU"/>
               </w:rPr>
             </w:pPr>
-            <w:r>
-              <w:rPr>
-                <w:rFonts w:ascii="Arial" w:hAnsi="Arial" w:cs="Arial"/>
-                <w:b/>
-                <w:sz w:val="16"/>
-                <w:szCs w:val="16"/>
-                <w:lang w:val="ru-RU"/>
-              </w:rPr>
-              <w:t>Баар Лидия Александровна</w:t>
+            <w:proofErr w:type="spellStart"/>
+            <w:r>
+              <w:rPr>
+                <w:rFonts w:ascii="Arial" w:hAnsi="Arial" w:cs="Arial"/>
+                <w:b/>
+                <w:sz w:val="16"/>
+                <w:szCs w:val="16"/>
+                <w:lang w:val="ru-RU"/>
+              </w:rPr>
+              <w:t>Баар</w:t>
+            </w:r>
+            <w:proofErr w:type="spellEnd"/>
+            <w:r>
+              <w:rPr>
+                <w:rFonts w:ascii="Arial" w:hAnsi="Arial" w:cs="Arial"/>
+                <w:b/>
+                <w:sz w:val="16"/>
+                <w:szCs w:val="16"/>
+                <w:lang w:val="ru-RU"/>
+              </w:rPr>
+              <w:t xml:space="preserve"> Лидия Александровна</w:t>
             </w:r>
             <w:r>
               <w:rPr>
@@ -2441,6 +1584,7 @@
                 <w:szCs w:val="16"/>
                 <w:lang w:val="ru-RU"/>
               </w:rPr>
+              <w:lastRenderedPageBreak/>
               <w:t>Родилась</w:t>
             </w:r>
             <w:r>
@@ -2458,7 +1602,27 @@
                 <w:szCs w:val="16"/>
                 <w:lang w:val="ru-RU"/>
               </w:rPr>
-              <w:t>в 1914 г., Алтайский край, Барнаул.; австрийцы; образование начальное; Акушерка. Прож.:</w:t>
+              <w:t xml:space="preserve">в 1914 г., Алтайский край, Барнаул.; австрийцы; образование начальное; Акушерка. </w:t>
+            </w:r>
+            <w:proofErr w:type="spellStart"/>
+            <w:r>
+              <w:rPr>
+                <w:rFonts w:ascii="Arial" w:hAnsi="Arial" w:cs="Arial"/>
+                <w:sz w:val="16"/>
+                <w:szCs w:val="16"/>
+                <w:lang w:val="ru-RU"/>
+              </w:rPr>
+              <w:t>Прож</w:t>
+            </w:r>
+            <w:proofErr w:type="spellEnd"/>
+            <w:r>
+              <w:rPr>
+                <w:rFonts w:ascii="Arial" w:hAnsi="Arial" w:cs="Arial"/>
+                <w:sz w:val="16"/>
+                <w:szCs w:val="16"/>
+                <w:lang w:val="ru-RU"/>
+              </w:rPr>
+              <w:t>.:</w:t>
             </w:r>
             <w:r>
               <w:rPr>
@@ -2511,7 +1675,27 @@
                 <w:szCs w:val="16"/>
                 <w:lang w:val="ru-RU"/>
               </w:rPr>
-              <w:t>Приговорена: Тройка УНКВД по Алма-Атинской обл. 25 октября 1938 г., обв.:</w:t>
+              <w:t xml:space="preserve">Приговорена: Тройка УНКВД по Алма-Атинской обл. 25 октября 1938 г., </w:t>
+            </w:r>
+            <w:proofErr w:type="spellStart"/>
+            <w:r>
+              <w:rPr>
+                <w:rFonts w:ascii="Arial" w:hAnsi="Arial" w:cs="Arial"/>
+                <w:sz w:val="16"/>
+                <w:szCs w:val="16"/>
+                <w:lang w:val="ru-RU"/>
+              </w:rPr>
+              <w:t>обв</w:t>
+            </w:r>
+            <w:proofErr w:type="spellEnd"/>
+            <w:r>
+              <w:rPr>
+                <w:rFonts w:ascii="Arial" w:hAnsi="Arial" w:cs="Arial"/>
+                <w:sz w:val="16"/>
+                <w:szCs w:val="16"/>
+                <w:lang w:val="ru-RU"/>
+              </w:rPr>
+              <w:t>.:</w:t>
             </w:r>
             <w:r>
               <w:rPr>
@@ -2593,21 +1777,76 @@
               </w:rPr>
               <w:t xml:space="preserve"> </w:t>
             </w:r>
-            <w:hyperlink r:id="rId5" w:history="1">
-              <w:r>
-                <w:rPr>
-                  <w:rStyle w:val="Hyperlink"/>
-                  <w:rFonts w:ascii="Arial" w:hAnsi="Arial" w:cs="Arial"/>
-                  <w:b/>
-                  <w:bCs/>
-                  <w:color w:val="auto"/>
-                  <w:sz w:val="16"/>
-                  <w:szCs w:val="16"/>
-                  <w:lang w:val="ru-RU"/>
-                </w:rPr>
-                <w:t>Открытый список</w:t>
-              </w:r>
-            </w:hyperlink>
+            <w:r>
+              <w:fldChar w:fldCharType="begin"/>
+            </w:r>
+            <w:r>
+              <w:instrText>HYPERLINK</w:instrText>
+            </w:r>
+            <w:r>
+              <w:rPr>
+                <w:lang w:val="ru-RU"/>
+              </w:rPr>
+              <w:instrText xml:space="preserve"> "</w:instrText>
+            </w:r>
+            <w:r>
+              <w:instrText>https</w:instrText>
+            </w:r>
+            <w:r>
+              <w:rPr>
+                <w:lang w:val="ru-RU"/>
+              </w:rPr>
+              <w:instrText>://</w:instrText>
+            </w:r>
+            <w:r>
+              <w:instrText>ru</w:instrText>
+            </w:r>
+            <w:r>
+              <w:rPr>
+                <w:lang w:val="ru-RU"/>
+              </w:rPr>
+              <w:instrText>.</w:instrText>
+            </w:r>
+            <w:r>
+              <w:instrText>openlist</w:instrText>
+            </w:r>
+            <w:r>
+              <w:rPr>
+                <w:lang w:val="ru-RU"/>
+              </w:rPr>
+              <w:instrText>.</w:instrText>
+            </w:r>
+            <w:r>
+              <w:instrText>wiki</w:instrText>
+            </w:r>
+            <w:r>
+              <w:rPr>
+                <w:lang w:val="ru-RU"/>
+              </w:rPr>
+              <w:instrText>/Баар_Лидия_Александровна_(1914)"</w:instrText>
+            </w:r>
+            <w:r>
+              <w:rPr>
+                <w:rFonts w:hint="eastAsia"/>
+              </w:rPr>
+              <w:fldChar w:fldCharType="separate"/>
+            </w:r>
+            <w:r>
+              <w:rPr>
+                <w:rStyle w:val="Hyperlink"/>
+                <w:rFonts w:ascii="Arial" w:hAnsi="Arial" w:cs="Arial"/>
+                <w:b/>
+                <w:bCs/>
+                <w:color w:val="auto"/>
+                <w:sz w:val="16"/>
+                <w:szCs w:val="16"/>
+                <w:lang w:val="ru-RU"/>
+              </w:rPr>
+              <w:t>Открытый список</w:t>
+            </w:r>
+            <w:r>
+              <w:fldChar w:fldCharType="end"/>
+            </w:r>
             <w:r>
               <w:rPr>
                 <w:rStyle w:val="Hyperlink"/>
@@ -2662,6 +1901,7 @@
                 <w:szCs w:val="16"/>
                 <w:lang w:val="ru-RU"/>
               </w:rPr>
+              <w:lastRenderedPageBreak/>
               <w:t>Баранова Александра Сергеевна</w:t>
             </w:r>
             <w:r>
@@ -2724,7 +1964,29 @@
                 <w:szCs w:val="16"/>
                 <w:lang w:val="ru-RU"/>
               </w:rPr>
-              <w:t>1906 г. р., уроженка и жительница д. Валговицы Кингисеппского р-на Лен. обл., австрийка (по др. данным русская), б/п, медсестра деревенской больницы. Арестована 29 ноября 1937 г. Комиссией НКВД и Прокуратуры СССР 12 января 1938 г. приговорена по ст. ст. 58-1а-6-9-11 УК РСФСР к ВМН. Расстреляна в г. Ленинград 13 января 1938 г. (По др. данным приговорена 16 января 1938 г.; расстреляна 18 января 1938 г.)</w:t>
+              <w:t xml:space="preserve">1906 г. р., уроженка и жительница д. </w:t>
+            </w:r>
+            <w:proofErr w:type="spellStart"/>
+            <w:r>
+              <w:rPr>
+                <w:rFonts w:ascii="Arial" w:hAnsi="Arial" w:cs="Arial"/>
+                <w:bCs/>
+                <w:sz w:val="16"/>
+                <w:szCs w:val="16"/>
+                <w:lang w:val="ru-RU"/>
+              </w:rPr>
+              <w:t>Валговицы</w:t>
+            </w:r>
+            <w:proofErr w:type="spellEnd"/>
+            <w:r>
+              <w:rPr>
+                <w:rFonts w:ascii="Arial" w:hAnsi="Arial" w:cs="Arial"/>
+                <w:bCs/>
+                <w:sz w:val="16"/>
+                <w:szCs w:val="16"/>
+                <w:lang w:val="ru-RU"/>
+              </w:rPr>
+              <w:t xml:space="preserve"> Кингисеппского р-на Лен. обл., австрийка (по др. данным русская), б/п, медсестра деревенской больницы. Арестована 29 ноября 1937 г. Комиссией НКВД и Прокуратуры СССР 12 января 1938 г. приговорена по ст. ст. 58-1а-6-9-11 УК РСФСР к ВМН. Расстреляна в г. Ленинград 13 января 1938 г. (По др. данным приговорена 16 января 1938 г.; расстреляна 18 января 1938 г.)</w:t>
             </w:r>
             <w:r>
               <w:rPr>
@@ -2767,7 +2029,31 @@
                 <w:szCs w:val="16"/>
                 <w:lang w:val="ru-RU"/>
               </w:rPr>
-              <w:t>Ленинградский мартиролог: 1937-1938, том 7</w:t>
+              <w:t xml:space="preserve">Ленинградский мартиролог: </w:t>
+            </w:r>
+            <w:proofErr w:type="gramStart"/>
+            <w:r>
+              <w:rPr>
+                <w:rFonts w:ascii="Arial" w:hAnsi="Arial" w:cs="Arial"/>
+                <w:b/>
+                <w:bCs/>
+                <w:sz w:val="16"/>
+                <w:szCs w:val="16"/>
+                <w:lang w:val="ru-RU"/>
+              </w:rPr>
+              <w:t>1937-1938</w:t>
+            </w:r>
+            <w:proofErr w:type="gramEnd"/>
+            <w:r>
+              <w:rPr>
+                <w:rFonts w:ascii="Arial" w:hAnsi="Arial" w:cs="Arial"/>
+                <w:b/>
+                <w:bCs/>
+                <w:sz w:val="16"/>
+                <w:szCs w:val="16"/>
+                <w:lang w:val="ru-RU"/>
+              </w:rPr>
+              <w:t>, том 7</w:t>
             </w:r>
             <w:r>
               <w:rPr>
@@ -2791,7 +2077,7 @@
               </w:rPr>
               <w:t xml:space="preserve"> </w:t>
             </w:r>
-            <w:hyperlink r:id="rId6" w:history="1">
+            <w:hyperlink r:id="rId7" w:history="1">
               <w:r>
                 <w:rPr>
                   <w:rStyle w:val="Hyperlink"/>
@@ -2958,7 +2244,29 @@
                 <w:szCs w:val="16"/>
                 <w:lang w:val="ru-RU"/>
               </w:rPr>
-              <w:t xml:space="preserve">, прож.: </w:t>
+              <w:t xml:space="preserve">, </w:t>
+            </w:r>
+            <w:proofErr w:type="spellStart"/>
+            <w:r>
+              <w:rPr>
+                <w:rFonts w:ascii="Arial" w:hAnsi="Arial" w:cs="Arial"/>
+                <w:bCs/>
+                <w:sz w:val="16"/>
+                <w:szCs w:val="16"/>
+                <w:lang w:val="ru-RU"/>
+              </w:rPr>
+              <w:t>прож</w:t>
+            </w:r>
+            <w:proofErr w:type="spellEnd"/>
+            <w:r>
+              <w:rPr>
+                <w:rFonts w:ascii="Arial" w:hAnsi="Arial" w:cs="Arial"/>
+                <w:bCs/>
+                <w:sz w:val="16"/>
+                <w:szCs w:val="16"/>
+                <w:lang w:val="ru-RU"/>
+              </w:rPr>
+              <w:t xml:space="preserve">.: </w:t>
             </w:r>
             <w:r>
               <w:rPr>
@@ -3008,7 +2316,29 @@
                 <w:szCs w:val="16"/>
                 <w:lang w:val="ru-RU"/>
               </w:rPr>
-              <w:t>Статья обвинения: 54-10 ч.1 УК УССР</w:t>
+              <w:t xml:space="preserve">Статья обвинения: </w:t>
+            </w:r>
+            <w:proofErr w:type="gramStart"/>
+            <w:r>
+              <w:rPr>
+                <w:rFonts w:ascii="Arial" w:hAnsi="Arial" w:cs="Arial"/>
+                <w:bCs/>
+                <w:sz w:val="16"/>
+                <w:szCs w:val="16"/>
+                <w:lang w:val="ru-RU"/>
+              </w:rPr>
+              <w:t>54-10</w:t>
+            </w:r>
+            <w:proofErr w:type="gramEnd"/>
+            <w:r>
+              <w:rPr>
+                <w:rFonts w:ascii="Arial" w:hAnsi="Arial" w:cs="Arial"/>
+                <w:bCs/>
+                <w:sz w:val="16"/>
+                <w:szCs w:val="16"/>
+                <w:lang w:val="ru-RU"/>
+              </w:rPr>
+              <w:t xml:space="preserve"> ч.1 УК УССР</w:t>
             </w:r>
             <w:r>
               <w:rPr>
@@ -3138,8 +2468,20 @@
                 <w:szCs w:val="16"/>
                 <w:lang w:val="ru-RU"/>
               </w:rPr>
-              <w:t>Дело: 5680-5681</w:t>
-            </w:r>
+              <w:t xml:space="preserve">Дело: </w:t>
+            </w:r>
+            <w:proofErr w:type="gramStart"/>
+            <w:r>
+              <w:rPr>
+                <w:rFonts w:ascii="Arial" w:hAnsi="Arial" w:cs="Arial"/>
+                <w:bCs/>
+                <w:sz w:val="16"/>
+                <w:szCs w:val="16"/>
+                <w:lang w:val="ru-RU"/>
+              </w:rPr>
+              <w:t>5680-5681</w:t>
+            </w:r>
+            <w:proofErr w:type="gramEnd"/>
             <w:r>
               <w:rPr>
                 <w:rFonts w:ascii="Arial" w:hAnsi="Arial" w:cs="Arial"/>
@@ -3182,16 +2524,29 @@
               </w:rPr>
               <w:t xml:space="preserve">Источник: </w:t>
             </w:r>
-            <w:r>
-              <w:rPr>
-                <w:rFonts w:ascii="Arial" w:hAnsi="Arial" w:cs="Arial"/>
-                <w:b/>
-                <w:bCs/>
-                <w:sz w:val="16"/>
-                <w:szCs w:val="16"/>
-                <w:lang w:val="ru-RU"/>
-              </w:rPr>
-              <w:t>Гос.Архив Украины;</w:t>
+            <w:proofErr w:type="spellStart"/>
+            <w:r>
+              <w:rPr>
+                <w:rFonts w:ascii="Arial" w:hAnsi="Arial" w:cs="Arial"/>
+                <w:b/>
+                <w:bCs/>
+                <w:sz w:val="16"/>
+                <w:szCs w:val="16"/>
+                <w:lang w:val="ru-RU"/>
+              </w:rPr>
+              <w:t>Гос.Архив</w:t>
+            </w:r>
+            <w:proofErr w:type="spellEnd"/>
+            <w:r>
+              <w:rPr>
+                <w:rFonts w:ascii="Arial" w:hAnsi="Arial" w:cs="Arial"/>
+                <w:b/>
+                <w:bCs/>
+                <w:sz w:val="16"/>
+                <w:szCs w:val="16"/>
+                <w:lang w:val="ru-RU"/>
+              </w:rPr>
+              <w:t xml:space="preserve"> Украины;</w:t>
             </w:r>
             <w:r>
               <w:rPr>
@@ -3204,21 +2559,114 @@
               </w:rPr>
               <w:t xml:space="preserve"> </w:t>
             </w:r>
-            <w:hyperlink r:id="rId7" w:history="1">
-              <w:r>
-                <w:rPr>
-                  <w:rStyle w:val="Hyperlink"/>
-                  <w:rFonts w:ascii="Arial" w:hAnsi="Arial" w:cs="Arial"/>
-                  <w:b/>
-                  <w:bCs/>
-                  <w:color w:val="auto"/>
-                  <w:sz w:val="16"/>
-                  <w:szCs w:val="16"/>
-                  <w:lang w:val="ru-RU"/>
-                </w:rPr>
-                <w:t>Архивная ссылка</w:t>
-              </w:r>
-            </w:hyperlink>
+            <w:r>
+              <w:fldChar w:fldCharType="begin"/>
+            </w:r>
+            <w:r>
+              <w:instrText>HYPERLINK</w:instrText>
+            </w:r>
+            <w:r>
+              <w:rPr>
+                <w:lang w:val="ru-RU"/>
+              </w:rPr>
+              <w:instrText xml:space="preserve"> "</w:instrText>
+            </w:r>
+            <w:r>
+              <w:instrText>https</w:instrText>
+            </w:r>
+            <w:r>
+              <w:rPr>
+                <w:lang w:val="ru-RU"/>
+              </w:rPr>
+              <w:instrText>://</w:instrText>
+            </w:r>
+            <w:r>
+              <w:instrText>archives</w:instrText>
+            </w:r>
+            <w:r>
+              <w:rPr>
+                <w:lang w:val="ru-RU"/>
+              </w:rPr>
+              <w:instrText>.</w:instrText>
+            </w:r>
+            <w:r>
+              <w:instrText>gov</w:instrText>
+            </w:r>
+            <w:r>
+              <w:rPr>
+                <w:lang w:val="ru-RU"/>
+              </w:rPr>
+              <w:instrText>.</w:instrText>
+            </w:r>
+            <w:r>
+              <w:instrText>ua</w:instrText>
+            </w:r>
+            <w:r>
+              <w:rPr>
+                <w:lang w:val="ru-RU"/>
+              </w:rPr>
+              <w:instrText>/</w:instrText>
+            </w:r>
+            <w:r>
+              <w:instrText>um</w:instrText>
+            </w:r>
+            <w:r>
+              <w:rPr>
+                <w:lang w:val="ru-RU"/>
+              </w:rPr>
+              <w:instrText>.</w:instrText>
+            </w:r>
+            <w:r>
+              <w:instrText>php</w:instrText>
+            </w:r>
+            <w:r>
+              <w:rPr>
+                <w:lang w:val="ru-RU"/>
+              </w:rPr>
+              <w:instrText>?</w:instrText>
+            </w:r>
+            <w:r>
+              <w:instrText>kw</w:instrText>
+            </w:r>
+            <w:r>
+              <w:rPr>
+                <w:lang w:val="ru-RU"/>
+              </w:rPr>
+              <w:instrText>=розстріл&amp;</w:instrText>
+            </w:r>
+            <w:r>
+              <w:instrText>p</w:instrText>
+            </w:r>
+            <w:r>
+              <w:rPr>
+                <w:lang w:val="ru-RU"/>
+              </w:rPr>
+              <w:instrText>=6&amp;</w:instrText>
+            </w:r>
+            <w:r>
+              <w:instrText>a</w:instrText>
+            </w:r>
+            <w:r>
+              <w:rPr>
+                <w:lang w:val="ru-RU"/>
+              </w:rPr>
+              <w:instrText>=38&amp;</w:instrText>
+            </w:r>
+            <w:r>
+              <w:instrText>id</w:instrText>
+            </w:r>
+            <w:r>
+              <w:rPr>
+                <w:lang w:val="ru-RU"/>
+              </w:rPr>
+              <w:instrText>=42320"</w:instrText>
+            </w:r>
+            <w:r>
+              <w:rPr>
+                <w:rFonts w:hint="eastAsia"/>
+              </w:rPr>
+              <w:fldChar w:fldCharType="separate"/>
+            </w:r>
             <w:r>
               <w:rPr>
                 <w:rStyle w:val="Hyperlink"/>
@@ -3228,6 +2676,22 @@
                 <w:color w:val="auto"/>
                 <w:sz w:val="16"/>
                 <w:szCs w:val="16"/>
+                <w:lang w:val="ru-RU"/>
+              </w:rPr>
+              <w:t>Архивная ссылка</w:t>
+            </w:r>
+            <w:r>
+              <w:fldChar w:fldCharType="end"/>
+            </w:r>
+            <w:r>
+              <w:rPr>
+                <w:rStyle w:val="Hyperlink"/>
+                <w:rFonts w:ascii="Arial" w:hAnsi="Arial" w:cs="Arial"/>
+                <w:b/>
+                <w:bCs/>
+                <w:color w:val="auto"/>
+                <w:sz w:val="16"/>
+                <w:szCs w:val="16"/>
                 <w:u w:val="none"/>
                 <w:lang w:val="ru-RU"/>
               </w:rPr>
@@ -3247,21 +2711,76 @@
               </w:rPr>
               <w:t xml:space="preserve"> </w:t>
             </w:r>
-            <w:hyperlink r:id="rId8" w:history="1">
-              <w:r>
-                <w:rPr>
-                  <w:rStyle w:val="Hyperlink"/>
-                  <w:rFonts w:ascii="Arial" w:hAnsi="Arial" w:cs="Arial"/>
-                  <w:b/>
-                  <w:bCs/>
-                  <w:color w:val="auto"/>
-                  <w:sz w:val="16"/>
-                  <w:szCs w:val="16"/>
-                  <w:lang w:val="ru-RU"/>
-                </w:rPr>
-                <w:t>Открытый список</w:t>
-              </w:r>
-            </w:hyperlink>
+            <w:r>
+              <w:fldChar w:fldCharType="begin"/>
+            </w:r>
+            <w:r>
+              <w:instrText>HYPERLINK</w:instrText>
+            </w:r>
+            <w:r>
+              <w:rPr>
+                <w:lang w:val="ru-RU"/>
+              </w:rPr>
+              <w:instrText xml:space="preserve"> "</w:instrText>
+            </w:r>
+            <w:r>
+              <w:instrText>https</w:instrText>
+            </w:r>
+            <w:r>
+              <w:rPr>
+                <w:lang w:val="ru-RU"/>
+              </w:rPr>
+              <w:instrText>://</w:instrText>
+            </w:r>
+            <w:r>
+              <w:instrText>ru</w:instrText>
+            </w:r>
+            <w:r>
+              <w:rPr>
+                <w:lang w:val="ru-RU"/>
+              </w:rPr>
+              <w:instrText>.</w:instrText>
+            </w:r>
+            <w:r>
+              <w:instrText>openlist</w:instrText>
+            </w:r>
+            <w:r>
+              <w:rPr>
+                <w:lang w:val="ru-RU"/>
+              </w:rPr>
+              <w:instrText>.</w:instrText>
+            </w:r>
+            <w:r>
+              <w:instrText>wiki</w:instrText>
+            </w:r>
+            <w:r>
+              <w:rPr>
+                <w:lang w:val="ru-RU"/>
+              </w:rPr>
+              <w:instrText>/Адамек_Мария_Францевна_(1894)"</w:instrText>
+            </w:r>
+            <w:r>
+              <w:rPr>
+                <w:rFonts w:hint="eastAsia"/>
+              </w:rPr>
+              <w:fldChar w:fldCharType="separate"/>
+            </w:r>
+            <w:r>
+              <w:rPr>
+                <w:rStyle w:val="Hyperlink"/>
+                <w:rFonts w:ascii="Arial" w:hAnsi="Arial" w:cs="Arial"/>
+                <w:b/>
+                <w:bCs/>
+                <w:color w:val="auto"/>
+                <w:sz w:val="16"/>
+                <w:szCs w:val="16"/>
+                <w:lang w:val="ru-RU"/>
+              </w:rPr>
+              <w:t>Открытый список</w:t>
+            </w:r>
+            <w:r>
+              <w:fldChar w:fldCharType="end"/>
+            </w:r>
             <w:r>
               <w:rPr>
                 <w:rStyle w:val="Hyperlink"/>
@@ -3303,16 +2822,29 @@
                 <w:lang w:val="ru-RU"/>
               </w:rPr>
             </w:pPr>
-            <w:r>
-              <w:rPr>
-                <w:rFonts w:ascii="Arial" w:hAnsi="Arial" w:cs="Arial"/>
-                <w:b/>
-                <w:bCs/>
-                <w:sz w:val="16"/>
-                <w:szCs w:val="16"/>
-                <w:lang w:val="ru-RU"/>
-              </w:rPr>
-              <w:t>Винговатова-Шевцова Анастасия Дмитриевна</w:t>
+            <w:proofErr w:type="spellStart"/>
+            <w:r>
+              <w:rPr>
+                <w:rFonts w:ascii="Arial" w:hAnsi="Arial" w:cs="Arial"/>
+                <w:b/>
+                <w:bCs/>
+                <w:sz w:val="16"/>
+                <w:szCs w:val="16"/>
+                <w:lang w:val="ru-RU"/>
+              </w:rPr>
+              <w:t>Винговатова</w:t>
+            </w:r>
+            <w:proofErr w:type="spellEnd"/>
+            <w:r>
+              <w:rPr>
+                <w:rFonts w:ascii="Arial" w:hAnsi="Arial" w:cs="Arial"/>
+                <w:b/>
+                <w:bCs/>
+                <w:sz w:val="16"/>
+                <w:szCs w:val="16"/>
+                <w:lang w:val="ru-RU"/>
+              </w:rPr>
+              <w:t>-Шевцова Анастасия Дмитриевна</w:t>
             </w:r>
             <w:r>
               <w:rPr>
@@ -3429,7 +2961,27 @@
                 <w:szCs w:val="16"/>
                 <w:lang w:val="ru-RU"/>
               </w:rPr>
-              <w:t>Приговорена: Особое совещание при НКВД СССР 25 ноября 1937 г., обв.:</w:t>
+              <w:t xml:space="preserve">Приговорена: Особое совещание при НКВД СССР 25 ноября 1937 г., </w:t>
+            </w:r>
+            <w:proofErr w:type="spellStart"/>
+            <w:r>
+              <w:rPr>
+                <w:rFonts w:ascii="Arial" w:hAnsi="Arial" w:cs="Arial"/>
+                <w:sz w:val="16"/>
+                <w:szCs w:val="16"/>
+                <w:lang w:val="ru-RU"/>
+              </w:rPr>
+              <w:t>обв</w:t>
+            </w:r>
+            <w:proofErr w:type="spellEnd"/>
+            <w:r>
+              <w:rPr>
+                <w:rFonts w:ascii="Arial" w:hAnsi="Arial" w:cs="Arial"/>
+                <w:sz w:val="16"/>
+                <w:szCs w:val="16"/>
+                <w:lang w:val="ru-RU"/>
+              </w:rPr>
+              <w:t>.:</w:t>
             </w:r>
             <w:r>
               <w:rPr>
@@ -3539,21 +3091,73 @@
               </w:rPr>
               <w:t xml:space="preserve"> </w:t>
             </w:r>
-            <w:hyperlink r:id="rId9" w:history="1">
-              <w:r>
-                <w:rPr>
-                  <w:rStyle w:val="Hyperlink"/>
-                  <w:rFonts w:ascii="Arial" w:hAnsi="Arial" w:cs="Arial"/>
-                  <w:b/>
-                  <w:bCs/>
-                  <w:color w:val="auto"/>
-                  <w:sz w:val="16"/>
-                  <w:szCs w:val="16"/>
-                  <w:lang w:val="ru-RU"/>
-                </w:rPr>
-                <w:t>Открытый список</w:t>
-              </w:r>
-            </w:hyperlink>
+            <w:r>
+              <w:fldChar w:fldCharType="begin"/>
+            </w:r>
+            <w:r>
+              <w:instrText>HYPERLINK</w:instrText>
+            </w:r>
+            <w:r>
+              <w:rPr>
+                <w:lang w:val="ru-RU"/>
+              </w:rPr>
+              <w:instrText xml:space="preserve"> "</w:instrText>
+            </w:r>
+            <w:r>
+              <w:instrText>https</w:instrText>
+            </w:r>
+            <w:r>
+              <w:rPr>
+                <w:lang w:val="ru-RU"/>
+              </w:rPr>
+              <w:instrText>://</w:instrText>
+            </w:r>
+            <w:r>
+              <w:instrText>ru</w:instrText>
+            </w:r>
+            <w:r>
+              <w:rPr>
+                <w:lang w:val="ru-RU"/>
+              </w:rPr>
+              <w:instrText>.</w:instrText>
+            </w:r>
+            <w:r>
+              <w:instrText>openlist</w:instrText>
+            </w:r>
+            <w:r>
+              <w:rPr>
+                <w:lang w:val="ru-RU"/>
+              </w:rPr>
+              <w:instrText>.</w:instrText>
+            </w:r>
+            <w:r>
+              <w:instrText>wiki</w:instrText>
+            </w:r>
+            <w:r>
+              <w:rPr>
+                <w:lang w:val="ru-RU"/>
+              </w:rPr>
+              <w:instrText>/Винговатова-Шевцова_Анастасия_Дмитриевна_(1888)"</w:instrText>
+            </w:r>
+            <w:r>
+              <w:fldChar w:fldCharType="separate"/>
+            </w:r>
+            <w:r>
+              <w:rPr>
+                <w:rStyle w:val="Hyperlink"/>
+                <w:rFonts w:ascii="Arial" w:hAnsi="Arial" w:cs="Arial"/>
+                <w:b/>
+                <w:bCs/>
+                <w:color w:val="auto"/>
+                <w:sz w:val="16"/>
+                <w:szCs w:val="16"/>
+                <w:lang w:val="ru-RU"/>
+              </w:rPr>
+              <w:t>Открытый список</w:t>
+            </w:r>
+            <w:r>
+              <w:fldChar w:fldCharType="end"/>
+            </w:r>
             <w:r>
               <w:rPr>
                 <w:rStyle w:val="Hyperlink"/>
@@ -3595,17 +3199,43 @@
                 <w:lang w:val="ru-RU"/>
               </w:rPr>
             </w:pPr>
-            <w:r>
-              <w:rPr>
-                <w:rFonts w:ascii="Arial" w:hAnsi="Arial" w:cs="Arial"/>
-                <w:b/>
-                <w:bCs/>
-                <w:sz w:val="16"/>
-                <w:szCs w:val="16"/>
-                <w:lang w:val="ru-RU"/>
-              </w:rPr>
-              <w:t>Воцелка Иоханна</w:t>
-            </w:r>
+            <w:proofErr w:type="spellStart"/>
+            <w:r>
+              <w:rPr>
+                <w:rFonts w:ascii="Arial" w:hAnsi="Arial" w:cs="Arial"/>
+                <w:b/>
+                <w:bCs/>
+                <w:sz w:val="16"/>
+                <w:szCs w:val="16"/>
+                <w:lang w:val="ru-RU"/>
+              </w:rPr>
+              <w:t>Воцелка</w:t>
+            </w:r>
+            <w:proofErr w:type="spellEnd"/>
+            <w:r>
+              <w:rPr>
+                <w:rFonts w:ascii="Arial" w:hAnsi="Arial" w:cs="Arial"/>
+                <w:b/>
+                <w:bCs/>
+                <w:sz w:val="16"/>
+                <w:szCs w:val="16"/>
+                <w:lang w:val="ru-RU"/>
+              </w:rPr>
+              <w:t xml:space="preserve"> </w:t>
+            </w:r>
+            <w:proofErr w:type="spellStart"/>
+            <w:r>
+              <w:rPr>
+                <w:rFonts w:ascii="Arial" w:hAnsi="Arial" w:cs="Arial"/>
+                <w:b/>
+                <w:bCs/>
+                <w:sz w:val="16"/>
+                <w:szCs w:val="16"/>
+                <w:lang w:val="ru-RU"/>
+              </w:rPr>
+              <w:t>Иоханна</w:t>
+            </w:r>
+            <w:proofErr w:type="spellEnd"/>
             <w:r>
               <w:rPr>
                 <w:rFonts w:ascii="Arial" w:hAnsi="Arial" w:cs="Arial"/>
@@ -3694,8 +3324,19 @@
                 <w:szCs w:val="16"/>
                 <w:lang w:val="ru-RU"/>
               </w:rPr>
-              <w:t xml:space="preserve"> Прож</w:t>
-            </w:r>
+              <w:t xml:space="preserve"> </w:t>
+            </w:r>
+            <w:proofErr w:type="spellStart"/>
+            <w:r>
+              <w:rPr>
+                <w:rFonts w:ascii="Arial" w:hAnsi="Arial" w:cs="Arial"/>
+                <w:sz w:val="16"/>
+                <w:szCs w:val="16"/>
+                <w:lang w:val="ru-RU"/>
+              </w:rPr>
+              <w:t>Прож</w:t>
+            </w:r>
+            <w:proofErr w:type="spellEnd"/>
             <w:r>
               <w:rPr>
                 <w:rFonts w:ascii="Arial" w:hAnsi="Arial" w:cs="Arial"/>
@@ -3738,7 +3379,27 @@
                 <w:szCs w:val="16"/>
                 <w:lang w:val="ru-RU"/>
               </w:rPr>
-              <w:t>Вена, Колонитцплатц, д.6, кв.7</w:t>
+              <w:t xml:space="preserve">Вена, </w:t>
+            </w:r>
+            <w:proofErr w:type="spellStart"/>
+            <w:r>
+              <w:rPr>
+                <w:rFonts w:ascii="Arial" w:hAnsi="Arial" w:cs="Arial"/>
+                <w:sz w:val="16"/>
+                <w:szCs w:val="16"/>
+                <w:lang w:val="ru-RU"/>
+              </w:rPr>
+              <w:t>Колонитцплатц</w:t>
+            </w:r>
+            <w:proofErr w:type="spellEnd"/>
+            <w:r>
+              <w:rPr>
+                <w:rFonts w:ascii="Arial" w:hAnsi="Arial" w:cs="Arial"/>
+                <w:sz w:val="16"/>
+                <w:szCs w:val="16"/>
+                <w:lang w:val="ru-RU"/>
+              </w:rPr>
+              <w:t>, д.6, кв.7</w:t>
             </w:r>
             <w:r>
               <w:rPr>
@@ -3792,7 +3453,27 @@
                 <w:szCs w:val="16"/>
                 <w:lang w:val="ru-RU"/>
               </w:rPr>
-              <w:t xml:space="preserve"> в/ч 28990 12 января 1951 г., обв.:</w:t>
+              <w:t xml:space="preserve"> в/ч 28990 12 января 1951 г., </w:t>
+            </w:r>
+            <w:proofErr w:type="spellStart"/>
+            <w:r>
+              <w:rPr>
+                <w:rFonts w:ascii="Arial" w:hAnsi="Arial" w:cs="Arial"/>
+                <w:sz w:val="16"/>
+                <w:szCs w:val="16"/>
+                <w:lang w:val="ru-RU"/>
+              </w:rPr>
+              <w:t>обв</w:t>
+            </w:r>
+            <w:proofErr w:type="spellEnd"/>
+            <w:r>
+              <w:rPr>
+                <w:rFonts w:ascii="Arial" w:hAnsi="Arial" w:cs="Arial"/>
+                <w:sz w:val="16"/>
+                <w:szCs w:val="16"/>
+                <w:lang w:val="ru-RU"/>
+              </w:rPr>
+              <w:t>.:</w:t>
             </w:r>
             <w:r>
               <w:rPr>
@@ -3802,6 +3483,7 @@
               </w:rPr>
               <w:t> </w:t>
             </w:r>
+            <w:proofErr w:type="spellStart"/>
             <w:r>
               <w:rPr>
                 <w:rFonts w:ascii="Arial" w:hAnsi="Arial" w:cs="Arial"/>
@@ -3827,7 +3509,17 @@
                 <w:szCs w:val="16"/>
                 <w:lang w:val="ru-RU"/>
               </w:rPr>
-              <w:t>Расстреляна 5 мая 1951 г. Место захоронения</w:t>
+              <w:t>Расстреляна</w:t>
+            </w:r>
+            <w:proofErr w:type="spellEnd"/>
+            <w:r>
+              <w:rPr>
+                <w:rFonts w:ascii="Arial" w:hAnsi="Arial" w:cs="Arial"/>
+                <w:sz w:val="16"/>
+                <w:szCs w:val="16"/>
+                <w:lang w:val="ru-RU"/>
+              </w:rPr>
+              <w:t xml:space="preserve"> 5 мая 1951 г. Место захоронения</w:t>
             </w:r>
             <w:r>
               <w:rPr>
@@ -3924,21 +3616,73 @@
               </w:rPr>
               <w:t xml:space="preserve"> </w:t>
             </w:r>
-            <w:hyperlink r:id="rId10" w:history="1">
-              <w:r>
-                <w:rPr>
-                  <w:rStyle w:val="Hyperlink"/>
-                  <w:rFonts w:ascii="Arial" w:hAnsi="Arial" w:cs="Arial"/>
-                  <w:b/>
-                  <w:bCs/>
-                  <w:color w:val="auto"/>
-                  <w:sz w:val="16"/>
-                  <w:szCs w:val="16"/>
-                  <w:lang w:val="ru-RU"/>
-                </w:rPr>
-                <w:t>Открытый список</w:t>
-              </w:r>
-            </w:hyperlink>
+            <w:r>
+              <w:fldChar w:fldCharType="begin"/>
+            </w:r>
+            <w:r>
+              <w:instrText>HYPERLINK</w:instrText>
+            </w:r>
+            <w:r>
+              <w:rPr>
+                <w:lang w:val="ru-RU"/>
+              </w:rPr>
+              <w:instrText xml:space="preserve"> "</w:instrText>
+            </w:r>
+            <w:r>
+              <w:instrText>https</w:instrText>
+            </w:r>
+            <w:r>
+              <w:rPr>
+                <w:lang w:val="ru-RU"/>
+              </w:rPr>
+              <w:instrText>://</w:instrText>
+            </w:r>
+            <w:r>
+              <w:instrText>ru</w:instrText>
+            </w:r>
+            <w:r>
+              <w:rPr>
+                <w:lang w:val="ru-RU"/>
+              </w:rPr>
+              <w:instrText>.</w:instrText>
+            </w:r>
+            <w:r>
+              <w:instrText>openlist</w:instrText>
+            </w:r>
+            <w:r>
+              <w:rPr>
+                <w:lang w:val="ru-RU"/>
+              </w:rPr>
+              <w:instrText>.</w:instrText>
+            </w:r>
+            <w:r>
+              <w:instrText>wiki</w:instrText>
+            </w:r>
+            <w:r>
+              <w:rPr>
+                <w:lang w:val="ru-RU"/>
+              </w:rPr>
+              <w:instrText>/Воцелка_Иоханна_(1925)"</w:instrText>
+            </w:r>
+            <w:r>
+              <w:fldChar w:fldCharType="separate"/>
+            </w:r>
+            <w:r>
+              <w:rPr>
+                <w:rStyle w:val="Hyperlink"/>
+                <w:rFonts w:ascii="Arial" w:hAnsi="Arial" w:cs="Arial"/>
+                <w:b/>
+                <w:bCs/>
+                <w:color w:val="auto"/>
+                <w:sz w:val="16"/>
+                <w:szCs w:val="16"/>
+                <w:lang w:val="ru-RU"/>
+              </w:rPr>
+              <w:t>Открытый список</w:t>
+            </w:r>
+            <w:r>
+              <w:fldChar w:fldCharType="end"/>
+            </w:r>
             <w:r>
               <w:rPr>
                 <w:rStyle w:val="Hyperlink"/>
@@ -3980,16 +3724,29 @@
                 <w:lang w:val="ru-RU"/>
               </w:rPr>
             </w:pPr>
-            <w:r>
-              <w:rPr>
-                <w:rFonts w:ascii="Arial" w:hAnsi="Arial" w:cs="Arial"/>
-                <w:b/>
-                <w:bCs/>
-                <w:sz w:val="16"/>
-                <w:szCs w:val="16"/>
-                <w:lang w:val="ru-RU"/>
-              </w:rPr>
-              <w:t>Дедерихс Роза</w:t>
+            <w:proofErr w:type="spellStart"/>
+            <w:r>
+              <w:rPr>
+                <w:rFonts w:ascii="Arial" w:hAnsi="Arial" w:cs="Arial"/>
+                <w:b/>
+                <w:bCs/>
+                <w:sz w:val="16"/>
+                <w:szCs w:val="16"/>
+                <w:lang w:val="ru-RU"/>
+              </w:rPr>
+              <w:t>Дедерихс</w:t>
+            </w:r>
+            <w:proofErr w:type="spellEnd"/>
+            <w:r>
+              <w:rPr>
+                <w:rFonts w:ascii="Arial" w:hAnsi="Arial" w:cs="Arial"/>
+                <w:b/>
+                <w:bCs/>
+                <w:sz w:val="16"/>
+                <w:szCs w:val="16"/>
+                <w:lang w:val="ru-RU"/>
+              </w:rPr>
+              <w:t xml:space="preserve"> Роза</w:t>
             </w:r>
             <w:r>
               <w:rPr>
@@ -4061,7 +3818,47 @@
                 <w:szCs w:val="16"/>
                 <w:lang w:val="ru-RU"/>
               </w:rPr>
-              <w:t>в 1912 г., г.Баден (Австро-Венгрия); австрийка; б/п (в 1941-1945 гг. член НСДАП); владелица овощного магазина по Фридрихштрассе</w:t>
+              <w:t xml:space="preserve">в 1912 г., </w:t>
+            </w:r>
+            <w:proofErr w:type="spellStart"/>
+            <w:r>
+              <w:rPr>
+                <w:rFonts w:ascii="Arial" w:hAnsi="Arial" w:cs="Arial"/>
+                <w:sz w:val="16"/>
+                <w:szCs w:val="16"/>
+                <w:lang w:val="ru-RU"/>
+              </w:rPr>
+              <w:t>г.Баден</w:t>
+            </w:r>
+            <w:proofErr w:type="spellEnd"/>
+            <w:r>
+              <w:rPr>
+                <w:rFonts w:ascii="Arial" w:hAnsi="Arial" w:cs="Arial"/>
+                <w:sz w:val="16"/>
+                <w:szCs w:val="16"/>
+                <w:lang w:val="ru-RU"/>
+              </w:rPr>
+              <w:t xml:space="preserve"> (Австро-Венгрия); австрийка; б/п (в </w:t>
+            </w:r>
+            <w:proofErr w:type="gramStart"/>
+            <w:r>
+              <w:rPr>
+                <w:rFonts w:ascii="Arial" w:hAnsi="Arial" w:cs="Arial"/>
+                <w:sz w:val="16"/>
+                <w:szCs w:val="16"/>
+                <w:lang w:val="ru-RU"/>
+              </w:rPr>
+              <w:t>1941-1945</w:t>
+            </w:r>
+            <w:proofErr w:type="gramEnd"/>
+            <w:r>
+              <w:rPr>
+                <w:rFonts w:ascii="Arial" w:hAnsi="Arial" w:cs="Arial"/>
+                <w:sz w:val="16"/>
+                <w:szCs w:val="16"/>
+                <w:lang w:val="ru-RU"/>
+              </w:rPr>
+              <w:t xml:space="preserve"> гг. член НСДАП); владелица овощного магазина по Фридрихштрассе</w:t>
             </w:r>
             <w:r>
               <w:rPr>
@@ -4079,8 +3876,19 @@
                 <w:szCs w:val="16"/>
                 <w:lang w:val="ru-RU"/>
               </w:rPr>
-              <w:t xml:space="preserve"> Прож</w:t>
-            </w:r>
+              <w:t xml:space="preserve"> </w:t>
+            </w:r>
+            <w:proofErr w:type="spellStart"/>
+            <w:r>
+              <w:rPr>
+                <w:rFonts w:ascii="Arial" w:hAnsi="Arial" w:cs="Arial"/>
+                <w:sz w:val="16"/>
+                <w:szCs w:val="16"/>
+                <w:lang w:val="ru-RU"/>
+              </w:rPr>
+              <w:t>Прож</w:t>
+            </w:r>
+            <w:proofErr w:type="spellEnd"/>
             <w:r>
               <w:rPr>
                 <w:rFonts w:ascii="Arial" w:hAnsi="Arial" w:cs="Arial"/>
@@ -4143,14 +3951,25 @@
               </w:rPr>
               <w:t xml:space="preserve"> Австрия, </w:t>
             </w:r>
-            <w:r>
-              <w:rPr>
-                <w:rFonts w:ascii="Arial" w:hAnsi="Arial" w:cs="Arial"/>
-                <w:sz w:val="16"/>
-                <w:szCs w:val="16"/>
-                <w:lang w:val="ru-RU"/>
-              </w:rPr>
-              <w:t>Вайльбургштрассе, д.26</w:t>
+            <w:proofErr w:type="spellStart"/>
+            <w:r>
+              <w:rPr>
+                <w:rFonts w:ascii="Arial" w:hAnsi="Arial" w:cs="Arial"/>
+                <w:sz w:val="16"/>
+                <w:szCs w:val="16"/>
+                <w:lang w:val="ru-RU"/>
+              </w:rPr>
+              <w:t>Вайльбургштрассе</w:t>
+            </w:r>
+            <w:proofErr w:type="spellEnd"/>
+            <w:r>
+              <w:rPr>
+                <w:rFonts w:ascii="Arial" w:hAnsi="Arial" w:cs="Arial"/>
+                <w:sz w:val="16"/>
+                <w:szCs w:val="16"/>
+                <w:lang w:val="ru-RU"/>
+              </w:rPr>
+              <w:t>, д.26</w:t>
             </w:r>
             <w:r>
               <w:rPr>
@@ -4213,7 +4032,27 @@
                 <w:szCs w:val="16"/>
                 <w:lang w:val="ru-RU"/>
               </w:rPr>
-              <w:t xml:space="preserve"> в/ч 28990 12 января 1951 г., обв.:</w:t>
+              <w:t xml:space="preserve"> в/ч 28990 12 января 1951 г., </w:t>
+            </w:r>
+            <w:proofErr w:type="spellStart"/>
+            <w:r>
+              <w:rPr>
+                <w:rFonts w:ascii="Arial" w:hAnsi="Arial" w:cs="Arial"/>
+                <w:sz w:val="16"/>
+                <w:szCs w:val="16"/>
+                <w:lang w:val="ru-RU"/>
+              </w:rPr>
+              <w:t>обв</w:t>
+            </w:r>
+            <w:proofErr w:type="spellEnd"/>
+            <w:r>
+              <w:rPr>
+                <w:rFonts w:ascii="Arial" w:hAnsi="Arial" w:cs="Arial"/>
+                <w:sz w:val="16"/>
+                <w:szCs w:val="16"/>
+                <w:lang w:val="ru-RU"/>
+              </w:rPr>
+              <w:t>.:</w:t>
             </w:r>
             <w:r>
               <w:rPr>
@@ -4344,21 +4183,73 @@
               </w:rPr>
               <w:t xml:space="preserve"> </w:t>
             </w:r>
-            <w:hyperlink r:id="rId11" w:history="1">
-              <w:r>
-                <w:rPr>
-                  <w:rStyle w:val="Hyperlink"/>
-                  <w:rFonts w:ascii="Arial" w:hAnsi="Arial" w:cs="Arial"/>
-                  <w:b/>
-                  <w:bCs/>
-                  <w:color w:val="auto"/>
-                  <w:sz w:val="16"/>
-                  <w:szCs w:val="16"/>
-                  <w:lang w:val="ru-RU"/>
-                </w:rPr>
-                <w:t>Открытый список</w:t>
-              </w:r>
-            </w:hyperlink>
+            <w:r>
+              <w:fldChar w:fldCharType="begin"/>
+            </w:r>
+            <w:r>
+              <w:instrText>HYPERLINK</w:instrText>
+            </w:r>
+            <w:r>
+              <w:rPr>
+                <w:lang w:val="ru-RU"/>
+              </w:rPr>
+              <w:instrText xml:space="preserve"> "</w:instrText>
+            </w:r>
+            <w:r>
+              <w:instrText>https</w:instrText>
+            </w:r>
+            <w:r>
+              <w:rPr>
+                <w:lang w:val="ru-RU"/>
+              </w:rPr>
+              <w:instrText>://</w:instrText>
+            </w:r>
+            <w:r>
+              <w:instrText>ru</w:instrText>
+            </w:r>
+            <w:r>
+              <w:rPr>
+                <w:lang w:val="ru-RU"/>
+              </w:rPr>
+              <w:instrText>.</w:instrText>
+            </w:r>
+            <w:r>
+              <w:instrText>openlist</w:instrText>
+            </w:r>
+            <w:r>
+              <w:rPr>
+                <w:lang w:val="ru-RU"/>
+              </w:rPr>
+              <w:instrText>.</w:instrText>
+            </w:r>
+            <w:r>
+              <w:instrText>wiki</w:instrText>
+            </w:r>
+            <w:r>
+              <w:rPr>
+                <w:lang w:val="ru-RU"/>
+              </w:rPr>
+              <w:instrText>/Дедерихс_Роза_(1912)"</w:instrText>
+            </w:r>
+            <w:r>
+              <w:fldChar w:fldCharType="separate"/>
+            </w:r>
+            <w:r>
+              <w:rPr>
+                <w:rStyle w:val="Hyperlink"/>
+                <w:rFonts w:ascii="Arial" w:hAnsi="Arial" w:cs="Arial"/>
+                <w:b/>
+                <w:bCs/>
+                <w:color w:val="auto"/>
+                <w:sz w:val="16"/>
+                <w:szCs w:val="16"/>
+                <w:lang w:val="ru-RU"/>
+              </w:rPr>
+              <w:t>Открытый список</w:t>
+            </w:r>
+            <w:r>
+              <w:fldChar w:fldCharType="end"/>
+            </w:r>
             <w:r>
               <w:rPr>
                 <w:rStyle w:val="Hyperlink"/>
@@ -4409,8 +4300,21 @@
                 <w:szCs w:val="16"/>
                 <w:lang w:val="ru-RU"/>
               </w:rPr>
-              <w:t>Иванова Ксения Ксенофонтовна</w:t>
-            </w:r>
+              <w:t xml:space="preserve">Иванова Ксения </w:t>
+            </w:r>
+            <w:proofErr w:type="spellStart"/>
+            <w:r>
+              <w:rPr>
+                <w:rFonts w:ascii="Arial" w:hAnsi="Arial" w:cs="Arial"/>
+                <w:b/>
+                <w:bCs/>
+                <w:sz w:val="16"/>
+                <w:szCs w:val="16"/>
+                <w:lang w:val="ru-RU"/>
+              </w:rPr>
+              <w:t>Ксенофонтовна</w:t>
+            </w:r>
+            <w:proofErr w:type="spellEnd"/>
             <w:r>
               <w:rPr>
                 <w:rFonts w:ascii="Arial" w:hAnsi="Arial" w:cs="Arial"/>
@@ -4481,7 +4385,27 @@
                 <w:szCs w:val="16"/>
                 <w:lang w:val="ru-RU"/>
               </w:rPr>
-              <w:t>в 1898 г., Австрия; австрийка; Работала в колхозе в с. Семеновка Свободненского р-на</w:t>
+              <w:t>в 1898 г., Австрия; австрийка</w:t>
+            </w:r>
+            <w:proofErr w:type="gramStart"/>
+            <w:r>
+              <w:rPr>
+                <w:rFonts w:ascii="Arial" w:hAnsi="Arial" w:cs="Arial"/>
+                <w:sz w:val="16"/>
+                <w:szCs w:val="16"/>
+                <w:lang w:val="ru-RU"/>
+              </w:rPr>
+              <w:t>; Работала</w:t>
+            </w:r>
+            <w:proofErr w:type="gramEnd"/>
+            <w:r>
+              <w:rPr>
+                <w:rFonts w:ascii="Arial" w:hAnsi="Arial" w:cs="Arial"/>
+                <w:sz w:val="16"/>
+                <w:szCs w:val="16"/>
+                <w:lang w:val="ru-RU"/>
+              </w:rPr>
+              <w:t xml:space="preserve"> в колхозе в с. Семеновка Свободненского р-на</w:t>
             </w:r>
             <w:r>
               <w:rPr>
@@ -4523,7 +4447,6 @@
                 <w:szCs w:val="16"/>
                 <w:lang w:val="ru-RU"/>
               </w:rPr>
-              <w:lastRenderedPageBreak/>
               <w:t xml:space="preserve">Источник: </w:t>
             </w:r>
             <w:r>
@@ -4557,21 +4480,73 @@
               </w:rPr>
               <w:t xml:space="preserve"> </w:t>
             </w:r>
-            <w:hyperlink r:id="rId12" w:history="1">
-              <w:r>
-                <w:rPr>
-                  <w:rStyle w:val="Hyperlink"/>
-                  <w:rFonts w:ascii="Arial" w:hAnsi="Arial" w:cs="Arial"/>
-                  <w:b/>
-                  <w:bCs/>
-                  <w:color w:val="auto"/>
-                  <w:sz w:val="16"/>
-                  <w:szCs w:val="16"/>
-                  <w:lang w:val="ru-RU"/>
-                </w:rPr>
-                <w:t>Открытый список</w:t>
-              </w:r>
-            </w:hyperlink>
+            <w:r>
+              <w:fldChar w:fldCharType="begin"/>
+            </w:r>
+            <w:r>
+              <w:instrText>HYPERLINK</w:instrText>
+            </w:r>
+            <w:r>
+              <w:rPr>
+                <w:lang w:val="ru-RU"/>
+              </w:rPr>
+              <w:instrText xml:space="preserve"> "</w:instrText>
+            </w:r>
+            <w:r>
+              <w:instrText>https</w:instrText>
+            </w:r>
+            <w:r>
+              <w:rPr>
+                <w:lang w:val="ru-RU"/>
+              </w:rPr>
+              <w:instrText>://</w:instrText>
+            </w:r>
+            <w:r>
+              <w:instrText>ru</w:instrText>
+            </w:r>
+            <w:r>
+              <w:rPr>
+                <w:lang w:val="ru-RU"/>
+              </w:rPr>
+              <w:instrText>.</w:instrText>
+            </w:r>
+            <w:r>
+              <w:instrText>openlist</w:instrText>
+            </w:r>
+            <w:r>
+              <w:rPr>
+                <w:lang w:val="ru-RU"/>
+              </w:rPr>
+              <w:instrText>.</w:instrText>
+            </w:r>
+            <w:r>
+              <w:instrText>wiki</w:instrText>
+            </w:r>
+            <w:r>
+              <w:rPr>
+                <w:lang w:val="ru-RU"/>
+              </w:rPr>
+              <w:instrText>/Иванова_Ксения_Ксенофонтовна_(1898)"</w:instrText>
+            </w:r>
+            <w:r>
+              <w:fldChar w:fldCharType="separate"/>
+            </w:r>
+            <w:r>
+              <w:rPr>
+                <w:rStyle w:val="Hyperlink"/>
+                <w:rFonts w:ascii="Arial" w:hAnsi="Arial" w:cs="Arial"/>
+                <w:b/>
+                <w:bCs/>
+                <w:color w:val="auto"/>
+                <w:sz w:val="16"/>
+                <w:szCs w:val="16"/>
+                <w:lang w:val="ru-RU"/>
+              </w:rPr>
+              <w:t>Открытый список</w:t>
+            </w:r>
+            <w:r>
+              <w:fldChar w:fldCharType="end"/>
+            </w:r>
             <w:r>
               <w:rPr>
                 <w:rStyle w:val="Hyperlink"/>
@@ -4613,18 +4588,19 @@
                 <w:lang w:val="ru-RU"/>
               </w:rPr>
             </w:pPr>
-            <w:r>
-              <w:rPr>
-                <w:rFonts w:ascii="Arial" w:hAnsi="Arial" w:cs="Arial"/>
-                <w:b/>
-                <w:bCs/>
-                <w:sz w:val="16"/>
-                <w:szCs w:val="16"/>
-                <w:lang w:val="ru-RU"/>
-              </w:rPr>
-              <w:lastRenderedPageBreak/>
+            <w:proofErr w:type="spellStart"/>
+            <w:r>
+              <w:rPr>
+                <w:rFonts w:ascii="Arial" w:hAnsi="Arial" w:cs="Arial"/>
+                <w:b/>
+                <w:bCs/>
+                <w:sz w:val="16"/>
+                <w:szCs w:val="16"/>
+                <w:lang w:val="ru-RU"/>
+              </w:rPr>
               <w:t>Клингер</w:t>
             </w:r>
+            <w:proofErr w:type="spellEnd"/>
             <w:r>
               <w:rPr>
                 <w:rFonts w:ascii="Arial" w:hAnsi="Arial" w:cs="Arial"/>
@@ -4755,8 +4731,19 @@
                 <w:szCs w:val="16"/>
                 <w:lang w:val="ru-RU"/>
               </w:rPr>
-              <w:t>Монастыриска (Галиция), австрийка, б/п, биохимик завода «Фармакон», прож</w:t>
-            </w:r>
+              <w:t xml:space="preserve">Монастыриска (Галиция), австрийка, б/п, биохимик завода «Фармакон», </w:t>
+            </w:r>
+            <w:proofErr w:type="spellStart"/>
+            <w:r>
+              <w:rPr>
+                <w:rFonts w:ascii="Arial" w:hAnsi="Arial" w:cs="Arial"/>
+                <w:sz w:val="16"/>
+                <w:szCs w:val="16"/>
+                <w:lang w:val="ru-RU"/>
+              </w:rPr>
+              <w:t>прож</w:t>
+            </w:r>
+            <w:proofErr w:type="spellEnd"/>
             <w:r>
               <w:rPr>
                 <w:rFonts w:ascii="Arial" w:hAnsi="Arial" w:cs="Arial"/>
@@ -4967,7 +4954,31 @@
                 <w:szCs w:val="16"/>
                 <w:lang w:val="ru-RU"/>
               </w:rPr>
-              <w:t>Ленинградский мартиролог: 1937-1938, том 11</w:t>
+              <w:t xml:space="preserve">Ленинградский мартиролог: </w:t>
+            </w:r>
+            <w:proofErr w:type="gramStart"/>
+            <w:r>
+              <w:rPr>
+                <w:rFonts w:ascii="Arial" w:hAnsi="Arial" w:cs="Arial"/>
+                <w:b/>
+                <w:bCs/>
+                <w:sz w:val="16"/>
+                <w:szCs w:val="16"/>
+                <w:lang w:val="ru-RU"/>
+              </w:rPr>
+              <w:t>1937-1938</w:t>
+            </w:r>
+            <w:proofErr w:type="gramEnd"/>
+            <w:r>
+              <w:rPr>
+                <w:rFonts w:ascii="Arial" w:hAnsi="Arial" w:cs="Arial"/>
+                <w:b/>
+                <w:bCs/>
+                <w:sz w:val="16"/>
+                <w:szCs w:val="16"/>
+                <w:lang w:val="ru-RU"/>
+              </w:rPr>
+              <w:t>, том 11</w:t>
             </w:r>
             <w:r>
               <w:rPr>
@@ -4991,7 +5002,7 @@
               </w:rPr>
               <w:t xml:space="preserve"> </w:t>
             </w:r>
-            <w:hyperlink r:id="rId13" w:history="1">
+            <w:hyperlink r:id="rId8" w:history="1">
               <w:r>
                 <w:rPr>
                   <w:rStyle w:val="Hyperlink"/>
@@ -5048,16 +5059,29 @@
                 <w:lang w:val="ru-RU"/>
               </w:rPr>
             </w:pPr>
-            <w:r>
-              <w:rPr>
-                <w:rFonts w:ascii="Arial" w:hAnsi="Arial" w:cs="Arial"/>
-                <w:b/>
-                <w:bCs/>
-                <w:sz w:val="16"/>
-                <w:szCs w:val="16"/>
-                <w:lang w:val="ru-RU"/>
-              </w:rPr>
-              <w:t>Ледерер Изабелла-Мария</w:t>
+            <w:proofErr w:type="spellStart"/>
+            <w:r>
+              <w:rPr>
+                <w:rFonts w:ascii="Arial" w:hAnsi="Arial" w:cs="Arial"/>
+                <w:b/>
+                <w:bCs/>
+                <w:sz w:val="16"/>
+                <w:szCs w:val="16"/>
+                <w:lang w:val="ru-RU"/>
+              </w:rPr>
+              <w:t>Ледерер</w:t>
+            </w:r>
+            <w:proofErr w:type="spellEnd"/>
+            <w:r>
+              <w:rPr>
+                <w:rFonts w:ascii="Arial" w:hAnsi="Arial" w:cs="Arial"/>
+                <w:b/>
+                <w:bCs/>
+                <w:sz w:val="16"/>
+                <w:szCs w:val="16"/>
+                <w:lang w:val="ru-RU"/>
+              </w:rPr>
+              <w:t xml:space="preserve"> Изабелла-Мария</w:t>
             </w:r>
             <w:r>
               <w:rPr>
@@ -5135,7 +5159,29 @@
                 <w:szCs w:val="16"/>
                 <w:lang w:val="ru-RU"/>
               </w:rPr>
-              <w:t>в 1910 г., мест.Штайнц уезда Грац (Штирия, Австро-Венгрия); австрийка; образование среднее; б/п; Домашняя хозяйка</w:t>
+              <w:t xml:space="preserve">в 1910 г., </w:t>
+            </w:r>
+            <w:proofErr w:type="spellStart"/>
+            <w:proofErr w:type="gramStart"/>
+            <w:r>
+              <w:rPr>
+                <w:rFonts w:ascii="Arial" w:hAnsi="Arial" w:cs="Arial"/>
+                <w:sz w:val="16"/>
+                <w:szCs w:val="16"/>
+                <w:lang w:val="ru-RU"/>
+              </w:rPr>
+              <w:t>мест.Штайнц</w:t>
+            </w:r>
+            <w:proofErr w:type="spellEnd"/>
+            <w:proofErr w:type="gramEnd"/>
+            <w:r>
+              <w:rPr>
+                <w:rFonts w:ascii="Arial" w:hAnsi="Arial" w:cs="Arial"/>
+                <w:sz w:val="16"/>
+                <w:szCs w:val="16"/>
+                <w:lang w:val="ru-RU"/>
+              </w:rPr>
+              <w:t xml:space="preserve"> уезда Грац (Штирия, Австро-Венгрия); австрийка; образование среднее; б/п; Домашняя хозяйка</w:t>
             </w:r>
             <w:r>
               <w:rPr>
@@ -5153,17 +5199,37 @@
                 <w:szCs w:val="16"/>
                 <w:lang w:val="ru-RU"/>
               </w:rPr>
-              <w:t xml:space="preserve"> Прож.: г.</w:t>
-            </w:r>
-            <w:r>
-              <w:rPr>
-                <w:rFonts w:ascii="Arial" w:hAnsi="Arial" w:cs="Arial"/>
-                <w:sz w:val="16"/>
-                <w:szCs w:val="16"/>
-                <w:lang w:val="ru-RU"/>
-              </w:rPr>
               <w:t xml:space="preserve"> </w:t>
             </w:r>
+            <w:proofErr w:type="spellStart"/>
+            <w:r>
+              <w:rPr>
+                <w:rFonts w:ascii="Arial" w:hAnsi="Arial" w:cs="Arial"/>
+                <w:sz w:val="16"/>
+                <w:szCs w:val="16"/>
+                <w:lang w:val="ru-RU"/>
+              </w:rPr>
+              <w:t>Прож</w:t>
+            </w:r>
+            <w:proofErr w:type="spellEnd"/>
+            <w:r>
+              <w:rPr>
+                <w:rFonts w:ascii="Arial" w:hAnsi="Arial" w:cs="Arial"/>
+                <w:sz w:val="16"/>
+                <w:szCs w:val="16"/>
+                <w:lang w:val="ru-RU"/>
+              </w:rPr>
+              <w:t>.: г.</w:t>
+            </w:r>
+            <w:r>
+              <w:rPr>
+                <w:rFonts w:ascii="Arial" w:hAnsi="Arial" w:cs="Arial"/>
+                <w:sz w:val="16"/>
+                <w:szCs w:val="16"/>
+                <w:lang w:val="ru-RU"/>
+              </w:rPr>
+              <w:t xml:space="preserve"> </w:t>
+            </w:r>
             <w:r>
               <w:rPr>
                 <w:rFonts w:ascii="Arial" w:hAnsi="Arial" w:cs="Arial"/>
@@ -5182,14 +5248,25 @@
               </w:rPr>
               <w:t xml:space="preserve"> Австрия, </w:t>
             </w:r>
-            <w:r>
-              <w:rPr>
-                <w:rFonts w:ascii="Arial" w:hAnsi="Arial" w:cs="Arial"/>
-                <w:sz w:val="16"/>
-                <w:szCs w:val="16"/>
-                <w:lang w:val="ru-RU"/>
-              </w:rPr>
-              <w:t>Брокманнгассе, д.57, кв.8</w:t>
+            <w:proofErr w:type="spellStart"/>
+            <w:r>
+              <w:rPr>
+                <w:rFonts w:ascii="Arial" w:hAnsi="Arial" w:cs="Arial"/>
+                <w:sz w:val="16"/>
+                <w:szCs w:val="16"/>
+                <w:lang w:val="ru-RU"/>
+              </w:rPr>
+              <w:t>Брокманнгассе</w:t>
+            </w:r>
+            <w:proofErr w:type="spellEnd"/>
+            <w:r>
+              <w:rPr>
+                <w:rFonts w:ascii="Arial" w:hAnsi="Arial" w:cs="Arial"/>
+                <w:sz w:val="16"/>
+                <w:szCs w:val="16"/>
+                <w:lang w:val="ru-RU"/>
+              </w:rPr>
+              <w:t>, д.57, кв.8</w:t>
             </w:r>
             <w:r>
               <w:rPr>
@@ -5225,7 +5302,27 @@
                 <w:szCs w:val="16"/>
                 <w:lang w:val="ru-RU"/>
               </w:rPr>
-              <w:t>Приговорена: ВТ в/ч 28990 16 июля 1952 г., обв.:</w:t>
+              <w:t xml:space="preserve">Приговорена: ВТ в/ч 28990 16 июля 1952 г., </w:t>
+            </w:r>
+            <w:proofErr w:type="spellStart"/>
+            <w:r>
+              <w:rPr>
+                <w:rFonts w:ascii="Arial" w:hAnsi="Arial" w:cs="Arial"/>
+                <w:sz w:val="16"/>
+                <w:szCs w:val="16"/>
+                <w:lang w:val="ru-RU"/>
+              </w:rPr>
+              <w:t>обв</w:t>
+            </w:r>
+            <w:proofErr w:type="spellEnd"/>
+            <w:r>
+              <w:rPr>
+                <w:rFonts w:ascii="Arial" w:hAnsi="Arial" w:cs="Arial"/>
+                <w:sz w:val="16"/>
+                <w:szCs w:val="16"/>
+                <w:lang w:val="ru-RU"/>
+              </w:rPr>
+              <w:t>.:</w:t>
             </w:r>
             <w:r>
               <w:rPr>
@@ -5362,21 +5459,73 @@
               </w:rPr>
               <w:t xml:space="preserve"> </w:t>
             </w:r>
-            <w:hyperlink r:id="rId14" w:history="1">
-              <w:r>
-                <w:rPr>
-                  <w:rStyle w:val="Hyperlink"/>
-                  <w:rFonts w:ascii="Arial" w:hAnsi="Arial" w:cs="Arial"/>
-                  <w:b/>
-                  <w:bCs/>
-                  <w:color w:val="auto"/>
-                  <w:sz w:val="16"/>
-                  <w:szCs w:val="16"/>
-                  <w:lang w:val="ru-RU"/>
-                </w:rPr>
-                <w:t>Открытый список</w:t>
-              </w:r>
-            </w:hyperlink>
+            <w:r>
+              <w:fldChar w:fldCharType="begin"/>
+            </w:r>
+            <w:r>
+              <w:instrText>HYPERLINK</w:instrText>
+            </w:r>
+            <w:r>
+              <w:rPr>
+                <w:lang w:val="ru-RU"/>
+              </w:rPr>
+              <w:instrText xml:space="preserve"> "</w:instrText>
+            </w:r>
+            <w:r>
+              <w:instrText>https</w:instrText>
+            </w:r>
+            <w:r>
+              <w:rPr>
+                <w:lang w:val="ru-RU"/>
+              </w:rPr>
+              <w:instrText>://</w:instrText>
+            </w:r>
+            <w:r>
+              <w:instrText>ru</w:instrText>
+            </w:r>
+            <w:r>
+              <w:rPr>
+                <w:lang w:val="ru-RU"/>
+              </w:rPr>
+              <w:instrText>.</w:instrText>
+            </w:r>
+            <w:r>
+              <w:instrText>openlist</w:instrText>
+            </w:r>
+            <w:r>
+              <w:rPr>
+                <w:lang w:val="ru-RU"/>
+              </w:rPr>
+              <w:instrText>.</w:instrText>
+            </w:r>
+            <w:r>
+              <w:instrText>wiki</w:instrText>
+            </w:r>
+            <w:r>
+              <w:rPr>
+                <w:lang w:val="ru-RU"/>
+              </w:rPr>
+              <w:instrText>/Ледерер_Изабелла-Мария_(1910)"</w:instrText>
+            </w:r>
+            <w:r>
+              <w:fldChar w:fldCharType="separate"/>
+            </w:r>
+            <w:r>
+              <w:rPr>
+                <w:rStyle w:val="Hyperlink"/>
+                <w:rFonts w:ascii="Arial" w:hAnsi="Arial" w:cs="Arial"/>
+                <w:b/>
+                <w:bCs/>
+                <w:color w:val="auto"/>
+                <w:sz w:val="16"/>
+                <w:szCs w:val="16"/>
+                <w:lang w:val="ru-RU"/>
+              </w:rPr>
+              <w:t>Открытый список</w:t>
+            </w:r>
+            <w:r>
+              <w:fldChar w:fldCharType="end"/>
+            </w:r>
             <w:r>
               <w:rPr>
                 <w:rStyle w:val="Hyperlink"/>
@@ -5419,15 +5568,27 @@
                 <w:lang w:val="ru-RU"/>
               </w:rPr>
             </w:pPr>
-            <w:r>
-              <w:rPr>
-                <w:rFonts w:ascii="Arial" w:hAnsi="Arial" w:cs="Arial"/>
-                <w:b/>
-                <w:sz w:val="16"/>
-                <w:szCs w:val="16"/>
-                <w:lang w:val="ru-RU"/>
-              </w:rPr>
-              <w:t>Ливент-Левит Стефания Людвиговна</w:t>
+            <w:proofErr w:type="spellStart"/>
+            <w:r>
+              <w:rPr>
+                <w:rFonts w:ascii="Arial" w:hAnsi="Arial" w:cs="Arial"/>
+                <w:b/>
+                <w:sz w:val="16"/>
+                <w:szCs w:val="16"/>
+                <w:lang w:val="ru-RU"/>
+              </w:rPr>
+              <w:t>Ливент</w:t>
+            </w:r>
+            <w:proofErr w:type="spellEnd"/>
+            <w:r>
+              <w:rPr>
+                <w:rFonts w:ascii="Arial" w:hAnsi="Arial" w:cs="Arial"/>
+                <w:b/>
+                <w:sz w:val="16"/>
+                <w:szCs w:val="16"/>
+                <w:lang w:val="ru-RU"/>
+              </w:rPr>
+              <w:t>-Левит Стефания Людвиговна</w:t>
             </w:r>
             <w:r>
               <w:rPr>
@@ -5501,8 +5662,48 @@
                 <w:szCs w:val="16"/>
                 <w:lang w:val="ru-RU"/>
               </w:rPr>
-              <w:t>в 1902 г., Югославия, г. Кержич; австрийка; образование среднее; б/п; Домохозяйка. Прож</w:t>
-            </w:r>
+              <w:t xml:space="preserve">в 1902 г., Югославия, г. </w:t>
+            </w:r>
+            <w:proofErr w:type="spellStart"/>
+            <w:r>
+              <w:rPr>
+                <w:rFonts w:ascii="Arial" w:hAnsi="Arial" w:cs="Arial"/>
+                <w:sz w:val="16"/>
+                <w:szCs w:val="16"/>
+                <w:lang w:val="ru-RU"/>
+              </w:rPr>
+              <w:t>Кержич</w:t>
+            </w:r>
+            <w:proofErr w:type="spellEnd"/>
+            <w:r>
+              <w:rPr>
+                <w:rFonts w:ascii="Arial" w:hAnsi="Arial" w:cs="Arial"/>
+                <w:sz w:val="16"/>
+                <w:szCs w:val="16"/>
+                <w:lang w:val="ru-RU"/>
+              </w:rPr>
+              <w:t xml:space="preserve">; австрийка; образование </w:t>
+            </w:r>
+            <w:r>
+              <w:rPr>
+                <w:rFonts w:ascii="Arial" w:hAnsi="Arial" w:cs="Arial"/>
+                <w:sz w:val="16"/>
+                <w:szCs w:val="16"/>
+                <w:lang w:val="ru-RU"/>
+              </w:rPr>
+              <w:t xml:space="preserve">среднее; б/п; Домохозяйка. </w:t>
+            </w:r>
+            <w:proofErr w:type="spellStart"/>
+            <w:r>
+              <w:rPr>
+                <w:rFonts w:ascii="Arial" w:hAnsi="Arial" w:cs="Arial"/>
+                <w:sz w:val="16"/>
+                <w:szCs w:val="16"/>
+                <w:lang w:val="ru-RU"/>
+              </w:rPr>
+              <w:t>Прож</w:t>
+            </w:r>
+            <w:proofErr w:type="spellEnd"/>
             <w:r>
               <w:rPr>
                 <w:rFonts w:ascii="Arial" w:hAnsi="Arial" w:cs="Arial"/>
@@ -5573,7 +5774,27 @@
                 <w:szCs w:val="16"/>
                 <w:lang w:val="ru-RU"/>
               </w:rPr>
-              <w:t>Приговорена: ВКВС СССР 8 января 1938 г., обв.:</w:t>
+              <w:t xml:space="preserve">Приговорена: ВКВС СССР 8 января 1938 г., </w:t>
+            </w:r>
+            <w:proofErr w:type="spellStart"/>
+            <w:r>
+              <w:rPr>
+                <w:rFonts w:ascii="Arial" w:hAnsi="Arial" w:cs="Arial"/>
+                <w:sz w:val="16"/>
+                <w:szCs w:val="16"/>
+                <w:lang w:val="ru-RU"/>
+              </w:rPr>
+              <w:t>обв</w:t>
+            </w:r>
+            <w:proofErr w:type="spellEnd"/>
+            <w:r>
+              <w:rPr>
+                <w:rFonts w:ascii="Arial" w:hAnsi="Arial" w:cs="Arial"/>
+                <w:sz w:val="16"/>
+                <w:szCs w:val="16"/>
+                <w:lang w:val="ru-RU"/>
+              </w:rPr>
+              <w:t>.:</w:t>
             </w:r>
             <w:r>
               <w:rPr>
@@ -5627,6 +5848,75 @@
                 <w:lang w:val="ru-RU"/>
               </w:rPr>
               <w:t>Московская обл., Коммунарка. Реабилитирована в июне 1991 г. ГВП СССР</w:t>
+            </w:r>
+            <w:r>
+              <w:rPr>
+                <w:rFonts w:ascii="Arial" w:hAnsi="Arial" w:cs="Arial"/>
+                <w:sz w:val="16"/>
+                <w:szCs w:val="16"/>
+                <w:lang w:val="ru-RU"/>
+              </w:rPr>
+              <w:t xml:space="preserve">. (Ее муж советский разведчик, капитан ГБ, </w:t>
+            </w:r>
+            <w:proofErr w:type="spellStart"/>
+            <w:r>
+              <w:rPr>
+                <w:rFonts w:ascii="Arial" w:hAnsi="Arial" w:cs="Arial"/>
+                <w:sz w:val="16"/>
+                <w:szCs w:val="16"/>
+                <w:lang w:val="ru-RU"/>
+              </w:rPr>
+              <w:t>Ливент</w:t>
+            </w:r>
+            <w:proofErr w:type="spellEnd"/>
+            <w:r>
+              <w:rPr>
+                <w:rFonts w:ascii="Arial" w:hAnsi="Arial" w:cs="Arial"/>
+                <w:sz w:val="16"/>
+                <w:szCs w:val="16"/>
+                <w:lang w:val="ru-RU"/>
+              </w:rPr>
+              <w:t xml:space="preserve">-Левит Самуил Вольфович 1898 г.р. и ее </w:t>
+            </w:r>
+            <w:proofErr w:type="spellStart"/>
+            <w:r>
+              <w:rPr>
+                <w:rFonts w:ascii="Arial" w:hAnsi="Arial" w:cs="Arial"/>
+                <w:sz w:val="16"/>
+                <w:szCs w:val="16"/>
+                <w:lang w:val="ru-RU"/>
+              </w:rPr>
+              <w:t>свекр</w:t>
+            </w:r>
+            <w:proofErr w:type="spellEnd"/>
+            <w:r>
+              <w:rPr>
+                <w:rFonts w:ascii="Arial" w:hAnsi="Arial" w:cs="Arial"/>
+                <w:sz w:val="16"/>
+                <w:szCs w:val="16"/>
+                <w:lang w:val="ru-RU"/>
+              </w:rPr>
+              <w:t xml:space="preserve"> разведчик, </w:t>
+            </w:r>
+            <w:proofErr w:type="spellStart"/>
+            <w:r>
+              <w:rPr>
+                <w:rFonts w:ascii="Arial" w:hAnsi="Arial" w:cs="Arial"/>
+                <w:sz w:val="16"/>
+                <w:szCs w:val="16"/>
+                <w:lang w:val="ru-RU"/>
+              </w:rPr>
+              <w:t>Ливент</w:t>
+            </w:r>
+            <w:proofErr w:type="spellEnd"/>
+            <w:r>
+              <w:rPr>
+                <w:rFonts w:ascii="Arial" w:hAnsi="Arial" w:cs="Arial"/>
+                <w:sz w:val="16"/>
+                <w:szCs w:val="16"/>
+                <w:lang w:val="ru-RU"/>
+              </w:rPr>
+              <w:t>-Левит-Норд Вольф Моисеевич расстреляны 28 августа.1938 г., захоронены там же).</w:t>
             </w:r>
           </w:p>
           <w:p>
@@ -5710,21 +6000,73 @@
               </w:rPr>
               <w:t xml:space="preserve"> </w:t>
             </w:r>
-            <w:hyperlink r:id="rId15" w:history="1">
-              <w:r>
-                <w:rPr>
-                  <w:rStyle w:val="Hyperlink"/>
-                  <w:rFonts w:ascii="Arial" w:hAnsi="Arial" w:cs="Arial"/>
-                  <w:b/>
-                  <w:bCs/>
-                  <w:color w:val="auto"/>
-                  <w:sz w:val="16"/>
-                  <w:szCs w:val="16"/>
-                  <w:lang w:val="ru-RU"/>
-                </w:rPr>
-                <w:t>Открытый список</w:t>
-              </w:r>
-            </w:hyperlink>
+            <w:r>
+              <w:fldChar w:fldCharType="begin"/>
+            </w:r>
+            <w:r>
+              <w:instrText>HYPERLINK</w:instrText>
+            </w:r>
+            <w:r>
+              <w:rPr>
+                <w:lang w:val="ru-RU"/>
+              </w:rPr>
+              <w:instrText xml:space="preserve"> "</w:instrText>
+            </w:r>
+            <w:r>
+              <w:instrText>https</w:instrText>
+            </w:r>
+            <w:r>
+              <w:rPr>
+                <w:lang w:val="ru-RU"/>
+              </w:rPr>
+              <w:instrText>://</w:instrText>
+            </w:r>
+            <w:r>
+              <w:instrText>ru</w:instrText>
+            </w:r>
+            <w:r>
+              <w:rPr>
+                <w:lang w:val="ru-RU"/>
+              </w:rPr>
+              <w:instrText>.</w:instrText>
+            </w:r>
+            <w:r>
+              <w:instrText>openlist</w:instrText>
+            </w:r>
+            <w:r>
+              <w:rPr>
+                <w:lang w:val="ru-RU"/>
+              </w:rPr>
+              <w:instrText>.</w:instrText>
+            </w:r>
+            <w:r>
+              <w:instrText>wiki</w:instrText>
+            </w:r>
+            <w:r>
+              <w:rPr>
+                <w:lang w:val="ru-RU"/>
+              </w:rPr>
+              <w:instrText>/Ливент-Левит_Стефания_Людвиговна_(1902)"</w:instrText>
+            </w:r>
+            <w:r>
+              <w:fldChar w:fldCharType="separate"/>
+            </w:r>
+            <w:r>
+              <w:rPr>
+                <w:rStyle w:val="Hyperlink"/>
+                <w:rFonts w:ascii="Arial" w:hAnsi="Arial" w:cs="Arial"/>
+                <w:b/>
+                <w:bCs/>
+                <w:color w:val="auto"/>
+                <w:sz w:val="16"/>
+                <w:szCs w:val="16"/>
+                <w:lang w:val="ru-RU"/>
+              </w:rPr>
+              <w:t>Открытый список</w:t>
+            </w:r>
+            <w:r>
+              <w:fldChar w:fldCharType="end"/>
+            </w:r>
             <w:r>
               <w:rPr>
                 <w:rStyle w:val="Hyperlink"/>
@@ -5764,16 +6106,29 @@
                 <w:lang w:val="ru-RU"/>
               </w:rPr>
             </w:pPr>
-            <w:r>
-              <w:rPr>
-                <w:rFonts w:ascii="Arial" w:hAnsi="Arial" w:cs="Arial"/>
-                <w:b/>
-                <w:bCs/>
-                <w:sz w:val="16"/>
-                <w:szCs w:val="16"/>
-                <w:lang w:val="ru-RU"/>
-              </w:rPr>
-              <w:t xml:space="preserve">Пирц Мара </w:t>
+            <w:proofErr w:type="spellStart"/>
+            <w:r>
+              <w:rPr>
+                <w:rFonts w:ascii="Arial" w:hAnsi="Arial" w:cs="Arial"/>
+                <w:b/>
+                <w:bCs/>
+                <w:sz w:val="16"/>
+                <w:szCs w:val="16"/>
+                <w:lang w:val="ru-RU"/>
+              </w:rPr>
+              <w:t>Пирц</w:t>
+            </w:r>
+            <w:proofErr w:type="spellEnd"/>
+            <w:r>
+              <w:rPr>
+                <w:rFonts w:ascii="Arial" w:hAnsi="Arial" w:cs="Arial"/>
+                <w:b/>
+                <w:bCs/>
+                <w:sz w:val="16"/>
+                <w:szCs w:val="16"/>
+                <w:lang w:val="ru-RU"/>
+              </w:rPr>
+              <w:t xml:space="preserve"> Мара </w:t>
             </w:r>
             <w:r>
               <w:rPr>
@@ -5860,7 +6215,27 @@
                 <w:szCs w:val="16"/>
                 <w:lang w:val="ru-RU"/>
               </w:rPr>
-              <w:t xml:space="preserve">, м.р.: </w:t>
+              <w:t xml:space="preserve">, </w:t>
+            </w:r>
+            <w:proofErr w:type="spellStart"/>
+            <w:r>
+              <w:rPr>
+                <w:rFonts w:ascii="Arial" w:hAnsi="Arial" w:cs="Arial"/>
+                <w:sz w:val="16"/>
+                <w:szCs w:val="16"/>
+                <w:lang w:val="ru-RU"/>
+              </w:rPr>
+              <w:t>м.р</w:t>
+            </w:r>
+            <w:proofErr w:type="spellEnd"/>
+            <w:r>
+              <w:rPr>
+                <w:rFonts w:ascii="Arial" w:hAnsi="Arial" w:cs="Arial"/>
+                <w:sz w:val="16"/>
+                <w:szCs w:val="16"/>
+                <w:lang w:val="ru-RU"/>
+              </w:rPr>
+              <w:t xml:space="preserve">.: </w:t>
             </w:r>
             <w:r>
               <w:rPr>
@@ -6090,21 +6465,73 @@
               </w:rPr>
               <w:t xml:space="preserve"> </w:t>
             </w:r>
-            <w:hyperlink r:id="rId16" w:history="1">
-              <w:r>
-                <w:rPr>
-                  <w:rStyle w:val="Hyperlink"/>
-                  <w:rFonts w:ascii="Arial" w:hAnsi="Arial" w:cs="Arial"/>
-                  <w:b/>
-                  <w:bCs/>
-                  <w:color w:val="auto"/>
-                  <w:sz w:val="16"/>
-                  <w:szCs w:val="16"/>
-                  <w:lang w:val="ru-RU"/>
-                </w:rPr>
-                <w:t>Открытый список</w:t>
-              </w:r>
-            </w:hyperlink>
+            <w:r>
+              <w:fldChar w:fldCharType="begin"/>
+            </w:r>
+            <w:r>
+              <w:instrText>HYPERLINK</w:instrText>
+            </w:r>
+            <w:r>
+              <w:rPr>
+                <w:lang w:val="ru-RU"/>
+              </w:rPr>
+              <w:instrText xml:space="preserve"> "</w:instrText>
+            </w:r>
+            <w:r>
+              <w:instrText>https</w:instrText>
+            </w:r>
+            <w:r>
+              <w:rPr>
+                <w:lang w:val="ru-RU"/>
+              </w:rPr>
+              <w:instrText>://</w:instrText>
+            </w:r>
+            <w:r>
+              <w:instrText>ru</w:instrText>
+            </w:r>
+            <w:r>
+              <w:rPr>
+                <w:lang w:val="ru-RU"/>
+              </w:rPr>
+              <w:instrText>.</w:instrText>
+            </w:r>
+            <w:r>
+              <w:instrText>openlist</w:instrText>
+            </w:r>
+            <w:r>
+              <w:rPr>
+                <w:lang w:val="ru-RU"/>
+              </w:rPr>
+              <w:instrText>.</w:instrText>
+            </w:r>
+            <w:r>
+              <w:instrText>wiki</w:instrText>
+            </w:r>
+            <w:r>
+              <w:rPr>
+                <w:lang w:val="ru-RU"/>
+              </w:rPr>
+              <w:instrText>/Пирц_Мара_Франциско_(1892)"</w:instrText>
+            </w:r>
+            <w:r>
+              <w:fldChar w:fldCharType="separate"/>
+            </w:r>
+            <w:r>
+              <w:rPr>
+                <w:rStyle w:val="Hyperlink"/>
+                <w:rFonts w:ascii="Arial" w:hAnsi="Arial" w:cs="Arial"/>
+                <w:b/>
+                <w:bCs/>
+                <w:color w:val="auto"/>
+                <w:sz w:val="16"/>
+                <w:szCs w:val="16"/>
+                <w:lang w:val="ru-RU"/>
+              </w:rPr>
+              <w:t>Открытый список</w:t>
+            </w:r>
+            <w:r>
+              <w:fldChar w:fldCharType="end"/>
+            </w:r>
             <w:r>
               <w:rPr>
                 <w:rStyle w:val="Hyperlink"/>
@@ -6140,16 +6567,29 @@
                 <w:lang w:val="ru-RU"/>
               </w:rPr>
             </w:pPr>
-            <w:r>
-              <w:rPr>
-                <w:rFonts w:ascii="Arial" w:hAnsi="Arial" w:cs="Arial"/>
-                <w:b/>
-                <w:bCs/>
-                <w:sz w:val="16"/>
-                <w:szCs w:val="16"/>
-                <w:lang w:val="ru-RU"/>
-              </w:rPr>
-              <w:t>Пропст Жозефина Робертовна</w:t>
+            <w:proofErr w:type="spellStart"/>
+            <w:r>
+              <w:rPr>
+                <w:rFonts w:ascii="Arial" w:hAnsi="Arial" w:cs="Arial"/>
+                <w:b/>
+                <w:bCs/>
+                <w:sz w:val="16"/>
+                <w:szCs w:val="16"/>
+                <w:lang w:val="ru-RU"/>
+              </w:rPr>
+              <w:t>Пропст</w:t>
+            </w:r>
+            <w:proofErr w:type="spellEnd"/>
+            <w:r>
+              <w:rPr>
+                <w:rFonts w:ascii="Arial" w:hAnsi="Arial" w:cs="Arial"/>
+                <w:b/>
+                <w:bCs/>
+                <w:sz w:val="16"/>
+                <w:szCs w:val="16"/>
+                <w:lang w:val="ru-RU"/>
+              </w:rPr>
+              <w:t xml:space="preserve"> Жозефина Робертовна</w:t>
             </w:r>
             <w:r>
               <w:rPr>
@@ -6209,7 +6649,17 @@
                 <w:szCs w:val="16"/>
                 <w:lang w:val="ru-RU"/>
               </w:rPr>
-              <w:t>в 1896 г., г.Несель</w:t>
+              <w:t xml:space="preserve">в 1896 г., </w:t>
+            </w:r>
+            <w:proofErr w:type="spellStart"/>
+            <w:r>
+              <w:rPr>
+                <w:rFonts w:ascii="Arial" w:hAnsi="Arial" w:cs="Arial"/>
+                <w:sz w:val="16"/>
+                <w:szCs w:val="16"/>
+                <w:lang w:val="ru-RU"/>
+              </w:rPr>
+              <w:t>г.Несель</w:t>
             </w:r>
             <w:r>
               <w:rPr>
@@ -6227,7 +6677,77 @@
                 <w:szCs w:val="16"/>
                 <w:lang w:val="ru-RU"/>
               </w:rPr>
-              <w:t>дорф (Копривнице) в районе Нойтичейн (Новый Йичин) в Моравии, Австрия.; челн КП Австрии, в мае 1931 г..</w:t>
+              <w:t>дорф</w:t>
+            </w:r>
+            <w:proofErr w:type="spellEnd"/>
+            <w:r>
+              <w:rPr>
+                <w:rFonts w:ascii="Arial" w:hAnsi="Arial" w:cs="Arial"/>
+                <w:sz w:val="16"/>
+                <w:szCs w:val="16"/>
+                <w:lang w:val="ru-RU"/>
+              </w:rPr>
+              <w:t xml:space="preserve"> (</w:t>
+            </w:r>
+            <w:proofErr w:type="spellStart"/>
+            <w:r>
+              <w:rPr>
+                <w:rFonts w:ascii="Arial" w:hAnsi="Arial" w:cs="Arial"/>
+                <w:sz w:val="16"/>
+                <w:szCs w:val="16"/>
+                <w:lang w:val="ru-RU"/>
+              </w:rPr>
+              <w:t>Копривнице</w:t>
+            </w:r>
+            <w:proofErr w:type="spellEnd"/>
+            <w:r>
+              <w:rPr>
+                <w:rFonts w:ascii="Arial" w:hAnsi="Arial" w:cs="Arial"/>
+                <w:sz w:val="16"/>
+                <w:szCs w:val="16"/>
+                <w:lang w:val="ru-RU"/>
+              </w:rPr>
+              <w:t xml:space="preserve">) в районе </w:t>
+            </w:r>
+            <w:proofErr w:type="spellStart"/>
+            <w:r>
+              <w:rPr>
+                <w:rFonts w:ascii="Arial" w:hAnsi="Arial" w:cs="Arial"/>
+                <w:sz w:val="16"/>
+                <w:szCs w:val="16"/>
+                <w:lang w:val="ru-RU"/>
+              </w:rPr>
+              <w:t>Нойтичейн</w:t>
+            </w:r>
+            <w:proofErr w:type="spellEnd"/>
+            <w:r>
+              <w:rPr>
+                <w:rFonts w:ascii="Arial" w:hAnsi="Arial" w:cs="Arial"/>
+                <w:sz w:val="16"/>
+                <w:szCs w:val="16"/>
+                <w:lang w:val="ru-RU"/>
+              </w:rPr>
+              <w:t xml:space="preserve"> (Новый </w:t>
+            </w:r>
+            <w:proofErr w:type="spellStart"/>
+            <w:r>
+              <w:rPr>
+                <w:rFonts w:ascii="Arial" w:hAnsi="Arial" w:cs="Arial"/>
+                <w:sz w:val="16"/>
+                <w:szCs w:val="16"/>
+                <w:lang w:val="ru-RU"/>
+              </w:rPr>
+              <w:t>Йичин</w:t>
+            </w:r>
+            <w:proofErr w:type="spellEnd"/>
+            <w:r>
+              <w:rPr>
+                <w:rFonts w:ascii="Arial" w:hAnsi="Arial" w:cs="Arial"/>
+                <w:sz w:val="16"/>
+                <w:szCs w:val="16"/>
+                <w:lang w:val="ru-RU"/>
+              </w:rPr>
+              <w:t>) в Моравии, Австрия.; челн КП Австрии, в мае 1931 г..</w:t>
             </w:r>
             <w:r>
               <w:rPr>
@@ -6245,7 +6765,87 @@
                 <w:szCs w:val="16"/>
                 <w:lang w:val="ru-RU"/>
               </w:rPr>
-              <w:t>эмигрировала со своим сыном Александром Пропстом в Пензу. где работала на велосипедном заводе. БОЗ. Через несколько недель после ареста Александра Пропста, была арестована Жозефина Пропст 16 июня 1937 года. Приговор: ВМН. (ее сын Алекандр Пропст -17лет, расстрелян в 1937 году)</w:t>
+              <w:t xml:space="preserve">эмигрировала со своим сыном Александром </w:t>
+            </w:r>
+            <w:proofErr w:type="spellStart"/>
+            <w:r>
+              <w:rPr>
+                <w:rFonts w:ascii="Arial" w:hAnsi="Arial" w:cs="Arial"/>
+                <w:sz w:val="16"/>
+                <w:szCs w:val="16"/>
+                <w:lang w:val="ru-RU"/>
+              </w:rPr>
+              <w:t>Пропстом</w:t>
+            </w:r>
+            <w:proofErr w:type="spellEnd"/>
+            <w:r>
+              <w:rPr>
+                <w:rFonts w:ascii="Arial" w:hAnsi="Arial" w:cs="Arial"/>
+                <w:sz w:val="16"/>
+                <w:szCs w:val="16"/>
+                <w:lang w:val="ru-RU"/>
+              </w:rPr>
+              <w:t xml:space="preserve"> в Пензу. где работала на велосипедном заводе. БОЗ. Через несколько недель после ареста Александра </w:t>
+            </w:r>
+            <w:proofErr w:type="spellStart"/>
+            <w:r>
+              <w:rPr>
+                <w:rFonts w:ascii="Arial" w:hAnsi="Arial" w:cs="Arial"/>
+                <w:sz w:val="16"/>
+                <w:szCs w:val="16"/>
+                <w:lang w:val="ru-RU"/>
+              </w:rPr>
+              <w:t>Пропста</w:t>
+            </w:r>
+            <w:proofErr w:type="spellEnd"/>
+            <w:r>
+              <w:rPr>
+                <w:rFonts w:ascii="Arial" w:hAnsi="Arial" w:cs="Arial"/>
+                <w:sz w:val="16"/>
+                <w:szCs w:val="16"/>
+                <w:lang w:val="ru-RU"/>
+              </w:rPr>
+              <w:t xml:space="preserve">, была арестована Жозефина </w:t>
+            </w:r>
+            <w:proofErr w:type="spellStart"/>
+            <w:r>
+              <w:rPr>
+                <w:rFonts w:ascii="Arial" w:hAnsi="Arial" w:cs="Arial"/>
+                <w:sz w:val="16"/>
+                <w:szCs w:val="16"/>
+                <w:lang w:val="ru-RU"/>
+              </w:rPr>
+              <w:t>Пропст</w:t>
+            </w:r>
+            <w:proofErr w:type="spellEnd"/>
+            <w:r>
+              <w:rPr>
+                <w:rFonts w:ascii="Arial" w:hAnsi="Arial" w:cs="Arial"/>
+                <w:sz w:val="16"/>
+                <w:szCs w:val="16"/>
+                <w:lang w:val="ru-RU"/>
+              </w:rPr>
+              <w:t xml:space="preserve"> 16 июня 1937 года. Приговор: ВМН. (ее сын Алекандр </w:t>
+            </w:r>
+            <w:proofErr w:type="spellStart"/>
+            <w:r>
+              <w:rPr>
+                <w:rFonts w:ascii="Arial" w:hAnsi="Arial" w:cs="Arial"/>
+                <w:sz w:val="16"/>
+                <w:szCs w:val="16"/>
+                <w:lang w:val="ru-RU"/>
+              </w:rPr>
+              <w:t>Пропст</w:t>
+            </w:r>
+            <w:proofErr w:type="spellEnd"/>
+            <w:r>
+              <w:rPr>
+                <w:rFonts w:ascii="Arial" w:hAnsi="Arial" w:cs="Arial"/>
+                <w:sz w:val="16"/>
+                <w:szCs w:val="16"/>
+                <w:lang w:val="ru-RU"/>
+              </w:rPr>
+              <w:t xml:space="preserve"> -17лет, расстрелян в 1937 году)</w:t>
             </w:r>
           </w:p>
           <w:p>
@@ -6289,21 +6889,60 @@
               </w:rPr>
               <w:t xml:space="preserve"> </w:t>
             </w:r>
-            <w:hyperlink r:id="rId17" w:history="1">
-              <w:r>
-                <w:rPr>
-                  <w:rStyle w:val="Hyperlink"/>
-                  <w:rFonts w:ascii="Arial" w:hAnsi="Arial" w:cs="Arial"/>
-                  <w:b/>
-                  <w:bCs/>
-                  <w:color w:val="auto"/>
-                  <w:sz w:val="16"/>
-                  <w:szCs w:val="16"/>
-                  <w:lang w:val="ru-RU"/>
-                </w:rPr>
-                <w:t>Открытый список</w:t>
-              </w:r>
-            </w:hyperlink>
+            <w:r>
+              <w:fldChar w:fldCharType="begin"/>
+            </w:r>
+            <w:r>
+              <w:instrText>HYPERLINK</w:instrText>
+            </w:r>
+            <w:r>
+              <w:rPr>
+                <w:lang w:val="ru-RU"/>
+              </w:rPr>
+              <w:instrText xml:space="preserve"> "</w:instrText>
+            </w:r>
+            <w:r>
+              <w:instrText>https</w:instrText>
+            </w:r>
+            <w:r>
+              <w:rPr>
+                <w:lang w:val="ru-RU"/>
+              </w:rPr>
+              <w:instrText>://</w:instrText>
+            </w:r>
+            <w:r>
+              <w:instrText>ru</w:instrText>
+            </w:r>
+            <w:r>
+              <w:rPr>
+                <w:lang w:val="ru-RU"/>
+              </w:rPr>
+              <w:instrText>.</w:instrText>
+            </w:r>
+            <w:r>
+              <w:instrText>openlist</w:instrText>
+            </w:r>
+            <w:r>
+              <w:rPr>
+                <w:lang w:val="ru-RU"/>
+              </w:rPr>
+              <w:instrText>.</w:instrText>
+            </w:r>
+            <w:r>
+              <w:instrText>wiki</w:instrText>
+            </w:r>
+            <w:r>
+              <w:rPr>
+                <w:lang w:val="ru-RU"/>
+              </w:rPr>
+              <w:instrText>/Пропст_Жозефина_Робертовна_(1896)"</w:instrText>
+            </w:r>
+            <w:r>
+              <w:rPr>
+                <w:rFonts w:hint="eastAsia"/>
+              </w:rPr>
+              <w:fldChar w:fldCharType="separate"/>
+            </w:r>
             <w:r>
               <w:rPr>
                 <w:rStyle w:val="Hyperlink"/>
@@ -6313,6 +6952,22 @@
                 <w:color w:val="auto"/>
                 <w:sz w:val="16"/>
                 <w:szCs w:val="16"/>
+                <w:lang w:val="ru-RU"/>
+              </w:rPr>
+              <w:t>Открытый список</w:t>
+            </w:r>
+            <w:r>
+              <w:fldChar w:fldCharType="end"/>
+            </w:r>
+            <w:r>
+              <w:rPr>
+                <w:rStyle w:val="Hyperlink"/>
+                <w:rFonts w:ascii="Arial" w:hAnsi="Arial" w:cs="Arial"/>
+                <w:b/>
+                <w:bCs/>
+                <w:color w:val="auto"/>
+                <w:sz w:val="16"/>
+                <w:szCs w:val="16"/>
                 <w:u w:val="none"/>
                 <w:lang w:val="ru-RU"/>
               </w:rPr>
@@ -6332,21 +6987,184 @@
               </w:rPr>
               <w:t xml:space="preserve"> </w:t>
             </w:r>
-            <w:hyperlink r:id="rId18" w:history="1">
-              <w:r>
-                <w:rPr>
-                  <w:rStyle w:val="Hyperlink"/>
-                  <w:rFonts w:ascii="Arial" w:hAnsi="Arial" w:cs="Arial"/>
-                  <w:b/>
-                  <w:bCs/>
-                  <w:color w:val="auto"/>
-                  <w:sz w:val="16"/>
-                  <w:szCs w:val="16"/>
-                  <w:lang w:val="ru-RU"/>
-                </w:rPr>
-                <w:t>Архивная ссылка</w:t>
-              </w:r>
-            </w:hyperlink>
+            <w:r>
+              <w:fldChar w:fldCharType="begin"/>
+            </w:r>
+            <w:r>
+              <w:instrText>HYPERLINK</w:instrText>
+            </w:r>
+            <w:r>
+              <w:rPr>
+                <w:lang w:val="ru-RU"/>
+              </w:rPr>
+              <w:instrText xml:space="preserve"> "</w:instrText>
+            </w:r>
+            <w:r>
+              <w:instrText>https</w:instrText>
+            </w:r>
+            <w:r>
+              <w:rPr>
+                <w:lang w:val="ru-RU"/>
+              </w:rPr>
+              <w:instrText>://</w:instrText>
+            </w:r>
+            <w:r>
+              <w:instrText>www</w:instrText>
+            </w:r>
+            <w:r>
+              <w:rPr>
+                <w:lang w:val="ru-RU"/>
+              </w:rPr>
+              <w:instrText>.</w:instrText>
+            </w:r>
+            <w:r>
+              <w:instrText>doew</w:instrText>
+            </w:r>
+            <w:r>
+              <w:rPr>
+                <w:lang w:val="ru-RU"/>
+              </w:rPr>
+              <w:instrText>.</w:instrText>
+            </w:r>
+            <w:r>
+              <w:instrText>at</w:instrText>
+            </w:r>
+            <w:r>
+              <w:rPr>
+                <w:lang w:val="ru-RU"/>
+              </w:rPr>
+              <w:instrText>/</w:instrText>
+            </w:r>
+            <w:r>
+              <w:instrText>erinnern</w:instrText>
+            </w:r>
+            <w:r>
+              <w:rPr>
+                <w:lang w:val="ru-RU"/>
+              </w:rPr>
+              <w:instrText>/</w:instrText>
+            </w:r>
+            <w:r>
+              <w:instrText>biographien</w:instrText>
+            </w:r>
+            <w:r>
+              <w:rPr>
+                <w:lang w:val="ru-RU"/>
+              </w:rPr>
+              <w:instrText>/</w:instrText>
+            </w:r>
+            <w:r>
+              <w:instrText>oesterreichische</w:instrText>
+            </w:r>
+            <w:r>
+              <w:rPr>
+                <w:lang w:val="ru-RU"/>
+              </w:rPr>
+              <w:instrText>-</w:instrText>
+            </w:r>
+            <w:r>
+              <w:instrText>stalin</w:instrText>
+            </w:r>
+            <w:r>
+              <w:rPr>
+                <w:lang w:val="ru-RU"/>
+              </w:rPr>
+              <w:instrText>-</w:instrText>
+            </w:r>
+            <w:r>
+              <w:instrText>opfer</w:instrText>
+            </w:r>
+            <w:r>
+              <w:rPr>
+                <w:lang w:val="ru-RU"/>
+              </w:rPr>
+              <w:instrText>-</w:instrText>
+            </w:r>
+            <w:r>
+              <w:instrText>bis</w:instrText>
+            </w:r>
+            <w:r>
+              <w:rPr>
+                <w:lang w:val="ru-RU"/>
+              </w:rPr>
+              <w:instrText>-1945/</w:instrText>
+            </w:r>
+            <w:r>
+              <w:instrText>stalin</w:instrText>
+            </w:r>
+            <w:r>
+              <w:rPr>
+                <w:lang w:val="ru-RU"/>
+              </w:rPr>
+              <w:instrText>-</w:instrText>
+            </w:r>
+            <w:r>
+              <w:instrText>opfer</w:instrText>
+            </w:r>
+            <w:r>
+              <w:rPr>
+                <w:lang w:val="ru-RU"/>
+              </w:rPr>
+              <w:instrText>-</w:instrText>
+            </w:r>
+            <w:r>
+              <w:instrText>p</w:instrText>
+            </w:r>
+            <w:r>
+              <w:rPr>
+                <w:lang w:val="ru-RU"/>
+              </w:rPr>
+              <w:instrText>/</w:instrText>
+            </w:r>
+            <w:r>
+              <w:instrText>propst</w:instrText>
+            </w:r>
+            <w:r>
+              <w:rPr>
+                <w:lang w:val="ru-RU"/>
+              </w:rPr>
+              <w:instrText>-</w:instrText>
+            </w:r>
+            <w:r>
+              <w:instrText>pogoreutz</w:instrText>
+            </w:r>
+            <w:r>
+              <w:rPr>
+                <w:lang w:val="ru-RU"/>
+              </w:rPr>
+              <w:instrText>-</w:instrText>
+            </w:r>
+            <w:r>
+              <w:instrText>josefine</w:instrText>
+            </w:r>
+            <w:r>
+              <w:rPr>
+                <w:lang w:val="ru-RU"/>
+              </w:rPr>
+              <w:instrText>"</w:instrText>
+            </w:r>
+            <w:r>
+              <w:rPr>
+                <w:rFonts w:hint="eastAsia"/>
+              </w:rPr>
+              <w:fldChar w:fldCharType="separate"/>
+            </w:r>
+            <w:r>
+              <w:rPr>
+                <w:rStyle w:val="Hyperlink"/>
+                <w:rFonts w:ascii="Arial" w:hAnsi="Arial" w:cs="Arial"/>
+                <w:b/>
+                <w:bCs/>
+                <w:color w:val="auto"/>
+                <w:sz w:val="16"/>
+                <w:szCs w:val="16"/>
+                <w:lang w:val="ru-RU"/>
+              </w:rPr>
+              <w:t>Архивная ссылка</w:t>
+            </w:r>
+            <w:r>
+              <w:fldChar w:fldCharType="end"/>
+            </w:r>
           </w:p>
         </w:tc>
       </w:tr>
@@ -6385,8 +7203,21 @@
                 <w:szCs w:val="16"/>
                 <w:lang w:val="ru-RU"/>
               </w:rPr>
-              <w:t>Робен Ольга Вильгельмовна</w:t>
-            </w:r>
+              <w:t xml:space="preserve">Робен Ольга </w:t>
+            </w:r>
+            <w:proofErr w:type="spellStart"/>
+            <w:r>
+              <w:rPr>
+                <w:rFonts w:ascii="Arial" w:hAnsi="Arial" w:cs="Arial"/>
+                <w:b/>
+                <w:bCs/>
+                <w:sz w:val="16"/>
+                <w:szCs w:val="16"/>
+                <w:lang w:val="ru-RU"/>
+              </w:rPr>
+              <w:t>Вильгельмовна</w:t>
+            </w:r>
+            <w:proofErr w:type="spellEnd"/>
             <w:r>
               <w:rPr>
                 <w:rFonts w:ascii="Arial" w:hAnsi="Arial" w:cs="Arial"/>
@@ -6449,17 +7280,76 @@
                 <w:szCs w:val="16"/>
                 <w:lang w:val="ru-RU"/>
               </w:rPr>
-              <w:t xml:space="preserve">(она же Блекман Марта Вильгельмовна) </w:t>
-            </w:r>
-            <w:r>
-              <w:rPr>
-                <w:rFonts w:ascii="Arial" w:hAnsi="Arial" w:cs="Arial"/>
-                <w:sz w:val="16"/>
-                <w:szCs w:val="16"/>
-                <w:lang w:val="ru-RU"/>
-              </w:rPr>
-              <w:t>1905 г. р., уроженка г. Вена, австрийка, подданная Австрии, член КПГ с 1927 г., политэмигрантка, студентка 3-го курса ЛИФЛИ, прож</w:t>
-            </w:r>
+              <w:t xml:space="preserve">(она же </w:t>
+            </w:r>
+            <w:proofErr w:type="spellStart"/>
+            <w:r>
+              <w:rPr>
+                <w:rFonts w:ascii="Arial" w:hAnsi="Arial" w:cs="Arial"/>
+                <w:b/>
+                <w:bCs/>
+                <w:sz w:val="16"/>
+                <w:szCs w:val="16"/>
+                <w:lang w:val="ru-RU"/>
+              </w:rPr>
+              <w:t>Блекман</w:t>
+            </w:r>
+            <w:proofErr w:type="spellEnd"/>
+            <w:r>
+              <w:rPr>
+                <w:rFonts w:ascii="Arial" w:hAnsi="Arial" w:cs="Arial"/>
+                <w:b/>
+                <w:bCs/>
+                <w:sz w:val="16"/>
+                <w:szCs w:val="16"/>
+                <w:lang w:val="ru-RU"/>
+              </w:rPr>
+              <w:t xml:space="preserve"> Марта </w:t>
+            </w:r>
+            <w:proofErr w:type="spellStart"/>
+            <w:r>
+              <w:rPr>
+                <w:rFonts w:ascii="Arial" w:hAnsi="Arial" w:cs="Arial"/>
+                <w:b/>
+                <w:bCs/>
+                <w:sz w:val="16"/>
+                <w:szCs w:val="16"/>
+                <w:lang w:val="ru-RU"/>
+              </w:rPr>
+              <w:t>Вильгельмовна</w:t>
+            </w:r>
+            <w:proofErr w:type="spellEnd"/>
+            <w:r>
+              <w:rPr>
+                <w:rFonts w:ascii="Arial" w:hAnsi="Arial" w:cs="Arial"/>
+                <w:b/>
+                <w:bCs/>
+                <w:sz w:val="16"/>
+                <w:szCs w:val="16"/>
+                <w:lang w:val="ru-RU"/>
+              </w:rPr>
+              <w:t xml:space="preserve">) </w:t>
+            </w:r>
+            <w:r>
+              <w:rPr>
+                <w:rFonts w:ascii="Arial" w:hAnsi="Arial" w:cs="Arial"/>
+                <w:sz w:val="16"/>
+                <w:szCs w:val="16"/>
+                <w:lang w:val="ru-RU"/>
+              </w:rPr>
+              <w:t xml:space="preserve">1905 г. р., уроженка г. Вена, австрийка, подданная Австрии, член КПГ с 1927 г., политэмигрантка, студентка 3-го курса ЛИФЛИ, </w:t>
+            </w:r>
+            <w:proofErr w:type="spellStart"/>
+            <w:r>
+              <w:rPr>
+                <w:rFonts w:ascii="Arial" w:hAnsi="Arial" w:cs="Arial"/>
+                <w:sz w:val="16"/>
+                <w:szCs w:val="16"/>
+                <w:lang w:val="ru-RU"/>
+              </w:rPr>
+              <w:t>прож</w:t>
+            </w:r>
+            <w:proofErr w:type="spellEnd"/>
             <w:r>
               <w:rPr>
                 <w:rFonts w:ascii="Arial" w:hAnsi="Arial" w:cs="Arial"/>
@@ -6512,7 +7402,31 @@
                 <w:szCs w:val="16"/>
                 <w:lang w:val="ru-RU"/>
               </w:rPr>
-              <w:t>Ленинградский мартиролог: 1937-1938, том 4</w:t>
+              <w:t xml:space="preserve">Ленинградский мартиролог: </w:t>
+            </w:r>
+            <w:proofErr w:type="gramStart"/>
+            <w:r>
+              <w:rPr>
+                <w:rFonts w:ascii="Arial" w:hAnsi="Arial" w:cs="Arial"/>
+                <w:b/>
+                <w:bCs/>
+                <w:sz w:val="16"/>
+                <w:szCs w:val="16"/>
+                <w:lang w:val="ru-RU"/>
+              </w:rPr>
+              <w:t>1937-1938</w:t>
+            </w:r>
+            <w:proofErr w:type="gramEnd"/>
+            <w:r>
+              <w:rPr>
+                <w:rFonts w:ascii="Arial" w:hAnsi="Arial" w:cs="Arial"/>
+                <w:b/>
+                <w:bCs/>
+                <w:sz w:val="16"/>
+                <w:szCs w:val="16"/>
+                <w:lang w:val="ru-RU"/>
+              </w:rPr>
+              <w:t>, том 4</w:t>
             </w:r>
             <w:r>
               <w:rPr>
@@ -6536,7 +7450,7 @@
               </w:rPr>
               <w:t xml:space="preserve"> </w:t>
             </w:r>
-            <w:hyperlink r:id="rId19" w:history="1">
+            <w:hyperlink r:id="rId9" w:history="1">
               <w:r>
                 <w:rPr>
                   <w:rStyle w:val="Hyperlink"/>
@@ -6593,17 +7507,43 @@
                 <w:lang w:val="ru-RU"/>
               </w:rPr>
             </w:pPr>
-            <w:r>
-              <w:rPr>
-                <w:rFonts w:ascii="Arial" w:hAnsi="Arial" w:cs="Arial"/>
-                <w:b/>
-                <w:bCs/>
-                <w:sz w:val="16"/>
-                <w:szCs w:val="16"/>
-                <w:lang w:val="ru-RU"/>
-              </w:rPr>
-              <w:t>Роттер Гермина</w:t>
-            </w:r>
+            <w:proofErr w:type="spellStart"/>
+            <w:r>
+              <w:rPr>
+                <w:rFonts w:ascii="Arial" w:hAnsi="Arial" w:cs="Arial"/>
+                <w:b/>
+                <w:bCs/>
+                <w:sz w:val="16"/>
+                <w:szCs w:val="16"/>
+                <w:lang w:val="ru-RU"/>
+              </w:rPr>
+              <w:t>Роттер</w:t>
+            </w:r>
+            <w:proofErr w:type="spellEnd"/>
+            <w:r>
+              <w:rPr>
+                <w:rFonts w:ascii="Arial" w:hAnsi="Arial" w:cs="Arial"/>
+                <w:b/>
+                <w:bCs/>
+                <w:sz w:val="16"/>
+                <w:szCs w:val="16"/>
+                <w:lang w:val="ru-RU"/>
+              </w:rPr>
+              <w:t xml:space="preserve"> </w:t>
+            </w:r>
+            <w:proofErr w:type="spellStart"/>
+            <w:r>
+              <w:rPr>
+                <w:rFonts w:ascii="Arial" w:hAnsi="Arial" w:cs="Arial"/>
+                <w:b/>
+                <w:bCs/>
+                <w:sz w:val="16"/>
+                <w:szCs w:val="16"/>
+                <w:lang w:val="ru-RU"/>
+              </w:rPr>
+              <w:t>Гермина</w:t>
+            </w:r>
+            <w:proofErr w:type="spellEnd"/>
             <w:r>
               <w:rPr>
                 <w:rFonts w:ascii="Arial" w:hAnsi="Arial" w:cs="Arial"/>
@@ -6697,7 +7637,27 @@
                 <w:szCs w:val="16"/>
                 <w:lang w:val="ru-RU"/>
               </w:rPr>
-              <w:t xml:space="preserve"> Прож.:</w:t>
+              <w:t xml:space="preserve"> </w:t>
+            </w:r>
+            <w:proofErr w:type="spellStart"/>
+            <w:r>
+              <w:rPr>
+                <w:rFonts w:ascii="Arial" w:hAnsi="Arial" w:cs="Arial"/>
+                <w:sz w:val="16"/>
+                <w:szCs w:val="16"/>
+                <w:lang w:val="ru-RU"/>
+              </w:rPr>
+              <w:t>Прож</w:t>
+            </w:r>
+            <w:proofErr w:type="spellEnd"/>
+            <w:r>
+              <w:rPr>
+                <w:rFonts w:ascii="Arial" w:hAnsi="Arial" w:cs="Arial"/>
+                <w:sz w:val="16"/>
+                <w:szCs w:val="16"/>
+                <w:lang w:val="ru-RU"/>
+              </w:rPr>
+              <w:t>.:</w:t>
             </w:r>
             <w:r>
               <w:rPr>
@@ -6723,7 +7683,27 @@
                 <w:szCs w:val="16"/>
                 <w:lang w:val="ru-RU"/>
               </w:rPr>
-              <w:t>Вена, 4-й р-н, Шелленгассе, д.10</w:t>
+              <w:t xml:space="preserve">Вена, 4-й р-н, </w:t>
+            </w:r>
+            <w:proofErr w:type="spellStart"/>
+            <w:r>
+              <w:rPr>
+                <w:rFonts w:ascii="Arial" w:hAnsi="Arial" w:cs="Arial"/>
+                <w:sz w:val="16"/>
+                <w:szCs w:val="16"/>
+                <w:lang w:val="ru-RU"/>
+              </w:rPr>
+              <w:t>Шелленгассе</w:t>
+            </w:r>
+            <w:proofErr w:type="spellEnd"/>
+            <w:r>
+              <w:rPr>
+                <w:rFonts w:ascii="Arial" w:hAnsi="Arial" w:cs="Arial"/>
+                <w:sz w:val="16"/>
+                <w:szCs w:val="16"/>
+                <w:lang w:val="ru-RU"/>
+              </w:rPr>
+              <w:t>, д.10</w:t>
             </w:r>
             <w:r>
               <w:rPr>
@@ -6777,7 +7757,37 @@
                 <w:szCs w:val="16"/>
                 <w:lang w:val="ru-RU"/>
               </w:rPr>
-              <w:t xml:space="preserve"> в/ч 28990 5 июля 1951 г., обв.:</w:t>
+              <w:t xml:space="preserve"> в/ч 28990 5 июля 1951 </w:t>
+            </w:r>
+            <w:r>
+              <w:rPr>
+                <w:rFonts w:ascii="Arial" w:hAnsi="Arial" w:cs="Arial"/>
+                <w:sz w:val="16"/>
+                <w:szCs w:val="16"/>
+                <w:lang w:val="ru-RU"/>
+              </w:rPr>
+              <w:lastRenderedPageBreak/>
+              <w:t xml:space="preserve">г., </w:t>
+            </w:r>
+            <w:proofErr w:type="spellStart"/>
+            <w:r>
+              <w:rPr>
+                <w:rFonts w:ascii="Arial" w:hAnsi="Arial" w:cs="Arial"/>
+                <w:sz w:val="16"/>
+                <w:szCs w:val="16"/>
+                <w:lang w:val="ru-RU"/>
+              </w:rPr>
+              <w:t>обв</w:t>
+            </w:r>
+            <w:proofErr w:type="spellEnd"/>
+            <w:r>
+              <w:rPr>
+                <w:rFonts w:ascii="Arial" w:hAnsi="Arial" w:cs="Arial"/>
+                <w:sz w:val="16"/>
+                <w:szCs w:val="16"/>
+                <w:lang w:val="ru-RU"/>
+              </w:rPr>
+              <w:t>.:</w:t>
             </w:r>
             <w:r>
               <w:rPr>
@@ -6919,21 +7929,73 @@
               </w:rPr>
               <w:t xml:space="preserve"> </w:t>
             </w:r>
-            <w:hyperlink r:id="rId20" w:history="1">
-              <w:r>
-                <w:rPr>
-                  <w:rStyle w:val="Hyperlink"/>
-                  <w:rFonts w:ascii="Arial" w:hAnsi="Arial" w:cs="Arial"/>
-                  <w:b/>
-                  <w:bCs/>
-                  <w:color w:val="auto"/>
-                  <w:sz w:val="16"/>
-                  <w:szCs w:val="16"/>
-                  <w:lang w:val="ru-RU"/>
-                </w:rPr>
-                <w:t>Открытый список</w:t>
-              </w:r>
-            </w:hyperlink>
+            <w:r>
+              <w:fldChar w:fldCharType="begin"/>
+            </w:r>
+            <w:r>
+              <w:instrText>HYPERLINK</w:instrText>
+            </w:r>
+            <w:r>
+              <w:rPr>
+                <w:lang w:val="ru-RU"/>
+              </w:rPr>
+              <w:instrText xml:space="preserve"> "</w:instrText>
+            </w:r>
+            <w:r>
+              <w:instrText>https</w:instrText>
+            </w:r>
+            <w:r>
+              <w:rPr>
+                <w:lang w:val="ru-RU"/>
+              </w:rPr>
+              <w:instrText>://</w:instrText>
+            </w:r>
+            <w:r>
+              <w:instrText>ru</w:instrText>
+            </w:r>
+            <w:r>
+              <w:rPr>
+                <w:lang w:val="ru-RU"/>
+              </w:rPr>
+              <w:instrText>.</w:instrText>
+            </w:r>
+            <w:r>
+              <w:instrText>openlist</w:instrText>
+            </w:r>
+            <w:r>
+              <w:rPr>
+                <w:lang w:val="ru-RU"/>
+              </w:rPr>
+              <w:instrText>.</w:instrText>
+            </w:r>
+            <w:r>
+              <w:instrText>wiki</w:instrText>
+            </w:r>
+            <w:r>
+              <w:rPr>
+                <w:lang w:val="ru-RU"/>
+              </w:rPr>
+              <w:instrText>/Роттер_Гермина_(1927)"</w:instrText>
+            </w:r>
+            <w:r>
+              <w:fldChar w:fldCharType="separate"/>
+            </w:r>
+            <w:r>
+              <w:rPr>
+                <w:rStyle w:val="Hyperlink"/>
+                <w:rFonts w:ascii="Arial" w:hAnsi="Arial" w:cs="Arial"/>
+                <w:b/>
+                <w:bCs/>
+                <w:color w:val="auto"/>
+                <w:sz w:val="16"/>
+                <w:szCs w:val="16"/>
+                <w:lang w:val="ru-RU"/>
+              </w:rPr>
+              <w:t>Открытый список</w:t>
+            </w:r>
+            <w:r>
+              <w:fldChar w:fldCharType="end"/>
+            </w:r>
             <w:r>
               <w:rPr>
                 <w:rStyle w:val="Hyperlink"/>
@@ -6982,8 +8044,22 @@
                 <w:szCs w:val="16"/>
                 <w:lang w:val="ru-RU"/>
               </w:rPr>
-              <w:t>Тихоненко Клара-Мария Руфольфовна</w:t>
-            </w:r>
+              <w:lastRenderedPageBreak/>
+              <w:t xml:space="preserve">Тихоненко Клара-Мария </w:t>
+            </w:r>
+            <w:proofErr w:type="spellStart"/>
+            <w:r>
+              <w:rPr>
+                <w:rFonts w:ascii="Arial" w:hAnsi="Arial" w:cs="Arial"/>
+                <w:b/>
+                <w:bCs/>
+                <w:sz w:val="16"/>
+                <w:szCs w:val="16"/>
+                <w:lang w:val="ru-RU"/>
+              </w:rPr>
+              <w:t>Руфольфовна</w:t>
+            </w:r>
+            <w:proofErr w:type="spellEnd"/>
             <w:r>
               <w:rPr>
                 <w:rFonts w:ascii="Arial" w:hAnsi="Arial" w:cs="Arial"/>
@@ -7108,7 +8184,27 @@
                 <w:szCs w:val="16"/>
                 <w:lang w:val="ru-RU"/>
               </w:rPr>
-              <w:t>, прож.: с. Знаменка Славянского р-на</w:t>
+              <w:t xml:space="preserve">, </w:t>
+            </w:r>
+            <w:proofErr w:type="spellStart"/>
+            <w:r>
+              <w:rPr>
+                <w:rFonts w:ascii="Arial" w:hAnsi="Arial" w:cs="Arial"/>
+                <w:sz w:val="16"/>
+                <w:szCs w:val="16"/>
+                <w:lang w:val="ru-RU"/>
+              </w:rPr>
+              <w:t>прож</w:t>
+            </w:r>
+            <w:proofErr w:type="spellEnd"/>
+            <w:r>
+              <w:rPr>
+                <w:rFonts w:ascii="Arial" w:hAnsi="Arial" w:cs="Arial"/>
+                <w:sz w:val="16"/>
+                <w:szCs w:val="16"/>
+                <w:lang w:val="ru-RU"/>
+              </w:rPr>
+              <w:t>.: с. Знаменка Славянского р-на</w:t>
             </w:r>
             <w:r>
               <w:rPr>
@@ -7240,14 +8336,25 @@
                 <w:lang w:val="ru-RU"/>
               </w:rPr>
             </w:pPr>
-            <w:r>
-              <w:rPr>
-                <w:rFonts w:ascii="Arial" w:hAnsi="Arial" w:cs="Arial"/>
-                <w:sz w:val="16"/>
-                <w:szCs w:val="16"/>
-                <w:lang w:val="ru-RU"/>
-              </w:rPr>
-              <w:t>Ребилитирована в 1993</w:t>
+            <w:proofErr w:type="spellStart"/>
+            <w:r>
+              <w:rPr>
+                <w:rFonts w:ascii="Arial" w:hAnsi="Arial" w:cs="Arial"/>
+                <w:sz w:val="16"/>
+                <w:szCs w:val="16"/>
+                <w:lang w:val="ru-RU"/>
+              </w:rPr>
+              <w:t>Ребилитирована</w:t>
+            </w:r>
+            <w:proofErr w:type="spellEnd"/>
+            <w:r>
+              <w:rPr>
+                <w:rFonts w:ascii="Arial" w:hAnsi="Arial" w:cs="Arial"/>
+                <w:sz w:val="16"/>
+                <w:szCs w:val="16"/>
+                <w:lang w:val="ru-RU"/>
+              </w:rPr>
+              <w:t xml:space="preserve"> в 1993</w:t>
             </w:r>
             <w:r>
               <w:rPr>
@@ -7346,21 +8453,100 @@
               </w:rPr>
               <w:t xml:space="preserve"> </w:t>
             </w:r>
-            <w:hyperlink r:id="rId21" w:history="1">
-              <w:r>
-                <w:rPr>
-                  <w:rStyle w:val="Hyperlink"/>
-                  <w:rFonts w:ascii="Arial" w:hAnsi="Arial" w:cs="Arial"/>
-                  <w:b/>
-                  <w:bCs/>
-                  <w:color w:val="auto"/>
-                  <w:sz w:val="16"/>
-                  <w:szCs w:val="16"/>
-                  <w:lang w:val="ru-RU"/>
-                </w:rPr>
-                <w:t>Архивная ссылка</w:t>
-              </w:r>
-            </w:hyperlink>
+            <w:r>
+              <w:fldChar w:fldCharType="begin"/>
+            </w:r>
+            <w:r>
+              <w:instrText>HYPERLINK</w:instrText>
+            </w:r>
+            <w:r>
+              <w:rPr>
+                <w:lang w:val="ru-RU"/>
+              </w:rPr>
+              <w:instrText xml:space="preserve"> "</w:instrText>
+            </w:r>
+            <w:r>
+              <w:instrText>http</w:instrText>
+            </w:r>
+            <w:r>
+              <w:rPr>
+                <w:lang w:val="ru-RU"/>
+              </w:rPr>
+              <w:instrText>://</w:instrText>
+            </w:r>
+            <w:r>
+              <w:instrText>www</w:instrText>
+            </w:r>
+            <w:r>
+              <w:rPr>
+                <w:lang w:val="ru-RU"/>
+              </w:rPr>
+              <w:instrText>.</w:instrText>
+            </w:r>
+            <w:r>
+              <w:instrText>reabit</w:instrText>
+            </w:r>
+            <w:r>
+              <w:rPr>
+                <w:lang w:val="ru-RU"/>
+              </w:rPr>
+              <w:instrText>.</w:instrText>
+            </w:r>
+            <w:r>
+              <w:instrText>org</w:instrText>
+            </w:r>
+            <w:r>
+              <w:rPr>
+                <w:lang w:val="ru-RU"/>
+              </w:rPr>
+              <w:instrText>.</w:instrText>
+            </w:r>
+            <w:r>
+              <w:instrText>ua</w:instrText>
+            </w:r>
+            <w:r>
+              <w:rPr>
+                <w:lang w:val="ru-RU"/>
+              </w:rPr>
+              <w:instrText>/</w:instrText>
+            </w:r>
+            <w:r>
+              <w:instrText>nbr</w:instrText>
+            </w:r>
+            <w:r>
+              <w:rPr>
+                <w:lang w:val="ru-RU"/>
+              </w:rPr>
+              <w:instrText>/?</w:instrText>
+            </w:r>
+            <w:r>
+              <w:instrText>ID</w:instrText>
+            </w:r>
+            <w:r>
+              <w:rPr>
+                <w:lang w:val="ru-RU"/>
+              </w:rPr>
+              <w:instrText>=253089"</w:instrText>
+            </w:r>
+            <w:r>
+              <w:fldChar w:fldCharType="separate"/>
+            </w:r>
+            <w:r>
+              <w:rPr>
+                <w:rStyle w:val="Hyperlink"/>
+                <w:rFonts w:ascii="Arial" w:hAnsi="Arial" w:cs="Arial"/>
+                <w:b/>
+                <w:bCs/>
+                <w:color w:val="auto"/>
+                <w:sz w:val="16"/>
+                <w:szCs w:val="16"/>
+                <w:lang w:val="ru-RU"/>
+              </w:rPr>
+              <w:t>Архивная ссылка</w:t>
+            </w:r>
+            <w:r>
+              <w:fldChar w:fldCharType="end"/>
+            </w:r>
             <w:r>
               <w:rPr>
                 <w:rStyle w:val="Hyperlink"/>
@@ -7400,16 +8586,29 @@
                 <w:lang w:val="ru-RU"/>
               </w:rPr>
             </w:pPr>
-            <w:r>
-              <w:rPr>
-                <w:rFonts w:ascii="Arial" w:hAnsi="Arial" w:cs="Arial"/>
-                <w:b/>
-                <w:bCs/>
-                <w:sz w:val="16"/>
-                <w:szCs w:val="16"/>
-                <w:lang w:val="ru-RU"/>
-              </w:rPr>
-              <w:t>Хенфлинг Маргарита</w:t>
+            <w:proofErr w:type="spellStart"/>
+            <w:r>
+              <w:rPr>
+                <w:rFonts w:ascii="Arial" w:hAnsi="Arial" w:cs="Arial"/>
+                <w:b/>
+                <w:bCs/>
+                <w:sz w:val="16"/>
+                <w:szCs w:val="16"/>
+                <w:lang w:val="ru-RU"/>
+              </w:rPr>
+              <w:t>Хенфлинг</w:t>
+            </w:r>
+            <w:proofErr w:type="spellEnd"/>
+            <w:r>
+              <w:rPr>
+                <w:rFonts w:ascii="Arial" w:hAnsi="Arial" w:cs="Arial"/>
+                <w:b/>
+                <w:bCs/>
+                <w:sz w:val="16"/>
+                <w:szCs w:val="16"/>
+                <w:lang w:val="ru-RU"/>
+              </w:rPr>
+              <w:t xml:space="preserve"> Маргарита</w:t>
             </w:r>
             <w:r>
               <w:rPr>
@@ -7499,8 +8698,19 @@
                 <w:szCs w:val="16"/>
                 <w:lang w:val="ru-RU"/>
               </w:rPr>
-              <w:t>. Прож</w:t>
-            </w:r>
+              <w:t xml:space="preserve">. </w:t>
+            </w:r>
+            <w:proofErr w:type="spellStart"/>
+            <w:r>
+              <w:rPr>
+                <w:rFonts w:ascii="Arial" w:hAnsi="Arial" w:cs="Arial"/>
+                <w:sz w:val="16"/>
+                <w:szCs w:val="16"/>
+                <w:lang w:val="ru-RU"/>
+              </w:rPr>
+              <w:t>Прож</w:t>
+            </w:r>
+            <w:proofErr w:type="spellEnd"/>
             <w:r>
               <w:rPr>
                 <w:rFonts w:ascii="Arial" w:hAnsi="Arial" w:cs="Arial"/>
@@ -7545,15 +8755,37 @@
               </w:rPr>
               <w:t xml:space="preserve"> </w:t>
             </w:r>
-            <w:r>
-              <w:rPr>
-                <w:rFonts w:ascii="Arial" w:hAnsi="Arial" w:cs="Arial"/>
-                <w:sz w:val="16"/>
-                <w:szCs w:val="16"/>
-                <w:lang w:val="ru-RU"/>
-              </w:rPr>
-              <w:t>Перхтольсдорф близ г.Линц</w:t>
-            </w:r>
+            <w:proofErr w:type="spellStart"/>
+            <w:r>
+              <w:rPr>
+                <w:rFonts w:ascii="Arial" w:hAnsi="Arial" w:cs="Arial"/>
+                <w:sz w:val="16"/>
+                <w:szCs w:val="16"/>
+                <w:lang w:val="ru-RU"/>
+              </w:rPr>
+              <w:t>Перхтольсдорф</w:t>
+            </w:r>
+            <w:proofErr w:type="spellEnd"/>
+            <w:r>
+              <w:rPr>
+                <w:rFonts w:ascii="Arial" w:hAnsi="Arial" w:cs="Arial"/>
+                <w:sz w:val="16"/>
+                <w:szCs w:val="16"/>
+                <w:lang w:val="ru-RU"/>
+              </w:rPr>
+              <w:t xml:space="preserve"> близ </w:t>
+            </w:r>
+            <w:proofErr w:type="spellStart"/>
+            <w:r>
+              <w:rPr>
+                <w:rFonts w:ascii="Arial" w:hAnsi="Arial" w:cs="Arial"/>
+                <w:sz w:val="16"/>
+                <w:szCs w:val="16"/>
+                <w:lang w:val="ru-RU"/>
+              </w:rPr>
+              <w:t>г.Линц</w:t>
+            </w:r>
+            <w:proofErr w:type="spellEnd"/>
             <w:r>
               <w:rPr>
                 <w:rFonts w:ascii="Arial" w:hAnsi="Arial" w:cs="Arial"/>
@@ -7615,7 +8847,27 @@
                 <w:szCs w:val="16"/>
                 <w:lang w:val="ru-RU"/>
               </w:rPr>
-              <w:t xml:space="preserve"> в/ч 28990 7 апреля 1951 г., обв.:</w:t>
+              <w:t xml:space="preserve"> в/ч 28990 7 апреля 1951 г., </w:t>
+            </w:r>
+            <w:proofErr w:type="spellStart"/>
+            <w:r>
+              <w:rPr>
+                <w:rFonts w:ascii="Arial" w:hAnsi="Arial" w:cs="Arial"/>
+                <w:sz w:val="16"/>
+                <w:szCs w:val="16"/>
+                <w:lang w:val="ru-RU"/>
+              </w:rPr>
+              <w:t>обв</w:t>
+            </w:r>
+            <w:proofErr w:type="spellEnd"/>
+            <w:r>
+              <w:rPr>
+                <w:rFonts w:ascii="Arial" w:hAnsi="Arial" w:cs="Arial"/>
+                <w:sz w:val="16"/>
+                <w:szCs w:val="16"/>
+                <w:lang w:val="ru-RU"/>
+              </w:rPr>
+              <w:t>.:</w:t>
             </w:r>
             <w:r>
               <w:rPr>
@@ -7748,21 +9000,73 @@
               </w:rPr>
               <w:t xml:space="preserve"> </w:t>
             </w:r>
-            <w:hyperlink r:id="rId22" w:history="1">
-              <w:r>
-                <w:rPr>
-                  <w:rStyle w:val="Hyperlink"/>
-                  <w:rFonts w:ascii="Arial" w:hAnsi="Arial" w:cs="Arial"/>
-                  <w:b/>
-                  <w:bCs/>
-                  <w:color w:val="auto"/>
-                  <w:sz w:val="16"/>
-                  <w:szCs w:val="16"/>
-                  <w:lang w:val="ru-RU"/>
-                </w:rPr>
-                <w:t>Открытый список</w:t>
-              </w:r>
-            </w:hyperlink>
+            <w:r>
+              <w:fldChar w:fldCharType="begin"/>
+            </w:r>
+            <w:r>
+              <w:instrText>HYPERLINK</w:instrText>
+            </w:r>
+            <w:r>
+              <w:rPr>
+                <w:lang w:val="ru-RU"/>
+              </w:rPr>
+              <w:instrText xml:space="preserve"> "</w:instrText>
+            </w:r>
+            <w:r>
+              <w:instrText>https</w:instrText>
+            </w:r>
+            <w:r>
+              <w:rPr>
+                <w:lang w:val="ru-RU"/>
+              </w:rPr>
+              <w:instrText>://</w:instrText>
+            </w:r>
+            <w:r>
+              <w:instrText>ru</w:instrText>
+            </w:r>
+            <w:r>
+              <w:rPr>
+                <w:lang w:val="ru-RU"/>
+              </w:rPr>
+              <w:instrText>.</w:instrText>
+            </w:r>
+            <w:r>
+              <w:instrText>openlist</w:instrText>
+            </w:r>
+            <w:r>
+              <w:rPr>
+                <w:lang w:val="ru-RU"/>
+              </w:rPr>
+              <w:instrText>.</w:instrText>
+            </w:r>
+            <w:r>
+              <w:instrText>wiki</w:instrText>
+            </w:r>
+            <w:r>
+              <w:rPr>
+                <w:lang w:val="ru-RU"/>
+              </w:rPr>
+              <w:instrText>/Хенфлинг_Маргарита_(1905)"</w:instrText>
+            </w:r>
+            <w:r>
+              <w:fldChar w:fldCharType="separate"/>
+            </w:r>
+            <w:r>
+              <w:rPr>
+                <w:rStyle w:val="Hyperlink"/>
+                <w:rFonts w:ascii="Arial" w:hAnsi="Arial" w:cs="Arial"/>
+                <w:b/>
+                <w:bCs/>
+                <w:color w:val="auto"/>
+                <w:sz w:val="16"/>
+                <w:szCs w:val="16"/>
+                <w:lang w:val="ru-RU"/>
+              </w:rPr>
+              <w:t>Открытый список</w:t>
+            </w:r>
+            <w:r>
+              <w:fldChar w:fldCharType="end"/>
+            </w:r>
             <w:r>
               <w:rPr>
                 <w:rStyle w:val="Hyperlink"/>
@@ -7802,16 +9106,29 @@
                 <w:lang w:val="ru-RU"/>
               </w:rPr>
             </w:pPr>
-            <w:r>
-              <w:rPr>
-                <w:rFonts w:ascii="Arial" w:hAnsi="Arial" w:cs="Arial"/>
-                <w:b/>
-                <w:bCs/>
-                <w:sz w:val="16"/>
-                <w:szCs w:val="16"/>
-                <w:lang w:val="ru-RU"/>
-              </w:rPr>
-              <w:t>Цах Мария Густавовна</w:t>
+            <w:proofErr w:type="spellStart"/>
+            <w:r>
+              <w:rPr>
+                <w:rFonts w:ascii="Arial" w:hAnsi="Arial" w:cs="Arial"/>
+                <w:b/>
+                <w:bCs/>
+                <w:sz w:val="16"/>
+                <w:szCs w:val="16"/>
+                <w:lang w:val="ru-RU"/>
+              </w:rPr>
+              <w:t>Цах</w:t>
+            </w:r>
+            <w:proofErr w:type="spellEnd"/>
+            <w:r>
+              <w:rPr>
+                <w:rFonts w:ascii="Arial" w:hAnsi="Arial" w:cs="Arial"/>
+                <w:b/>
+                <w:bCs/>
+                <w:sz w:val="16"/>
+                <w:szCs w:val="16"/>
+                <w:lang w:val="ru-RU"/>
+              </w:rPr>
+              <w:t xml:space="preserve"> Мария Густавовна</w:t>
             </w:r>
             <w:r>
               <w:rPr>
@@ -7876,8 +9193,19 @@
                 <w:szCs w:val="16"/>
                 <w:lang w:val="ru-RU"/>
               </w:rPr>
-              <w:t>р., м.р</w:t>
-            </w:r>
+              <w:t xml:space="preserve">р., </w:t>
+            </w:r>
+            <w:proofErr w:type="spellStart"/>
+            <w:r>
+              <w:rPr>
+                <w:rFonts w:ascii="Arial" w:hAnsi="Arial" w:cs="Arial"/>
+                <w:sz w:val="16"/>
+                <w:szCs w:val="16"/>
+                <w:lang w:val="ru-RU"/>
+              </w:rPr>
+              <w:t>м.р</w:t>
+            </w:r>
+            <w:proofErr w:type="spellEnd"/>
             <w:r>
               <w:rPr>
                 <w:rFonts w:ascii="Arial" w:hAnsi="Arial" w:cs="Arial"/>
@@ -7984,7 +9312,27 @@
                 <w:szCs w:val="16"/>
                 <w:lang w:val="ru-RU"/>
               </w:rPr>
-              <w:t xml:space="preserve">, прож.: </w:t>
+              <w:t xml:space="preserve">, </w:t>
+            </w:r>
+            <w:proofErr w:type="spellStart"/>
+            <w:r>
+              <w:rPr>
+                <w:rFonts w:ascii="Arial" w:hAnsi="Arial" w:cs="Arial"/>
+                <w:sz w:val="16"/>
+                <w:szCs w:val="16"/>
+                <w:lang w:val="ru-RU"/>
+              </w:rPr>
+              <w:t>прож</w:t>
+            </w:r>
+            <w:proofErr w:type="spellEnd"/>
+            <w:r>
+              <w:rPr>
+                <w:rFonts w:ascii="Arial" w:hAnsi="Arial" w:cs="Arial"/>
+                <w:sz w:val="16"/>
+                <w:szCs w:val="16"/>
+                <w:lang w:val="ru-RU"/>
+              </w:rPr>
+              <w:t xml:space="preserve">.: </w:t>
             </w:r>
             <w:r>
               <w:rPr>
@@ -8207,21 +9555,73 @@
               </w:rPr>
               <w:t xml:space="preserve"> </w:t>
             </w:r>
-            <w:hyperlink r:id="rId23" w:history="1">
-              <w:r>
-                <w:rPr>
-                  <w:rStyle w:val="Hyperlink"/>
-                  <w:rFonts w:ascii="Arial" w:hAnsi="Arial" w:cs="Arial"/>
-                  <w:b/>
-                  <w:bCs/>
-                  <w:color w:val="auto"/>
-                  <w:sz w:val="16"/>
-                  <w:szCs w:val="16"/>
-                  <w:lang w:val="ru-RU"/>
-                </w:rPr>
-                <w:t>Открытый список</w:t>
-              </w:r>
-            </w:hyperlink>
+            <w:r>
+              <w:fldChar w:fldCharType="begin"/>
+            </w:r>
+            <w:r>
+              <w:instrText>HYPERLINK</w:instrText>
+            </w:r>
+            <w:r>
+              <w:rPr>
+                <w:lang w:val="ru-RU"/>
+              </w:rPr>
+              <w:instrText xml:space="preserve"> "</w:instrText>
+            </w:r>
+            <w:r>
+              <w:instrText>https</w:instrText>
+            </w:r>
+            <w:r>
+              <w:rPr>
+                <w:lang w:val="ru-RU"/>
+              </w:rPr>
+              <w:instrText>://</w:instrText>
+            </w:r>
+            <w:r>
+              <w:instrText>ru</w:instrText>
+            </w:r>
+            <w:r>
+              <w:rPr>
+                <w:lang w:val="ru-RU"/>
+              </w:rPr>
+              <w:instrText>.</w:instrText>
+            </w:r>
+            <w:r>
+              <w:instrText>openlist</w:instrText>
+            </w:r>
+            <w:r>
+              <w:rPr>
+                <w:lang w:val="ru-RU"/>
+              </w:rPr>
+              <w:instrText>.</w:instrText>
+            </w:r>
+            <w:r>
+              <w:instrText>wiki</w:instrText>
+            </w:r>
+            <w:r>
+              <w:rPr>
+                <w:lang w:val="ru-RU"/>
+              </w:rPr>
+              <w:instrText>/Цах_Мария_Густавовна_(1902)"</w:instrText>
+            </w:r>
+            <w:r>
+              <w:fldChar w:fldCharType="separate"/>
+            </w:r>
+            <w:r>
+              <w:rPr>
+                <w:rStyle w:val="Hyperlink"/>
+                <w:rFonts w:ascii="Arial" w:hAnsi="Arial" w:cs="Arial"/>
+                <w:b/>
+                <w:bCs/>
+                <w:color w:val="auto"/>
+                <w:sz w:val="16"/>
+                <w:szCs w:val="16"/>
+                <w:lang w:val="ru-RU"/>
+              </w:rPr>
+              <w:t>Открытый список</w:t>
+            </w:r>
+            <w:r>
+              <w:fldChar w:fldCharType="end"/>
+            </w:r>
             <w:r>
               <w:rPr>
                 <w:rStyle w:val="Hyperlink"/>
@@ -8260,16 +9660,29 @@
                 <w:lang w:val="ru-RU"/>
               </w:rPr>
             </w:pPr>
-            <w:r>
-              <w:rPr>
-                <w:rFonts w:ascii="Arial" w:hAnsi="Arial" w:cs="Arial"/>
-                <w:b/>
-                <w:bCs/>
-                <w:sz w:val="16"/>
-                <w:szCs w:val="16"/>
-                <w:lang w:val="ru-RU"/>
-              </w:rPr>
-              <w:t>Эдер Анна</w:t>
+            <w:proofErr w:type="spellStart"/>
+            <w:r>
+              <w:rPr>
+                <w:rFonts w:ascii="Arial" w:hAnsi="Arial" w:cs="Arial"/>
+                <w:b/>
+                <w:bCs/>
+                <w:sz w:val="16"/>
+                <w:szCs w:val="16"/>
+                <w:lang w:val="ru-RU"/>
+              </w:rPr>
+              <w:t>Эдер</w:t>
+            </w:r>
+            <w:proofErr w:type="spellEnd"/>
+            <w:r>
+              <w:rPr>
+                <w:rFonts w:ascii="Arial" w:hAnsi="Arial" w:cs="Arial"/>
+                <w:b/>
+                <w:bCs/>
+                <w:sz w:val="16"/>
+                <w:szCs w:val="16"/>
+                <w:lang w:val="ru-RU"/>
+              </w:rPr>
+              <w:t xml:space="preserve"> Анна</w:t>
             </w:r>
             <w:r>
               <w:rPr>
@@ -8341,7 +9754,27 @@
                 <w:szCs w:val="16"/>
                 <w:lang w:val="ru-RU"/>
               </w:rPr>
-              <w:t>07.12.1913, Вене; австрийка; образование среднее; б/п (в 1938-1945 гг. член НСДАП); учитель народной школы в 6-м р-не Вены</w:t>
+              <w:t xml:space="preserve">07.12.1913, Вене; австрийка; образование среднее; б/п (в </w:t>
+            </w:r>
+            <w:proofErr w:type="gramStart"/>
+            <w:r>
+              <w:rPr>
+                <w:rFonts w:ascii="Arial" w:hAnsi="Arial" w:cs="Arial"/>
+                <w:sz w:val="16"/>
+                <w:szCs w:val="16"/>
+                <w:lang w:val="ru-RU"/>
+              </w:rPr>
+              <w:t>1938-1945</w:t>
+            </w:r>
+            <w:proofErr w:type="gramEnd"/>
+            <w:r>
+              <w:rPr>
+                <w:rFonts w:ascii="Arial" w:hAnsi="Arial" w:cs="Arial"/>
+                <w:sz w:val="16"/>
+                <w:szCs w:val="16"/>
+                <w:lang w:val="ru-RU"/>
+              </w:rPr>
+              <w:t xml:space="preserve"> гг. член НСДАП); учитель народной школы в 6-м р-не Вены</w:t>
             </w:r>
             <w:r>
               <w:rPr>
@@ -8359,7 +9792,27 @@
                 <w:szCs w:val="16"/>
                 <w:lang w:val="ru-RU"/>
               </w:rPr>
-              <w:t xml:space="preserve"> Прож.:</w:t>
+              <w:t xml:space="preserve"> </w:t>
+            </w:r>
+            <w:proofErr w:type="spellStart"/>
+            <w:r>
+              <w:rPr>
+                <w:rFonts w:ascii="Arial" w:hAnsi="Arial" w:cs="Arial"/>
+                <w:sz w:val="16"/>
+                <w:szCs w:val="16"/>
+                <w:lang w:val="ru-RU"/>
+              </w:rPr>
+              <w:t>Прож</w:t>
+            </w:r>
+            <w:proofErr w:type="spellEnd"/>
+            <w:r>
+              <w:rPr>
+                <w:rFonts w:ascii="Arial" w:hAnsi="Arial" w:cs="Arial"/>
+                <w:sz w:val="16"/>
+                <w:szCs w:val="16"/>
+                <w:lang w:val="ru-RU"/>
+              </w:rPr>
+              <w:t>.:</w:t>
             </w:r>
             <w:r>
               <w:rPr>
@@ -8376,7 +9829,27 @@
                 <w:szCs w:val="16"/>
                 <w:lang w:val="ru-RU"/>
               </w:rPr>
-              <w:t>г. Вена, 7-й р-н, Мария-Хильфер-штрассе, д.62, кв.24</w:t>
+              <w:t>г. Вена, 7-й р-н, Мария-</w:t>
+            </w:r>
+            <w:proofErr w:type="spellStart"/>
+            <w:r>
+              <w:rPr>
+                <w:rFonts w:ascii="Arial" w:hAnsi="Arial" w:cs="Arial"/>
+                <w:sz w:val="16"/>
+                <w:szCs w:val="16"/>
+                <w:lang w:val="ru-RU"/>
+              </w:rPr>
+              <w:t>Хильфер</w:t>
+            </w:r>
+            <w:proofErr w:type="spellEnd"/>
+            <w:r>
+              <w:rPr>
+                <w:rFonts w:ascii="Arial" w:hAnsi="Arial" w:cs="Arial"/>
+                <w:sz w:val="16"/>
+                <w:szCs w:val="16"/>
+                <w:lang w:val="ru-RU"/>
+              </w:rPr>
+              <w:t>-штрассе, д.62, кв.24</w:t>
             </w:r>
             <w:r>
               <w:rPr>
@@ -8412,7 +9885,27 @@
                 <w:szCs w:val="16"/>
                 <w:lang w:val="ru-RU"/>
               </w:rPr>
-              <w:t xml:space="preserve"> в/ч 28990 13 июня 1950 г., обв.:</w:t>
+              <w:t xml:space="preserve"> в/ч 28990 13 июня 1950 г., </w:t>
+            </w:r>
+            <w:proofErr w:type="spellStart"/>
+            <w:r>
+              <w:rPr>
+                <w:rFonts w:ascii="Arial" w:hAnsi="Arial" w:cs="Arial"/>
+                <w:sz w:val="16"/>
+                <w:szCs w:val="16"/>
+                <w:lang w:val="ru-RU"/>
+              </w:rPr>
+              <w:t>обв</w:t>
+            </w:r>
+            <w:proofErr w:type="spellEnd"/>
+            <w:r>
+              <w:rPr>
+                <w:rFonts w:ascii="Arial" w:hAnsi="Arial" w:cs="Arial"/>
+                <w:sz w:val="16"/>
+                <w:szCs w:val="16"/>
+                <w:lang w:val="ru-RU"/>
+              </w:rPr>
+              <w:t>.:</w:t>
             </w:r>
             <w:r>
               <w:rPr>
@@ -8422,6 +9915,7 @@
               </w:rPr>
               <w:t> </w:t>
             </w:r>
+            <w:proofErr w:type="spellStart"/>
             <w:r>
               <w:rPr>
                 <w:rFonts w:ascii="Arial" w:hAnsi="Arial" w:cs="Arial"/>
@@ -8447,7 +9941,17 @@
                 <w:szCs w:val="16"/>
                 <w:lang w:val="ru-RU"/>
               </w:rPr>
-              <w:t>Расстреляна 6 октября 1950 г. Место захоронения</w:t>
+              <w:t>Расстреляна</w:t>
+            </w:r>
+            <w:proofErr w:type="spellEnd"/>
+            <w:r>
+              <w:rPr>
+                <w:rFonts w:ascii="Arial" w:hAnsi="Arial" w:cs="Arial"/>
+                <w:sz w:val="16"/>
+                <w:szCs w:val="16"/>
+                <w:lang w:val="ru-RU"/>
+              </w:rPr>
+              <w:t xml:space="preserve"> 6 октября 1950 г. Место захоронения</w:t>
             </w:r>
             <w:r>
               <w:rPr>
@@ -8537,7 +10041,7 @@
               </w:rPr>
               <w:t xml:space="preserve"> </w:t>
             </w:r>
-            <w:hyperlink r:id="rId24" w:history="1">
+            <w:hyperlink r:id="rId10" w:history="1">
               <w:r>
                 <w:rPr>
                   <w:rStyle w:val="Hyperlink"/>
@@ -8589,7 +10093,7 @@
 </file>
 
 <file path=word/numbering.xml><?xml version="1.0" encoding="utf-8"?>
-<w:numbering xmlns:wpc="http://schemas.microsoft.com/office/word/2010/wordprocessingCanvas" xmlns:cx="http://schemas.microsoft.com/office/drawing/2014/chartex" xmlns:cx1="http://schemas.microsoft.com/office/drawing/2015/9/8/chartex" xmlns:cx2="http://schemas.microsoft.com/office/drawing/2015/10/21/chartex" xmlns:cx3="http://schemas.microsoft.com/office/drawing/2016/5/9/chartex" xmlns:cx4="http://schemas.microsoft.com/office/drawing/2016/5/10/chartex" xmlns:cx5="http://schemas.microsoft.com/office/drawing/2016/5/11/chartex" xmlns:cx6="http://schemas.microsoft.com/office/drawing/2016/5/12/chartex" xmlns:cx7="http://schemas.microsoft.com/office/drawing/2016/5/13/chartex" xmlns:cx8="http://schemas.microsoft.com/office/drawing/2016/5/14/chartex" xmlns:mc="http://schemas.openxmlformats.org/markup-compatibility/2006" xmlns:aink="http://schemas.microsoft.com/office/drawing/2016/ink" xmlns:am3d="http://schemas.microsoft.com/office/drawing/2017/model3d" xmlns:o="urn:schemas-microsoft-com:office:office" xmlns:oel="http://schemas.microsoft.com/office/2019/extlst" xmlns:r="http://schemas.openxmlformats.org/officeDocument/2006/relationships" xmlns:m="http://schemas.openxmlformats.org/officeDocument/2006/math" xmlns:v="urn:schemas-microsoft-com:vml" xmlns:wp14="http://schemas.microsoft.com/office/word/2010/wordprocessingDrawing" xmlns:wp="http://schemas.openxmlformats.org/drawingml/2006/wordprocessingDrawing" xmlns:w10="urn:schemas-microsoft-com:office:word" xmlns:w="http://schemas.openxmlformats.org/wordprocessingml/2006/main" xmlns:w14="http://schemas.microsoft.com/office/word/2010/wordml" xmlns:w15="http://schemas.microsoft.com/office/word/2012/wordml" xmlns:w16cex="http://schemas.microsoft.com/office/word/2018/wordml/cex" xmlns:w16cid="http://schemas.microsoft.com/office/word/2016/wordml/cid" xmlns:w16="http://schemas.microsoft.com/office/word/2018/wordml" xmlns:w16du="http://schemas.microsoft.com/office/word/2023/wordml/word16du" xmlns:w16sdtdh="http://schemas.microsoft.com/office/word/2020/wordml/sdtdatahash" xmlns:w16se="http://schemas.microsoft.com/office/word/2015/wordml/symex" xmlns:wpg="http://schemas.microsoft.com/office/word/2010/wordprocessingGroup" xmlns:wpi="http://schemas.microsoft.com/office/word/2010/wordprocessingInk" xmlns:wne="http://schemas.microsoft.com/office/word/2006/wordml" xmlns:wps="http://schemas.microsoft.com/office/word/2010/wordprocessingShape" mc:Ignorable="w14 w15 w16se w16cid w16 w16cex w16sdtdh w16du wp14">
+<w:numbering xmlns:wpc="http://schemas.microsoft.com/office/word/2010/wordprocessingCanvas" xmlns:cx="http://schemas.microsoft.com/office/drawing/2014/chartex" xmlns:cx1="http://schemas.microsoft.com/office/drawing/2015/9/8/chartex" xmlns:cx2="http://schemas.microsoft.com/office/drawing/2015/10/21/chartex" xmlns:cx3="http://schemas.microsoft.com/office/drawing/2016/5/9/chartex" xmlns:cx4="http://schemas.microsoft.com/office/drawing/2016/5/10/chartex" xmlns:cx5="http://schemas.microsoft.com/office/drawing/2016/5/11/chartex" xmlns:cx6="http://schemas.microsoft.com/office/drawing/2016/5/12/chartex" xmlns:cx7="http://schemas.microsoft.com/office/drawing/2016/5/13/chartex" xmlns:cx8="http://schemas.microsoft.com/office/drawing/2016/5/14/chartex" xmlns:mc="http://schemas.openxmlformats.org/markup-compatibility/2006" xmlns:aink="http://schemas.microsoft.com/office/drawing/2016/ink" xmlns:am3d="http://schemas.microsoft.com/office/drawing/2017/model3d" xmlns:o="urn:schemas-microsoft-com:office:office" xmlns:oel="http://schemas.microsoft.com/office/2019/extlst" xmlns:r="http://schemas.openxmlformats.org/officeDocument/2006/relationships" xmlns:m="http://schemas.openxmlformats.org/officeDocument/2006/math" xmlns:v="urn:schemas-microsoft-com:vml" xmlns:wp14="http://schemas.microsoft.com/office/word/2010/wordprocessingDrawing" xmlns:wp="http://schemas.openxmlformats.org/drawingml/2006/wordprocessingDrawing" xmlns:w10="urn:schemas-microsoft-com:office:word" xmlns:w="http://schemas.openxmlformats.org/wordprocessingml/2006/main" xmlns:w14="http://schemas.microsoft.com/office/word/2010/wordml" xmlns:w15="http://schemas.microsoft.com/office/word/2012/wordml" xmlns:w16cex="http://schemas.microsoft.com/office/word/2018/wordml/cex" xmlns:w16cid="http://schemas.microsoft.com/office/word/2016/wordml/cid" xmlns:w16="http://schemas.microsoft.com/office/word/2018/wordml" xmlns:w16du="http://schemas.microsoft.com/office/word/2023/wordml/word16du" xmlns:w16sdtdh="http://schemas.microsoft.com/office/word/2020/wordml/sdtdatahash" xmlns:w16sdtfl="http://schemas.microsoft.com/office/word/2024/wordml/sdtformatlock" xmlns:w16se="http://schemas.microsoft.com/office/word/2015/wordml/symex" xmlns:wpg="http://schemas.microsoft.com/office/word/2010/wordprocessingGroup" xmlns:wpi="http://schemas.microsoft.com/office/word/2010/wordprocessingInk" xmlns:wne="http://schemas.microsoft.com/office/word/2006/wordml" xmlns:wps="http://schemas.microsoft.com/office/word/2010/wordprocessingShape" mc:Ignorable="w14 w15 w16se w16cid w16 w16cex w16sdtdh w16sdtfl w16du wp14">
   <w:abstractNum w:abstractNumId="0" w15:restartNumberingAfterBreak="0">
     <w:nsid w:val="00000001"/>
     <w:multiLevelType w:val="multilevel"/>
@@ -9632,7 +11136,7 @@
 </file>
 
 <file path=word/styles.xml><?xml version="1.0" encoding="utf-8"?>
-<w:styles xmlns:mc="http://schemas.openxmlformats.org/markup-compatibility/2006" xmlns:r="http://schemas.openxmlformats.org/officeDocument/2006/relationships" xmlns:w="http://schemas.openxmlformats.org/wordprocessingml/2006/main" xmlns:w14="http://schemas.microsoft.com/office/word/2010/wordml" xmlns:w15="http://schemas.microsoft.com/office/word/2012/wordml" xmlns:w16cex="http://schemas.microsoft.com/office/word/2018/wordml/cex" xmlns:w16cid="http://schemas.microsoft.com/office/word/2016/wordml/cid" xmlns:w16="http://schemas.microsoft.com/office/word/2018/wordml" xmlns:w16du="http://schemas.microsoft.com/office/word/2023/wordml/word16du" xmlns:w16sdtdh="http://schemas.microsoft.com/office/word/2020/wordml/sdtdatahash" xmlns:w16se="http://schemas.microsoft.com/office/word/2015/wordml/symex" mc:Ignorable="w14 w15 w16se w16cid w16 w16cex w16sdtdh w16du">
+<w:styles xmlns:mc="http://schemas.openxmlformats.org/markup-compatibility/2006" xmlns:r="http://schemas.openxmlformats.org/officeDocument/2006/relationships" xmlns:w="http://schemas.openxmlformats.org/wordprocessingml/2006/main" xmlns:w14="http://schemas.microsoft.com/office/word/2010/wordml" xmlns:w15="http://schemas.microsoft.com/office/word/2012/wordml" xmlns:w16cex="http://schemas.microsoft.com/office/word/2018/wordml/cex" xmlns:w16cid="http://schemas.microsoft.com/office/word/2016/wordml/cid" xmlns:w16="http://schemas.microsoft.com/office/word/2018/wordml" xmlns:w16du="http://schemas.microsoft.com/office/word/2023/wordml/word16du" xmlns:w16sdtdh="http://schemas.microsoft.com/office/word/2020/wordml/sdtdatahash" xmlns:w16sdtfl="http://schemas.microsoft.com/office/word/2024/wordml/sdtformatlock" xmlns:w16se="http://schemas.microsoft.com/office/word/2015/wordml/symex" mc:Ignorable="w14 w15 w16se w16cid w16 w16cex w16sdtdh w16sdtfl w16du">
   <w:docDefaults>
     <w:rPrDefault>
       <w:rPr>
@@ -10510,6 +12014,1774 @@
 </w:styles>
 </file>
 
+<file path=word/charts/chart1.xml><?xml version="1.0" encoding="utf-8"?>
+<c:chartSpace xmlns:c="http://schemas.openxmlformats.org/drawingml/2006/chart" xmlns:a="http://schemas.openxmlformats.org/drawingml/2006/main" xmlns:r="http://schemas.openxmlformats.org/officeDocument/2006/relationships" xmlns:c16r2="http://schemas.microsoft.com/office/drawing/2015/06/chart">
+  <c:date1904 val="0"/>
+  <c:lang val="en-US"/>
+  <c:roundedCorners val="0"/>
+  <mc:AlternateContent xmlns:mc="http://schemas.openxmlformats.org/markup-compatibility/2006">
+    <mc:Choice xmlns:c14="http://schemas.microsoft.com/office/drawing/2007/8/2/chart" Requires="c14">
+      <c14:style val="102"/>
+    </mc:Choice>
+    <mc:Fallback>
+      <c:style val="2"/>
+    </mc:Fallback>
+  </mc:AlternateContent>
+  <c:chart>
+    <c:autoTitleDeleted val="1"/>
+    <c:view3D>
+      <c:rotX val="15"/>
+      <c:rotY val="20"/>
+      <c:rAngAx val="0"/>
+    </c:view3D>
+    <c:floor>
+      <c:thickness val="0"/>
+      <c:spPr>
+        <a:noFill/>
+        <a:ln>
+          <a:noFill/>
+        </a:ln>
+        <a:effectLst/>
+        <a:sp3d/>
+      </c:spPr>
+    </c:floor>
+    <c:sideWall>
+      <c:thickness val="0"/>
+      <c:spPr>
+        <a:noFill/>
+        <a:ln>
+          <a:noFill/>
+        </a:ln>
+        <a:effectLst/>
+        <a:sp3d/>
+      </c:spPr>
+    </c:sideWall>
+    <c:backWall>
+      <c:thickness val="0"/>
+      <c:spPr>
+        <a:noFill/>
+        <a:ln>
+          <a:noFill/>
+        </a:ln>
+        <a:effectLst/>
+        <a:sp3d/>
+      </c:spPr>
+    </c:backWall>
+    <c:plotArea>
+      <c:layout>
+        <c:manualLayout>
+          <c:layoutTarget val="inner"/>
+          <c:xMode val="edge"/>
+          <c:yMode val="edge"/>
+          <c:x val="2.8534073159209389E-2"/>
+          <c:y val="4.7551058779289751E-2"/>
+          <c:w val="0.91633860060807537"/>
+          <c:h val="0.83526212559209811"/>
+        </c:manualLayout>
+      </c:layout>
+      <c:bar3DChart>
+        <c:barDir val="col"/>
+        <c:grouping val="clustered"/>
+        <c:varyColors val="0"/>
+        <c:ser>
+          <c:idx val="0"/>
+          <c:order val="0"/>
+          <c:spPr>
+            <a:solidFill>
+              <a:schemeClr val="accent1"/>
+            </a:solidFill>
+            <a:ln>
+              <a:noFill/>
+            </a:ln>
+            <a:effectLst/>
+            <a:sp3d/>
+          </c:spPr>
+          <c:invertIfNegative val="0"/>
+          <c:dLbls>
+            <c:spPr>
+              <a:noFill/>
+              <a:ln>
+                <a:noFill/>
+              </a:ln>
+              <a:effectLst/>
+            </c:spPr>
+            <c:txPr>
+              <a:bodyPr rot="0" spcFirstLastPara="1" vertOverflow="ellipsis" vert="horz" wrap="square" lIns="38100" tIns="19050" rIns="38100" bIns="19050" anchor="ctr" anchorCtr="1">
+                <a:spAutoFit/>
+              </a:bodyPr>
+              <a:lstStyle/>
+              <a:p>
+                <a:pPr>
+                  <a:defRPr sz="800" b="0" i="0" u="none" strike="noStrike" kern="1200" baseline="0">
+                    <a:solidFill>
+                      <a:schemeClr val="tx1">
+                        <a:lumMod val="75000"/>
+                        <a:lumOff val="25000"/>
+                      </a:schemeClr>
+                    </a:solidFill>
+                    <a:latin typeface="Arial" panose="020B0604020202020204" pitchFamily="34" charset="0"/>
+                    <a:ea typeface="+mn-ea"/>
+                    <a:cs typeface="Arial" panose="020B0604020202020204" pitchFamily="34" charset="0"/>
+                  </a:defRPr>
+                </a:pPr>
+                <a:endParaRPr lang="en-US"/>
+              </a:p>
+            </c:txPr>
+            <c:showLegendKey val="0"/>
+            <c:showVal val="1"/>
+            <c:showCatName val="0"/>
+            <c:showSerName val="0"/>
+            <c:showPercent val="0"/>
+            <c:showBubbleSize val="0"/>
+            <c:showLeaderLines val="0"/>
+            <c:extLst>
+              <c:ext xmlns:c15="http://schemas.microsoft.com/office/drawing/2012/chart" uri="{CE6537A1-D6FC-4f65-9D91-7224C49458BB}">
+                <c15:showLeaderLines val="1"/>
+                <c15:leaderLines>
+                  <c:spPr>
+                    <a:ln w="9525" cap="flat" cmpd="sng" algn="ctr">
+                      <a:solidFill>
+                        <a:schemeClr val="tx1">
+                          <a:lumMod val="35000"/>
+                          <a:lumOff val="65000"/>
+                        </a:schemeClr>
+                      </a:solidFill>
+                      <a:round/>
+                    </a:ln>
+                    <a:effectLst/>
+                  </c:spPr>
+                </c15:leaderLines>
+              </c:ext>
+            </c:extLst>
+          </c:dLbls>
+          <c:cat>
+            <c:numRef>
+              <c:f>Австрийки!$A$4:$A$10</c:f>
+              <c:numCache>
+                <c:formatCode>General</c:formatCode>
+                <c:ptCount val="7"/>
+                <c:pt idx="0">
+                  <c:v>1937</c:v>
+                </c:pt>
+                <c:pt idx="1">
+                  <c:v>1938</c:v>
+                </c:pt>
+                <c:pt idx="2">
+                  <c:v>1942</c:v>
+                </c:pt>
+                <c:pt idx="3">
+                  <c:v>1943</c:v>
+                </c:pt>
+                <c:pt idx="4">
+                  <c:v>1950</c:v>
+                </c:pt>
+                <c:pt idx="5">
+                  <c:v>1951</c:v>
+                </c:pt>
+                <c:pt idx="6">
+                  <c:v>1952</c:v>
+                </c:pt>
+              </c:numCache>
+            </c:numRef>
+          </c:cat>
+          <c:val>
+            <c:numRef>
+              <c:f>Австрийки!$B$4:$B$10</c:f>
+              <c:numCache>
+                <c:formatCode>General</c:formatCode>
+                <c:ptCount val="7"/>
+                <c:pt idx="0">
+                  <c:v>3</c:v>
+                </c:pt>
+                <c:pt idx="1">
+                  <c:v>7</c:v>
+                </c:pt>
+                <c:pt idx="2">
+                  <c:v>1</c:v>
+                </c:pt>
+                <c:pt idx="3">
+                  <c:v>1</c:v>
+                </c:pt>
+                <c:pt idx="4">
+                  <c:v>1</c:v>
+                </c:pt>
+                <c:pt idx="5">
+                  <c:v>4</c:v>
+                </c:pt>
+                <c:pt idx="6">
+                  <c:v>1</c:v>
+                </c:pt>
+              </c:numCache>
+            </c:numRef>
+          </c:val>
+          <c:extLst>
+            <c:ext xmlns:c16="http://schemas.microsoft.com/office/drawing/2014/chart" uri="{C3380CC4-5D6E-409C-BE32-E72D297353CC}">
+              <c16:uniqueId val="{00000000-5F31-4922-B1A7-6D50884EA6F7}"/>
+            </c:ext>
+          </c:extLst>
+        </c:ser>
+        <c:dLbls>
+          <c:showLegendKey val="0"/>
+          <c:showVal val="0"/>
+          <c:showCatName val="0"/>
+          <c:showSerName val="0"/>
+          <c:showPercent val="0"/>
+          <c:showBubbleSize val="0"/>
+        </c:dLbls>
+        <c:gapWidth val="81"/>
+        <c:shape val="box"/>
+        <c:axId val="904673775"/>
+        <c:axId val="904655055"/>
+        <c:axId val="0"/>
+      </c:bar3DChart>
+      <c:catAx>
+        <c:axId val="904673775"/>
+        <c:scaling>
+          <c:orientation val="minMax"/>
+        </c:scaling>
+        <c:delete val="0"/>
+        <c:axPos val="b"/>
+        <c:numFmt formatCode="General" sourceLinked="1"/>
+        <c:majorTickMark val="out"/>
+        <c:minorTickMark val="none"/>
+        <c:tickLblPos val="nextTo"/>
+        <c:spPr>
+          <a:noFill/>
+          <a:ln w="9525" cap="flat" cmpd="sng" algn="ctr">
+            <a:solidFill>
+              <a:schemeClr val="tx1">
+                <a:lumMod val="15000"/>
+                <a:lumOff val="85000"/>
+              </a:schemeClr>
+            </a:solidFill>
+            <a:round/>
+          </a:ln>
+          <a:effectLst/>
+        </c:spPr>
+        <c:txPr>
+          <a:bodyPr rot="-60000000" spcFirstLastPara="1" vertOverflow="ellipsis" vert="horz" wrap="square" anchor="ctr" anchorCtr="1"/>
+          <a:lstStyle/>
+          <a:p>
+            <a:pPr>
+              <a:defRPr sz="900" b="0" i="0" u="none" strike="noStrike" kern="1200" baseline="-10000">
+                <a:solidFill>
+                  <a:schemeClr val="tx1">
+                    <a:lumMod val="65000"/>
+                    <a:lumOff val="35000"/>
+                  </a:schemeClr>
+                </a:solidFill>
+                <a:latin typeface="Arial" panose="020B0604020202020204" pitchFamily="34" charset="0"/>
+                <a:ea typeface="+mn-ea"/>
+                <a:cs typeface="+mn-cs"/>
+              </a:defRPr>
+            </a:pPr>
+            <a:endParaRPr lang="en-US"/>
+          </a:p>
+        </c:txPr>
+        <c:crossAx val="904655055"/>
+        <c:crosses val="autoZero"/>
+        <c:auto val="0"/>
+        <c:lblAlgn val="ctr"/>
+        <c:lblOffset val="100"/>
+        <c:noMultiLvlLbl val="0"/>
+      </c:catAx>
+      <c:valAx>
+        <c:axId val="904655055"/>
+        <c:scaling>
+          <c:orientation val="minMax"/>
+          <c:max val="10"/>
+          <c:min val="0"/>
+        </c:scaling>
+        <c:delete val="1"/>
+        <c:axPos val="l"/>
+        <c:numFmt formatCode="General" sourceLinked="1"/>
+        <c:majorTickMark val="out"/>
+        <c:minorTickMark val="none"/>
+        <c:tickLblPos val="nextTo"/>
+        <c:crossAx val="904673775"/>
+        <c:crosses val="autoZero"/>
+        <c:crossBetween val="between"/>
+        <c:majorUnit val="2"/>
+        <c:minorUnit val="1"/>
+      </c:valAx>
+      <c:spPr>
+        <a:noFill/>
+        <a:ln>
+          <a:noFill/>
+        </a:ln>
+        <a:effectLst/>
+      </c:spPr>
+    </c:plotArea>
+    <c:plotVisOnly val="1"/>
+    <c:dispBlanksAs val="gap"/>
+    <c:extLst>
+      <c:ext xmlns:c16r3="http://schemas.microsoft.com/office/drawing/2017/03/chart" uri="{56B9EC1D-385E-4148-901F-78D8002777C0}">
+        <c16r3:dataDisplayOptions16>
+          <c16r3:dispNaAsBlank val="1"/>
+        </c16r3:dataDisplayOptions16>
+      </c:ext>
+    </c:extLst>
+    <c:showDLblsOverMax val="0"/>
+  </c:chart>
+  <c:spPr>
+    <a:solidFill>
+      <a:schemeClr val="bg1"/>
+    </a:solidFill>
+    <a:ln w="9525" cap="flat" cmpd="sng" algn="ctr">
+      <a:solidFill>
+        <a:schemeClr val="tx1">
+          <a:lumMod val="15000"/>
+          <a:lumOff val="85000"/>
+        </a:schemeClr>
+      </a:solidFill>
+      <a:round/>
+    </a:ln>
+    <a:effectLst/>
+  </c:spPr>
+  <c:txPr>
+    <a:bodyPr/>
+    <a:lstStyle/>
+    <a:p>
+      <a:pPr>
+        <a:defRPr/>
+      </a:pPr>
+      <a:endParaRPr lang="en-US"/>
+    </a:p>
+  </c:txPr>
+  <c:externalData r:id="rId3">
+    <c:autoUpdate val="0"/>
+  </c:externalData>
+</c:chartSpace>
+</file>
+
+<file path=word/charts/chart2.xml><?xml version="1.0" encoding="utf-8"?>
+<c:chartSpace xmlns:c="http://schemas.openxmlformats.org/drawingml/2006/chart" xmlns:a="http://schemas.openxmlformats.org/drawingml/2006/main" xmlns:r="http://schemas.openxmlformats.org/officeDocument/2006/relationships" xmlns:c16r2="http://schemas.microsoft.com/office/drawing/2015/06/chart">
+  <c:date1904 val="0"/>
+  <c:lang val="en-US"/>
+  <c:roundedCorners val="0"/>
+  <mc:AlternateContent xmlns:mc="http://schemas.openxmlformats.org/markup-compatibility/2006">
+    <mc:Choice xmlns:c14="http://schemas.microsoft.com/office/drawing/2007/8/2/chart" Requires="c14">
+      <c14:style val="102"/>
+    </mc:Choice>
+    <mc:Fallback>
+      <c:style val="2"/>
+    </mc:Fallback>
+  </mc:AlternateContent>
+  <c:clrMapOvr bg1="lt1" tx1="dk1" bg2="lt2" tx2="dk2" accent1="accent1" accent2="accent2" accent3="accent3" accent4="accent4" accent5="accent5" accent6="accent6" hlink="hlink" folHlink="folHlink"/>
+  <c:chart>
+    <c:autoTitleDeleted val="1"/>
+    <c:view3D>
+      <c:rotX val="0"/>
+      <c:rotY val="20"/>
+      <c:rAngAx val="0"/>
+    </c:view3D>
+    <c:floor>
+      <c:thickness val="0"/>
+      <c:spPr>
+        <a:noFill/>
+        <a:ln>
+          <a:noFill/>
+        </a:ln>
+        <a:effectLst/>
+        <a:sp3d/>
+      </c:spPr>
+    </c:floor>
+    <c:sideWall>
+      <c:thickness val="0"/>
+      <c:spPr>
+        <a:noFill/>
+        <a:ln>
+          <a:noFill/>
+        </a:ln>
+        <a:effectLst/>
+        <a:sp3d/>
+      </c:spPr>
+    </c:sideWall>
+    <c:backWall>
+      <c:thickness val="0"/>
+      <c:spPr>
+        <a:noFill/>
+        <a:ln>
+          <a:noFill/>
+        </a:ln>
+        <a:effectLst/>
+        <a:sp3d/>
+      </c:spPr>
+    </c:backWall>
+    <c:plotArea>
+      <c:layout>
+        <c:manualLayout>
+          <c:layoutTarget val="inner"/>
+          <c:xMode val="edge"/>
+          <c:yMode val="edge"/>
+          <c:x val="7.7611873570040221E-2"/>
+          <c:y val="4.9595633790416559E-2"/>
+          <c:w val="0.78842329156481605"/>
+          <c:h val="0.65784898081152554"/>
+        </c:manualLayout>
+      </c:layout>
+      <c:bar3DChart>
+        <c:barDir val="col"/>
+        <c:grouping val="clustered"/>
+        <c:varyColors val="0"/>
+        <c:ser>
+          <c:idx val="0"/>
+          <c:order val="0"/>
+          <c:spPr>
+            <a:solidFill>
+              <a:srgbClr val="4472C4"/>
+            </a:solidFill>
+            <a:ln>
+              <a:noFill/>
+            </a:ln>
+            <a:effectLst/>
+            <a:sp3d/>
+          </c:spPr>
+          <c:invertIfNegative val="0"/>
+          <c:dLbls>
+            <c:spPr>
+              <a:noFill/>
+              <a:ln>
+                <a:noFill/>
+              </a:ln>
+              <a:effectLst/>
+            </c:spPr>
+            <c:txPr>
+              <a:bodyPr rot="0" spcFirstLastPara="1" vertOverflow="ellipsis" vert="horz" wrap="square" lIns="38100" tIns="19050" rIns="38100" bIns="19050" anchor="ctr" anchorCtr="1">
+                <a:spAutoFit/>
+              </a:bodyPr>
+              <a:lstStyle/>
+              <a:p>
+                <a:pPr>
+                  <a:defRPr sz="800" b="0" i="0" u="none" strike="noStrike" kern="1200" baseline="0">
+                    <a:solidFill>
+                      <a:schemeClr val="tx1">
+                        <a:lumMod val="75000"/>
+                        <a:lumOff val="25000"/>
+                      </a:schemeClr>
+                    </a:solidFill>
+                    <a:latin typeface="Arial" panose="020B0604020202020204" pitchFamily="34" charset="0"/>
+                    <a:ea typeface="+mn-ea"/>
+                    <a:cs typeface="Arial" panose="020B0604020202020204" pitchFamily="34" charset="0"/>
+                  </a:defRPr>
+                </a:pPr>
+                <a:endParaRPr lang="en-US"/>
+              </a:p>
+            </c:txPr>
+            <c:showLegendKey val="0"/>
+            <c:showVal val="1"/>
+            <c:showCatName val="0"/>
+            <c:showSerName val="0"/>
+            <c:showPercent val="0"/>
+            <c:showBubbleSize val="0"/>
+            <c:separator>
+</c:separator>
+            <c:showLeaderLines val="0"/>
+            <c:extLst>
+              <c:ext xmlns:c15="http://schemas.microsoft.com/office/drawing/2012/chart" uri="{CE6537A1-D6FC-4f65-9D91-7224C49458BB}">
+                <c15:showLeaderLines val="1"/>
+                <c15:leaderLines>
+                  <c:spPr>
+                    <a:ln w="9525" cap="flat" cmpd="sng" algn="ctr">
+                      <a:solidFill>
+                        <a:schemeClr val="tx1">
+                          <a:lumMod val="35000"/>
+                          <a:lumOff val="65000"/>
+                        </a:schemeClr>
+                      </a:solidFill>
+                      <a:round/>
+                    </a:ln>
+                    <a:effectLst/>
+                  </c:spPr>
+                </c15:leaderLines>
+              </c:ext>
+            </c:extLst>
+          </c:dLbls>
+          <c:cat>
+            <c:strRef>
+              <c:f>Чувашки!$A$7:$A$13</c:f>
+              <c:strCache>
+                <c:ptCount val="7"/>
+                <c:pt idx="0">
+                  <c:v>36-40   лет</c:v>
+                </c:pt>
+                <c:pt idx="1">
+                  <c:v>41-45  лет</c:v>
+                </c:pt>
+                <c:pt idx="2">
+                  <c:v>46-50   лет</c:v>
+                </c:pt>
+                <c:pt idx="3">
+                  <c:v>51-55   лет</c:v>
+                </c:pt>
+                <c:pt idx="4">
+                  <c:v>56-60   лет</c:v>
+                </c:pt>
+                <c:pt idx="5">
+                  <c:v>61-65   лет</c:v>
+                </c:pt>
+                <c:pt idx="6">
+                  <c:v>66-70  лет</c:v>
+                </c:pt>
+              </c:strCache>
+            </c:strRef>
+          </c:cat>
+          <c:val>
+            <c:numRef>
+              <c:f>Чувашки!$B$7:$B$13</c:f>
+              <c:numCache>
+                <c:formatCode>General</c:formatCode>
+                <c:ptCount val="7"/>
+                <c:pt idx="0">
+                  <c:v>1</c:v>
+                </c:pt>
+                <c:pt idx="1">
+                  <c:v>4</c:v>
+                </c:pt>
+                <c:pt idx="2">
+                  <c:v>3</c:v>
+                </c:pt>
+                <c:pt idx="3">
+                  <c:v>5</c:v>
+                </c:pt>
+                <c:pt idx="4">
+                  <c:v>6</c:v>
+                </c:pt>
+                <c:pt idx="5">
+                  <c:v>1</c:v>
+                </c:pt>
+                <c:pt idx="6">
+                  <c:v>2</c:v>
+                </c:pt>
+              </c:numCache>
+            </c:numRef>
+          </c:val>
+          <c:extLst>
+            <c:ext xmlns:c16="http://schemas.microsoft.com/office/drawing/2014/chart" uri="{C3380CC4-5D6E-409C-BE32-E72D297353CC}">
+              <c16:uniqueId val="{00000000-5576-435A-A1D1-2262C21CB8F2}"/>
+            </c:ext>
+          </c:extLst>
+        </c:ser>
+        <c:dLbls>
+          <c:showLegendKey val="0"/>
+          <c:showVal val="0"/>
+          <c:showCatName val="0"/>
+          <c:showSerName val="0"/>
+          <c:showPercent val="0"/>
+          <c:showBubbleSize val="0"/>
+        </c:dLbls>
+        <c:gapWidth val="83"/>
+        <c:shape val="box"/>
+        <c:axId val="904673775"/>
+        <c:axId val="904655055"/>
+        <c:axId val="0"/>
+      </c:bar3DChart>
+      <c:catAx>
+        <c:axId val="904673775"/>
+        <c:scaling>
+          <c:orientation val="minMax"/>
+        </c:scaling>
+        <c:delete val="0"/>
+        <c:axPos val="b"/>
+        <c:numFmt formatCode="General" sourceLinked="1"/>
+        <c:majorTickMark val="out"/>
+        <c:minorTickMark val="none"/>
+        <c:tickLblPos val="nextTo"/>
+        <c:spPr>
+          <a:noFill/>
+          <a:ln w="9525" cap="flat" cmpd="sng" algn="ctr">
+            <a:solidFill>
+              <a:schemeClr val="tx1">
+                <a:lumMod val="15000"/>
+                <a:lumOff val="85000"/>
+              </a:schemeClr>
+            </a:solidFill>
+            <a:round/>
+          </a:ln>
+          <a:effectLst/>
+        </c:spPr>
+        <c:txPr>
+          <a:bodyPr rot="0" spcFirstLastPara="1" vertOverflow="ellipsis" wrap="square" anchor="ctr" anchorCtr="1"/>
+          <a:lstStyle/>
+          <a:p>
+            <a:pPr>
+              <a:defRPr sz="900" b="0" i="0" u="none" strike="noStrike" kern="1200" baseline="-10000">
+                <a:solidFill>
+                  <a:schemeClr val="tx1">
+                    <a:lumMod val="65000"/>
+                    <a:lumOff val="35000"/>
+                  </a:schemeClr>
+                </a:solidFill>
+                <a:latin typeface="Arial" panose="020B0604020202020204" pitchFamily="34" charset="0"/>
+                <a:ea typeface="+mn-ea"/>
+                <a:cs typeface="+mn-cs"/>
+              </a:defRPr>
+            </a:pPr>
+            <a:endParaRPr lang="en-US"/>
+          </a:p>
+        </c:txPr>
+        <c:crossAx val="904655055"/>
+        <c:crossesAt val="0"/>
+        <c:auto val="0"/>
+        <c:lblAlgn val="ctr"/>
+        <c:lblOffset val="100"/>
+        <c:noMultiLvlLbl val="0"/>
+      </c:catAx>
+      <c:valAx>
+        <c:axId val="904655055"/>
+        <c:scaling>
+          <c:orientation val="minMax"/>
+          <c:max val="6"/>
+          <c:min val="0"/>
+        </c:scaling>
+        <c:delete val="1"/>
+        <c:axPos val="l"/>
+        <c:numFmt formatCode="General" sourceLinked="1"/>
+        <c:majorTickMark val="out"/>
+        <c:minorTickMark val="none"/>
+        <c:tickLblPos val="nextTo"/>
+        <c:crossAx val="904673775"/>
+        <c:crosses val="autoZero"/>
+        <c:crossBetween val="between"/>
+        <c:majorUnit val="2"/>
+        <c:minorUnit val="1"/>
+      </c:valAx>
+      <c:spPr>
+        <a:noFill/>
+        <a:ln>
+          <a:noFill/>
+        </a:ln>
+        <a:effectLst/>
+      </c:spPr>
+    </c:plotArea>
+    <c:plotVisOnly val="1"/>
+    <c:dispBlanksAs val="gap"/>
+    <c:extLst>
+      <c:ext xmlns:c16r3="http://schemas.microsoft.com/office/drawing/2017/03/chart" uri="{56B9EC1D-385E-4148-901F-78D8002777C0}">
+        <c16r3:dataDisplayOptions16>
+          <c16r3:dispNaAsBlank val="1"/>
+        </c16r3:dataDisplayOptions16>
+      </c:ext>
+    </c:extLst>
+    <c:showDLblsOverMax val="0"/>
+  </c:chart>
+  <c:spPr>
+    <a:solidFill>
+      <a:schemeClr val="bg1"/>
+    </a:solidFill>
+    <a:ln w="9525" cap="flat" cmpd="sng" algn="ctr">
+      <a:solidFill>
+        <a:schemeClr val="tx1">
+          <a:lumMod val="15000"/>
+          <a:lumOff val="85000"/>
+        </a:schemeClr>
+      </a:solidFill>
+      <a:round/>
+    </a:ln>
+    <a:effectLst/>
+  </c:spPr>
+  <c:txPr>
+    <a:bodyPr/>
+    <a:lstStyle/>
+    <a:p>
+      <a:pPr>
+        <a:defRPr/>
+      </a:pPr>
+      <a:endParaRPr lang="en-US"/>
+    </a:p>
+  </c:txPr>
+  <c:externalData r:id="rId4">
+    <c:autoUpdate val="0"/>
+  </c:externalData>
+</c:chartSpace>
+</file>
+
+<file path=word/charts/colors1.xml><?xml version="1.0" encoding="utf-8"?>
+<cs:colorStyle xmlns:cs="http://schemas.microsoft.com/office/drawing/2012/chartStyle" xmlns:a="http://schemas.openxmlformats.org/drawingml/2006/main" meth="cycle" id="10">
+  <a:schemeClr val="accent1"/>
+  <a:schemeClr val="accent2"/>
+  <a:schemeClr val="accent3"/>
+  <a:schemeClr val="accent4"/>
+  <a:schemeClr val="accent5"/>
+  <a:schemeClr val="accent6"/>
+  <cs:variation/>
+  <cs:variation>
+    <a:lumMod val="60000"/>
+  </cs:variation>
+  <cs:variation>
+    <a:lumMod val="80000"/>
+    <a:lumOff val="20000"/>
+  </cs:variation>
+  <cs:variation>
+    <a:lumMod val="80000"/>
+  </cs:variation>
+  <cs:variation>
+    <a:lumMod val="60000"/>
+    <a:lumOff val="40000"/>
+  </cs:variation>
+  <cs:variation>
+    <a:lumMod val="50000"/>
+  </cs:variation>
+  <cs:variation>
+    <a:lumMod val="70000"/>
+    <a:lumOff val="30000"/>
+  </cs:variation>
+  <cs:variation>
+    <a:lumMod val="70000"/>
+  </cs:variation>
+  <cs:variation>
+    <a:lumMod val="50000"/>
+    <a:lumOff val="50000"/>
+  </cs:variation>
+</cs:colorStyle>
+</file>
+
+<file path=word/charts/colors2.xml><?xml version="1.0" encoding="utf-8"?>
+<cs:colorStyle xmlns:cs="http://schemas.microsoft.com/office/drawing/2012/chartStyle" xmlns:a="http://schemas.openxmlformats.org/drawingml/2006/main" meth="cycle" id="10">
+  <a:schemeClr val="accent1"/>
+  <a:schemeClr val="accent2"/>
+  <a:schemeClr val="accent3"/>
+  <a:schemeClr val="accent4"/>
+  <a:schemeClr val="accent5"/>
+  <a:schemeClr val="accent6"/>
+  <cs:variation/>
+  <cs:variation>
+    <a:lumMod val="60000"/>
+  </cs:variation>
+  <cs:variation>
+    <a:lumMod val="80000"/>
+    <a:lumOff val="20000"/>
+  </cs:variation>
+  <cs:variation>
+    <a:lumMod val="80000"/>
+  </cs:variation>
+  <cs:variation>
+    <a:lumMod val="60000"/>
+    <a:lumOff val="40000"/>
+  </cs:variation>
+  <cs:variation>
+    <a:lumMod val="50000"/>
+  </cs:variation>
+  <cs:variation>
+    <a:lumMod val="70000"/>
+    <a:lumOff val="30000"/>
+  </cs:variation>
+  <cs:variation>
+    <a:lumMod val="70000"/>
+  </cs:variation>
+  <cs:variation>
+    <a:lumMod val="50000"/>
+    <a:lumOff val="50000"/>
+  </cs:variation>
+</cs:colorStyle>
+</file>
+
+<file path=word/charts/style1.xml><?xml version="1.0" encoding="utf-8"?>
+<cs:chartStyle xmlns:cs="http://schemas.microsoft.com/office/drawing/2012/chartStyle" xmlns:a="http://schemas.openxmlformats.org/drawingml/2006/main" id="332">
+  <cs:axisTitle>
+    <cs:lnRef idx="0"/>
+    <cs:fillRef idx="0"/>
+    <cs:effectRef idx="0"/>
+    <cs:fontRef idx="minor">
+      <a:schemeClr val="tx1">
+        <a:lumMod val="65000"/>
+        <a:lumOff val="35000"/>
+      </a:schemeClr>
+    </cs:fontRef>
+    <cs:defRPr sz="1000" kern="1200"/>
+  </cs:axisTitle>
+  <cs:categoryAxis>
+    <cs:lnRef idx="0"/>
+    <cs:fillRef idx="0"/>
+    <cs:effectRef idx="0"/>
+    <cs:fontRef idx="minor">
+      <a:schemeClr val="tx1">
+        <a:lumMod val="65000"/>
+        <a:lumOff val="35000"/>
+      </a:schemeClr>
+    </cs:fontRef>
+    <cs:spPr>
+      <a:ln w="9525" cap="flat" cmpd="sng" algn="ctr">
+        <a:solidFill>
+          <a:schemeClr val="tx1">
+            <a:lumMod val="15000"/>
+            <a:lumOff val="85000"/>
+          </a:schemeClr>
+        </a:solidFill>
+        <a:round/>
+      </a:ln>
+    </cs:spPr>
+    <cs:defRPr sz="900" kern="1200"/>
+  </cs:categoryAxis>
+  <cs:chartArea mods="allowNoFillOverride allowNoLineOverride">
+    <cs:lnRef idx="0"/>
+    <cs:fillRef idx="0"/>
+    <cs:effectRef idx="0"/>
+    <cs:fontRef idx="minor">
+      <a:schemeClr val="tx1"/>
+    </cs:fontRef>
+    <cs:spPr>
+      <a:solidFill>
+        <a:schemeClr val="bg1"/>
+      </a:solidFill>
+      <a:ln w="9525" cap="flat" cmpd="sng" algn="ctr">
+        <a:solidFill>
+          <a:schemeClr val="tx1">
+            <a:lumMod val="15000"/>
+            <a:lumOff val="85000"/>
+          </a:schemeClr>
+        </a:solidFill>
+        <a:round/>
+      </a:ln>
+    </cs:spPr>
+    <cs:defRPr sz="1000" kern="1200"/>
+  </cs:chartArea>
+  <cs:dataLabel>
+    <cs:lnRef idx="0"/>
+    <cs:fillRef idx="0"/>
+    <cs:effectRef idx="0"/>
+    <cs:fontRef idx="minor">
+      <a:schemeClr val="tx1">
+        <a:lumMod val="75000"/>
+        <a:lumOff val="25000"/>
+      </a:schemeClr>
+    </cs:fontRef>
+    <cs:defRPr sz="900" kern="1200"/>
+  </cs:dataLabel>
+  <cs:dataLabelCallout>
+    <cs:lnRef idx="0"/>
+    <cs:fillRef idx="0"/>
+    <cs:effectRef idx="0"/>
+    <cs:fontRef idx="minor">
+      <a:schemeClr val="dk1">
+        <a:lumMod val="65000"/>
+        <a:lumOff val="35000"/>
+      </a:schemeClr>
+    </cs:fontRef>
+    <cs:spPr>
+      <a:solidFill>
+        <a:schemeClr val="lt1"/>
+      </a:solidFill>
+      <a:ln>
+        <a:solidFill>
+          <a:schemeClr val="dk1">
+            <a:lumMod val="25000"/>
+            <a:lumOff val="75000"/>
+          </a:schemeClr>
+        </a:solidFill>
+      </a:ln>
+    </cs:spPr>
+    <cs:defRPr sz="900" kern="1200"/>
+    <cs:bodyPr rot="0" spcFirstLastPara="1" vertOverflow="clip" horzOverflow="clip" vert="horz" wrap="square" lIns="36576" tIns="18288" rIns="36576" bIns="18288" anchor="ctr" anchorCtr="1">
+      <a:spAutoFit/>
+    </cs:bodyPr>
+  </cs:dataLabelCallout>
+  <cs:dataPoint>
+    <cs:lnRef idx="0"/>
+    <cs:fillRef idx="1">
+      <cs:styleClr val="auto"/>
+    </cs:fillRef>
+    <cs:effectRef idx="0"/>
+    <cs:fontRef idx="minor">
+      <a:schemeClr val="tx1"/>
+    </cs:fontRef>
+  </cs:dataPoint>
+  <cs:dataPoint3D>
+    <cs:lnRef idx="0"/>
+    <cs:fillRef idx="1">
+      <cs:styleClr val="auto"/>
+    </cs:fillRef>
+    <cs:effectRef idx="0"/>
+    <cs:fontRef idx="minor">
+      <a:schemeClr val="tx1"/>
+    </cs:fontRef>
+  </cs:dataPoint3D>
+  <cs:dataPointLine>
+    <cs:lnRef idx="0">
+      <cs:styleClr val="auto"/>
+    </cs:lnRef>
+    <cs:fillRef idx="1"/>
+    <cs:effectRef idx="0"/>
+    <cs:fontRef idx="minor">
+      <a:schemeClr val="tx1"/>
+    </cs:fontRef>
+    <cs:spPr>
+      <a:ln w="28575" cap="rnd">
+        <a:solidFill>
+          <a:schemeClr val="phClr"/>
+        </a:solidFill>
+        <a:round/>
+      </a:ln>
+    </cs:spPr>
+  </cs:dataPointLine>
+  <cs:dataPointMarker>
+    <cs:lnRef idx="0">
+      <cs:styleClr val="auto"/>
+    </cs:lnRef>
+    <cs:fillRef idx="1">
+      <cs:styleClr val="auto"/>
+    </cs:fillRef>
+    <cs:effectRef idx="0"/>
+    <cs:fontRef idx="minor">
+      <a:schemeClr val="tx1"/>
+    </cs:fontRef>
+    <cs:spPr>
+      <a:ln w="9525">
+        <a:solidFill>
+          <a:schemeClr val="phClr"/>
+        </a:solidFill>
+      </a:ln>
+    </cs:spPr>
+  </cs:dataPointMarker>
+  <cs:dataPointMarkerLayout symbol="circle" size="5"/>
+  <cs:dataPointWireframe>
+    <cs:lnRef idx="0">
+      <cs:styleClr val="auto"/>
+    </cs:lnRef>
+    <cs:fillRef idx="1"/>
+    <cs:effectRef idx="0"/>
+    <cs:fontRef idx="minor">
+      <a:schemeClr val="tx1"/>
+    </cs:fontRef>
+    <cs:spPr>
+      <a:ln w="9525" cap="rnd">
+        <a:solidFill>
+          <a:schemeClr val="phClr"/>
+        </a:solidFill>
+        <a:round/>
+      </a:ln>
+    </cs:spPr>
+  </cs:dataPointWireframe>
+  <cs:dataTable>
+    <cs:lnRef idx="0"/>
+    <cs:fillRef idx="0"/>
+    <cs:effectRef idx="0"/>
+    <cs:fontRef idx="minor">
+      <a:schemeClr val="tx1">
+        <a:lumMod val="65000"/>
+        <a:lumOff val="35000"/>
+      </a:schemeClr>
+    </cs:fontRef>
+    <cs:spPr>
+      <a:noFill/>
+      <a:ln w="9525" cap="flat" cmpd="sng" algn="ctr">
+        <a:solidFill>
+          <a:schemeClr val="tx1">
+            <a:lumMod val="15000"/>
+            <a:lumOff val="85000"/>
+          </a:schemeClr>
+        </a:solidFill>
+        <a:round/>
+      </a:ln>
+    </cs:spPr>
+    <cs:defRPr sz="900" kern="1200"/>
+  </cs:dataTable>
+  <cs:downBar>
+    <cs:lnRef idx="0"/>
+    <cs:fillRef idx="0"/>
+    <cs:effectRef idx="0"/>
+    <cs:fontRef idx="minor">
+      <a:schemeClr val="dk1"/>
+    </cs:fontRef>
+    <cs:spPr>
+      <a:solidFill>
+        <a:schemeClr val="dk1">
+          <a:lumMod val="65000"/>
+          <a:lumOff val="35000"/>
+        </a:schemeClr>
+      </a:solidFill>
+      <a:ln w="9525">
+        <a:solidFill>
+          <a:schemeClr val="tx1">
+            <a:lumMod val="65000"/>
+            <a:lumOff val="35000"/>
+          </a:schemeClr>
+        </a:solidFill>
+      </a:ln>
+    </cs:spPr>
+  </cs:downBar>
+  <cs:dropLine>
+    <cs:lnRef idx="0"/>
+    <cs:fillRef idx="0"/>
+    <cs:effectRef idx="0"/>
+    <cs:fontRef idx="minor">
+      <a:schemeClr val="tx1"/>
+    </cs:fontRef>
+    <cs:spPr>
+      <a:ln w="9525" cap="flat" cmpd="sng" algn="ctr">
+        <a:solidFill>
+          <a:schemeClr val="tx1">
+            <a:lumMod val="35000"/>
+            <a:lumOff val="65000"/>
+          </a:schemeClr>
+        </a:solidFill>
+        <a:round/>
+      </a:ln>
+    </cs:spPr>
+  </cs:dropLine>
+  <cs:errorBar>
+    <cs:lnRef idx="0"/>
+    <cs:fillRef idx="0"/>
+    <cs:effectRef idx="0"/>
+    <cs:fontRef idx="minor">
+      <a:schemeClr val="tx1"/>
+    </cs:fontRef>
+    <cs:spPr>
+      <a:ln w="9525" cap="flat" cmpd="sng" algn="ctr">
+        <a:solidFill>
+          <a:schemeClr val="tx1">
+            <a:lumMod val="65000"/>
+            <a:lumOff val="35000"/>
+          </a:schemeClr>
+        </a:solidFill>
+        <a:round/>
+      </a:ln>
+    </cs:spPr>
+  </cs:errorBar>
+  <cs:floor>
+    <cs:lnRef idx="0"/>
+    <cs:fillRef idx="0"/>
+    <cs:effectRef idx="0"/>
+    <cs:fontRef idx="minor">
+      <a:schemeClr val="tx1"/>
+    </cs:fontRef>
+    <cs:spPr>
+      <a:noFill/>
+      <a:ln>
+        <a:noFill/>
+      </a:ln>
+    </cs:spPr>
+  </cs:floor>
+  <cs:gridlineMajor>
+    <cs:lnRef idx="0"/>
+    <cs:fillRef idx="0"/>
+    <cs:effectRef idx="0"/>
+    <cs:fontRef idx="minor">
+      <a:schemeClr val="tx1"/>
+    </cs:fontRef>
+    <cs:spPr>
+      <a:ln w="9525" cap="flat" cmpd="sng" algn="ctr">
+        <a:solidFill>
+          <a:schemeClr val="tx1">
+            <a:lumMod val="15000"/>
+            <a:lumOff val="85000"/>
+          </a:schemeClr>
+        </a:solidFill>
+        <a:round/>
+      </a:ln>
+    </cs:spPr>
+  </cs:gridlineMajor>
+  <cs:gridlineMinor>
+    <cs:lnRef idx="0"/>
+    <cs:fillRef idx="0"/>
+    <cs:effectRef idx="0"/>
+    <cs:fontRef idx="minor">
+      <a:schemeClr val="tx1"/>
+    </cs:fontRef>
+    <cs:spPr>
+      <a:ln w="9525" cap="flat" cmpd="sng" algn="ctr">
+        <a:solidFill>
+          <a:schemeClr val="tx1">
+            <a:lumMod val="5000"/>
+            <a:lumOff val="95000"/>
+          </a:schemeClr>
+        </a:solidFill>
+        <a:round/>
+      </a:ln>
+    </cs:spPr>
+  </cs:gridlineMinor>
+  <cs:hiLoLine>
+    <cs:lnRef idx="0"/>
+    <cs:fillRef idx="0"/>
+    <cs:effectRef idx="0"/>
+    <cs:fontRef idx="minor">
+      <a:schemeClr val="tx1"/>
+    </cs:fontRef>
+    <cs:spPr>
+      <a:ln w="9525" cap="flat" cmpd="sng" algn="ctr">
+        <a:solidFill>
+          <a:schemeClr val="tx1">
+            <a:lumMod val="75000"/>
+            <a:lumOff val="25000"/>
+          </a:schemeClr>
+        </a:solidFill>
+        <a:round/>
+      </a:ln>
+    </cs:spPr>
+  </cs:hiLoLine>
+  <cs:leaderLine>
+    <cs:lnRef idx="0"/>
+    <cs:fillRef idx="0"/>
+    <cs:effectRef idx="0"/>
+    <cs:fontRef idx="minor">
+      <a:schemeClr val="tx1"/>
+    </cs:fontRef>
+    <cs:spPr>
+      <a:ln w="9525" cap="flat" cmpd="sng" algn="ctr">
+        <a:solidFill>
+          <a:schemeClr val="tx1">
+            <a:lumMod val="35000"/>
+            <a:lumOff val="65000"/>
+          </a:schemeClr>
+        </a:solidFill>
+        <a:round/>
+      </a:ln>
+    </cs:spPr>
+  </cs:leaderLine>
+  <cs:legend>
+    <cs:lnRef idx="0"/>
+    <cs:fillRef idx="0"/>
+    <cs:effectRef idx="0"/>
+    <cs:fontRef idx="minor">
+      <a:schemeClr val="tx1">
+        <a:lumMod val="65000"/>
+        <a:lumOff val="35000"/>
+      </a:schemeClr>
+    </cs:fontRef>
+    <cs:defRPr sz="900" kern="1200"/>
+  </cs:legend>
+  <cs:plotArea mods="allowNoFillOverride allowNoLineOverride">
+    <cs:lnRef idx="0"/>
+    <cs:fillRef idx="0"/>
+    <cs:effectRef idx="0"/>
+    <cs:fontRef idx="minor">
+      <a:schemeClr val="tx1"/>
+    </cs:fontRef>
+  </cs:plotArea>
+  <cs:plotArea3D mods="allowNoFillOverride allowNoLineOverride">
+    <cs:lnRef idx="0"/>
+    <cs:fillRef idx="0"/>
+    <cs:effectRef idx="0"/>
+    <cs:fontRef idx="minor">
+      <a:schemeClr val="tx1"/>
+    </cs:fontRef>
+  </cs:plotArea3D>
+  <cs:seriesAxis>
+    <cs:lnRef idx="0"/>
+    <cs:fillRef idx="0"/>
+    <cs:effectRef idx="0"/>
+    <cs:fontRef idx="minor">
+      <a:schemeClr val="tx1">
+        <a:lumMod val="65000"/>
+        <a:lumOff val="35000"/>
+      </a:schemeClr>
+    </cs:fontRef>
+    <cs:defRPr sz="900" kern="1200"/>
+  </cs:seriesAxis>
+  <cs:seriesLine>
+    <cs:lnRef idx="0"/>
+    <cs:fillRef idx="0"/>
+    <cs:effectRef idx="0"/>
+    <cs:fontRef idx="minor">
+      <a:schemeClr val="tx1"/>
+    </cs:fontRef>
+    <cs:spPr>
+      <a:ln w="9525" cap="flat" cmpd="sng" algn="ctr">
+        <a:solidFill>
+          <a:schemeClr val="tx1">
+            <a:lumMod val="35000"/>
+            <a:lumOff val="65000"/>
+          </a:schemeClr>
+        </a:solidFill>
+        <a:round/>
+      </a:ln>
+    </cs:spPr>
+  </cs:seriesLine>
+  <cs:title>
+    <cs:lnRef idx="0"/>
+    <cs:fillRef idx="0"/>
+    <cs:effectRef idx="0"/>
+    <cs:fontRef idx="minor">
+      <a:schemeClr val="tx1">
+        <a:lumMod val="65000"/>
+        <a:lumOff val="35000"/>
+      </a:schemeClr>
+    </cs:fontRef>
+    <cs:defRPr sz="1400" b="0" kern="1200" spc="0" baseline="0"/>
+  </cs:title>
+  <cs:trendline>
+    <cs:lnRef idx="0">
+      <cs:styleClr val="auto"/>
+    </cs:lnRef>
+    <cs:fillRef idx="0"/>
+    <cs:effectRef idx="0"/>
+    <cs:fontRef idx="minor">
+      <a:schemeClr val="tx1"/>
+    </cs:fontRef>
+    <cs:spPr>
+      <a:ln w="19050" cap="rnd">
+        <a:solidFill>
+          <a:schemeClr val="phClr"/>
+        </a:solidFill>
+        <a:prstDash val="sysDot"/>
+      </a:ln>
+    </cs:spPr>
+  </cs:trendline>
+  <cs:trendlineLabel>
+    <cs:lnRef idx="0"/>
+    <cs:fillRef idx="0"/>
+    <cs:effectRef idx="0"/>
+    <cs:fontRef idx="minor">
+      <a:schemeClr val="tx1">
+        <a:lumMod val="65000"/>
+        <a:lumOff val="35000"/>
+      </a:schemeClr>
+    </cs:fontRef>
+    <cs:defRPr sz="900" kern="1200"/>
+  </cs:trendlineLabel>
+  <cs:upBar>
+    <cs:lnRef idx="0"/>
+    <cs:fillRef idx="0"/>
+    <cs:effectRef idx="0"/>
+    <cs:fontRef idx="minor">
+      <a:schemeClr val="dk1"/>
+    </cs:fontRef>
+    <cs:spPr>
+      <a:solidFill>
+        <a:schemeClr val="lt1"/>
+      </a:solidFill>
+      <a:ln w="9525">
+        <a:solidFill>
+          <a:schemeClr val="tx1">
+            <a:lumMod val="15000"/>
+            <a:lumOff val="85000"/>
+          </a:schemeClr>
+        </a:solidFill>
+      </a:ln>
+    </cs:spPr>
+  </cs:upBar>
+  <cs:valueAxis>
+    <cs:lnRef idx="0"/>
+    <cs:fillRef idx="0"/>
+    <cs:effectRef idx="0"/>
+    <cs:fontRef idx="minor">
+      <a:schemeClr val="tx1">
+        <a:lumMod val="65000"/>
+        <a:lumOff val="35000"/>
+      </a:schemeClr>
+    </cs:fontRef>
+    <cs:defRPr sz="900" kern="1200"/>
+  </cs:valueAxis>
+  <cs:wall>
+    <cs:lnRef idx="0"/>
+    <cs:fillRef idx="0"/>
+    <cs:effectRef idx="0"/>
+    <cs:fontRef idx="minor">
+      <a:schemeClr val="tx1"/>
+    </cs:fontRef>
+    <cs:spPr>
+      <a:noFill/>
+      <a:ln>
+        <a:noFill/>
+      </a:ln>
+    </cs:spPr>
+  </cs:wall>
+</cs:chartStyle>
+</file>
+
+<file path=word/charts/style2.xml><?xml version="1.0" encoding="utf-8"?>
+<cs:chartStyle xmlns:cs="http://schemas.microsoft.com/office/drawing/2012/chartStyle" xmlns:a="http://schemas.openxmlformats.org/drawingml/2006/main" id="332">
+  <cs:axisTitle>
+    <cs:lnRef idx="0"/>
+    <cs:fillRef idx="0"/>
+    <cs:effectRef idx="0"/>
+    <cs:fontRef idx="minor">
+      <a:schemeClr val="tx1">
+        <a:lumMod val="65000"/>
+        <a:lumOff val="35000"/>
+      </a:schemeClr>
+    </cs:fontRef>
+    <cs:defRPr sz="1000" kern="1200"/>
+  </cs:axisTitle>
+  <cs:categoryAxis>
+    <cs:lnRef idx="0"/>
+    <cs:fillRef idx="0"/>
+    <cs:effectRef idx="0"/>
+    <cs:fontRef idx="minor">
+      <a:schemeClr val="tx1">
+        <a:lumMod val="65000"/>
+        <a:lumOff val="35000"/>
+      </a:schemeClr>
+    </cs:fontRef>
+    <cs:spPr>
+      <a:ln w="9525" cap="flat" cmpd="sng" algn="ctr">
+        <a:solidFill>
+          <a:schemeClr val="tx1">
+            <a:lumMod val="15000"/>
+            <a:lumOff val="85000"/>
+          </a:schemeClr>
+        </a:solidFill>
+        <a:round/>
+      </a:ln>
+    </cs:spPr>
+    <cs:defRPr sz="900" kern="1200"/>
+  </cs:categoryAxis>
+  <cs:chartArea mods="allowNoFillOverride allowNoLineOverride">
+    <cs:lnRef idx="0"/>
+    <cs:fillRef idx="0"/>
+    <cs:effectRef idx="0"/>
+    <cs:fontRef idx="minor">
+      <a:schemeClr val="tx1"/>
+    </cs:fontRef>
+    <cs:spPr>
+      <a:solidFill>
+        <a:schemeClr val="bg1"/>
+      </a:solidFill>
+      <a:ln w="9525" cap="flat" cmpd="sng" algn="ctr">
+        <a:solidFill>
+          <a:schemeClr val="tx1">
+            <a:lumMod val="15000"/>
+            <a:lumOff val="85000"/>
+          </a:schemeClr>
+        </a:solidFill>
+        <a:round/>
+      </a:ln>
+    </cs:spPr>
+    <cs:defRPr sz="1000" kern="1200"/>
+  </cs:chartArea>
+  <cs:dataLabel>
+    <cs:lnRef idx="0"/>
+    <cs:fillRef idx="0"/>
+    <cs:effectRef idx="0"/>
+    <cs:fontRef idx="minor">
+      <a:schemeClr val="tx1">
+        <a:lumMod val="75000"/>
+        <a:lumOff val="25000"/>
+      </a:schemeClr>
+    </cs:fontRef>
+    <cs:defRPr sz="900" kern="1200"/>
+  </cs:dataLabel>
+  <cs:dataLabelCallout>
+    <cs:lnRef idx="0"/>
+    <cs:fillRef idx="0"/>
+    <cs:effectRef idx="0"/>
+    <cs:fontRef idx="minor">
+      <a:schemeClr val="dk1">
+        <a:lumMod val="65000"/>
+        <a:lumOff val="35000"/>
+      </a:schemeClr>
+    </cs:fontRef>
+    <cs:spPr>
+      <a:solidFill>
+        <a:schemeClr val="lt1"/>
+      </a:solidFill>
+      <a:ln>
+        <a:solidFill>
+          <a:schemeClr val="dk1">
+            <a:lumMod val="25000"/>
+            <a:lumOff val="75000"/>
+          </a:schemeClr>
+        </a:solidFill>
+      </a:ln>
+    </cs:spPr>
+    <cs:defRPr sz="900" kern="1200"/>
+    <cs:bodyPr rot="0" spcFirstLastPara="1" vertOverflow="clip" horzOverflow="clip" vert="horz" wrap="square" lIns="36576" tIns="18288" rIns="36576" bIns="18288" anchor="ctr" anchorCtr="1">
+      <a:spAutoFit/>
+    </cs:bodyPr>
+  </cs:dataLabelCallout>
+  <cs:dataPoint>
+    <cs:lnRef idx="0"/>
+    <cs:fillRef idx="1">
+      <cs:styleClr val="auto"/>
+    </cs:fillRef>
+    <cs:effectRef idx="0"/>
+    <cs:fontRef idx="minor">
+      <a:schemeClr val="tx1"/>
+    </cs:fontRef>
+  </cs:dataPoint>
+  <cs:dataPoint3D>
+    <cs:lnRef idx="0"/>
+    <cs:fillRef idx="1">
+      <cs:styleClr val="auto"/>
+    </cs:fillRef>
+    <cs:effectRef idx="0"/>
+    <cs:fontRef idx="minor">
+      <a:schemeClr val="tx1"/>
+    </cs:fontRef>
+  </cs:dataPoint3D>
+  <cs:dataPointLine>
+    <cs:lnRef idx="0">
+      <cs:styleClr val="auto"/>
+    </cs:lnRef>
+    <cs:fillRef idx="1"/>
+    <cs:effectRef idx="0"/>
+    <cs:fontRef idx="minor">
+      <a:schemeClr val="tx1"/>
+    </cs:fontRef>
+    <cs:spPr>
+      <a:ln w="28575" cap="rnd">
+        <a:solidFill>
+          <a:schemeClr val="phClr"/>
+        </a:solidFill>
+        <a:round/>
+      </a:ln>
+    </cs:spPr>
+  </cs:dataPointLine>
+  <cs:dataPointMarker>
+    <cs:lnRef idx="0">
+      <cs:styleClr val="auto"/>
+    </cs:lnRef>
+    <cs:fillRef idx="1">
+      <cs:styleClr val="auto"/>
+    </cs:fillRef>
+    <cs:effectRef idx="0"/>
+    <cs:fontRef idx="minor">
+      <a:schemeClr val="tx1"/>
+    </cs:fontRef>
+    <cs:spPr>
+      <a:ln w="9525">
+        <a:solidFill>
+          <a:schemeClr val="phClr"/>
+        </a:solidFill>
+      </a:ln>
+    </cs:spPr>
+  </cs:dataPointMarker>
+  <cs:dataPointMarkerLayout symbol="circle" size="5"/>
+  <cs:dataPointWireframe>
+    <cs:lnRef idx="0">
+      <cs:styleClr val="auto"/>
+    </cs:lnRef>
+    <cs:fillRef idx="1"/>
+    <cs:effectRef idx="0"/>
+    <cs:fontRef idx="minor">
+      <a:schemeClr val="tx1"/>
+    </cs:fontRef>
+    <cs:spPr>
+      <a:ln w="9525" cap="rnd">
+        <a:solidFill>
+          <a:schemeClr val="phClr"/>
+        </a:solidFill>
+        <a:round/>
+      </a:ln>
+    </cs:spPr>
+  </cs:dataPointWireframe>
+  <cs:dataTable>
+    <cs:lnRef idx="0"/>
+    <cs:fillRef idx="0"/>
+    <cs:effectRef idx="0"/>
+    <cs:fontRef idx="minor">
+      <a:schemeClr val="tx1">
+        <a:lumMod val="65000"/>
+        <a:lumOff val="35000"/>
+      </a:schemeClr>
+    </cs:fontRef>
+    <cs:spPr>
+      <a:noFill/>
+      <a:ln w="9525" cap="flat" cmpd="sng" algn="ctr">
+        <a:solidFill>
+          <a:schemeClr val="tx1">
+            <a:lumMod val="15000"/>
+            <a:lumOff val="85000"/>
+          </a:schemeClr>
+        </a:solidFill>
+        <a:round/>
+      </a:ln>
+    </cs:spPr>
+    <cs:defRPr sz="900" kern="1200"/>
+  </cs:dataTable>
+  <cs:downBar>
+    <cs:lnRef idx="0"/>
+    <cs:fillRef idx="0"/>
+    <cs:effectRef idx="0"/>
+    <cs:fontRef idx="minor">
+      <a:schemeClr val="dk1"/>
+    </cs:fontRef>
+    <cs:spPr>
+      <a:solidFill>
+        <a:schemeClr val="dk1">
+          <a:lumMod val="65000"/>
+          <a:lumOff val="35000"/>
+        </a:schemeClr>
+      </a:solidFill>
+      <a:ln w="9525">
+        <a:solidFill>
+          <a:schemeClr val="tx1">
+            <a:lumMod val="65000"/>
+            <a:lumOff val="35000"/>
+          </a:schemeClr>
+        </a:solidFill>
+      </a:ln>
+    </cs:spPr>
+  </cs:downBar>
+  <cs:dropLine>
+    <cs:lnRef idx="0"/>
+    <cs:fillRef idx="0"/>
+    <cs:effectRef idx="0"/>
+    <cs:fontRef idx="minor">
+      <a:schemeClr val="tx1"/>
+    </cs:fontRef>
+    <cs:spPr>
+      <a:ln w="9525" cap="flat" cmpd="sng" algn="ctr">
+        <a:solidFill>
+          <a:schemeClr val="tx1">
+            <a:lumMod val="35000"/>
+            <a:lumOff val="65000"/>
+          </a:schemeClr>
+        </a:solidFill>
+        <a:round/>
+      </a:ln>
+    </cs:spPr>
+  </cs:dropLine>
+  <cs:errorBar>
+    <cs:lnRef idx="0"/>
+    <cs:fillRef idx="0"/>
+    <cs:effectRef idx="0"/>
+    <cs:fontRef idx="minor">
+      <a:schemeClr val="tx1"/>
+    </cs:fontRef>
+    <cs:spPr>
+      <a:ln w="9525" cap="flat" cmpd="sng" algn="ctr">
+        <a:solidFill>
+          <a:schemeClr val="tx1">
+            <a:lumMod val="65000"/>
+            <a:lumOff val="35000"/>
+          </a:schemeClr>
+        </a:solidFill>
+        <a:round/>
+      </a:ln>
+    </cs:spPr>
+  </cs:errorBar>
+  <cs:floor>
+    <cs:lnRef idx="0"/>
+    <cs:fillRef idx="0"/>
+    <cs:effectRef idx="0"/>
+    <cs:fontRef idx="minor">
+      <a:schemeClr val="tx1"/>
+    </cs:fontRef>
+    <cs:spPr>
+      <a:noFill/>
+      <a:ln>
+        <a:noFill/>
+      </a:ln>
+    </cs:spPr>
+  </cs:floor>
+  <cs:gridlineMajor>
+    <cs:lnRef idx="0"/>
+    <cs:fillRef idx="0"/>
+    <cs:effectRef idx="0"/>
+    <cs:fontRef idx="minor">
+      <a:schemeClr val="tx1"/>
+    </cs:fontRef>
+    <cs:spPr>
+      <a:ln w="9525" cap="flat" cmpd="sng" algn="ctr">
+        <a:solidFill>
+          <a:schemeClr val="tx1">
+            <a:lumMod val="15000"/>
+            <a:lumOff val="85000"/>
+          </a:schemeClr>
+        </a:solidFill>
+        <a:round/>
+      </a:ln>
+    </cs:spPr>
+  </cs:gridlineMajor>
+  <cs:gridlineMinor>
+    <cs:lnRef idx="0"/>
+    <cs:fillRef idx="0"/>
+    <cs:effectRef idx="0"/>
+    <cs:fontRef idx="minor">
+      <a:schemeClr val="tx1"/>
+    </cs:fontRef>
+    <cs:spPr>
+      <a:ln w="9525" cap="flat" cmpd="sng" algn="ctr">
+        <a:solidFill>
+          <a:schemeClr val="tx1">
+            <a:lumMod val="5000"/>
+            <a:lumOff val="95000"/>
+          </a:schemeClr>
+        </a:solidFill>
+        <a:round/>
+      </a:ln>
+    </cs:spPr>
+  </cs:gridlineMinor>
+  <cs:hiLoLine>
+    <cs:lnRef idx="0"/>
+    <cs:fillRef idx="0"/>
+    <cs:effectRef idx="0"/>
+    <cs:fontRef idx="minor">
+      <a:schemeClr val="tx1"/>
+    </cs:fontRef>
+    <cs:spPr>
+      <a:ln w="9525" cap="flat" cmpd="sng" algn="ctr">
+        <a:solidFill>
+          <a:schemeClr val="tx1">
+            <a:lumMod val="75000"/>
+            <a:lumOff val="25000"/>
+          </a:schemeClr>
+        </a:solidFill>
+        <a:round/>
+      </a:ln>
+    </cs:spPr>
+  </cs:hiLoLine>
+  <cs:leaderLine>
+    <cs:lnRef idx="0"/>
+    <cs:fillRef idx="0"/>
+    <cs:effectRef idx="0"/>
+    <cs:fontRef idx="minor">
+      <a:schemeClr val="tx1"/>
+    </cs:fontRef>
+    <cs:spPr>
+      <a:ln w="9525" cap="flat" cmpd="sng" algn="ctr">
+        <a:solidFill>
+          <a:schemeClr val="tx1">
+            <a:lumMod val="35000"/>
+            <a:lumOff val="65000"/>
+          </a:schemeClr>
+        </a:solidFill>
+        <a:round/>
+      </a:ln>
+    </cs:spPr>
+  </cs:leaderLine>
+  <cs:legend>
+    <cs:lnRef idx="0"/>
+    <cs:fillRef idx="0"/>
+    <cs:effectRef idx="0"/>
+    <cs:fontRef idx="minor">
+      <a:schemeClr val="tx1">
+        <a:lumMod val="65000"/>
+        <a:lumOff val="35000"/>
+      </a:schemeClr>
+    </cs:fontRef>
+    <cs:defRPr sz="900" kern="1200"/>
+  </cs:legend>
+  <cs:plotArea mods="allowNoFillOverride allowNoLineOverride">
+    <cs:lnRef idx="0"/>
+    <cs:fillRef idx="0"/>
+    <cs:effectRef idx="0"/>
+    <cs:fontRef idx="minor">
+      <a:schemeClr val="tx1"/>
+    </cs:fontRef>
+  </cs:plotArea>
+  <cs:plotArea3D mods="allowNoFillOverride allowNoLineOverride">
+    <cs:lnRef idx="0"/>
+    <cs:fillRef idx="0"/>
+    <cs:effectRef idx="0"/>
+    <cs:fontRef idx="minor">
+      <a:schemeClr val="tx1"/>
+    </cs:fontRef>
+  </cs:plotArea3D>
+  <cs:seriesAxis>
+    <cs:lnRef idx="0"/>
+    <cs:fillRef idx="0"/>
+    <cs:effectRef idx="0"/>
+    <cs:fontRef idx="minor">
+      <a:schemeClr val="tx1">
+        <a:lumMod val="65000"/>
+        <a:lumOff val="35000"/>
+      </a:schemeClr>
+    </cs:fontRef>
+    <cs:defRPr sz="900" kern="1200"/>
+  </cs:seriesAxis>
+  <cs:seriesLine>
+    <cs:lnRef idx="0"/>
+    <cs:fillRef idx="0"/>
+    <cs:effectRef idx="0"/>
+    <cs:fontRef idx="minor">
+      <a:schemeClr val="tx1"/>
+    </cs:fontRef>
+    <cs:spPr>
+      <a:ln w="9525" cap="flat" cmpd="sng" algn="ctr">
+        <a:solidFill>
+          <a:schemeClr val="tx1">
+            <a:lumMod val="35000"/>
+            <a:lumOff val="65000"/>
+          </a:schemeClr>
+        </a:solidFill>
+        <a:round/>
+      </a:ln>
+    </cs:spPr>
+  </cs:seriesLine>
+  <cs:title>
+    <cs:lnRef idx="0"/>
+    <cs:fillRef idx="0"/>
+    <cs:effectRef idx="0"/>
+    <cs:fontRef idx="minor">
+      <a:schemeClr val="tx1">
+        <a:lumMod val="65000"/>
+        <a:lumOff val="35000"/>
+      </a:schemeClr>
+    </cs:fontRef>
+    <cs:defRPr sz="1400" b="0" kern="1200" spc="0" baseline="0"/>
+  </cs:title>
+  <cs:trendline>
+    <cs:lnRef idx="0">
+      <cs:styleClr val="auto"/>
+    </cs:lnRef>
+    <cs:fillRef idx="0"/>
+    <cs:effectRef idx="0"/>
+    <cs:fontRef idx="minor">
+      <a:schemeClr val="tx1"/>
+    </cs:fontRef>
+    <cs:spPr>
+      <a:ln w="19050" cap="rnd">
+        <a:solidFill>
+          <a:schemeClr val="phClr"/>
+        </a:solidFill>
+        <a:prstDash val="sysDot"/>
+      </a:ln>
+    </cs:spPr>
+  </cs:trendline>
+  <cs:trendlineLabel>
+    <cs:lnRef idx="0"/>
+    <cs:fillRef idx="0"/>
+    <cs:effectRef idx="0"/>
+    <cs:fontRef idx="minor">
+      <a:schemeClr val="tx1">
+        <a:lumMod val="65000"/>
+        <a:lumOff val="35000"/>
+      </a:schemeClr>
+    </cs:fontRef>
+    <cs:defRPr sz="900" kern="1200"/>
+  </cs:trendlineLabel>
+  <cs:upBar>
+    <cs:lnRef idx="0"/>
+    <cs:fillRef idx="0"/>
+    <cs:effectRef idx="0"/>
+    <cs:fontRef idx="minor">
+      <a:schemeClr val="dk1"/>
+    </cs:fontRef>
+    <cs:spPr>
+      <a:solidFill>
+        <a:schemeClr val="lt1"/>
+      </a:solidFill>
+      <a:ln w="9525">
+        <a:solidFill>
+          <a:schemeClr val="tx1">
+            <a:lumMod val="15000"/>
+            <a:lumOff val="85000"/>
+          </a:schemeClr>
+        </a:solidFill>
+      </a:ln>
+    </cs:spPr>
+  </cs:upBar>
+  <cs:valueAxis>
+    <cs:lnRef idx="0"/>
+    <cs:fillRef idx="0"/>
+    <cs:effectRef idx="0"/>
+    <cs:fontRef idx="minor">
+      <a:schemeClr val="tx1">
+        <a:lumMod val="65000"/>
+        <a:lumOff val="35000"/>
+      </a:schemeClr>
+    </cs:fontRef>
+    <cs:defRPr sz="900" kern="1200"/>
+  </cs:valueAxis>
+  <cs:wall>
+    <cs:lnRef idx="0"/>
+    <cs:fillRef idx="0"/>
+    <cs:effectRef idx="0"/>
+    <cs:fontRef idx="minor">
+      <a:schemeClr val="tx1"/>
+    </cs:fontRef>
+    <cs:spPr>
+      <a:noFill/>
+      <a:ln>
+        <a:noFill/>
+      </a:ln>
+    </cs:spPr>
+  </cs:wall>
+</cs:chartStyle>
+</file>
+
 <file path=word/theme/theme1.xml><?xml version="1.0" encoding="utf-8"?>
 <a:theme xmlns:a="http://schemas.openxmlformats.org/drawingml/2006/main" name="Office Theme">
   <a:themeElements>
@@ -10803,4 +14075,290 @@
     </a:ext>
   </a:extLst>
 </a:theme>
+</file>
+
+<file path=word/theme/themeOverride1.xml><?xml version="1.0" encoding="utf-8"?>
+<a:themeOverride xmlns:a="http://schemas.openxmlformats.org/drawingml/2006/main">
+  <a:clrScheme name="Office">
+    <a:dk1>
+      <a:sysClr val="windowText" lastClr="000000"/>
+    </a:dk1>
+    <a:lt1>
+      <a:sysClr val="window" lastClr="FFFFFF"/>
+    </a:lt1>
+    <a:dk2>
+      <a:srgbClr val="44546A"/>
+    </a:dk2>
+    <a:lt2>
+      <a:srgbClr val="E7E6E6"/>
+    </a:lt2>
+    <a:accent1>
+      <a:srgbClr val="4472C4"/>
+    </a:accent1>
+    <a:accent2>
+      <a:srgbClr val="ED7D31"/>
+    </a:accent2>
+    <a:accent3>
+      <a:srgbClr val="A5A5A5"/>
+    </a:accent3>
+    <a:accent4>
+      <a:srgbClr val="FFC000"/>
+    </a:accent4>
+    <a:accent5>
+      <a:srgbClr val="5B9BD5"/>
+    </a:accent5>
+    <a:accent6>
+      <a:srgbClr val="70AD47"/>
+    </a:accent6>
+    <a:hlink>
+      <a:srgbClr val="0563C1"/>
+    </a:hlink>
+    <a:folHlink>
+      <a:srgbClr val="954F72"/>
+    </a:folHlink>
+  </a:clrScheme>
+  <a:fontScheme name="Office">
+    <a:majorFont>
+      <a:latin typeface="Calibri Light" panose="020F0302020204030204"/>
+      <a:ea typeface=""/>
+      <a:cs typeface=""/>
+      <a:font script="Jpan" typeface="游ゴシック Light"/>
+      <a:font script="Hang" typeface="맑은 고딕"/>
+      <a:font script="Hans" typeface="等线 Light"/>
+      <a:font script="Hant" typeface="新細明體"/>
+      <a:font script="Arab" typeface="Times New Roman"/>
+      <a:font script="Hebr" typeface="Times New Roman"/>
+      <a:font script="Thai" typeface="Tahoma"/>
+      <a:font script="Ethi" typeface="Nyala"/>
+      <a:font script="Beng" typeface="Vrinda"/>
+      <a:font script="Gujr" typeface="Shruti"/>
+      <a:font script="Khmr" typeface="MoolBoran"/>
+      <a:font script="Knda" typeface="Tunga"/>
+      <a:font script="Guru" typeface="Raavi"/>
+      <a:font script="Cans" typeface="Euphemia"/>
+      <a:font script="Cher" typeface="Plantagenet Cherokee"/>
+      <a:font script="Yiii" typeface="Microsoft Yi Baiti"/>
+      <a:font script="Tibt" typeface="Microsoft Himalaya"/>
+      <a:font script="Thaa" typeface="MV Boli"/>
+      <a:font script="Deva" typeface="Mangal"/>
+      <a:font script="Telu" typeface="Gautami"/>
+      <a:font script="Taml" typeface="Latha"/>
+      <a:font script="Syrc" typeface="Estrangelo Edessa"/>
+      <a:font script="Orya" typeface="Kalinga"/>
+      <a:font script="Mlym" typeface="Kartika"/>
+      <a:font script="Laoo" typeface="DokChampa"/>
+      <a:font script="Sinh" typeface="Iskoola Pota"/>
+      <a:font script="Mong" typeface="Mongolian Baiti"/>
+      <a:font script="Viet" typeface="Times New Roman"/>
+      <a:font script="Uigh" typeface="Microsoft Uighur"/>
+      <a:font script="Geor" typeface="Sylfaen"/>
+      <a:font script="Armn" typeface="Arial"/>
+      <a:font script="Bugi" typeface="Leelawadee UI"/>
+      <a:font script="Bopo" typeface="Microsoft JhengHei"/>
+      <a:font script="Java" typeface="Javanese Text"/>
+      <a:font script="Lisu" typeface="Segoe UI"/>
+      <a:font script="Mymr" typeface="Myanmar Text"/>
+      <a:font script="Nkoo" typeface="Ebrima"/>
+      <a:font script="Olck" typeface="Nirmala UI"/>
+      <a:font script="Osma" typeface="Ebrima"/>
+      <a:font script="Phag" typeface="Phagspa"/>
+      <a:font script="Syrn" typeface="Estrangelo Edessa"/>
+      <a:font script="Syrj" typeface="Estrangelo Edessa"/>
+      <a:font script="Syre" typeface="Estrangelo Edessa"/>
+      <a:font script="Sora" typeface="Nirmala UI"/>
+      <a:font script="Tale" typeface="Microsoft Tai Le"/>
+      <a:font script="Talu" typeface="Microsoft New Tai Lue"/>
+      <a:font script="Tfng" typeface="Ebrima"/>
+    </a:majorFont>
+    <a:minorFont>
+      <a:latin typeface="Calibri" panose="020F0502020204030204"/>
+      <a:ea typeface=""/>
+      <a:cs typeface=""/>
+      <a:font script="Jpan" typeface="游ゴシック"/>
+      <a:font script="Hang" typeface="맑은 고딕"/>
+      <a:font script="Hans" typeface="等线"/>
+      <a:font script="Hant" typeface="新細明體"/>
+      <a:font script="Arab" typeface="Arial"/>
+      <a:font script="Hebr" typeface="Arial"/>
+      <a:font script="Thai" typeface="Tahoma"/>
+      <a:font script="Ethi" typeface="Nyala"/>
+      <a:font script="Beng" typeface="Vrinda"/>
+      <a:font script="Gujr" typeface="Shruti"/>
+      <a:font script="Khmr" typeface="DaunPenh"/>
+      <a:font script="Knda" typeface="Tunga"/>
+      <a:font script="Guru" typeface="Raavi"/>
+      <a:font script="Cans" typeface="Euphemia"/>
+      <a:font script="Cher" typeface="Plantagenet Cherokee"/>
+      <a:font script="Yiii" typeface="Microsoft Yi Baiti"/>
+      <a:font script="Tibt" typeface="Microsoft Himalaya"/>
+      <a:font script="Thaa" typeface="MV Boli"/>
+      <a:font script="Deva" typeface="Mangal"/>
+      <a:font script="Telu" typeface="Gautami"/>
+      <a:font script="Taml" typeface="Latha"/>
+      <a:font script="Syrc" typeface="Estrangelo Edessa"/>
+      <a:font script="Orya" typeface="Kalinga"/>
+      <a:font script="Mlym" typeface="Kartika"/>
+      <a:font script="Laoo" typeface="DokChampa"/>
+      <a:font script="Sinh" typeface="Iskoola Pota"/>
+      <a:font script="Mong" typeface="Mongolian Baiti"/>
+      <a:font script="Viet" typeface="Arial"/>
+      <a:font script="Uigh" typeface="Microsoft Uighur"/>
+      <a:font script="Geor" typeface="Sylfaen"/>
+      <a:font script="Armn" typeface="Arial"/>
+      <a:font script="Bugi" typeface="Leelawadee UI"/>
+      <a:font script="Bopo" typeface="Microsoft JhengHei"/>
+      <a:font script="Java" typeface="Javanese Text"/>
+      <a:font script="Lisu" typeface="Segoe UI"/>
+      <a:font script="Mymr" typeface="Myanmar Text"/>
+      <a:font script="Nkoo" typeface="Ebrima"/>
+      <a:font script="Olck" typeface="Nirmala UI"/>
+      <a:font script="Osma" typeface="Ebrima"/>
+      <a:font script="Phag" typeface="Phagspa"/>
+      <a:font script="Syrn" typeface="Estrangelo Edessa"/>
+      <a:font script="Syrj" typeface="Estrangelo Edessa"/>
+      <a:font script="Syre" typeface="Estrangelo Edessa"/>
+      <a:font script="Sora" typeface="Nirmala UI"/>
+      <a:font script="Tale" typeface="Microsoft Tai Le"/>
+      <a:font script="Talu" typeface="Microsoft New Tai Lue"/>
+      <a:font script="Tfng" typeface="Ebrima"/>
+    </a:minorFont>
+  </a:fontScheme>
+  <a:fmtScheme name="Office">
+    <a:fillStyleLst>
+      <a:solidFill>
+        <a:schemeClr val="phClr"/>
+      </a:solidFill>
+      <a:gradFill rotWithShape="1">
+        <a:gsLst>
+          <a:gs pos="0">
+            <a:schemeClr val="phClr">
+              <a:lumMod val="110000"/>
+              <a:satMod val="105000"/>
+              <a:tint val="67000"/>
+            </a:schemeClr>
+          </a:gs>
+          <a:gs pos="50000">
+            <a:schemeClr val="phClr">
+              <a:lumMod val="105000"/>
+              <a:satMod val="103000"/>
+              <a:tint val="73000"/>
+            </a:schemeClr>
+          </a:gs>
+          <a:gs pos="100000">
+            <a:schemeClr val="phClr">
+              <a:lumMod val="105000"/>
+              <a:satMod val="109000"/>
+              <a:tint val="81000"/>
+            </a:schemeClr>
+          </a:gs>
+        </a:gsLst>
+        <a:lin ang="5400000" scaled="0"/>
+      </a:gradFill>
+      <a:gradFill rotWithShape="1">
+        <a:gsLst>
+          <a:gs pos="0">
+            <a:schemeClr val="phClr">
+              <a:satMod val="103000"/>
+              <a:lumMod val="102000"/>
+              <a:tint val="94000"/>
+            </a:schemeClr>
+          </a:gs>
+          <a:gs pos="50000">
+            <a:schemeClr val="phClr">
+              <a:satMod val="110000"/>
+              <a:lumMod val="100000"/>
+              <a:shade val="100000"/>
+            </a:schemeClr>
+          </a:gs>
+          <a:gs pos="100000">
+            <a:schemeClr val="phClr">
+              <a:lumMod val="99000"/>
+              <a:satMod val="120000"/>
+              <a:shade val="78000"/>
+            </a:schemeClr>
+          </a:gs>
+        </a:gsLst>
+        <a:lin ang="5400000" scaled="0"/>
+      </a:gradFill>
+    </a:fillStyleLst>
+    <a:lnStyleLst>
+      <a:ln w="6350" cap="flat" cmpd="sng" algn="ctr">
+        <a:solidFill>
+          <a:schemeClr val="phClr"/>
+        </a:solidFill>
+        <a:prstDash val="solid"/>
+        <a:miter lim="800000"/>
+      </a:ln>
+      <a:ln w="12700" cap="flat" cmpd="sng" algn="ctr">
+        <a:solidFill>
+          <a:schemeClr val="phClr"/>
+        </a:solidFill>
+        <a:prstDash val="solid"/>
+        <a:miter lim="800000"/>
+      </a:ln>
+      <a:ln w="19050" cap="flat" cmpd="sng" algn="ctr">
+        <a:solidFill>
+          <a:schemeClr val="phClr"/>
+        </a:solidFill>
+        <a:prstDash val="solid"/>
+        <a:miter lim="800000"/>
+      </a:ln>
+    </a:lnStyleLst>
+    <a:effectStyleLst>
+      <a:effectStyle>
+        <a:effectLst/>
+      </a:effectStyle>
+      <a:effectStyle>
+        <a:effectLst/>
+      </a:effectStyle>
+      <a:effectStyle>
+        <a:effectLst>
+          <a:outerShdw blurRad="57150" dist="19050" dir="5400000" algn="ctr" rotWithShape="0">
+            <a:srgbClr val="000000">
+              <a:alpha val="63000"/>
+            </a:srgbClr>
+          </a:outerShdw>
+        </a:effectLst>
+      </a:effectStyle>
+    </a:effectStyleLst>
+    <a:bgFillStyleLst>
+      <a:solidFill>
+        <a:schemeClr val="phClr"/>
+      </a:solidFill>
+      <a:solidFill>
+        <a:schemeClr val="phClr">
+          <a:tint val="95000"/>
+          <a:satMod val="170000"/>
+        </a:schemeClr>
+      </a:solidFill>
+      <a:gradFill rotWithShape="1">
+        <a:gsLst>
+          <a:gs pos="0">
+            <a:schemeClr val="phClr">
+              <a:tint val="93000"/>
+              <a:satMod val="150000"/>
+              <a:shade val="98000"/>
+              <a:lumMod val="102000"/>
+            </a:schemeClr>
+          </a:gs>
+          <a:gs pos="50000">
+            <a:schemeClr val="phClr">
+              <a:tint val="98000"/>
+              <a:satMod val="130000"/>
+              <a:shade val="90000"/>
+              <a:lumMod val="103000"/>
+            </a:schemeClr>
+          </a:gs>
+          <a:gs pos="100000">
+            <a:schemeClr val="phClr">
+              <a:shade val="63000"/>
+              <a:satMod val="120000"/>
+            </a:schemeClr>
+          </a:gs>
+        </a:gsLst>
+        <a:lin ang="5400000" scaled="0"/>
+      </a:gradFill>
+    </a:bgFillStyleLst>
+  </a:fmtScheme>
+</a:themeOverride>
 </file>
--- a/docs/BYNATIONALITY/Австрийки.docx
+++ b/docs/BYNATIONALITY/Австрийки.docx
@@ -754,47 +754,7 @@
                 <w:szCs w:val="16"/>
                 <w:lang w:val="ru-RU"/>
               </w:rPr>
-              <w:t xml:space="preserve"> </w:t>
-            </w:r>
-            <w:proofErr w:type="spellStart"/>
-            <w:r>
-              <w:rPr>
-                <w:rFonts w:ascii="Arial" w:hAnsi="Arial" w:cs="Arial"/>
-                <w:sz w:val="16"/>
-                <w:szCs w:val="16"/>
-                <w:lang w:val="ru-RU"/>
-              </w:rPr>
-              <w:t>Пропст</w:t>
-            </w:r>
-            <w:proofErr w:type="spellEnd"/>
-            <w:r>
-              <w:rPr>
-                <w:rFonts w:ascii="Arial" w:hAnsi="Arial" w:cs="Arial"/>
-                <w:sz w:val="16"/>
-                <w:szCs w:val="16"/>
-                <w:lang w:val="ru-RU"/>
-              </w:rPr>
-              <w:t xml:space="preserve"> – 17 лет, у другой муж и </w:t>
-            </w:r>
-            <w:proofErr w:type="spellStart"/>
-            <w:r>
-              <w:rPr>
-                <w:rFonts w:ascii="Arial" w:hAnsi="Arial" w:cs="Arial"/>
-                <w:sz w:val="16"/>
-                <w:szCs w:val="16"/>
-                <w:lang w:val="ru-RU"/>
-              </w:rPr>
-              <w:t>свекр</w:t>
-            </w:r>
-            <w:proofErr w:type="spellEnd"/>
-            <w:r>
-              <w:rPr>
-                <w:rFonts w:ascii="Arial" w:hAnsi="Arial" w:cs="Arial"/>
-                <w:sz w:val="16"/>
-                <w:szCs w:val="16"/>
-                <w:lang w:val="ru-RU"/>
-              </w:rPr>
-              <w:t xml:space="preserve"> </w:t>
+              <w:t xml:space="preserve"> Пропст – 17 лет, у другой муж и свекр </w:t>
             </w:r>
           </w:p>
           <w:p>
@@ -822,19 +782,8 @@
                 <w:szCs w:val="16"/>
                 <w:lang w:val="ru-RU"/>
               </w:rPr>
-              <w:t xml:space="preserve">Алекандр </w:t>
-            </w:r>
-            <w:proofErr w:type="spellStart"/>
-            <w:r>
-              <w:rPr>
-                <w:rFonts w:ascii="Arial" w:hAnsi="Arial" w:cs="Arial"/>
-                <w:sz w:val="16"/>
-                <w:szCs w:val="16"/>
-                <w:lang w:val="ru-RU"/>
-              </w:rPr>
-              <w:t>Пропст</w:t>
-            </w:r>
-            <w:proofErr w:type="spellEnd"/>
+              <w:t>Алекандр Пропст</w:t>
+            </w:r>
             <w:r>
               <w:rPr>
                 <w:rFonts w:ascii="Arial" w:hAnsi="Arial" w:cs="Arial"/>
@@ -852,6 +801,15 @@
                 <w:lang w:val="ru-RU"/>
               </w:rPr>
               <w:t>17 лет</w:t>
+            </w:r>
+            <w:r>
+              <w:rPr>
+                <w:rFonts w:ascii="Arial" w:hAnsi="Arial" w:cs="Arial"/>
+                <w:sz w:val="16"/>
+                <w:szCs w:val="16"/>
+                <w:lang w:val="ru-RU"/>
+              </w:rPr>
+              <w:t>.</w:t>
             </w:r>
           </w:p>
           <w:p>
@@ -1189,7 +1147,11 @@
       <w:pPr>
         <w:jc w:val="center"/>
         <w:rPr>
-          <w:rFonts w:hint="eastAsia"/>
+          <w:rFonts w:ascii="Arial" w:hAnsi="Arial" w:cs="Arial"/>
+          <w:b/>
+          <w:bCs/>
+          <w:sz w:val="16"/>
+          <w:szCs w:val="16"/>
           <w:lang w:val="ru-RU"/>
         </w:rPr>
       </w:pPr>
@@ -1202,7 +1164,30 @@
           <w:szCs w:val="16"/>
           <w:lang w:val="ru-RU"/>
         </w:rPr>
-        <w:t>ЧИСЛЕННОСТЬ РАССТРЕЛЯННЫХ ЖЕНЩИН ПО ГОДАМ с 19</w:t>
+        <w:t>ЧИСЛЕННОСТЬ РАССТРЕЛЯННЫХ ЖЕНЩИН ПО ГОДАМ</w:t>
+      </w:r>
+      <w:r>
+        <w:rPr>
+          <w:rFonts w:ascii="Arial" w:hAnsi="Arial" w:cs="Arial"/>
+          <w:b/>
+          <w:bCs/>
+          <w:sz w:val="16"/>
+          <w:szCs w:val="16"/>
+          <w:lang w:val="ru-RU"/>
+        </w:rPr>
+        <w:t xml:space="preserve">, </w:t>
+      </w:r>
+      <w:proofErr w:type="gramStart"/>
+      <w:r>
+        <w:rPr>
+          <w:rFonts w:ascii="Arial" w:hAnsi="Arial" w:cs="Arial"/>
+          <w:b/>
+          <w:bCs/>
+          <w:sz w:val="16"/>
+          <w:szCs w:val="16"/>
+          <w:lang w:val="ru-RU"/>
+        </w:rPr>
+        <w:t>19</w:t>
       </w:r>
       <w:r>
         <w:rPr>
@@ -1224,7 +1209,18 @@
           <w:szCs w:val="16"/>
           <w:lang w:val="ru-RU"/>
         </w:rPr>
-        <w:t xml:space="preserve"> по 19</w:t>
+        <w:t>-</w:t>
+      </w:r>
+      <w:r>
+        <w:rPr>
+          <w:rFonts w:ascii="Arial" w:hAnsi="Arial" w:cs="Arial"/>
+          <w:b/>
+          <w:bCs/>
+          <w:sz w:val="16"/>
+          <w:szCs w:val="16"/>
+          <w:lang w:val="ru-RU"/>
+        </w:rPr>
+        <w:t>19</w:t>
       </w:r>
       <w:r>
         <w:rPr>
@@ -1246,38 +1242,82 @@
           <w:szCs w:val="16"/>
           <w:lang w:val="ru-RU"/>
         </w:rPr>
-        <w:t>2 гг.</w:t>
+        <w:t>2</w:t>
+      </w:r>
+      <w:proofErr w:type="gramEnd"/>
+      <w:r>
+        <w:rPr>
+          <w:rFonts w:ascii="Arial" w:hAnsi="Arial" w:cs="Arial"/>
+          <w:b/>
+          <w:bCs/>
+          <w:sz w:val="16"/>
+          <w:szCs w:val="16"/>
+          <w:lang w:val="ru-RU"/>
+        </w:rPr>
+        <w:t xml:space="preserve"> гг.</w:t>
       </w:r>
     </w:p>
     <w:p>
       <w:pPr>
         <w:jc w:val="center"/>
         <w:rPr>
-          <w:rFonts w:ascii="Arial" w:hAnsi="Arial" w:cs="Arial"/>
-          <w:sz w:val="16"/>
-          <w:szCs w:val="16"/>
+          <w:rFonts w:hint="eastAsia"/>
           <w:lang w:val="ru-RU"/>
         </w:rPr>
       </w:pPr>
       <w:r>
         <w:rPr>
+          <w:lang w:val="ru-RU"/>
+        </w:rPr>
+        <w:t xml:space="preserve">     </w:t>
+      </w:r>
+      <w:r>
+        <w:rPr>
+          <w:rFonts w:hint="eastAsia"/>
           <w:noProof/>
+          <w:lang w:val="ru-RU"/>
         </w:rPr>
         <w:drawing>
-          <wp:inline distT="0" distB="0" distL="0" distR="0" wp14:anchorId="3FE28FE1" wp14:editId="71B66F85">
-            <wp:extent cx="4129253" cy="2161189"/>
-            <wp:effectExtent l="0" t="0" r="5080" b="10795"/>
-            <wp:docPr id="1224251232" name="Chart 1">
-              <a:extLst xmlns:a="http://schemas.openxmlformats.org/drawingml/2006/main">
-                <a:ext uri="{FF2B5EF4-FFF2-40B4-BE49-F238E27FC236}">
-                  <a16:creationId xmlns:a16="http://schemas.microsoft.com/office/drawing/2014/main" id="{C82AAA16-A2AC-4E7E-99A6-D9A0FDB642F3}"/>
-                </a:ext>
-              </a:extLst>
-            </wp:docPr>
-            <wp:cNvGraphicFramePr/>
+          <wp:inline distT="0" distB="0" distL="0" distR="0" wp14:anchorId="79738929" wp14:editId="025F919C">
+            <wp:extent cx="4157980" cy="2170430"/>
+            <wp:effectExtent l="0" t="0" r="0" b="1270"/>
+            <wp:docPr id="1562373846" name="Picture 1"/>
+            <wp:cNvGraphicFramePr>
+              <a:graphicFrameLocks xmlns:a="http://schemas.openxmlformats.org/drawingml/2006/main" noChangeAspect="1"/>
+            </wp:cNvGraphicFramePr>
             <a:graphic xmlns:a="http://schemas.openxmlformats.org/drawingml/2006/main">
-              <a:graphicData uri="http://schemas.openxmlformats.org/drawingml/2006/chart">
-                <c:chart xmlns:c="http://schemas.openxmlformats.org/drawingml/2006/chart" xmlns:r="http://schemas.openxmlformats.org/officeDocument/2006/relationships" r:id="rId5"/>
+              <a:graphicData uri="http://schemas.openxmlformats.org/drawingml/2006/picture">
+                <pic:pic xmlns:pic="http://schemas.openxmlformats.org/drawingml/2006/picture">
+                  <pic:nvPicPr>
+                    <pic:cNvPr id="0" name="Picture 2"/>
+                    <pic:cNvPicPr>
+                      <a:picLocks noChangeAspect="1" noChangeArrowheads="1"/>
+                    </pic:cNvPicPr>
+                  </pic:nvPicPr>
+                  <pic:blipFill>
+                    <a:blip r:embed="rId5">
+                      <a:extLst>
+                        <a:ext uri="{28A0092B-C50C-407E-A947-70E740481C1C}">
+                          <a14:useLocalDpi xmlns:a14="http://schemas.microsoft.com/office/drawing/2010/main" val="0"/>
+                        </a:ext>
+                      </a:extLst>
+                    </a:blip>
+                    <a:srcRect/>
+                    <a:stretch>
+                      <a:fillRect/>
+                    </a:stretch>
+                  </pic:blipFill>
+                  <pic:spPr bwMode="auto">
+                    <a:xfrm>
+                      <a:off x="0" y="0"/>
+                      <a:ext cx="4157980" cy="2170430"/>
+                    </a:xfrm>
+                    <a:prstGeom prst="rect">
+                      <a:avLst/>
+                    </a:prstGeom>
+                    <a:noFill/>
+                  </pic:spPr>
+                </pic:pic>
               </a:graphicData>
             </a:graphic>
           </wp:inline>
@@ -1288,9 +1328,7 @@
       <w:pPr>
         <w:jc w:val="center"/>
         <w:rPr>
-          <w:rFonts w:ascii="Arial" w:hAnsi="Arial" w:cs="Arial"/>
-          <w:sz w:val="16"/>
-          <w:szCs w:val="16"/>
+          <w:rFonts w:hint="eastAsia"/>
           <w:lang w:val="ru-RU"/>
         </w:rPr>
       </w:pPr>
@@ -1371,7 +1409,7 @@
           <w:szCs w:val="16"/>
           <w:lang w:val="ru-RU"/>
         </w:rPr>
-        <w:t xml:space="preserve">М </w:t>
+        <w:t>М</w:t>
       </w:r>
       <w:r>
         <w:rPr>
@@ -1382,42 +1420,75 @@
           <w:szCs w:val="16"/>
           <w:lang w:val="ru-RU"/>
         </w:rPr>
-        <w:t>с 1937 по 1952 гг.</w:t>
+        <w:t xml:space="preserve">, </w:t>
       </w:r>
-    </w:p>
-    <w:p>
-      <w:pPr>
-        <w:jc w:val="center"/>
+      <w:proofErr w:type="gramStart"/>
+      <w:r>
         <w:rPr>
           <w:rFonts w:ascii="Arial" w:hAnsi="Arial" w:cs="Arial"/>
+          <w:b/>
+          <w:bCs/>
           <w:sz w:val="16"/>
           <w:szCs w:val="16"/>
           <w:lang w:val="ru-RU"/>
         </w:rPr>
-      </w:pPr>
+        <w:t>19</w:t>
+      </w:r>
       <w:r>
         <w:rPr>
-          <w:noProof/>
+          <w:rFonts w:ascii="Arial" w:hAnsi="Arial" w:cs="Arial"/>
+          <w:b/>
+          <w:bCs/>
+          <w:sz w:val="16"/>
+          <w:szCs w:val="16"/>
+          <w:lang w:val="ru-RU"/>
         </w:rPr>
-        <w:drawing>
-          <wp:inline distT="0" distB="0" distL="0" distR="0" wp14:anchorId="5A58B867" wp14:editId="18A739B0">
-            <wp:extent cx="4212612" cy="2095500"/>
-            <wp:effectExtent l="0" t="0" r="16510" b="0"/>
-            <wp:docPr id="784575201" name="Chart 1">
-              <a:extLst xmlns:a="http://schemas.openxmlformats.org/drawingml/2006/main">
-                <a:ext uri="{FF2B5EF4-FFF2-40B4-BE49-F238E27FC236}">
-                  <a16:creationId xmlns:a16="http://schemas.microsoft.com/office/drawing/2014/main" id="{D630E881-9947-4CB8-90A4-9C537482CEBA}"/>
-                </a:ext>
-              </a:extLst>
-            </wp:docPr>
-            <wp:cNvGraphicFramePr/>
-            <a:graphic xmlns:a="http://schemas.openxmlformats.org/drawingml/2006/main">
-              <a:graphicData uri="http://schemas.openxmlformats.org/drawingml/2006/chart">
-                <c:chart xmlns:c="http://schemas.openxmlformats.org/drawingml/2006/chart" xmlns:r="http://schemas.openxmlformats.org/officeDocument/2006/relationships" r:id="rId6"/>
-              </a:graphicData>
-            </a:graphic>
-          </wp:inline>
-        </w:drawing>
+        <w:t>37-</w:t>
+      </w:r>
+      <w:r>
+        <w:rPr>
+          <w:rFonts w:ascii="Arial" w:hAnsi="Arial" w:cs="Arial"/>
+          <w:b/>
+          <w:bCs/>
+          <w:sz w:val="16"/>
+          <w:szCs w:val="16"/>
+          <w:lang w:val="ru-RU"/>
+        </w:rPr>
+        <w:t>19</w:t>
+      </w:r>
+      <w:r>
+        <w:rPr>
+          <w:rFonts w:ascii="Arial" w:hAnsi="Arial" w:cs="Arial"/>
+          <w:b/>
+          <w:bCs/>
+          <w:sz w:val="16"/>
+          <w:szCs w:val="16"/>
+          <w:lang w:val="ru-RU"/>
+        </w:rPr>
+        <w:t>5</w:t>
+      </w:r>
+      <w:r>
+        <w:rPr>
+          <w:rFonts w:ascii="Arial" w:hAnsi="Arial" w:cs="Arial"/>
+          <w:b/>
+          <w:bCs/>
+          <w:sz w:val="16"/>
+          <w:szCs w:val="16"/>
+          <w:lang w:val="ru-RU"/>
+        </w:rPr>
+        <w:t>2</w:t>
+      </w:r>
+      <w:proofErr w:type="gramEnd"/>
+      <w:r>
+        <w:rPr>
+          <w:rFonts w:ascii="Arial" w:hAnsi="Arial" w:cs="Arial"/>
+          <w:b/>
+          <w:bCs/>
+          <w:sz w:val="16"/>
+          <w:szCs w:val="16"/>
+          <w:lang w:val="ru-RU"/>
+        </w:rPr>
+        <w:t xml:space="preserve"> гг.</w:t>
       </w:r>
     </w:p>
     <w:p>
@@ -1441,6 +1512,63 @@
           <w:lang w:val="ru-RU"/>
         </w:rPr>
       </w:pPr>
+    </w:p>
+    <w:p>
+      <w:pPr>
+        <w:jc w:val="center"/>
+        <w:rPr>
+          <w:rFonts w:ascii="Arial" w:hAnsi="Arial" w:cs="Arial"/>
+          <w:sz w:val="16"/>
+          <w:szCs w:val="16"/>
+          <w:lang w:val="ru-RU"/>
+        </w:rPr>
+      </w:pPr>
+      <w:r>
+        <w:rPr>
+          <w:noProof/>
+        </w:rPr>
+        <w:drawing>
+          <wp:inline distT="0" distB="0" distL="0" distR="0" wp14:anchorId="4213FDA9" wp14:editId="13F71A22">
+            <wp:extent cx="3876675" cy="2647950"/>
+            <wp:effectExtent l="0" t="0" r="9525" b="0"/>
+            <wp:docPr id="1633382059" name="Graphic 1"/>
+            <wp:cNvGraphicFramePr>
+              <a:graphicFrameLocks xmlns:a="http://schemas.openxmlformats.org/drawingml/2006/main" noChangeAspect="1"/>
+            </wp:cNvGraphicFramePr>
+            <a:graphic xmlns:a="http://schemas.openxmlformats.org/drawingml/2006/main">
+              <a:graphicData uri="http://schemas.openxmlformats.org/drawingml/2006/picture">
+                <pic:pic xmlns:pic="http://schemas.openxmlformats.org/drawingml/2006/picture">
+                  <pic:nvPicPr>
+                    <pic:cNvPr id="1633382059" name=""/>
+                    <pic:cNvPicPr/>
+                  </pic:nvPicPr>
+                  <pic:blipFill>
+                    <a:blip r:embed="rId6">
+                      <a:extLst>
+                        <a:ext uri="{96DAC541-7B7A-43D3-8B79-37D633B846F1}">
+                          <asvg:svgBlip xmlns:asvg="http://schemas.microsoft.com/office/drawing/2016/SVG/main" r:embed="rId7"/>
+                        </a:ext>
+                      </a:extLst>
+                    </a:blip>
+                    <a:stretch>
+                      <a:fillRect/>
+                    </a:stretch>
+                  </pic:blipFill>
+                  <pic:spPr>
+                    <a:xfrm>
+                      <a:off x="0" y="0"/>
+                      <a:ext cx="3876675" cy="2647950"/>
+                    </a:xfrm>
+                    <a:prstGeom prst="rect">
+                      <a:avLst/>
+                    </a:prstGeom>
+                  </pic:spPr>
+                </pic:pic>
+              </a:graphicData>
+            </a:graphic>
+          </wp:inline>
+        </w:drawing>
+      </w:r>
     </w:p>
     <w:p>
       <w:pPr>
@@ -1507,27 +1635,15 @@
                 <w:lang w:val="ru-RU"/>
               </w:rPr>
             </w:pPr>
-            <w:proofErr w:type="spellStart"/>
-            <w:r>
-              <w:rPr>
-                <w:rFonts w:ascii="Arial" w:hAnsi="Arial" w:cs="Arial"/>
-                <w:b/>
-                <w:sz w:val="16"/>
-                <w:szCs w:val="16"/>
-                <w:lang w:val="ru-RU"/>
-              </w:rPr>
-              <w:t>Баар</w:t>
-            </w:r>
-            <w:proofErr w:type="spellEnd"/>
-            <w:r>
-              <w:rPr>
-                <w:rFonts w:ascii="Arial" w:hAnsi="Arial" w:cs="Arial"/>
-                <w:b/>
-                <w:sz w:val="16"/>
-                <w:szCs w:val="16"/>
-                <w:lang w:val="ru-RU"/>
-              </w:rPr>
-              <w:t xml:space="preserve"> Лидия Александровна</w:t>
+            <w:r>
+              <w:rPr>
+                <w:rFonts w:ascii="Arial" w:hAnsi="Arial" w:cs="Arial"/>
+                <w:b/>
+                <w:sz w:val="16"/>
+                <w:szCs w:val="16"/>
+                <w:lang w:val="ru-RU"/>
+              </w:rPr>
+              <w:t>Баар Лидия Александровна</w:t>
             </w:r>
             <w:r>
               <w:rPr>
@@ -1584,7 +1700,6 @@
                 <w:szCs w:val="16"/>
                 <w:lang w:val="ru-RU"/>
               </w:rPr>
-              <w:lastRenderedPageBreak/>
               <w:t>Родилась</w:t>
             </w:r>
             <w:r>
@@ -1602,27 +1717,7 @@
                 <w:szCs w:val="16"/>
                 <w:lang w:val="ru-RU"/>
               </w:rPr>
-              <w:t xml:space="preserve">в 1914 г., Алтайский край, Барнаул.; австрийцы; образование начальное; Акушерка. </w:t>
-            </w:r>
-            <w:proofErr w:type="spellStart"/>
-            <w:r>
-              <w:rPr>
-                <w:rFonts w:ascii="Arial" w:hAnsi="Arial" w:cs="Arial"/>
-                <w:sz w:val="16"/>
-                <w:szCs w:val="16"/>
-                <w:lang w:val="ru-RU"/>
-              </w:rPr>
-              <w:t>Прож</w:t>
-            </w:r>
-            <w:proofErr w:type="spellEnd"/>
-            <w:r>
-              <w:rPr>
-                <w:rFonts w:ascii="Arial" w:hAnsi="Arial" w:cs="Arial"/>
-                <w:sz w:val="16"/>
-                <w:szCs w:val="16"/>
-                <w:lang w:val="ru-RU"/>
-              </w:rPr>
-              <w:t>.:</w:t>
+              <w:t>в 1914 г., Алтайский край, Барнаул.; австрийцы; образование начальное; Акушерка. Прож.:</w:t>
             </w:r>
             <w:r>
               <w:rPr>
@@ -1675,27 +1770,7 @@
                 <w:szCs w:val="16"/>
                 <w:lang w:val="ru-RU"/>
               </w:rPr>
-              <w:t xml:space="preserve">Приговорена: Тройка УНКВД по Алма-Атинской обл. 25 октября 1938 г., </w:t>
-            </w:r>
-            <w:proofErr w:type="spellStart"/>
-            <w:r>
-              <w:rPr>
-                <w:rFonts w:ascii="Arial" w:hAnsi="Arial" w:cs="Arial"/>
-                <w:sz w:val="16"/>
-                <w:szCs w:val="16"/>
-                <w:lang w:val="ru-RU"/>
-              </w:rPr>
-              <w:t>обв</w:t>
-            </w:r>
-            <w:proofErr w:type="spellEnd"/>
-            <w:r>
-              <w:rPr>
-                <w:rFonts w:ascii="Arial" w:hAnsi="Arial" w:cs="Arial"/>
-                <w:sz w:val="16"/>
-                <w:szCs w:val="16"/>
-                <w:lang w:val="ru-RU"/>
-              </w:rPr>
-              <w:t>.:</w:t>
+              <w:t>Приговорена: Тройка УНКВД по Алма-Атинской обл. 25 октября 1938 г., обв.:</w:t>
             </w:r>
             <w:r>
               <w:rPr>
@@ -1777,76 +1852,21 @@
               </w:rPr>
               <w:t xml:space="preserve"> </w:t>
             </w:r>
-            <w:r>
-              <w:fldChar w:fldCharType="begin"/>
-            </w:r>
-            <w:r>
-              <w:instrText>HYPERLINK</w:instrText>
-            </w:r>
-            <w:r>
-              <w:rPr>
-                <w:lang w:val="ru-RU"/>
-              </w:rPr>
-              <w:instrText xml:space="preserve"> "</w:instrText>
-            </w:r>
-            <w:r>
-              <w:instrText>https</w:instrText>
-            </w:r>
-            <w:r>
-              <w:rPr>
-                <w:lang w:val="ru-RU"/>
-              </w:rPr>
-              <w:instrText>://</w:instrText>
-            </w:r>
-            <w:r>
-              <w:instrText>ru</w:instrText>
-            </w:r>
-            <w:r>
-              <w:rPr>
-                <w:lang w:val="ru-RU"/>
-              </w:rPr>
-              <w:instrText>.</w:instrText>
-            </w:r>
-            <w:r>
-              <w:instrText>openlist</w:instrText>
-            </w:r>
-            <w:r>
-              <w:rPr>
-                <w:lang w:val="ru-RU"/>
-              </w:rPr>
-              <w:instrText>.</w:instrText>
-            </w:r>
-            <w:r>
-              <w:instrText>wiki</w:instrText>
-            </w:r>
-            <w:r>
-              <w:rPr>
-                <w:lang w:val="ru-RU"/>
-              </w:rPr>
-              <w:instrText>/Баар_Лидия_Александровна_(1914)"</w:instrText>
-            </w:r>
-            <w:r>
-              <w:rPr>
-                <w:rFonts w:hint="eastAsia"/>
-              </w:rPr>
-              <w:fldChar w:fldCharType="separate"/>
-            </w:r>
-            <w:r>
-              <w:rPr>
-                <w:rStyle w:val="Hyperlink"/>
-                <w:rFonts w:ascii="Arial" w:hAnsi="Arial" w:cs="Arial"/>
-                <w:b/>
-                <w:bCs/>
-                <w:color w:val="auto"/>
-                <w:sz w:val="16"/>
-                <w:szCs w:val="16"/>
-                <w:lang w:val="ru-RU"/>
-              </w:rPr>
-              <w:t>Открытый список</w:t>
-            </w:r>
-            <w:r>
-              <w:fldChar w:fldCharType="end"/>
-            </w:r>
+            <w:hyperlink r:id="rId8" w:history="1">
+              <w:r>
+                <w:rPr>
+                  <w:rStyle w:val="Hyperlink"/>
+                  <w:rFonts w:ascii="Arial" w:hAnsi="Arial" w:cs="Arial"/>
+                  <w:b/>
+                  <w:bCs/>
+                  <w:color w:val="auto"/>
+                  <w:sz w:val="16"/>
+                  <w:szCs w:val="16"/>
+                  <w:lang w:val="ru-RU"/>
+                </w:rPr>
+                <w:t>Открытый список</w:t>
+              </w:r>
+            </w:hyperlink>
             <w:r>
               <w:rPr>
                 <w:rStyle w:val="Hyperlink"/>
@@ -1901,7 +1921,6 @@
                 <w:szCs w:val="16"/>
                 <w:lang w:val="ru-RU"/>
               </w:rPr>
-              <w:lastRenderedPageBreak/>
               <w:t>Баранова Александра Сергеевна</w:t>
             </w:r>
             <w:r>
@@ -1964,29 +1983,7 @@
                 <w:szCs w:val="16"/>
                 <w:lang w:val="ru-RU"/>
               </w:rPr>
-              <w:t xml:space="preserve">1906 г. р., уроженка и жительница д. </w:t>
-            </w:r>
-            <w:proofErr w:type="spellStart"/>
-            <w:r>
-              <w:rPr>
-                <w:rFonts w:ascii="Arial" w:hAnsi="Arial" w:cs="Arial"/>
-                <w:bCs/>
-                <w:sz w:val="16"/>
-                <w:szCs w:val="16"/>
-                <w:lang w:val="ru-RU"/>
-              </w:rPr>
-              <w:t>Валговицы</w:t>
-            </w:r>
-            <w:proofErr w:type="spellEnd"/>
-            <w:r>
-              <w:rPr>
-                <w:rFonts w:ascii="Arial" w:hAnsi="Arial" w:cs="Arial"/>
-                <w:bCs/>
-                <w:sz w:val="16"/>
-                <w:szCs w:val="16"/>
-                <w:lang w:val="ru-RU"/>
-              </w:rPr>
-              <w:t xml:space="preserve"> Кингисеппского р-на Лен. обл., австрийка (по др. данным русская), б/п, медсестра деревенской больницы. Арестована 29 ноября 1937 г. Комиссией НКВД и Прокуратуры СССР 12 января 1938 г. приговорена по ст. ст. 58-1а-6-9-11 УК РСФСР к ВМН. Расстреляна в г. Ленинград 13 января 1938 г. (По др. данным приговорена 16 января 1938 г.; расстреляна 18 января 1938 г.)</w:t>
+              <w:t>1906 г. р., уроженка и жительница д. Валговицы Кингисеппского р-на Лен. обл., австрийка (по др. данным русская), б/п, медсестра деревенской больницы. Арестована 29 ноября 1937 г. Комиссией НКВД и Прокуратуры СССР 12 января 1938 г. приговорена по ст. ст. 58-1а-6-9-11 УК РСФСР к ВМН. Расстреляна в г. Ленинград 13 января 1938 г. (По др. данным приговорена 16 января 1938 г.; расстреляна 18 января 1938 г.)</w:t>
             </w:r>
             <w:r>
               <w:rPr>
@@ -2077,7 +2074,7 @@
               </w:rPr>
               <w:t xml:space="preserve"> </w:t>
             </w:r>
-            <w:hyperlink r:id="rId7" w:history="1">
+            <w:hyperlink r:id="rId9" w:history="1">
               <w:r>
                 <w:rPr>
                   <w:rStyle w:val="Hyperlink"/>
@@ -2244,29 +2241,7 @@
                 <w:szCs w:val="16"/>
                 <w:lang w:val="ru-RU"/>
               </w:rPr>
-              <w:t xml:space="preserve">, </w:t>
-            </w:r>
-            <w:proofErr w:type="spellStart"/>
-            <w:r>
-              <w:rPr>
-                <w:rFonts w:ascii="Arial" w:hAnsi="Arial" w:cs="Arial"/>
-                <w:bCs/>
-                <w:sz w:val="16"/>
-                <w:szCs w:val="16"/>
-                <w:lang w:val="ru-RU"/>
-              </w:rPr>
-              <w:t>прож</w:t>
-            </w:r>
-            <w:proofErr w:type="spellEnd"/>
-            <w:r>
-              <w:rPr>
-                <w:rFonts w:ascii="Arial" w:hAnsi="Arial" w:cs="Arial"/>
-                <w:bCs/>
-                <w:sz w:val="16"/>
-                <w:szCs w:val="16"/>
-                <w:lang w:val="ru-RU"/>
-              </w:rPr>
-              <w:t xml:space="preserve">.: </w:t>
+              <w:t xml:space="preserve">, прож.: </w:t>
             </w:r>
             <w:r>
               <w:rPr>
@@ -2524,29 +2499,16 @@
               </w:rPr>
               <w:t xml:space="preserve">Источник: </w:t>
             </w:r>
-            <w:proofErr w:type="spellStart"/>
-            <w:r>
-              <w:rPr>
-                <w:rFonts w:ascii="Arial" w:hAnsi="Arial" w:cs="Arial"/>
-                <w:b/>
-                <w:bCs/>
-                <w:sz w:val="16"/>
-                <w:szCs w:val="16"/>
-                <w:lang w:val="ru-RU"/>
-              </w:rPr>
-              <w:t>Гос.Архив</w:t>
-            </w:r>
-            <w:proofErr w:type="spellEnd"/>
-            <w:r>
-              <w:rPr>
-                <w:rFonts w:ascii="Arial" w:hAnsi="Arial" w:cs="Arial"/>
-                <w:b/>
-                <w:bCs/>
-                <w:sz w:val="16"/>
-                <w:szCs w:val="16"/>
-                <w:lang w:val="ru-RU"/>
-              </w:rPr>
-              <w:t xml:space="preserve"> Украины;</w:t>
+            <w:r>
+              <w:rPr>
+                <w:rFonts w:ascii="Arial" w:hAnsi="Arial" w:cs="Arial"/>
+                <w:b/>
+                <w:bCs/>
+                <w:sz w:val="16"/>
+                <w:szCs w:val="16"/>
+                <w:lang w:val="ru-RU"/>
+              </w:rPr>
+              <w:t>Гос.Архив Украины;</w:t>
             </w:r>
             <w:r>
               <w:rPr>
@@ -2559,114 +2521,21 @@
               </w:rPr>
               <w:t xml:space="preserve"> </w:t>
             </w:r>
-            <w:r>
-              <w:fldChar w:fldCharType="begin"/>
-            </w:r>
-            <w:r>
-              <w:instrText>HYPERLINK</w:instrText>
-            </w:r>
-            <w:r>
-              <w:rPr>
-                <w:lang w:val="ru-RU"/>
-              </w:rPr>
-              <w:instrText xml:space="preserve"> "</w:instrText>
-            </w:r>
-            <w:r>
-              <w:instrText>https</w:instrText>
-            </w:r>
-            <w:r>
-              <w:rPr>
-                <w:lang w:val="ru-RU"/>
-              </w:rPr>
-              <w:instrText>://</w:instrText>
-            </w:r>
-            <w:r>
-              <w:instrText>archives</w:instrText>
-            </w:r>
-            <w:r>
-              <w:rPr>
-                <w:lang w:val="ru-RU"/>
-              </w:rPr>
-              <w:instrText>.</w:instrText>
-            </w:r>
-            <w:r>
-              <w:instrText>gov</w:instrText>
-            </w:r>
-            <w:r>
-              <w:rPr>
-                <w:lang w:val="ru-RU"/>
-              </w:rPr>
-              <w:instrText>.</w:instrText>
-            </w:r>
-            <w:r>
-              <w:instrText>ua</w:instrText>
-            </w:r>
-            <w:r>
-              <w:rPr>
-                <w:lang w:val="ru-RU"/>
-              </w:rPr>
-              <w:instrText>/</w:instrText>
-            </w:r>
-            <w:r>
-              <w:instrText>um</w:instrText>
-            </w:r>
-            <w:r>
-              <w:rPr>
-                <w:lang w:val="ru-RU"/>
-              </w:rPr>
-              <w:instrText>.</w:instrText>
-            </w:r>
-            <w:r>
-              <w:instrText>php</w:instrText>
-            </w:r>
-            <w:r>
-              <w:rPr>
-                <w:lang w:val="ru-RU"/>
-              </w:rPr>
-              <w:instrText>?</w:instrText>
-            </w:r>
-            <w:r>
-              <w:instrText>kw</w:instrText>
-            </w:r>
-            <w:r>
-              <w:rPr>
-                <w:lang w:val="ru-RU"/>
-              </w:rPr>
-              <w:instrText>=розстріл&amp;</w:instrText>
-            </w:r>
-            <w:r>
-              <w:instrText>p</w:instrText>
-            </w:r>
-            <w:r>
-              <w:rPr>
-                <w:lang w:val="ru-RU"/>
-              </w:rPr>
-              <w:instrText>=6&amp;</w:instrText>
-            </w:r>
-            <w:r>
-              <w:instrText>a</w:instrText>
-            </w:r>
-            <w:r>
-              <w:rPr>
-                <w:lang w:val="ru-RU"/>
-              </w:rPr>
-              <w:instrText>=38&amp;</w:instrText>
-            </w:r>
-            <w:r>
-              <w:instrText>id</w:instrText>
-            </w:r>
-            <w:r>
-              <w:rPr>
-                <w:lang w:val="ru-RU"/>
-              </w:rPr>
-              <w:instrText>=42320"</w:instrText>
-            </w:r>
-            <w:r>
-              <w:rPr>
-                <w:rFonts w:hint="eastAsia"/>
-              </w:rPr>
-              <w:fldChar w:fldCharType="separate"/>
-            </w:r>
+            <w:hyperlink r:id="rId10" w:history="1">
+              <w:r>
+                <w:rPr>
+                  <w:rStyle w:val="Hyperlink"/>
+                  <w:rFonts w:ascii="Arial" w:hAnsi="Arial" w:cs="Arial"/>
+                  <w:b/>
+                  <w:bCs/>
+                  <w:color w:val="auto"/>
+                  <w:sz w:val="16"/>
+                  <w:szCs w:val="16"/>
+                  <w:lang w:val="ru-RU"/>
+                </w:rPr>
+                <w:t>Архивная ссылка</w:t>
+              </w:r>
+            </w:hyperlink>
             <w:r>
               <w:rPr>
                 <w:rStyle w:val="Hyperlink"/>
@@ -2676,12 +2545,10 @@
                 <w:color w:val="auto"/>
                 <w:sz w:val="16"/>
                 <w:szCs w:val="16"/>
-                <w:lang w:val="ru-RU"/>
-              </w:rPr>
-              <w:t>Архивная ссылка</w:t>
-            </w:r>
-            <w:r>
-              <w:fldChar w:fldCharType="end"/>
+                <w:u w:val="none"/>
+                <w:lang w:val="ru-RU"/>
+              </w:rPr>
+              <w:t>;</w:t>
             </w:r>
             <w:r>
               <w:rPr>
@@ -2695,92 +2562,23 @@
                 <w:u w:val="none"/>
                 <w:lang w:val="ru-RU"/>
               </w:rPr>
-              <w:t>;</w:t>
-            </w:r>
-            <w:r>
-              <w:rPr>
-                <w:rStyle w:val="Hyperlink"/>
-                <w:rFonts w:ascii="Arial" w:hAnsi="Arial" w:cs="Arial"/>
-                <w:b/>
-                <w:bCs/>
-                <w:color w:val="auto"/>
-                <w:sz w:val="16"/>
-                <w:szCs w:val="16"/>
-                <w:u w:val="none"/>
-                <w:lang w:val="ru-RU"/>
-              </w:rPr>
               <w:t xml:space="preserve"> </w:t>
             </w:r>
-            <w:r>
-              <w:fldChar w:fldCharType="begin"/>
-            </w:r>
-            <w:r>
-              <w:instrText>HYPERLINK</w:instrText>
-            </w:r>
-            <w:r>
-              <w:rPr>
-                <w:lang w:val="ru-RU"/>
-              </w:rPr>
-              <w:instrText xml:space="preserve"> "</w:instrText>
-            </w:r>
-            <w:r>
-              <w:instrText>https</w:instrText>
-            </w:r>
-            <w:r>
-              <w:rPr>
-                <w:lang w:val="ru-RU"/>
-              </w:rPr>
-              <w:instrText>://</w:instrText>
-            </w:r>
-            <w:r>
-              <w:instrText>ru</w:instrText>
-            </w:r>
-            <w:r>
-              <w:rPr>
-                <w:lang w:val="ru-RU"/>
-              </w:rPr>
-              <w:instrText>.</w:instrText>
-            </w:r>
-            <w:r>
-              <w:instrText>openlist</w:instrText>
-            </w:r>
-            <w:r>
-              <w:rPr>
-                <w:lang w:val="ru-RU"/>
-              </w:rPr>
-              <w:instrText>.</w:instrText>
-            </w:r>
-            <w:r>
-              <w:instrText>wiki</w:instrText>
-            </w:r>
-            <w:r>
-              <w:rPr>
-                <w:lang w:val="ru-RU"/>
-              </w:rPr>
-              <w:instrText>/Адамек_Мария_Францевна_(1894)"</w:instrText>
-            </w:r>
-            <w:r>
-              <w:rPr>
-                <w:rFonts w:hint="eastAsia"/>
-              </w:rPr>
-              <w:fldChar w:fldCharType="separate"/>
-            </w:r>
-            <w:r>
-              <w:rPr>
-                <w:rStyle w:val="Hyperlink"/>
-                <w:rFonts w:ascii="Arial" w:hAnsi="Arial" w:cs="Arial"/>
-                <w:b/>
-                <w:bCs/>
-                <w:color w:val="auto"/>
-                <w:sz w:val="16"/>
-                <w:szCs w:val="16"/>
-                <w:lang w:val="ru-RU"/>
-              </w:rPr>
-              <w:t>Открытый список</w:t>
-            </w:r>
-            <w:r>
-              <w:fldChar w:fldCharType="end"/>
-            </w:r>
+            <w:hyperlink r:id="rId11" w:history="1">
+              <w:r>
+                <w:rPr>
+                  <w:rStyle w:val="Hyperlink"/>
+                  <w:rFonts w:ascii="Arial" w:hAnsi="Arial" w:cs="Arial"/>
+                  <w:b/>
+                  <w:bCs/>
+                  <w:color w:val="auto"/>
+                  <w:sz w:val="16"/>
+                  <w:szCs w:val="16"/>
+                  <w:lang w:val="ru-RU"/>
+                </w:rPr>
+                <w:t>Открытый список</w:t>
+              </w:r>
+            </w:hyperlink>
             <w:r>
               <w:rPr>
                 <w:rStyle w:val="Hyperlink"/>
@@ -2822,29 +2620,16 @@
                 <w:lang w:val="ru-RU"/>
               </w:rPr>
             </w:pPr>
-            <w:proofErr w:type="spellStart"/>
-            <w:r>
-              <w:rPr>
-                <w:rFonts w:ascii="Arial" w:hAnsi="Arial" w:cs="Arial"/>
-                <w:b/>
-                <w:bCs/>
-                <w:sz w:val="16"/>
-                <w:szCs w:val="16"/>
-                <w:lang w:val="ru-RU"/>
-              </w:rPr>
-              <w:t>Винговатова</w:t>
-            </w:r>
-            <w:proofErr w:type="spellEnd"/>
-            <w:r>
-              <w:rPr>
-                <w:rFonts w:ascii="Arial" w:hAnsi="Arial" w:cs="Arial"/>
-                <w:b/>
-                <w:bCs/>
-                <w:sz w:val="16"/>
-                <w:szCs w:val="16"/>
-                <w:lang w:val="ru-RU"/>
-              </w:rPr>
-              <w:t>-Шевцова Анастасия Дмитриевна</w:t>
+            <w:r>
+              <w:rPr>
+                <w:rFonts w:ascii="Arial" w:hAnsi="Arial" w:cs="Arial"/>
+                <w:b/>
+                <w:bCs/>
+                <w:sz w:val="16"/>
+                <w:szCs w:val="16"/>
+                <w:lang w:val="ru-RU"/>
+              </w:rPr>
+              <w:t>Винговатова-Шевцова Анастасия Дмитриевна</w:t>
             </w:r>
             <w:r>
               <w:rPr>
@@ -2961,27 +2746,7 @@
                 <w:szCs w:val="16"/>
                 <w:lang w:val="ru-RU"/>
               </w:rPr>
-              <w:t xml:space="preserve">Приговорена: Особое совещание при НКВД СССР 25 ноября 1937 г., </w:t>
-            </w:r>
-            <w:proofErr w:type="spellStart"/>
-            <w:r>
-              <w:rPr>
-                <w:rFonts w:ascii="Arial" w:hAnsi="Arial" w:cs="Arial"/>
-                <w:sz w:val="16"/>
-                <w:szCs w:val="16"/>
-                <w:lang w:val="ru-RU"/>
-              </w:rPr>
-              <w:t>обв</w:t>
-            </w:r>
-            <w:proofErr w:type="spellEnd"/>
-            <w:r>
-              <w:rPr>
-                <w:rFonts w:ascii="Arial" w:hAnsi="Arial" w:cs="Arial"/>
-                <w:sz w:val="16"/>
-                <w:szCs w:val="16"/>
-                <w:lang w:val="ru-RU"/>
-              </w:rPr>
-              <w:t>.:</w:t>
+              <w:t>Приговорена: Особое совещание при НКВД СССР 25 ноября 1937 г., обв.:</w:t>
             </w:r>
             <w:r>
               <w:rPr>
@@ -3091,73 +2856,21 @@
               </w:rPr>
               <w:t xml:space="preserve"> </w:t>
             </w:r>
-            <w:r>
-              <w:fldChar w:fldCharType="begin"/>
-            </w:r>
-            <w:r>
-              <w:instrText>HYPERLINK</w:instrText>
-            </w:r>
-            <w:r>
-              <w:rPr>
-                <w:lang w:val="ru-RU"/>
-              </w:rPr>
-              <w:instrText xml:space="preserve"> "</w:instrText>
-            </w:r>
-            <w:r>
-              <w:instrText>https</w:instrText>
-            </w:r>
-            <w:r>
-              <w:rPr>
-                <w:lang w:val="ru-RU"/>
-              </w:rPr>
-              <w:instrText>://</w:instrText>
-            </w:r>
-            <w:r>
-              <w:instrText>ru</w:instrText>
-            </w:r>
-            <w:r>
-              <w:rPr>
-                <w:lang w:val="ru-RU"/>
-              </w:rPr>
-              <w:instrText>.</w:instrText>
-            </w:r>
-            <w:r>
-              <w:instrText>openlist</w:instrText>
-            </w:r>
-            <w:r>
-              <w:rPr>
-                <w:lang w:val="ru-RU"/>
-              </w:rPr>
-              <w:instrText>.</w:instrText>
-            </w:r>
-            <w:r>
-              <w:instrText>wiki</w:instrText>
-            </w:r>
-            <w:r>
-              <w:rPr>
-                <w:lang w:val="ru-RU"/>
-              </w:rPr>
-              <w:instrText>/Винговатова-Шевцова_Анастасия_Дмитриевна_(1888)"</w:instrText>
-            </w:r>
-            <w:r>
-              <w:fldChar w:fldCharType="separate"/>
-            </w:r>
-            <w:r>
-              <w:rPr>
-                <w:rStyle w:val="Hyperlink"/>
-                <w:rFonts w:ascii="Arial" w:hAnsi="Arial" w:cs="Arial"/>
-                <w:b/>
-                <w:bCs/>
-                <w:color w:val="auto"/>
-                <w:sz w:val="16"/>
-                <w:szCs w:val="16"/>
-                <w:lang w:val="ru-RU"/>
-              </w:rPr>
-              <w:t>Открытый список</w:t>
-            </w:r>
-            <w:r>
-              <w:fldChar w:fldCharType="end"/>
-            </w:r>
+            <w:hyperlink r:id="rId12" w:history="1">
+              <w:r>
+                <w:rPr>
+                  <w:rStyle w:val="Hyperlink"/>
+                  <w:rFonts w:ascii="Arial" w:hAnsi="Arial" w:cs="Arial"/>
+                  <w:b/>
+                  <w:bCs/>
+                  <w:color w:val="auto"/>
+                  <w:sz w:val="16"/>
+                  <w:szCs w:val="16"/>
+                  <w:lang w:val="ru-RU"/>
+                </w:rPr>
+                <w:t>Открытый список</w:t>
+              </w:r>
+            </w:hyperlink>
             <w:r>
               <w:rPr>
                 <w:rStyle w:val="Hyperlink"/>
@@ -3199,43 +2912,17 @@
                 <w:lang w:val="ru-RU"/>
               </w:rPr>
             </w:pPr>
-            <w:proofErr w:type="spellStart"/>
-            <w:r>
-              <w:rPr>
-                <w:rFonts w:ascii="Arial" w:hAnsi="Arial" w:cs="Arial"/>
-                <w:b/>
-                <w:bCs/>
-                <w:sz w:val="16"/>
-                <w:szCs w:val="16"/>
-                <w:lang w:val="ru-RU"/>
-              </w:rPr>
-              <w:t>Воцелка</w:t>
-            </w:r>
-            <w:proofErr w:type="spellEnd"/>
-            <w:r>
-              <w:rPr>
-                <w:rFonts w:ascii="Arial" w:hAnsi="Arial" w:cs="Arial"/>
-                <w:b/>
-                <w:bCs/>
-                <w:sz w:val="16"/>
-                <w:szCs w:val="16"/>
-                <w:lang w:val="ru-RU"/>
-              </w:rPr>
-              <w:t xml:space="preserve"> </w:t>
-            </w:r>
-            <w:proofErr w:type="spellStart"/>
-            <w:r>
-              <w:rPr>
-                <w:rFonts w:ascii="Arial" w:hAnsi="Arial" w:cs="Arial"/>
-                <w:b/>
-                <w:bCs/>
-                <w:sz w:val="16"/>
-                <w:szCs w:val="16"/>
-                <w:lang w:val="ru-RU"/>
-              </w:rPr>
-              <w:t>Иоханна</w:t>
-            </w:r>
-            <w:proofErr w:type="spellEnd"/>
+            <w:r>
+              <w:rPr>
+                <w:rFonts w:ascii="Arial" w:hAnsi="Arial" w:cs="Arial"/>
+                <w:b/>
+                <w:bCs/>
+                <w:sz w:val="16"/>
+                <w:szCs w:val="16"/>
+                <w:lang w:val="ru-RU"/>
+              </w:rPr>
+              <w:t>Воцелка Иоханна</w:t>
+            </w:r>
             <w:r>
               <w:rPr>
                 <w:rFonts w:ascii="Arial" w:hAnsi="Arial" w:cs="Arial"/>
@@ -3324,19 +3011,123 @@
                 <w:szCs w:val="16"/>
                 <w:lang w:val="ru-RU"/>
               </w:rPr>
+              <w:t xml:space="preserve"> Прож</w:t>
+            </w:r>
+            <w:r>
+              <w:rPr>
+                <w:rFonts w:ascii="Arial" w:hAnsi="Arial" w:cs="Arial"/>
+                <w:sz w:val="16"/>
+                <w:szCs w:val="16"/>
+                <w:lang w:val="ru-RU"/>
+              </w:rPr>
+              <w:t>.</w:t>
+            </w:r>
+            <w:r>
+              <w:rPr>
+                <w:rFonts w:ascii="Arial" w:hAnsi="Arial" w:cs="Arial"/>
+                <w:sz w:val="16"/>
+                <w:szCs w:val="16"/>
+                <w:lang w:val="ru-RU"/>
+              </w:rPr>
+              <w:t>:</w:t>
+            </w:r>
+            <w:r>
+              <w:rPr>
+                <w:rFonts w:ascii="Arial" w:hAnsi="Arial" w:cs="Arial"/>
+                <w:sz w:val="16"/>
+                <w:szCs w:val="16"/>
+              </w:rPr>
+              <w:t> </w:t>
+            </w:r>
+            <w:r>
+              <w:rPr>
+                <w:rFonts w:ascii="Arial" w:hAnsi="Arial" w:cs="Arial"/>
+                <w:sz w:val="16"/>
+                <w:szCs w:val="16"/>
+                <w:lang w:val="ru-RU"/>
+              </w:rPr>
+              <w:t xml:space="preserve">г. </w:t>
+            </w:r>
+            <w:r>
+              <w:rPr>
+                <w:rFonts w:ascii="Arial" w:hAnsi="Arial" w:cs="Arial"/>
+                <w:sz w:val="16"/>
+                <w:szCs w:val="16"/>
+                <w:lang w:val="ru-RU"/>
+              </w:rPr>
+              <w:t>Вена, Колонитцплатц, д.6, кв.7</w:t>
+            </w:r>
+            <w:r>
+              <w:rPr>
+                <w:rFonts w:ascii="Arial" w:hAnsi="Arial" w:cs="Arial"/>
+                <w:sz w:val="16"/>
+                <w:szCs w:val="16"/>
+                <w:lang w:val="ru-RU"/>
+              </w:rPr>
+              <w:t>.</w:t>
+            </w:r>
+            <w:r>
+              <w:rPr>
+                <w:rFonts w:ascii="Arial" w:hAnsi="Arial" w:cs="Arial"/>
+                <w:sz w:val="16"/>
+                <w:szCs w:val="16"/>
+                <w:lang w:val="ru-RU"/>
+              </w:rPr>
+              <w:t>Арестована 25 ноября 1950 г.</w:t>
+            </w:r>
+            <w:r>
+              <w:rPr>
+                <w:rFonts w:ascii="Arial" w:hAnsi="Arial" w:cs="Arial"/>
+                <w:sz w:val="16"/>
+                <w:szCs w:val="16"/>
+                <w:lang w:val="ru-RU"/>
+              </w:rPr>
               <w:t xml:space="preserve"> </w:t>
             </w:r>
-            <w:proofErr w:type="spellStart"/>
-            <w:r>
-              <w:rPr>
-                <w:rFonts w:ascii="Arial" w:hAnsi="Arial" w:cs="Arial"/>
-                <w:sz w:val="16"/>
-                <w:szCs w:val="16"/>
-                <w:lang w:val="ru-RU"/>
-              </w:rPr>
-              <w:t>Прож</w:t>
-            </w:r>
-            <w:proofErr w:type="spellEnd"/>
+            <w:r>
+              <w:rPr>
+                <w:rFonts w:ascii="Arial" w:hAnsi="Arial" w:cs="Arial"/>
+                <w:sz w:val="16"/>
+                <w:szCs w:val="16"/>
+                <w:lang w:val="ru-RU"/>
+              </w:rPr>
+              <w:t xml:space="preserve">Приговорена: </w:t>
+            </w:r>
+            <w:r>
+              <w:rPr>
+                <w:rFonts w:ascii="Arial" w:hAnsi="Arial" w:cs="Arial"/>
+                <w:sz w:val="16"/>
+                <w:szCs w:val="16"/>
+                <w:lang w:val="ru-RU"/>
+              </w:rPr>
+              <w:t>ВТ</w:t>
+            </w:r>
+            <w:r>
+              <w:rPr>
+                <w:rFonts w:ascii="Arial" w:hAnsi="Arial" w:cs="Arial"/>
+                <w:sz w:val="16"/>
+                <w:szCs w:val="16"/>
+                <w:lang w:val="ru-RU"/>
+              </w:rPr>
+              <w:t xml:space="preserve"> в/ч 28990 12 января 1951 г., обв.:</w:t>
+            </w:r>
+            <w:r>
+              <w:rPr>
+                <w:rFonts w:ascii="Arial" w:hAnsi="Arial" w:cs="Arial"/>
+                <w:sz w:val="16"/>
+                <w:szCs w:val="16"/>
+              </w:rPr>
+              <w:t> </w:t>
+            </w:r>
+            <w:r>
+              <w:rPr>
+                <w:rFonts w:ascii="Arial" w:hAnsi="Arial" w:cs="Arial"/>
+                <w:sz w:val="16"/>
+                <w:szCs w:val="16"/>
+                <w:lang w:val="ru-RU"/>
+              </w:rPr>
+              <w:t>шпионаже</w:t>
+            </w:r>
             <w:r>
               <w:rPr>
                 <w:rFonts w:ascii="Arial" w:hAnsi="Arial" w:cs="Arial"/>
@@ -3353,173 +3144,7 @@
                 <w:szCs w:val="16"/>
                 <w:lang w:val="ru-RU"/>
               </w:rPr>
-              <w:t>:</w:t>
-            </w:r>
-            <w:r>
-              <w:rPr>
-                <w:rFonts w:ascii="Arial" w:hAnsi="Arial" w:cs="Arial"/>
-                <w:sz w:val="16"/>
-                <w:szCs w:val="16"/>
-              </w:rPr>
-              <w:t> </w:t>
-            </w:r>
-            <w:r>
-              <w:rPr>
-                <w:rFonts w:ascii="Arial" w:hAnsi="Arial" w:cs="Arial"/>
-                <w:sz w:val="16"/>
-                <w:szCs w:val="16"/>
-                <w:lang w:val="ru-RU"/>
-              </w:rPr>
-              <w:t xml:space="preserve">г. </w:t>
-            </w:r>
-            <w:r>
-              <w:rPr>
-                <w:rFonts w:ascii="Arial" w:hAnsi="Arial" w:cs="Arial"/>
-                <w:sz w:val="16"/>
-                <w:szCs w:val="16"/>
-                <w:lang w:val="ru-RU"/>
-              </w:rPr>
-              <w:t xml:space="preserve">Вена, </w:t>
-            </w:r>
-            <w:proofErr w:type="spellStart"/>
-            <w:r>
-              <w:rPr>
-                <w:rFonts w:ascii="Arial" w:hAnsi="Arial" w:cs="Arial"/>
-                <w:sz w:val="16"/>
-                <w:szCs w:val="16"/>
-                <w:lang w:val="ru-RU"/>
-              </w:rPr>
-              <w:t>Колонитцплатц</w:t>
-            </w:r>
-            <w:proofErr w:type="spellEnd"/>
-            <w:r>
-              <w:rPr>
-                <w:rFonts w:ascii="Arial" w:hAnsi="Arial" w:cs="Arial"/>
-                <w:sz w:val="16"/>
-                <w:szCs w:val="16"/>
-                <w:lang w:val="ru-RU"/>
-              </w:rPr>
-              <w:t>, д.6, кв.7</w:t>
-            </w:r>
-            <w:r>
-              <w:rPr>
-                <w:rFonts w:ascii="Arial" w:hAnsi="Arial" w:cs="Arial"/>
-                <w:sz w:val="16"/>
-                <w:szCs w:val="16"/>
-                <w:lang w:val="ru-RU"/>
-              </w:rPr>
-              <w:t>.</w:t>
-            </w:r>
-            <w:r>
-              <w:rPr>
-                <w:rFonts w:ascii="Arial" w:hAnsi="Arial" w:cs="Arial"/>
-                <w:sz w:val="16"/>
-                <w:szCs w:val="16"/>
-                <w:lang w:val="ru-RU"/>
-              </w:rPr>
-              <w:t>Арестована 25 ноября 1950 г.</w:t>
-            </w:r>
-            <w:r>
-              <w:rPr>
-                <w:rFonts w:ascii="Arial" w:hAnsi="Arial" w:cs="Arial"/>
-                <w:sz w:val="16"/>
-                <w:szCs w:val="16"/>
-                <w:lang w:val="ru-RU"/>
-              </w:rPr>
-              <w:t xml:space="preserve"> </w:t>
-            </w:r>
-            <w:r>
-              <w:rPr>
-                <w:rFonts w:ascii="Arial" w:hAnsi="Arial" w:cs="Arial"/>
-                <w:sz w:val="16"/>
-                <w:szCs w:val="16"/>
-                <w:lang w:val="ru-RU"/>
-              </w:rPr>
-              <w:t xml:space="preserve">Приговорена: </w:t>
-            </w:r>
-            <w:r>
-              <w:rPr>
-                <w:rFonts w:ascii="Arial" w:hAnsi="Arial" w:cs="Arial"/>
-                <w:sz w:val="16"/>
-                <w:szCs w:val="16"/>
-                <w:lang w:val="ru-RU"/>
-              </w:rPr>
-              <w:t>ВТ</w:t>
-            </w:r>
-            <w:r>
-              <w:rPr>
-                <w:rFonts w:ascii="Arial" w:hAnsi="Arial" w:cs="Arial"/>
-                <w:sz w:val="16"/>
-                <w:szCs w:val="16"/>
-                <w:lang w:val="ru-RU"/>
-              </w:rPr>
-              <w:t xml:space="preserve"> в/ч 28990 12 января 1951 г., </w:t>
-            </w:r>
-            <w:proofErr w:type="spellStart"/>
-            <w:r>
-              <w:rPr>
-                <w:rFonts w:ascii="Arial" w:hAnsi="Arial" w:cs="Arial"/>
-                <w:sz w:val="16"/>
-                <w:szCs w:val="16"/>
-                <w:lang w:val="ru-RU"/>
-              </w:rPr>
-              <w:t>обв</w:t>
-            </w:r>
-            <w:proofErr w:type="spellEnd"/>
-            <w:r>
-              <w:rPr>
-                <w:rFonts w:ascii="Arial" w:hAnsi="Arial" w:cs="Arial"/>
-                <w:sz w:val="16"/>
-                <w:szCs w:val="16"/>
-                <w:lang w:val="ru-RU"/>
-              </w:rPr>
-              <w:t>.:</w:t>
-            </w:r>
-            <w:r>
-              <w:rPr>
-                <w:rFonts w:ascii="Arial" w:hAnsi="Arial" w:cs="Arial"/>
-                <w:sz w:val="16"/>
-                <w:szCs w:val="16"/>
-              </w:rPr>
-              <w:t> </w:t>
-            </w:r>
-            <w:proofErr w:type="spellStart"/>
-            <w:r>
-              <w:rPr>
-                <w:rFonts w:ascii="Arial" w:hAnsi="Arial" w:cs="Arial"/>
-                <w:sz w:val="16"/>
-                <w:szCs w:val="16"/>
-                <w:lang w:val="ru-RU"/>
-              </w:rPr>
-              <w:t>шпионаже</w:t>
-            </w:r>
-            <w:r>
-              <w:rPr>
-                <w:rFonts w:ascii="Arial" w:hAnsi="Arial" w:cs="Arial"/>
-                <w:sz w:val="16"/>
-                <w:szCs w:val="16"/>
-                <w:lang w:val="ru-RU"/>
-              </w:rPr>
-              <w:t>.</w:t>
-            </w:r>
-            <w:r>
-              <w:rPr>
-                <w:rFonts w:ascii="Arial" w:hAnsi="Arial" w:cs="Arial"/>
-                <w:sz w:val="16"/>
-                <w:szCs w:val="16"/>
-                <w:lang w:val="ru-RU"/>
-              </w:rPr>
-              <w:t>Расстреляна</w:t>
-            </w:r>
-            <w:proofErr w:type="spellEnd"/>
-            <w:r>
-              <w:rPr>
-                <w:rFonts w:ascii="Arial" w:hAnsi="Arial" w:cs="Arial"/>
-                <w:sz w:val="16"/>
-                <w:szCs w:val="16"/>
-                <w:lang w:val="ru-RU"/>
-              </w:rPr>
-              <w:t xml:space="preserve"> 5 мая 1951 г. Место захоронения</w:t>
+              <w:t>Расстреляна 5 мая 1951 г. Место захоронения</w:t>
             </w:r>
             <w:r>
               <w:rPr>
@@ -3616,73 +3241,21 @@
               </w:rPr>
               <w:t xml:space="preserve"> </w:t>
             </w:r>
-            <w:r>
-              <w:fldChar w:fldCharType="begin"/>
-            </w:r>
-            <w:r>
-              <w:instrText>HYPERLINK</w:instrText>
-            </w:r>
-            <w:r>
-              <w:rPr>
-                <w:lang w:val="ru-RU"/>
-              </w:rPr>
-              <w:instrText xml:space="preserve"> "</w:instrText>
-            </w:r>
-            <w:r>
-              <w:instrText>https</w:instrText>
-            </w:r>
-            <w:r>
-              <w:rPr>
-                <w:lang w:val="ru-RU"/>
-              </w:rPr>
-              <w:instrText>://</w:instrText>
-            </w:r>
-            <w:r>
-              <w:instrText>ru</w:instrText>
-            </w:r>
-            <w:r>
-              <w:rPr>
-                <w:lang w:val="ru-RU"/>
-              </w:rPr>
-              <w:instrText>.</w:instrText>
-            </w:r>
-            <w:r>
-              <w:instrText>openlist</w:instrText>
-            </w:r>
-            <w:r>
-              <w:rPr>
-                <w:lang w:val="ru-RU"/>
-              </w:rPr>
-              <w:instrText>.</w:instrText>
-            </w:r>
-            <w:r>
-              <w:instrText>wiki</w:instrText>
-            </w:r>
-            <w:r>
-              <w:rPr>
-                <w:lang w:val="ru-RU"/>
-              </w:rPr>
-              <w:instrText>/Воцелка_Иоханна_(1925)"</w:instrText>
-            </w:r>
-            <w:r>
-              <w:fldChar w:fldCharType="separate"/>
-            </w:r>
-            <w:r>
-              <w:rPr>
-                <w:rStyle w:val="Hyperlink"/>
-                <w:rFonts w:ascii="Arial" w:hAnsi="Arial" w:cs="Arial"/>
-                <w:b/>
-                <w:bCs/>
-                <w:color w:val="auto"/>
-                <w:sz w:val="16"/>
-                <w:szCs w:val="16"/>
-                <w:lang w:val="ru-RU"/>
-              </w:rPr>
-              <w:t>Открытый список</w:t>
-            </w:r>
-            <w:r>
-              <w:fldChar w:fldCharType="end"/>
-            </w:r>
+            <w:hyperlink r:id="rId13" w:history="1">
+              <w:r>
+                <w:rPr>
+                  <w:rStyle w:val="Hyperlink"/>
+                  <w:rFonts w:ascii="Arial" w:hAnsi="Arial" w:cs="Arial"/>
+                  <w:b/>
+                  <w:bCs/>
+                  <w:color w:val="auto"/>
+                  <w:sz w:val="16"/>
+                  <w:szCs w:val="16"/>
+                  <w:lang w:val="ru-RU"/>
+                </w:rPr>
+                <w:t>Открытый список</w:t>
+              </w:r>
+            </w:hyperlink>
             <w:r>
               <w:rPr>
                 <w:rStyle w:val="Hyperlink"/>
@@ -3724,29 +3297,16 @@
                 <w:lang w:val="ru-RU"/>
               </w:rPr>
             </w:pPr>
-            <w:proofErr w:type="spellStart"/>
-            <w:r>
-              <w:rPr>
-                <w:rFonts w:ascii="Arial" w:hAnsi="Arial" w:cs="Arial"/>
-                <w:b/>
-                <w:bCs/>
-                <w:sz w:val="16"/>
-                <w:szCs w:val="16"/>
-                <w:lang w:val="ru-RU"/>
-              </w:rPr>
-              <w:t>Дедерихс</w:t>
-            </w:r>
-            <w:proofErr w:type="spellEnd"/>
-            <w:r>
-              <w:rPr>
-                <w:rFonts w:ascii="Arial" w:hAnsi="Arial" w:cs="Arial"/>
-                <w:b/>
-                <w:bCs/>
-                <w:sz w:val="16"/>
-                <w:szCs w:val="16"/>
-                <w:lang w:val="ru-RU"/>
-              </w:rPr>
-              <w:t xml:space="preserve"> Роза</w:t>
+            <w:r>
+              <w:rPr>
+                <w:rFonts w:ascii="Arial" w:hAnsi="Arial" w:cs="Arial"/>
+                <w:b/>
+                <w:bCs/>
+                <w:sz w:val="16"/>
+                <w:szCs w:val="16"/>
+                <w:lang w:val="ru-RU"/>
+              </w:rPr>
+              <w:t>Дедерихс Роза</w:t>
             </w:r>
             <w:r>
               <w:rPr>
@@ -3818,27 +3378,7 @@
                 <w:szCs w:val="16"/>
                 <w:lang w:val="ru-RU"/>
               </w:rPr>
-              <w:t xml:space="preserve">в 1912 г., </w:t>
-            </w:r>
-            <w:proofErr w:type="spellStart"/>
-            <w:r>
-              <w:rPr>
-                <w:rFonts w:ascii="Arial" w:hAnsi="Arial" w:cs="Arial"/>
-                <w:sz w:val="16"/>
-                <w:szCs w:val="16"/>
-                <w:lang w:val="ru-RU"/>
-              </w:rPr>
-              <w:t>г.Баден</w:t>
-            </w:r>
-            <w:proofErr w:type="spellEnd"/>
-            <w:r>
-              <w:rPr>
-                <w:rFonts w:ascii="Arial" w:hAnsi="Arial" w:cs="Arial"/>
-                <w:sz w:val="16"/>
-                <w:szCs w:val="16"/>
-                <w:lang w:val="ru-RU"/>
-              </w:rPr>
-              <w:t xml:space="preserve"> (Австро-Венгрия); австрийка; б/п (в </w:t>
+              <w:t xml:space="preserve">в 1912 г., г.Баден (Австро-Венгрия); австрийка; б/п (в </w:t>
             </w:r>
             <w:proofErr w:type="gramStart"/>
             <w:r>
@@ -3876,19 +3416,79 @@
                 <w:szCs w:val="16"/>
                 <w:lang w:val="ru-RU"/>
               </w:rPr>
+              <w:t xml:space="preserve"> Прож</w:t>
+            </w:r>
+            <w:r>
+              <w:rPr>
+                <w:rFonts w:ascii="Arial" w:hAnsi="Arial" w:cs="Arial"/>
+                <w:sz w:val="16"/>
+                <w:szCs w:val="16"/>
+                <w:lang w:val="ru-RU"/>
+              </w:rPr>
+              <w:t>.</w:t>
+            </w:r>
+            <w:r>
+              <w:rPr>
+                <w:rFonts w:ascii="Arial" w:hAnsi="Arial" w:cs="Arial"/>
+                <w:sz w:val="16"/>
+                <w:szCs w:val="16"/>
+                <w:lang w:val="ru-RU"/>
+              </w:rPr>
+              <w:t>:</w:t>
+            </w:r>
+            <w:r>
+              <w:rPr>
+                <w:rFonts w:ascii="Arial" w:hAnsi="Arial" w:cs="Arial"/>
+                <w:sz w:val="16"/>
+                <w:szCs w:val="16"/>
+              </w:rPr>
+              <w:t> </w:t>
+            </w:r>
+            <w:r>
+              <w:rPr>
+                <w:rFonts w:ascii="Arial" w:hAnsi="Arial" w:cs="Arial"/>
+                <w:sz w:val="16"/>
+                <w:szCs w:val="16"/>
+                <w:lang w:val="ru-RU"/>
+              </w:rPr>
+              <w:t>г.</w:t>
+            </w:r>
+            <w:r>
+              <w:rPr>
+                <w:rFonts w:ascii="Arial" w:hAnsi="Arial" w:cs="Arial"/>
+                <w:sz w:val="16"/>
+                <w:szCs w:val="16"/>
+                <w:lang w:val="ru-RU"/>
+              </w:rPr>
               <w:t xml:space="preserve"> </w:t>
             </w:r>
-            <w:proofErr w:type="spellStart"/>
-            <w:r>
-              <w:rPr>
-                <w:rFonts w:ascii="Arial" w:hAnsi="Arial" w:cs="Arial"/>
-                <w:sz w:val="16"/>
-                <w:szCs w:val="16"/>
-                <w:lang w:val="ru-RU"/>
-              </w:rPr>
-              <w:t>Прож</w:t>
-            </w:r>
-            <w:proofErr w:type="spellEnd"/>
+            <w:r>
+              <w:rPr>
+                <w:rFonts w:ascii="Arial" w:hAnsi="Arial" w:cs="Arial"/>
+                <w:sz w:val="16"/>
+                <w:szCs w:val="16"/>
+                <w:lang w:val="ru-RU"/>
+              </w:rPr>
+              <w:t>Баден,</w:t>
+            </w:r>
+            <w:r>
+              <w:rPr>
+                <w:rFonts w:ascii="Arial" w:hAnsi="Arial" w:cs="Arial"/>
+                <w:sz w:val="16"/>
+                <w:szCs w:val="16"/>
+                <w:lang w:val="ru-RU"/>
+              </w:rPr>
+              <w:t xml:space="preserve"> Австрия, </w:t>
+            </w:r>
+            <w:r>
+              <w:rPr>
+                <w:rFonts w:ascii="Arial" w:hAnsi="Arial" w:cs="Arial"/>
+                <w:sz w:val="16"/>
+                <w:szCs w:val="16"/>
+                <w:lang w:val="ru-RU"/>
+              </w:rPr>
+              <w:t>Вайльбургштрассе, д.26</w:t>
+            </w:r>
             <w:r>
               <w:rPr>
                 <w:rFonts w:ascii="Arial" w:hAnsi="Arial" w:cs="Arial"/>
@@ -3905,32 +3505,6 @@
                 <w:szCs w:val="16"/>
                 <w:lang w:val="ru-RU"/>
               </w:rPr>
-              <w:t>:</w:t>
-            </w:r>
-            <w:r>
-              <w:rPr>
-                <w:rFonts w:ascii="Arial" w:hAnsi="Arial" w:cs="Arial"/>
-                <w:sz w:val="16"/>
-                <w:szCs w:val="16"/>
-              </w:rPr>
-              <w:t> </w:t>
-            </w:r>
-            <w:r>
-              <w:rPr>
-                <w:rFonts w:ascii="Arial" w:hAnsi="Arial" w:cs="Arial"/>
-                <w:sz w:val="16"/>
-                <w:szCs w:val="16"/>
-                <w:lang w:val="ru-RU"/>
-              </w:rPr>
-              <w:t>г.</w:t>
-            </w:r>
-            <w:r>
-              <w:rPr>
-                <w:rFonts w:ascii="Arial" w:hAnsi="Arial" w:cs="Arial"/>
-                <w:sz w:val="16"/>
-                <w:szCs w:val="16"/>
-                <w:lang w:val="ru-RU"/>
-              </w:rPr>
               <w:t xml:space="preserve"> </w:t>
             </w:r>
             <w:r>
@@ -3940,45 +3514,7 @@
                 <w:szCs w:val="16"/>
                 <w:lang w:val="ru-RU"/>
               </w:rPr>
-              <w:t>Баден,</w:t>
-            </w:r>
-            <w:r>
-              <w:rPr>
-                <w:rFonts w:ascii="Arial" w:hAnsi="Arial" w:cs="Arial"/>
-                <w:sz w:val="16"/>
-                <w:szCs w:val="16"/>
-                <w:lang w:val="ru-RU"/>
-              </w:rPr>
-              <w:t xml:space="preserve"> Австрия, </w:t>
-            </w:r>
-            <w:proofErr w:type="spellStart"/>
-            <w:r>
-              <w:rPr>
-                <w:rFonts w:ascii="Arial" w:hAnsi="Arial" w:cs="Arial"/>
-                <w:sz w:val="16"/>
-                <w:szCs w:val="16"/>
-                <w:lang w:val="ru-RU"/>
-              </w:rPr>
-              <w:t>Вайльбургштрассе</w:t>
-            </w:r>
-            <w:proofErr w:type="spellEnd"/>
-            <w:r>
-              <w:rPr>
-                <w:rFonts w:ascii="Arial" w:hAnsi="Arial" w:cs="Arial"/>
-                <w:sz w:val="16"/>
-                <w:szCs w:val="16"/>
-                <w:lang w:val="ru-RU"/>
-              </w:rPr>
-              <w:t>, д.26</w:t>
-            </w:r>
-            <w:r>
-              <w:rPr>
-                <w:rFonts w:ascii="Arial" w:hAnsi="Arial" w:cs="Arial"/>
-                <w:sz w:val="16"/>
-                <w:szCs w:val="16"/>
-                <w:lang w:val="ru-RU"/>
-              </w:rPr>
-              <w:t>.</w:t>
+              <w:t>Арестована 2 августа 1950 г.</w:t>
             </w:r>
             <w:r>
               <w:rPr>
@@ -3996,24 +3532,6 @@
                 <w:szCs w:val="16"/>
                 <w:lang w:val="ru-RU"/>
               </w:rPr>
-              <w:t>Арестована 2 августа 1950 г.</w:t>
-            </w:r>
-            <w:r>
-              <w:rPr>
-                <w:rFonts w:ascii="Arial" w:hAnsi="Arial" w:cs="Arial"/>
-                <w:sz w:val="16"/>
-                <w:szCs w:val="16"/>
-                <w:lang w:val="ru-RU"/>
-              </w:rPr>
-              <w:t xml:space="preserve"> </w:t>
-            </w:r>
-            <w:r>
-              <w:rPr>
-                <w:rFonts w:ascii="Arial" w:hAnsi="Arial" w:cs="Arial"/>
-                <w:sz w:val="16"/>
-                <w:szCs w:val="16"/>
-                <w:lang w:val="ru-RU"/>
-              </w:rPr>
               <w:t xml:space="preserve">Приговорена: </w:t>
             </w:r>
             <w:r>
@@ -4032,27 +3550,7 @@
                 <w:szCs w:val="16"/>
                 <w:lang w:val="ru-RU"/>
               </w:rPr>
-              <w:t xml:space="preserve"> в/ч 28990 12 января 1951 г., </w:t>
-            </w:r>
-            <w:proofErr w:type="spellStart"/>
-            <w:r>
-              <w:rPr>
-                <w:rFonts w:ascii="Arial" w:hAnsi="Arial" w:cs="Arial"/>
-                <w:sz w:val="16"/>
-                <w:szCs w:val="16"/>
-                <w:lang w:val="ru-RU"/>
-              </w:rPr>
-              <w:t>обв</w:t>
-            </w:r>
-            <w:proofErr w:type="spellEnd"/>
-            <w:r>
-              <w:rPr>
-                <w:rFonts w:ascii="Arial" w:hAnsi="Arial" w:cs="Arial"/>
-                <w:sz w:val="16"/>
-                <w:szCs w:val="16"/>
-                <w:lang w:val="ru-RU"/>
-              </w:rPr>
-              <w:t>.:</w:t>
+              <w:t xml:space="preserve"> в/ч 28990 12 января 1951 г., обв.:</w:t>
             </w:r>
             <w:r>
               <w:rPr>
@@ -4183,73 +3681,21 @@
               </w:rPr>
               <w:t xml:space="preserve"> </w:t>
             </w:r>
-            <w:r>
-              <w:fldChar w:fldCharType="begin"/>
-            </w:r>
-            <w:r>
-              <w:instrText>HYPERLINK</w:instrText>
-            </w:r>
-            <w:r>
-              <w:rPr>
-                <w:lang w:val="ru-RU"/>
-              </w:rPr>
-              <w:instrText xml:space="preserve"> "</w:instrText>
-            </w:r>
-            <w:r>
-              <w:instrText>https</w:instrText>
-            </w:r>
-            <w:r>
-              <w:rPr>
-                <w:lang w:val="ru-RU"/>
-              </w:rPr>
-              <w:instrText>://</w:instrText>
-            </w:r>
-            <w:r>
-              <w:instrText>ru</w:instrText>
-            </w:r>
-            <w:r>
-              <w:rPr>
-                <w:lang w:val="ru-RU"/>
-              </w:rPr>
-              <w:instrText>.</w:instrText>
-            </w:r>
-            <w:r>
-              <w:instrText>openlist</w:instrText>
-            </w:r>
-            <w:r>
-              <w:rPr>
-                <w:lang w:val="ru-RU"/>
-              </w:rPr>
-              <w:instrText>.</w:instrText>
-            </w:r>
-            <w:r>
-              <w:instrText>wiki</w:instrText>
-            </w:r>
-            <w:r>
-              <w:rPr>
-                <w:lang w:val="ru-RU"/>
-              </w:rPr>
-              <w:instrText>/Дедерихс_Роза_(1912)"</w:instrText>
-            </w:r>
-            <w:r>
-              <w:fldChar w:fldCharType="separate"/>
-            </w:r>
-            <w:r>
-              <w:rPr>
-                <w:rStyle w:val="Hyperlink"/>
-                <w:rFonts w:ascii="Arial" w:hAnsi="Arial" w:cs="Arial"/>
-                <w:b/>
-                <w:bCs/>
-                <w:color w:val="auto"/>
-                <w:sz w:val="16"/>
-                <w:szCs w:val="16"/>
-                <w:lang w:val="ru-RU"/>
-              </w:rPr>
-              <w:t>Открытый список</w:t>
-            </w:r>
-            <w:r>
-              <w:fldChar w:fldCharType="end"/>
-            </w:r>
+            <w:hyperlink r:id="rId14" w:history="1">
+              <w:r>
+                <w:rPr>
+                  <w:rStyle w:val="Hyperlink"/>
+                  <w:rFonts w:ascii="Arial" w:hAnsi="Arial" w:cs="Arial"/>
+                  <w:b/>
+                  <w:bCs/>
+                  <w:color w:val="auto"/>
+                  <w:sz w:val="16"/>
+                  <w:szCs w:val="16"/>
+                  <w:lang w:val="ru-RU"/>
+                </w:rPr>
+                <w:t>Открытый список</w:t>
+              </w:r>
+            </w:hyperlink>
             <w:r>
               <w:rPr>
                 <w:rStyle w:val="Hyperlink"/>
@@ -4300,21 +3746,8 @@
                 <w:szCs w:val="16"/>
                 <w:lang w:val="ru-RU"/>
               </w:rPr>
-              <w:t xml:space="preserve">Иванова Ксения </w:t>
-            </w:r>
-            <w:proofErr w:type="spellStart"/>
-            <w:r>
-              <w:rPr>
-                <w:rFonts w:ascii="Arial" w:hAnsi="Arial" w:cs="Arial"/>
-                <w:b/>
-                <w:bCs/>
-                <w:sz w:val="16"/>
-                <w:szCs w:val="16"/>
-                <w:lang w:val="ru-RU"/>
-              </w:rPr>
-              <w:t>Ксенофонтовна</w:t>
-            </w:r>
-            <w:proofErr w:type="spellEnd"/>
+              <w:t>Иванова Ксения Ксенофонтовна</w:t>
+            </w:r>
             <w:r>
               <w:rPr>
                 <w:rFonts w:ascii="Arial" w:hAnsi="Arial" w:cs="Arial"/>
@@ -4480,73 +3913,21 @@
               </w:rPr>
               <w:t xml:space="preserve"> </w:t>
             </w:r>
-            <w:r>
-              <w:fldChar w:fldCharType="begin"/>
-            </w:r>
-            <w:r>
-              <w:instrText>HYPERLINK</w:instrText>
-            </w:r>
-            <w:r>
-              <w:rPr>
-                <w:lang w:val="ru-RU"/>
-              </w:rPr>
-              <w:instrText xml:space="preserve"> "</w:instrText>
-            </w:r>
-            <w:r>
-              <w:instrText>https</w:instrText>
-            </w:r>
-            <w:r>
-              <w:rPr>
-                <w:lang w:val="ru-RU"/>
-              </w:rPr>
-              <w:instrText>://</w:instrText>
-            </w:r>
-            <w:r>
-              <w:instrText>ru</w:instrText>
-            </w:r>
-            <w:r>
-              <w:rPr>
-                <w:lang w:val="ru-RU"/>
-              </w:rPr>
-              <w:instrText>.</w:instrText>
-            </w:r>
-            <w:r>
-              <w:instrText>openlist</w:instrText>
-            </w:r>
-            <w:r>
-              <w:rPr>
-                <w:lang w:val="ru-RU"/>
-              </w:rPr>
-              <w:instrText>.</w:instrText>
-            </w:r>
-            <w:r>
-              <w:instrText>wiki</w:instrText>
-            </w:r>
-            <w:r>
-              <w:rPr>
-                <w:lang w:val="ru-RU"/>
-              </w:rPr>
-              <w:instrText>/Иванова_Ксения_Ксенофонтовна_(1898)"</w:instrText>
-            </w:r>
-            <w:r>
-              <w:fldChar w:fldCharType="separate"/>
-            </w:r>
-            <w:r>
-              <w:rPr>
-                <w:rStyle w:val="Hyperlink"/>
-                <w:rFonts w:ascii="Arial" w:hAnsi="Arial" w:cs="Arial"/>
-                <w:b/>
-                <w:bCs/>
-                <w:color w:val="auto"/>
-                <w:sz w:val="16"/>
-                <w:szCs w:val="16"/>
-                <w:lang w:val="ru-RU"/>
-              </w:rPr>
-              <w:t>Открытый список</w:t>
-            </w:r>
-            <w:r>
-              <w:fldChar w:fldCharType="end"/>
-            </w:r>
+            <w:hyperlink r:id="rId15" w:history="1">
+              <w:r>
+                <w:rPr>
+                  <w:rStyle w:val="Hyperlink"/>
+                  <w:rFonts w:ascii="Arial" w:hAnsi="Arial" w:cs="Arial"/>
+                  <w:b/>
+                  <w:bCs/>
+                  <w:color w:val="auto"/>
+                  <w:sz w:val="16"/>
+                  <w:szCs w:val="16"/>
+                  <w:lang w:val="ru-RU"/>
+                </w:rPr>
+                <w:t>Открытый список</w:t>
+              </w:r>
+            </w:hyperlink>
             <w:r>
               <w:rPr>
                 <w:rStyle w:val="Hyperlink"/>
@@ -4588,7 +3969,6 @@
                 <w:lang w:val="ru-RU"/>
               </w:rPr>
             </w:pPr>
-            <w:proofErr w:type="spellStart"/>
             <w:r>
               <w:rPr>
                 <w:rFonts w:ascii="Arial" w:hAnsi="Arial" w:cs="Arial"/>
@@ -4600,7 +3980,6 @@
               </w:rPr>
               <w:t>Клингер</w:t>
             </w:r>
-            <w:proofErr w:type="spellEnd"/>
             <w:r>
               <w:rPr>
                 <w:rFonts w:ascii="Arial" w:hAnsi="Arial" w:cs="Arial"/>
@@ -4731,19 +4110,8 @@
                 <w:szCs w:val="16"/>
                 <w:lang w:val="ru-RU"/>
               </w:rPr>
-              <w:t xml:space="preserve">Монастыриска (Галиция), австрийка, б/п, биохимик завода «Фармакон», </w:t>
-            </w:r>
-            <w:proofErr w:type="spellStart"/>
-            <w:r>
-              <w:rPr>
-                <w:rFonts w:ascii="Arial" w:hAnsi="Arial" w:cs="Arial"/>
-                <w:sz w:val="16"/>
-                <w:szCs w:val="16"/>
-                <w:lang w:val="ru-RU"/>
-              </w:rPr>
-              <w:t>прож</w:t>
-            </w:r>
-            <w:proofErr w:type="spellEnd"/>
+              <w:t>Монастыриска (Галиция), австрийка, б/п, биохимик завода «Фармакон», прож</w:t>
+            </w:r>
             <w:r>
               <w:rPr>
                 <w:rFonts w:ascii="Arial" w:hAnsi="Arial" w:cs="Arial"/>
@@ -5002,7 +4370,7 @@
               </w:rPr>
               <w:t xml:space="preserve"> </w:t>
             </w:r>
-            <w:hyperlink r:id="rId8" w:history="1">
+            <w:hyperlink r:id="rId16" w:history="1">
               <w:r>
                 <w:rPr>
                   <w:rStyle w:val="Hyperlink"/>
@@ -5059,29 +4427,16 @@
                 <w:lang w:val="ru-RU"/>
               </w:rPr>
             </w:pPr>
-            <w:proofErr w:type="spellStart"/>
-            <w:r>
-              <w:rPr>
-                <w:rFonts w:ascii="Arial" w:hAnsi="Arial" w:cs="Arial"/>
-                <w:b/>
-                <w:bCs/>
-                <w:sz w:val="16"/>
-                <w:szCs w:val="16"/>
-                <w:lang w:val="ru-RU"/>
-              </w:rPr>
-              <w:t>Ледерер</w:t>
-            </w:r>
-            <w:proofErr w:type="spellEnd"/>
-            <w:r>
-              <w:rPr>
-                <w:rFonts w:ascii="Arial" w:hAnsi="Arial" w:cs="Arial"/>
-                <w:b/>
-                <w:bCs/>
-                <w:sz w:val="16"/>
-                <w:szCs w:val="16"/>
-                <w:lang w:val="ru-RU"/>
-              </w:rPr>
-              <w:t xml:space="preserve"> Изабелла-Мария</w:t>
+            <w:r>
+              <w:rPr>
+                <w:rFonts w:ascii="Arial" w:hAnsi="Arial" w:cs="Arial"/>
+                <w:b/>
+                <w:bCs/>
+                <w:sz w:val="16"/>
+                <w:szCs w:val="16"/>
+                <w:lang w:val="ru-RU"/>
+              </w:rPr>
+              <w:t>Ледерер Изабелла-Мария</w:t>
             </w:r>
             <w:r>
               <w:rPr>
@@ -5161,7 +4516,6 @@
               </w:rPr>
               <w:t xml:space="preserve">в 1910 г., </w:t>
             </w:r>
-            <w:proofErr w:type="spellStart"/>
             <w:proofErr w:type="gramStart"/>
             <w:r>
               <w:rPr>
@@ -5172,7 +4526,6 @@
               </w:rPr>
               <w:t>мест.Штайнц</w:t>
             </w:r>
-            <w:proofErr w:type="spellEnd"/>
             <w:proofErr w:type="gramEnd"/>
             <w:r>
               <w:rPr>
@@ -5199,27 +4552,61 @@
                 <w:szCs w:val="16"/>
                 <w:lang w:val="ru-RU"/>
               </w:rPr>
+              <w:t xml:space="preserve"> Прож.: г.</w:t>
+            </w:r>
+            <w:r>
+              <w:rPr>
+                <w:rFonts w:ascii="Arial" w:hAnsi="Arial" w:cs="Arial"/>
+                <w:sz w:val="16"/>
+                <w:szCs w:val="16"/>
+                <w:lang w:val="ru-RU"/>
+              </w:rPr>
               <w:t xml:space="preserve"> </w:t>
             </w:r>
-            <w:proofErr w:type="spellStart"/>
-            <w:r>
-              <w:rPr>
-                <w:rFonts w:ascii="Arial" w:hAnsi="Arial" w:cs="Arial"/>
-                <w:sz w:val="16"/>
-                <w:szCs w:val="16"/>
-                <w:lang w:val="ru-RU"/>
-              </w:rPr>
-              <w:t>Прож</w:t>
-            </w:r>
-            <w:proofErr w:type="spellEnd"/>
-            <w:r>
-              <w:rPr>
-                <w:rFonts w:ascii="Arial" w:hAnsi="Arial" w:cs="Arial"/>
-                <w:sz w:val="16"/>
-                <w:szCs w:val="16"/>
-                <w:lang w:val="ru-RU"/>
-              </w:rPr>
-              <w:t>.: г.</w:t>
+            <w:r>
+              <w:rPr>
+                <w:rFonts w:ascii="Arial" w:hAnsi="Arial" w:cs="Arial"/>
+                <w:sz w:val="16"/>
+                <w:szCs w:val="16"/>
+                <w:lang w:val="ru-RU"/>
+              </w:rPr>
+              <w:t>Грац,</w:t>
+            </w:r>
+            <w:r>
+              <w:rPr>
+                <w:rFonts w:ascii="Arial" w:hAnsi="Arial" w:cs="Arial"/>
+                <w:sz w:val="16"/>
+                <w:szCs w:val="16"/>
+                <w:lang w:val="ru-RU"/>
+              </w:rPr>
+              <w:t xml:space="preserve"> Австрия, </w:t>
+            </w:r>
+            <w:r>
+              <w:rPr>
+                <w:rFonts w:ascii="Arial" w:hAnsi="Arial" w:cs="Arial"/>
+                <w:sz w:val="16"/>
+                <w:szCs w:val="16"/>
+                <w:lang w:val="ru-RU"/>
+              </w:rPr>
+              <w:t>Брокманнгассе, д.57, кв.8</w:t>
+            </w:r>
+            <w:r>
+              <w:rPr>
+                <w:rFonts w:ascii="Arial" w:hAnsi="Arial" w:cs="Arial"/>
+                <w:sz w:val="16"/>
+                <w:szCs w:val="16"/>
+                <w:lang w:val="ru-RU"/>
+              </w:rPr>
+              <w:t xml:space="preserve">. </w:t>
+            </w:r>
+            <w:r>
+              <w:rPr>
+                <w:rFonts w:ascii="Arial" w:hAnsi="Arial" w:cs="Arial"/>
+                <w:sz w:val="16"/>
+                <w:szCs w:val="16"/>
+                <w:lang w:val="ru-RU"/>
+              </w:rPr>
+              <w:t>Арестована 3 мая 1952 г.</w:t>
             </w:r>
             <w:r>
               <w:rPr>
@@ -5237,92 +4624,7 @@
                 <w:szCs w:val="16"/>
                 <w:lang w:val="ru-RU"/>
               </w:rPr>
-              <w:t>Грац,</w:t>
-            </w:r>
-            <w:r>
-              <w:rPr>
-                <w:rFonts w:ascii="Arial" w:hAnsi="Arial" w:cs="Arial"/>
-                <w:sz w:val="16"/>
-                <w:szCs w:val="16"/>
-                <w:lang w:val="ru-RU"/>
-              </w:rPr>
-              <w:t xml:space="preserve"> Австрия, </w:t>
-            </w:r>
-            <w:proofErr w:type="spellStart"/>
-            <w:r>
-              <w:rPr>
-                <w:rFonts w:ascii="Arial" w:hAnsi="Arial" w:cs="Arial"/>
-                <w:sz w:val="16"/>
-                <w:szCs w:val="16"/>
-                <w:lang w:val="ru-RU"/>
-              </w:rPr>
-              <w:t>Брокманнгассе</w:t>
-            </w:r>
-            <w:proofErr w:type="spellEnd"/>
-            <w:r>
-              <w:rPr>
-                <w:rFonts w:ascii="Arial" w:hAnsi="Arial" w:cs="Arial"/>
-                <w:sz w:val="16"/>
-                <w:szCs w:val="16"/>
-                <w:lang w:val="ru-RU"/>
-              </w:rPr>
-              <w:t>, д.57, кв.8</w:t>
-            </w:r>
-            <w:r>
-              <w:rPr>
-                <w:rFonts w:ascii="Arial" w:hAnsi="Arial" w:cs="Arial"/>
-                <w:sz w:val="16"/>
-                <w:szCs w:val="16"/>
-                <w:lang w:val="ru-RU"/>
-              </w:rPr>
-              <w:t xml:space="preserve">. </w:t>
-            </w:r>
-            <w:r>
-              <w:rPr>
-                <w:rFonts w:ascii="Arial" w:hAnsi="Arial" w:cs="Arial"/>
-                <w:sz w:val="16"/>
-                <w:szCs w:val="16"/>
-                <w:lang w:val="ru-RU"/>
-              </w:rPr>
-              <w:t>Арестована 3 мая 1952 г.</w:t>
-            </w:r>
-            <w:r>
-              <w:rPr>
-                <w:rFonts w:ascii="Arial" w:hAnsi="Arial" w:cs="Arial"/>
-                <w:sz w:val="16"/>
-                <w:szCs w:val="16"/>
-                <w:lang w:val="ru-RU"/>
-              </w:rPr>
-              <w:t xml:space="preserve"> </w:t>
-            </w:r>
-            <w:r>
-              <w:rPr>
-                <w:rFonts w:ascii="Arial" w:hAnsi="Arial" w:cs="Arial"/>
-                <w:sz w:val="16"/>
-                <w:szCs w:val="16"/>
-                <w:lang w:val="ru-RU"/>
-              </w:rPr>
-              <w:t xml:space="preserve">Приговорена: ВТ в/ч 28990 16 июля 1952 г., </w:t>
-            </w:r>
-            <w:proofErr w:type="spellStart"/>
-            <w:r>
-              <w:rPr>
-                <w:rFonts w:ascii="Arial" w:hAnsi="Arial" w:cs="Arial"/>
-                <w:sz w:val="16"/>
-                <w:szCs w:val="16"/>
-                <w:lang w:val="ru-RU"/>
-              </w:rPr>
-              <w:t>обв</w:t>
-            </w:r>
-            <w:proofErr w:type="spellEnd"/>
-            <w:r>
-              <w:rPr>
-                <w:rFonts w:ascii="Arial" w:hAnsi="Arial" w:cs="Arial"/>
-                <w:sz w:val="16"/>
-                <w:szCs w:val="16"/>
-                <w:lang w:val="ru-RU"/>
-              </w:rPr>
-              <w:t>.:</w:t>
+              <w:t>Приговорена: ВТ в/ч 28990 16 июля 1952 г., обв.:</w:t>
             </w:r>
             <w:r>
               <w:rPr>
@@ -5459,73 +4761,21 @@
               </w:rPr>
               <w:t xml:space="preserve"> </w:t>
             </w:r>
-            <w:r>
-              <w:fldChar w:fldCharType="begin"/>
-            </w:r>
-            <w:r>
-              <w:instrText>HYPERLINK</w:instrText>
-            </w:r>
-            <w:r>
-              <w:rPr>
-                <w:lang w:val="ru-RU"/>
-              </w:rPr>
-              <w:instrText xml:space="preserve"> "</w:instrText>
-            </w:r>
-            <w:r>
-              <w:instrText>https</w:instrText>
-            </w:r>
-            <w:r>
-              <w:rPr>
-                <w:lang w:val="ru-RU"/>
-              </w:rPr>
-              <w:instrText>://</w:instrText>
-            </w:r>
-            <w:r>
-              <w:instrText>ru</w:instrText>
-            </w:r>
-            <w:r>
-              <w:rPr>
-                <w:lang w:val="ru-RU"/>
-              </w:rPr>
-              <w:instrText>.</w:instrText>
-            </w:r>
-            <w:r>
-              <w:instrText>openlist</w:instrText>
-            </w:r>
-            <w:r>
-              <w:rPr>
-                <w:lang w:val="ru-RU"/>
-              </w:rPr>
-              <w:instrText>.</w:instrText>
-            </w:r>
-            <w:r>
-              <w:instrText>wiki</w:instrText>
-            </w:r>
-            <w:r>
-              <w:rPr>
-                <w:lang w:val="ru-RU"/>
-              </w:rPr>
-              <w:instrText>/Ледерер_Изабелла-Мария_(1910)"</w:instrText>
-            </w:r>
-            <w:r>
-              <w:fldChar w:fldCharType="separate"/>
-            </w:r>
-            <w:r>
-              <w:rPr>
-                <w:rStyle w:val="Hyperlink"/>
-                <w:rFonts w:ascii="Arial" w:hAnsi="Arial" w:cs="Arial"/>
-                <w:b/>
-                <w:bCs/>
-                <w:color w:val="auto"/>
-                <w:sz w:val="16"/>
-                <w:szCs w:val="16"/>
-                <w:lang w:val="ru-RU"/>
-              </w:rPr>
-              <w:t>Открытый список</w:t>
-            </w:r>
-            <w:r>
-              <w:fldChar w:fldCharType="end"/>
-            </w:r>
+            <w:hyperlink r:id="rId17" w:history="1">
+              <w:r>
+                <w:rPr>
+                  <w:rStyle w:val="Hyperlink"/>
+                  <w:rFonts w:ascii="Arial" w:hAnsi="Arial" w:cs="Arial"/>
+                  <w:b/>
+                  <w:bCs/>
+                  <w:color w:val="auto"/>
+                  <w:sz w:val="16"/>
+                  <w:szCs w:val="16"/>
+                  <w:lang w:val="ru-RU"/>
+                </w:rPr>
+                <w:t>Открытый список</w:t>
+              </w:r>
+            </w:hyperlink>
             <w:r>
               <w:rPr>
                 <w:rStyle w:val="Hyperlink"/>
@@ -5568,27 +4818,15 @@
                 <w:lang w:val="ru-RU"/>
               </w:rPr>
             </w:pPr>
-            <w:proofErr w:type="spellStart"/>
-            <w:r>
-              <w:rPr>
-                <w:rFonts w:ascii="Arial" w:hAnsi="Arial" w:cs="Arial"/>
-                <w:b/>
-                <w:sz w:val="16"/>
-                <w:szCs w:val="16"/>
-                <w:lang w:val="ru-RU"/>
-              </w:rPr>
-              <w:t>Ливент</w:t>
-            </w:r>
-            <w:proofErr w:type="spellEnd"/>
-            <w:r>
-              <w:rPr>
-                <w:rFonts w:ascii="Arial" w:hAnsi="Arial" w:cs="Arial"/>
-                <w:b/>
-                <w:sz w:val="16"/>
-                <w:szCs w:val="16"/>
-                <w:lang w:val="ru-RU"/>
-              </w:rPr>
-              <w:t>-Левит Стефания Людвиговна</w:t>
+            <w:r>
+              <w:rPr>
+                <w:rFonts w:ascii="Arial" w:hAnsi="Arial" w:cs="Arial"/>
+                <w:b/>
+                <w:sz w:val="16"/>
+                <w:szCs w:val="16"/>
+                <w:lang w:val="ru-RU"/>
+              </w:rPr>
+              <w:t>Ливент-Левит Стефания Людвиговна</w:t>
             </w:r>
             <w:r>
               <w:rPr>
@@ -5662,48 +4900,17 @@
                 <w:szCs w:val="16"/>
                 <w:lang w:val="ru-RU"/>
               </w:rPr>
-              <w:t xml:space="preserve">в 1902 г., Югославия, г. </w:t>
-            </w:r>
-            <w:proofErr w:type="spellStart"/>
-            <w:r>
-              <w:rPr>
-                <w:rFonts w:ascii="Arial" w:hAnsi="Arial" w:cs="Arial"/>
-                <w:sz w:val="16"/>
-                <w:szCs w:val="16"/>
-                <w:lang w:val="ru-RU"/>
-              </w:rPr>
-              <w:t>Кержич</w:t>
-            </w:r>
-            <w:proofErr w:type="spellEnd"/>
-            <w:r>
-              <w:rPr>
-                <w:rFonts w:ascii="Arial" w:hAnsi="Arial" w:cs="Arial"/>
-                <w:sz w:val="16"/>
-                <w:szCs w:val="16"/>
-                <w:lang w:val="ru-RU"/>
-              </w:rPr>
-              <w:t xml:space="preserve">; австрийка; образование </w:t>
-            </w:r>
-            <w:r>
-              <w:rPr>
-                <w:rFonts w:ascii="Arial" w:hAnsi="Arial" w:cs="Arial"/>
-                <w:sz w:val="16"/>
-                <w:szCs w:val="16"/>
-                <w:lang w:val="ru-RU"/>
-              </w:rPr>
-              <w:t xml:space="preserve">среднее; б/п; Домохозяйка. </w:t>
-            </w:r>
-            <w:proofErr w:type="spellStart"/>
-            <w:r>
-              <w:rPr>
-                <w:rFonts w:ascii="Arial" w:hAnsi="Arial" w:cs="Arial"/>
-                <w:sz w:val="16"/>
-                <w:szCs w:val="16"/>
-                <w:lang w:val="ru-RU"/>
-              </w:rPr>
-              <w:t>Прож</w:t>
-            </w:r>
-            <w:proofErr w:type="spellEnd"/>
+              <w:t xml:space="preserve">в 1902 г., Югославия, г. Кержич; австрийка; образование </w:t>
+            </w:r>
+            <w:r>
+              <w:rPr>
+                <w:rFonts w:ascii="Arial" w:hAnsi="Arial" w:cs="Arial"/>
+                <w:sz w:val="16"/>
+                <w:szCs w:val="16"/>
+                <w:lang w:val="ru-RU"/>
+              </w:rPr>
+              <w:t>среднее; б/п; Домохозяйка. Прож</w:t>
+            </w:r>
             <w:r>
               <w:rPr>
                 <w:rFonts w:ascii="Arial" w:hAnsi="Arial" w:cs="Arial"/>
@@ -5774,27 +4981,7 @@
                 <w:szCs w:val="16"/>
                 <w:lang w:val="ru-RU"/>
               </w:rPr>
-              <w:t xml:space="preserve">Приговорена: ВКВС СССР 8 января 1938 г., </w:t>
-            </w:r>
-            <w:proofErr w:type="spellStart"/>
-            <w:r>
-              <w:rPr>
-                <w:rFonts w:ascii="Arial" w:hAnsi="Arial" w:cs="Arial"/>
-                <w:sz w:val="16"/>
-                <w:szCs w:val="16"/>
-                <w:lang w:val="ru-RU"/>
-              </w:rPr>
-              <w:t>обв</w:t>
-            </w:r>
-            <w:proofErr w:type="spellEnd"/>
-            <w:r>
-              <w:rPr>
-                <w:rFonts w:ascii="Arial" w:hAnsi="Arial" w:cs="Arial"/>
-                <w:sz w:val="16"/>
-                <w:szCs w:val="16"/>
-                <w:lang w:val="ru-RU"/>
-              </w:rPr>
-              <w:t>.:</w:t>
+              <w:t>Приговорена: ВКВС СССР 8 января 1938 г., обв.:</w:t>
             </w:r>
             <w:r>
               <w:rPr>
@@ -5856,67 +5043,7 @@
                 <w:szCs w:val="16"/>
                 <w:lang w:val="ru-RU"/>
               </w:rPr>
-              <w:t xml:space="preserve">. (Ее муж советский разведчик, капитан ГБ, </w:t>
-            </w:r>
-            <w:proofErr w:type="spellStart"/>
-            <w:r>
-              <w:rPr>
-                <w:rFonts w:ascii="Arial" w:hAnsi="Arial" w:cs="Arial"/>
-                <w:sz w:val="16"/>
-                <w:szCs w:val="16"/>
-                <w:lang w:val="ru-RU"/>
-              </w:rPr>
-              <w:t>Ливент</w:t>
-            </w:r>
-            <w:proofErr w:type="spellEnd"/>
-            <w:r>
-              <w:rPr>
-                <w:rFonts w:ascii="Arial" w:hAnsi="Arial" w:cs="Arial"/>
-                <w:sz w:val="16"/>
-                <w:szCs w:val="16"/>
-                <w:lang w:val="ru-RU"/>
-              </w:rPr>
-              <w:t xml:space="preserve">-Левит Самуил Вольфович 1898 г.р. и ее </w:t>
-            </w:r>
-            <w:proofErr w:type="spellStart"/>
-            <w:r>
-              <w:rPr>
-                <w:rFonts w:ascii="Arial" w:hAnsi="Arial" w:cs="Arial"/>
-                <w:sz w:val="16"/>
-                <w:szCs w:val="16"/>
-                <w:lang w:val="ru-RU"/>
-              </w:rPr>
-              <w:t>свекр</w:t>
-            </w:r>
-            <w:proofErr w:type="spellEnd"/>
-            <w:r>
-              <w:rPr>
-                <w:rFonts w:ascii="Arial" w:hAnsi="Arial" w:cs="Arial"/>
-                <w:sz w:val="16"/>
-                <w:szCs w:val="16"/>
-                <w:lang w:val="ru-RU"/>
-              </w:rPr>
-              <w:t xml:space="preserve"> разведчик, </w:t>
-            </w:r>
-            <w:proofErr w:type="spellStart"/>
-            <w:r>
-              <w:rPr>
-                <w:rFonts w:ascii="Arial" w:hAnsi="Arial" w:cs="Arial"/>
-                <w:sz w:val="16"/>
-                <w:szCs w:val="16"/>
-                <w:lang w:val="ru-RU"/>
-              </w:rPr>
-              <w:t>Ливент</w:t>
-            </w:r>
-            <w:proofErr w:type="spellEnd"/>
-            <w:r>
-              <w:rPr>
-                <w:rFonts w:ascii="Arial" w:hAnsi="Arial" w:cs="Arial"/>
-                <w:sz w:val="16"/>
-                <w:szCs w:val="16"/>
-                <w:lang w:val="ru-RU"/>
-              </w:rPr>
-              <w:t>-Левит-Норд Вольф Моисеевич расстреляны 28 августа.1938 г., захоронены там же).</w:t>
+              <w:t>. (Ее муж советский разведчик, капитан ГБ, Ливент-Левит Самуил Вольфович 1898 г.р. и ее свекр разведчик, Ливент-Левит-Норд Вольф Моисеевич расстреляны 28 августа.1938 г., захоронены там же).</w:t>
             </w:r>
           </w:p>
           <w:p>
@@ -6000,73 +5127,21 @@
               </w:rPr>
               <w:t xml:space="preserve"> </w:t>
             </w:r>
-            <w:r>
-              <w:fldChar w:fldCharType="begin"/>
-            </w:r>
-            <w:r>
-              <w:instrText>HYPERLINK</w:instrText>
-            </w:r>
-            <w:r>
-              <w:rPr>
-                <w:lang w:val="ru-RU"/>
-              </w:rPr>
-              <w:instrText xml:space="preserve"> "</w:instrText>
-            </w:r>
-            <w:r>
-              <w:instrText>https</w:instrText>
-            </w:r>
-            <w:r>
-              <w:rPr>
-                <w:lang w:val="ru-RU"/>
-              </w:rPr>
-              <w:instrText>://</w:instrText>
-            </w:r>
-            <w:r>
-              <w:instrText>ru</w:instrText>
-            </w:r>
-            <w:r>
-              <w:rPr>
-                <w:lang w:val="ru-RU"/>
-              </w:rPr>
-              <w:instrText>.</w:instrText>
-            </w:r>
-            <w:r>
-              <w:instrText>openlist</w:instrText>
-            </w:r>
-            <w:r>
-              <w:rPr>
-                <w:lang w:val="ru-RU"/>
-              </w:rPr>
-              <w:instrText>.</w:instrText>
-            </w:r>
-            <w:r>
-              <w:instrText>wiki</w:instrText>
-            </w:r>
-            <w:r>
-              <w:rPr>
-                <w:lang w:val="ru-RU"/>
-              </w:rPr>
-              <w:instrText>/Ливент-Левит_Стефания_Людвиговна_(1902)"</w:instrText>
-            </w:r>
-            <w:r>
-              <w:fldChar w:fldCharType="separate"/>
-            </w:r>
-            <w:r>
-              <w:rPr>
-                <w:rStyle w:val="Hyperlink"/>
-                <w:rFonts w:ascii="Arial" w:hAnsi="Arial" w:cs="Arial"/>
-                <w:b/>
-                <w:bCs/>
-                <w:color w:val="auto"/>
-                <w:sz w:val="16"/>
-                <w:szCs w:val="16"/>
-                <w:lang w:val="ru-RU"/>
-              </w:rPr>
-              <w:t>Открытый список</w:t>
-            </w:r>
-            <w:r>
-              <w:fldChar w:fldCharType="end"/>
-            </w:r>
+            <w:hyperlink r:id="rId18" w:history="1">
+              <w:r>
+                <w:rPr>
+                  <w:rStyle w:val="Hyperlink"/>
+                  <w:rFonts w:ascii="Arial" w:hAnsi="Arial" w:cs="Arial"/>
+                  <w:b/>
+                  <w:bCs/>
+                  <w:color w:val="auto"/>
+                  <w:sz w:val="16"/>
+                  <w:szCs w:val="16"/>
+                  <w:lang w:val="ru-RU"/>
+                </w:rPr>
+                <w:t>Открытый список</w:t>
+              </w:r>
+            </w:hyperlink>
             <w:r>
               <w:rPr>
                 <w:rStyle w:val="Hyperlink"/>
@@ -6106,29 +5181,16 @@
                 <w:lang w:val="ru-RU"/>
               </w:rPr>
             </w:pPr>
-            <w:proofErr w:type="spellStart"/>
-            <w:r>
-              <w:rPr>
-                <w:rFonts w:ascii="Arial" w:hAnsi="Arial" w:cs="Arial"/>
-                <w:b/>
-                <w:bCs/>
-                <w:sz w:val="16"/>
-                <w:szCs w:val="16"/>
-                <w:lang w:val="ru-RU"/>
-              </w:rPr>
-              <w:t>Пирц</w:t>
-            </w:r>
-            <w:proofErr w:type="spellEnd"/>
-            <w:r>
-              <w:rPr>
-                <w:rFonts w:ascii="Arial" w:hAnsi="Arial" w:cs="Arial"/>
-                <w:b/>
-                <w:bCs/>
-                <w:sz w:val="16"/>
-                <w:szCs w:val="16"/>
-                <w:lang w:val="ru-RU"/>
-              </w:rPr>
-              <w:t xml:space="preserve"> Мара </w:t>
+            <w:r>
+              <w:rPr>
+                <w:rFonts w:ascii="Arial" w:hAnsi="Arial" w:cs="Arial"/>
+                <w:b/>
+                <w:bCs/>
+                <w:sz w:val="16"/>
+                <w:szCs w:val="16"/>
+                <w:lang w:val="ru-RU"/>
+              </w:rPr>
+              <w:t xml:space="preserve">Пирц Мара </w:t>
             </w:r>
             <w:r>
               <w:rPr>
@@ -6215,27 +5277,7 @@
                 <w:szCs w:val="16"/>
                 <w:lang w:val="ru-RU"/>
               </w:rPr>
-              <w:t xml:space="preserve">, </w:t>
-            </w:r>
-            <w:proofErr w:type="spellStart"/>
-            <w:r>
-              <w:rPr>
-                <w:rFonts w:ascii="Arial" w:hAnsi="Arial" w:cs="Arial"/>
-                <w:sz w:val="16"/>
-                <w:szCs w:val="16"/>
-                <w:lang w:val="ru-RU"/>
-              </w:rPr>
-              <w:t>м.р</w:t>
-            </w:r>
-            <w:proofErr w:type="spellEnd"/>
-            <w:r>
-              <w:rPr>
-                <w:rFonts w:ascii="Arial" w:hAnsi="Arial" w:cs="Arial"/>
-                <w:sz w:val="16"/>
-                <w:szCs w:val="16"/>
-                <w:lang w:val="ru-RU"/>
-              </w:rPr>
-              <w:t xml:space="preserve">.: </w:t>
+              <w:t xml:space="preserve">, м.р.: </w:t>
             </w:r>
             <w:r>
               <w:rPr>
@@ -6465,73 +5507,21 @@
               </w:rPr>
               <w:t xml:space="preserve"> </w:t>
             </w:r>
-            <w:r>
-              <w:fldChar w:fldCharType="begin"/>
-            </w:r>
-            <w:r>
-              <w:instrText>HYPERLINK</w:instrText>
-            </w:r>
-            <w:r>
-              <w:rPr>
-                <w:lang w:val="ru-RU"/>
-              </w:rPr>
-              <w:instrText xml:space="preserve"> "</w:instrText>
-            </w:r>
-            <w:r>
-              <w:instrText>https</w:instrText>
-            </w:r>
-            <w:r>
-              <w:rPr>
-                <w:lang w:val="ru-RU"/>
-              </w:rPr>
-              <w:instrText>://</w:instrText>
-            </w:r>
-            <w:r>
-              <w:instrText>ru</w:instrText>
-            </w:r>
-            <w:r>
-              <w:rPr>
-                <w:lang w:val="ru-RU"/>
-              </w:rPr>
-              <w:instrText>.</w:instrText>
-            </w:r>
-            <w:r>
-              <w:instrText>openlist</w:instrText>
-            </w:r>
-            <w:r>
-              <w:rPr>
-                <w:lang w:val="ru-RU"/>
-              </w:rPr>
-              <w:instrText>.</w:instrText>
-            </w:r>
-            <w:r>
-              <w:instrText>wiki</w:instrText>
-            </w:r>
-            <w:r>
-              <w:rPr>
-                <w:lang w:val="ru-RU"/>
-              </w:rPr>
-              <w:instrText>/Пирц_Мара_Франциско_(1892)"</w:instrText>
-            </w:r>
-            <w:r>
-              <w:fldChar w:fldCharType="separate"/>
-            </w:r>
-            <w:r>
-              <w:rPr>
-                <w:rStyle w:val="Hyperlink"/>
-                <w:rFonts w:ascii="Arial" w:hAnsi="Arial" w:cs="Arial"/>
-                <w:b/>
-                <w:bCs/>
-                <w:color w:val="auto"/>
-                <w:sz w:val="16"/>
-                <w:szCs w:val="16"/>
-                <w:lang w:val="ru-RU"/>
-              </w:rPr>
-              <w:t>Открытый список</w:t>
-            </w:r>
-            <w:r>
-              <w:fldChar w:fldCharType="end"/>
-            </w:r>
+            <w:hyperlink r:id="rId19" w:history="1">
+              <w:r>
+                <w:rPr>
+                  <w:rStyle w:val="Hyperlink"/>
+                  <w:rFonts w:ascii="Arial" w:hAnsi="Arial" w:cs="Arial"/>
+                  <w:b/>
+                  <w:bCs/>
+                  <w:color w:val="auto"/>
+                  <w:sz w:val="16"/>
+                  <w:szCs w:val="16"/>
+                  <w:lang w:val="ru-RU"/>
+                </w:rPr>
+                <w:t>Открытый список</w:t>
+              </w:r>
+            </w:hyperlink>
             <w:r>
               <w:rPr>
                 <w:rStyle w:val="Hyperlink"/>
@@ -6567,29 +5557,16 @@
                 <w:lang w:val="ru-RU"/>
               </w:rPr>
             </w:pPr>
-            <w:proofErr w:type="spellStart"/>
-            <w:r>
-              <w:rPr>
-                <w:rFonts w:ascii="Arial" w:hAnsi="Arial" w:cs="Arial"/>
-                <w:b/>
-                <w:bCs/>
-                <w:sz w:val="16"/>
-                <w:szCs w:val="16"/>
-                <w:lang w:val="ru-RU"/>
-              </w:rPr>
-              <w:t>Пропст</w:t>
-            </w:r>
-            <w:proofErr w:type="spellEnd"/>
-            <w:r>
-              <w:rPr>
-                <w:rFonts w:ascii="Arial" w:hAnsi="Arial" w:cs="Arial"/>
-                <w:b/>
-                <w:bCs/>
-                <w:sz w:val="16"/>
-                <w:szCs w:val="16"/>
-                <w:lang w:val="ru-RU"/>
-              </w:rPr>
-              <w:t xml:space="preserve"> Жозефина Робертовна</w:t>
+            <w:r>
+              <w:rPr>
+                <w:rFonts w:ascii="Arial" w:hAnsi="Arial" w:cs="Arial"/>
+                <w:b/>
+                <w:bCs/>
+                <w:sz w:val="16"/>
+                <w:szCs w:val="16"/>
+                <w:lang w:val="ru-RU"/>
+              </w:rPr>
+              <w:t>Пропст Жозефина Робертовна</w:t>
             </w:r>
             <w:r>
               <w:rPr>
@@ -6649,17 +5626,7 @@
                 <w:szCs w:val="16"/>
                 <w:lang w:val="ru-RU"/>
               </w:rPr>
-              <w:t xml:space="preserve">в 1896 г., </w:t>
-            </w:r>
-            <w:proofErr w:type="spellStart"/>
-            <w:r>
-              <w:rPr>
-                <w:rFonts w:ascii="Arial" w:hAnsi="Arial" w:cs="Arial"/>
-                <w:sz w:val="16"/>
-                <w:szCs w:val="16"/>
-                <w:lang w:val="ru-RU"/>
-              </w:rPr>
-              <w:t>г.Несель</w:t>
+              <w:t>в 1896 г., г.Несель</w:t>
             </w:r>
             <w:r>
               <w:rPr>
@@ -6677,77 +5644,7 @@
                 <w:szCs w:val="16"/>
                 <w:lang w:val="ru-RU"/>
               </w:rPr>
-              <w:t>дорф</w:t>
-            </w:r>
-            <w:proofErr w:type="spellEnd"/>
-            <w:r>
-              <w:rPr>
-                <w:rFonts w:ascii="Arial" w:hAnsi="Arial" w:cs="Arial"/>
-                <w:sz w:val="16"/>
-                <w:szCs w:val="16"/>
-                <w:lang w:val="ru-RU"/>
-              </w:rPr>
-              <w:t xml:space="preserve"> (</w:t>
-            </w:r>
-            <w:proofErr w:type="spellStart"/>
-            <w:r>
-              <w:rPr>
-                <w:rFonts w:ascii="Arial" w:hAnsi="Arial" w:cs="Arial"/>
-                <w:sz w:val="16"/>
-                <w:szCs w:val="16"/>
-                <w:lang w:val="ru-RU"/>
-              </w:rPr>
-              <w:t>Копривнице</w:t>
-            </w:r>
-            <w:proofErr w:type="spellEnd"/>
-            <w:r>
-              <w:rPr>
-                <w:rFonts w:ascii="Arial" w:hAnsi="Arial" w:cs="Arial"/>
-                <w:sz w:val="16"/>
-                <w:szCs w:val="16"/>
-                <w:lang w:val="ru-RU"/>
-              </w:rPr>
-              <w:t xml:space="preserve">) в районе </w:t>
-            </w:r>
-            <w:proofErr w:type="spellStart"/>
-            <w:r>
-              <w:rPr>
-                <w:rFonts w:ascii="Arial" w:hAnsi="Arial" w:cs="Arial"/>
-                <w:sz w:val="16"/>
-                <w:szCs w:val="16"/>
-                <w:lang w:val="ru-RU"/>
-              </w:rPr>
-              <w:t>Нойтичейн</w:t>
-            </w:r>
-            <w:proofErr w:type="spellEnd"/>
-            <w:r>
-              <w:rPr>
-                <w:rFonts w:ascii="Arial" w:hAnsi="Arial" w:cs="Arial"/>
-                <w:sz w:val="16"/>
-                <w:szCs w:val="16"/>
-                <w:lang w:val="ru-RU"/>
-              </w:rPr>
-              <w:t xml:space="preserve"> (Новый </w:t>
-            </w:r>
-            <w:proofErr w:type="spellStart"/>
-            <w:r>
-              <w:rPr>
-                <w:rFonts w:ascii="Arial" w:hAnsi="Arial" w:cs="Arial"/>
-                <w:sz w:val="16"/>
-                <w:szCs w:val="16"/>
-                <w:lang w:val="ru-RU"/>
-              </w:rPr>
-              <w:t>Йичин</w:t>
-            </w:r>
-            <w:proofErr w:type="spellEnd"/>
-            <w:r>
-              <w:rPr>
-                <w:rFonts w:ascii="Arial" w:hAnsi="Arial" w:cs="Arial"/>
-                <w:sz w:val="16"/>
-                <w:szCs w:val="16"/>
-                <w:lang w:val="ru-RU"/>
-              </w:rPr>
-              <w:t>) в Моравии, Австрия.; челн КП Австрии, в мае 1931 г..</w:t>
+              <w:t>дорф (Копривнице) в районе Нойтичейн (Новый Йичин) в Моравии, Австрия.; челн КП Австрии, в мае 1931 г..</w:t>
             </w:r>
             <w:r>
               <w:rPr>
@@ -6765,87 +5662,7 @@
                 <w:szCs w:val="16"/>
                 <w:lang w:val="ru-RU"/>
               </w:rPr>
-              <w:t xml:space="preserve">эмигрировала со своим сыном Александром </w:t>
-            </w:r>
-            <w:proofErr w:type="spellStart"/>
-            <w:r>
-              <w:rPr>
-                <w:rFonts w:ascii="Arial" w:hAnsi="Arial" w:cs="Arial"/>
-                <w:sz w:val="16"/>
-                <w:szCs w:val="16"/>
-                <w:lang w:val="ru-RU"/>
-              </w:rPr>
-              <w:t>Пропстом</w:t>
-            </w:r>
-            <w:proofErr w:type="spellEnd"/>
-            <w:r>
-              <w:rPr>
-                <w:rFonts w:ascii="Arial" w:hAnsi="Arial" w:cs="Arial"/>
-                <w:sz w:val="16"/>
-                <w:szCs w:val="16"/>
-                <w:lang w:val="ru-RU"/>
-              </w:rPr>
-              <w:t xml:space="preserve"> в Пензу. где работала на велосипедном заводе. БОЗ. Через несколько недель после ареста Александра </w:t>
-            </w:r>
-            <w:proofErr w:type="spellStart"/>
-            <w:r>
-              <w:rPr>
-                <w:rFonts w:ascii="Arial" w:hAnsi="Arial" w:cs="Arial"/>
-                <w:sz w:val="16"/>
-                <w:szCs w:val="16"/>
-                <w:lang w:val="ru-RU"/>
-              </w:rPr>
-              <w:t>Пропста</w:t>
-            </w:r>
-            <w:proofErr w:type="spellEnd"/>
-            <w:r>
-              <w:rPr>
-                <w:rFonts w:ascii="Arial" w:hAnsi="Arial" w:cs="Arial"/>
-                <w:sz w:val="16"/>
-                <w:szCs w:val="16"/>
-                <w:lang w:val="ru-RU"/>
-              </w:rPr>
-              <w:t xml:space="preserve">, была арестована Жозефина </w:t>
-            </w:r>
-            <w:proofErr w:type="spellStart"/>
-            <w:r>
-              <w:rPr>
-                <w:rFonts w:ascii="Arial" w:hAnsi="Arial" w:cs="Arial"/>
-                <w:sz w:val="16"/>
-                <w:szCs w:val="16"/>
-                <w:lang w:val="ru-RU"/>
-              </w:rPr>
-              <w:t>Пропст</w:t>
-            </w:r>
-            <w:proofErr w:type="spellEnd"/>
-            <w:r>
-              <w:rPr>
-                <w:rFonts w:ascii="Arial" w:hAnsi="Arial" w:cs="Arial"/>
-                <w:sz w:val="16"/>
-                <w:szCs w:val="16"/>
-                <w:lang w:val="ru-RU"/>
-              </w:rPr>
-              <w:t xml:space="preserve"> 16 июня 1937 года. Приговор: ВМН. (ее сын Алекандр </w:t>
-            </w:r>
-            <w:proofErr w:type="spellStart"/>
-            <w:r>
-              <w:rPr>
-                <w:rFonts w:ascii="Arial" w:hAnsi="Arial" w:cs="Arial"/>
-                <w:sz w:val="16"/>
-                <w:szCs w:val="16"/>
-                <w:lang w:val="ru-RU"/>
-              </w:rPr>
-              <w:t>Пропст</w:t>
-            </w:r>
-            <w:proofErr w:type="spellEnd"/>
-            <w:r>
-              <w:rPr>
-                <w:rFonts w:ascii="Arial" w:hAnsi="Arial" w:cs="Arial"/>
-                <w:sz w:val="16"/>
-                <w:szCs w:val="16"/>
-                <w:lang w:val="ru-RU"/>
-              </w:rPr>
-              <w:t xml:space="preserve"> -17лет, расстрелян в 1937 году)</w:t>
+              <w:t>эмигрировала со своим сыном Александром Пропстом в Пензу. где работала на велосипедном заводе. БОЗ. Через несколько недель после ареста Александра Пропста, была арестована Жозефина Пропст 16 июня 1937 года. Приговор: ВМН. (ее сын Алекандр Пропст -17лет, расстрелян в 1937 году)</w:t>
             </w:r>
           </w:p>
           <w:p>
@@ -6889,60 +5706,21 @@
               </w:rPr>
               <w:t xml:space="preserve"> </w:t>
             </w:r>
-            <w:r>
-              <w:fldChar w:fldCharType="begin"/>
-            </w:r>
-            <w:r>
-              <w:instrText>HYPERLINK</w:instrText>
-            </w:r>
-            <w:r>
-              <w:rPr>
-                <w:lang w:val="ru-RU"/>
-              </w:rPr>
-              <w:instrText xml:space="preserve"> "</w:instrText>
-            </w:r>
-            <w:r>
-              <w:instrText>https</w:instrText>
-            </w:r>
-            <w:r>
-              <w:rPr>
-                <w:lang w:val="ru-RU"/>
-              </w:rPr>
-              <w:instrText>://</w:instrText>
-            </w:r>
-            <w:r>
-              <w:instrText>ru</w:instrText>
-            </w:r>
-            <w:r>
-              <w:rPr>
-                <w:lang w:val="ru-RU"/>
-              </w:rPr>
-              <w:instrText>.</w:instrText>
-            </w:r>
-            <w:r>
-              <w:instrText>openlist</w:instrText>
-            </w:r>
-            <w:r>
-              <w:rPr>
-                <w:lang w:val="ru-RU"/>
-              </w:rPr>
-              <w:instrText>.</w:instrText>
-            </w:r>
-            <w:r>
-              <w:instrText>wiki</w:instrText>
-            </w:r>
-            <w:r>
-              <w:rPr>
-                <w:lang w:val="ru-RU"/>
-              </w:rPr>
-              <w:instrText>/Пропст_Жозефина_Робертовна_(1896)"</w:instrText>
-            </w:r>
-            <w:r>
-              <w:rPr>
-                <w:rFonts w:hint="eastAsia"/>
-              </w:rPr>
-              <w:fldChar w:fldCharType="separate"/>
-            </w:r>
+            <w:hyperlink r:id="rId20" w:history="1">
+              <w:r>
+                <w:rPr>
+                  <w:rStyle w:val="Hyperlink"/>
+                  <w:rFonts w:ascii="Arial" w:hAnsi="Arial" w:cs="Arial"/>
+                  <w:b/>
+                  <w:bCs/>
+                  <w:color w:val="auto"/>
+                  <w:sz w:val="16"/>
+                  <w:szCs w:val="16"/>
+                  <w:lang w:val="ru-RU"/>
+                </w:rPr>
+                <w:t>Открытый список</w:t>
+              </w:r>
+            </w:hyperlink>
             <w:r>
               <w:rPr>
                 <w:rStyle w:val="Hyperlink"/>
@@ -6952,12 +5730,10 @@
                 <w:color w:val="auto"/>
                 <w:sz w:val="16"/>
                 <w:szCs w:val="16"/>
-                <w:lang w:val="ru-RU"/>
-              </w:rPr>
-              <w:t>Открытый список</w:t>
-            </w:r>
-            <w:r>
-              <w:fldChar w:fldCharType="end"/>
+                <w:u w:val="none"/>
+                <w:lang w:val="ru-RU"/>
+              </w:rPr>
+              <w:t>;</w:t>
             </w:r>
             <w:r>
               <w:rPr>
@@ -6971,200 +5747,23 @@
                 <w:u w:val="none"/>
                 <w:lang w:val="ru-RU"/>
               </w:rPr>
-              <w:t>;</w:t>
-            </w:r>
-            <w:r>
-              <w:rPr>
-                <w:rStyle w:val="Hyperlink"/>
-                <w:rFonts w:ascii="Arial" w:hAnsi="Arial" w:cs="Arial"/>
-                <w:b/>
-                <w:bCs/>
-                <w:color w:val="auto"/>
-                <w:sz w:val="16"/>
-                <w:szCs w:val="16"/>
-                <w:u w:val="none"/>
-                <w:lang w:val="ru-RU"/>
-              </w:rPr>
               <w:t xml:space="preserve"> </w:t>
             </w:r>
-            <w:r>
-              <w:fldChar w:fldCharType="begin"/>
-            </w:r>
-            <w:r>
-              <w:instrText>HYPERLINK</w:instrText>
-            </w:r>
-            <w:r>
-              <w:rPr>
-                <w:lang w:val="ru-RU"/>
-              </w:rPr>
-              <w:instrText xml:space="preserve"> "</w:instrText>
-            </w:r>
-            <w:r>
-              <w:instrText>https</w:instrText>
-            </w:r>
-            <w:r>
-              <w:rPr>
-                <w:lang w:val="ru-RU"/>
-              </w:rPr>
-              <w:instrText>://</w:instrText>
-            </w:r>
-            <w:r>
-              <w:instrText>www</w:instrText>
-            </w:r>
-            <w:r>
-              <w:rPr>
-                <w:lang w:val="ru-RU"/>
-              </w:rPr>
-              <w:instrText>.</w:instrText>
-            </w:r>
-            <w:r>
-              <w:instrText>doew</w:instrText>
-            </w:r>
-            <w:r>
-              <w:rPr>
-                <w:lang w:val="ru-RU"/>
-              </w:rPr>
-              <w:instrText>.</w:instrText>
-            </w:r>
-            <w:r>
-              <w:instrText>at</w:instrText>
-            </w:r>
-            <w:r>
-              <w:rPr>
-                <w:lang w:val="ru-RU"/>
-              </w:rPr>
-              <w:instrText>/</w:instrText>
-            </w:r>
-            <w:r>
-              <w:instrText>erinnern</w:instrText>
-            </w:r>
-            <w:r>
-              <w:rPr>
-                <w:lang w:val="ru-RU"/>
-              </w:rPr>
-              <w:instrText>/</w:instrText>
-            </w:r>
-            <w:r>
-              <w:instrText>biographien</w:instrText>
-            </w:r>
-            <w:r>
-              <w:rPr>
-                <w:lang w:val="ru-RU"/>
-              </w:rPr>
-              <w:instrText>/</w:instrText>
-            </w:r>
-            <w:r>
-              <w:instrText>oesterreichische</w:instrText>
-            </w:r>
-            <w:r>
-              <w:rPr>
-                <w:lang w:val="ru-RU"/>
-              </w:rPr>
-              <w:instrText>-</w:instrText>
-            </w:r>
-            <w:r>
-              <w:instrText>stalin</w:instrText>
-            </w:r>
-            <w:r>
-              <w:rPr>
-                <w:lang w:val="ru-RU"/>
-              </w:rPr>
-              <w:instrText>-</w:instrText>
-            </w:r>
-            <w:r>
-              <w:instrText>opfer</w:instrText>
-            </w:r>
-            <w:r>
-              <w:rPr>
-                <w:lang w:val="ru-RU"/>
-              </w:rPr>
-              <w:instrText>-</w:instrText>
-            </w:r>
-            <w:r>
-              <w:instrText>bis</w:instrText>
-            </w:r>
-            <w:r>
-              <w:rPr>
-                <w:lang w:val="ru-RU"/>
-              </w:rPr>
-              <w:instrText>-1945/</w:instrText>
-            </w:r>
-            <w:r>
-              <w:instrText>stalin</w:instrText>
-            </w:r>
-            <w:r>
-              <w:rPr>
-                <w:lang w:val="ru-RU"/>
-              </w:rPr>
-              <w:instrText>-</w:instrText>
-            </w:r>
-            <w:r>
-              <w:instrText>opfer</w:instrText>
-            </w:r>
-            <w:r>
-              <w:rPr>
-                <w:lang w:val="ru-RU"/>
-              </w:rPr>
-              <w:instrText>-</w:instrText>
-            </w:r>
-            <w:r>
-              <w:instrText>p</w:instrText>
-            </w:r>
-            <w:r>
-              <w:rPr>
-                <w:lang w:val="ru-RU"/>
-              </w:rPr>
-              <w:instrText>/</w:instrText>
-            </w:r>
-            <w:r>
-              <w:instrText>propst</w:instrText>
-            </w:r>
-            <w:r>
-              <w:rPr>
-                <w:lang w:val="ru-RU"/>
-              </w:rPr>
-              <w:instrText>-</w:instrText>
-            </w:r>
-            <w:r>
-              <w:instrText>pogoreutz</w:instrText>
-            </w:r>
-            <w:r>
-              <w:rPr>
-                <w:lang w:val="ru-RU"/>
-              </w:rPr>
-              <w:instrText>-</w:instrText>
-            </w:r>
-            <w:r>
-              <w:instrText>josefine</w:instrText>
-            </w:r>
-            <w:r>
-              <w:rPr>
-                <w:lang w:val="ru-RU"/>
-              </w:rPr>
-              <w:instrText>"</w:instrText>
-            </w:r>
-            <w:r>
-              <w:rPr>
-                <w:rFonts w:hint="eastAsia"/>
-              </w:rPr>
-              <w:fldChar w:fldCharType="separate"/>
-            </w:r>
-            <w:r>
-              <w:rPr>
-                <w:rStyle w:val="Hyperlink"/>
-                <w:rFonts w:ascii="Arial" w:hAnsi="Arial" w:cs="Arial"/>
-                <w:b/>
-                <w:bCs/>
-                <w:color w:val="auto"/>
-                <w:sz w:val="16"/>
-                <w:szCs w:val="16"/>
-                <w:lang w:val="ru-RU"/>
-              </w:rPr>
-              <w:t>Архивная ссылка</w:t>
-            </w:r>
-            <w:r>
-              <w:fldChar w:fldCharType="end"/>
-            </w:r>
+            <w:hyperlink r:id="rId21" w:history="1">
+              <w:r>
+                <w:rPr>
+                  <w:rStyle w:val="Hyperlink"/>
+                  <w:rFonts w:ascii="Arial" w:hAnsi="Arial" w:cs="Arial"/>
+                  <w:b/>
+                  <w:bCs/>
+                  <w:color w:val="auto"/>
+                  <w:sz w:val="16"/>
+                  <w:szCs w:val="16"/>
+                  <w:lang w:val="ru-RU"/>
+                </w:rPr>
+                <w:t>Архивная ссылка</w:t>
+              </w:r>
+            </w:hyperlink>
           </w:p>
         </w:tc>
       </w:tr>
@@ -7203,21 +5802,8 @@
                 <w:szCs w:val="16"/>
                 <w:lang w:val="ru-RU"/>
               </w:rPr>
-              <w:t xml:space="preserve">Робен Ольга </w:t>
-            </w:r>
-            <w:proofErr w:type="spellStart"/>
-            <w:r>
-              <w:rPr>
-                <w:rFonts w:ascii="Arial" w:hAnsi="Arial" w:cs="Arial"/>
-                <w:b/>
-                <w:bCs/>
-                <w:sz w:val="16"/>
-                <w:szCs w:val="16"/>
-                <w:lang w:val="ru-RU"/>
-              </w:rPr>
-              <w:t>Вильгельмовна</w:t>
-            </w:r>
-            <w:proofErr w:type="spellEnd"/>
+              <w:t>Робен Ольга Вильгельмовна</w:t>
+            </w:r>
             <w:r>
               <w:rPr>
                 <w:rFonts w:ascii="Arial" w:hAnsi="Arial" w:cs="Arial"/>
@@ -7280,76 +5866,17 @@
                 <w:szCs w:val="16"/>
                 <w:lang w:val="ru-RU"/>
               </w:rPr>
-              <w:t xml:space="preserve">(она же </w:t>
-            </w:r>
-            <w:proofErr w:type="spellStart"/>
-            <w:r>
-              <w:rPr>
-                <w:rFonts w:ascii="Arial" w:hAnsi="Arial" w:cs="Arial"/>
-                <w:b/>
-                <w:bCs/>
-                <w:sz w:val="16"/>
-                <w:szCs w:val="16"/>
-                <w:lang w:val="ru-RU"/>
-              </w:rPr>
-              <w:t>Блекман</w:t>
-            </w:r>
-            <w:proofErr w:type="spellEnd"/>
-            <w:r>
-              <w:rPr>
-                <w:rFonts w:ascii="Arial" w:hAnsi="Arial" w:cs="Arial"/>
-                <w:b/>
-                <w:bCs/>
-                <w:sz w:val="16"/>
-                <w:szCs w:val="16"/>
-                <w:lang w:val="ru-RU"/>
-              </w:rPr>
-              <w:t xml:space="preserve"> Марта </w:t>
-            </w:r>
-            <w:proofErr w:type="spellStart"/>
-            <w:r>
-              <w:rPr>
-                <w:rFonts w:ascii="Arial" w:hAnsi="Arial" w:cs="Arial"/>
-                <w:b/>
-                <w:bCs/>
-                <w:sz w:val="16"/>
-                <w:szCs w:val="16"/>
-                <w:lang w:val="ru-RU"/>
-              </w:rPr>
-              <w:t>Вильгельмовна</w:t>
-            </w:r>
-            <w:proofErr w:type="spellEnd"/>
-            <w:r>
-              <w:rPr>
-                <w:rFonts w:ascii="Arial" w:hAnsi="Arial" w:cs="Arial"/>
-                <w:b/>
-                <w:bCs/>
-                <w:sz w:val="16"/>
-                <w:szCs w:val="16"/>
-                <w:lang w:val="ru-RU"/>
-              </w:rPr>
-              <w:t xml:space="preserve">) </w:t>
-            </w:r>
-            <w:r>
-              <w:rPr>
-                <w:rFonts w:ascii="Arial" w:hAnsi="Arial" w:cs="Arial"/>
-                <w:sz w:val="16"/>
-                <w:szCs w:val="16"/>
-                <w:lang w:val="ru-RU"/>
-              </w:rPr>
-              <w:t xml:space="preserve">1905 г. р., уроженка г. Вена, австрийка, подданная Австрии, член КПГ с 1927 г., политэмигрантка, студентка 3-го курса ЛИФЛИ, </w:t>
-            </w:r>
-            <w:proofErr w:type="spellStart"/>
-            <w:r>
-              <w:rPr>
-                <w:rFonts w:ascii="Arial" w:hAnsi="Arial" w:cs="Arial"/>
-                <w:sz w:val="16"/>
-                <w:szCs w:val="16"/>
-                <w:lang w:val="ru-RU"/>
-              </w:rPr>
-              <w:t>прож</w:t>
-            </w:r>
-            <w:proofErr w:type="spellEnd"/>
+              <w:t xml:space="preserve">(она же Блекман Марта Вильгельмовна) </w:t>
+            </w:r>
+            <w:r>
+              <w:rPr>
+                <w:rFonts w:ascii="Arial" w:hAnsi="Arial" w:cs="Arial"/>
+                <w:sz w:val="16"/>
+                <w:szCs w:val="16"/>
+                <w:lang w:val="ru-RU"/>
+              </w:rPr>
+              <w:t>1905 г. р., уроженка г. Вена, австрийка, подданная Австрии, член КПГ с 1927 г., политэмигрантка, студентка 3-го курса ЛИФЛИ, прож</w:t>
+            </w:r>
             <w:r>
               <w:rPr>
                 <w:rFonts w:ascii="Arial" w:hAnsi="Arial" w:cs="Arial"/>
@@ -7450,7 +5977,7 @@
               </w:rPr>
               <w:t xml:space="preserve"> </w:t>
             </w:r>
-            <w:hyperlink r:id="rId9" w:history="1">
+            <w:hyperlink r:id="rId22" w:history="1">
               <w:r>
                 <w:rPr>
                   <w:rStyle w:val="Hyperlink"/>
@@ -7507,43 +6034,17 @@
                 <w:lang w:val="ru-RU"/>
               </w:rPr>
             </w:pPr>
-            <w:proofErr w:type="spellStart"/>
-            <w:r>
-              <w:rPr>
-                <w:rFonts w:ascii="Arial" w:hAnsi="Arial" w:cs="Arial"/>
-                <w:b/>
-                <w:bCs/>
-                <w:sz w:val="16"/>
-                <w:szCs w:val="16"/>
-                <w:lang w:val="ru-RU"/>
-              </w:rPr>
-              <w:t>Роттер</w:t>
-            </w:r>
-            <w:proofErr w:type="spellEnd"/>
-            <w:r>
-              <w:rPr>
-                <w:rFonts w:ascii="Arial" w:hAnsi="Arial" w:cs="Arial"/>
-                <w:b/>
-                <w:bCs/>
-                <w:sz w:val="16"/>
-                <w:szCs w:val="16"/>
-                <w:lang w:val="ru-RU"/>
-              </w:rPr>
-              <w:t xml:space="preserve"> </w:t>
-            </w:r>
-            <w:proofErr w:type="spellStart"/>
-            <w:r>
-              <w:rPr>
-                <w:rFonts w:ascii="Arial" w:hAnsi="Arial" w:cs="Arial"/>
-                <w:b/>
-                <w:bCs/>
-                <w:sz w:val="16"/>
-                <w:szCs w:val="16"/>
-                <w:lang w:val="ru-RU"/>
-              </w:rPr>
-              <w:t>Гермина</w:t>
-            </w:r>
-            <w:proofErr w:type="spellEnd"/>
+            <w:r>
+              <w:rPr>
+                <w:rFonts w:ascii="Arial" w:hAnsi="Arial" w:cs="Arial"/>
+                <w:b/>
+                <w:bCs/>
+                <w:sz w:val="16"/>
+                <w:szCs w:val="16"/>
+                <w:lang w:val="ru-RU"/>
+              </w:rPr>
+              <w:t>Роттер Гермина</w:t>
+            </w:r>
             <w:r>
               <w:rPr>
                 <w:rFonts w:ascii="Arial" w:hAnsi="Arial" w:cs="Arial"/>
@@ -7602,6 +6103,7 @@
                 <w:szCs w:val="16"/>
                 <w:lang w:val="ru-RU"/>
               </w:rPr>
+              <w:lastRenderedPageBreak/>
               <w:t>Родилась</w:t>
             </w:r>
             <w:r>
@@ -7637,101 +6139,61 @@
                 <w:szCs w:val="16"/>
                 <w:lang w:val="ru-RU"/>
               </w:rPr>
+              <w:t xml:space="preserve"> Прож.:</w:t>
+            </w:r>
+            <w:r>
+              <w:rPr>
+                <w:rFonts w:ascii="Arial" w:hAnsi="Arial" w:cs="Arial"/>
+                <w:sz w:val="16"/>
+                <w:szCs w:val="16"/>
+              </w:rPr>
+              <w:t> </w:t>
+            </w:r>
+            <w:r>
+              <w:rPr>
+                <w:rFonts w:ascii="Arial" w:hAnsi="Arial" w:cs="Arial"/>
+                <w:sz w:val="16"/>
+                <w:szCs w:val="16"/>
+                <w:lang w:val="ru-RU"/>
+              </w:rPr>
+              <w:t xml:space="preserve">г. </w:t>
+            </w:r>
+            <w:r>
+              <w:rPr>
+                <w:rFonts w:ascii="Arial" w:hAnsi="Arial" w:cs="Arial"/>
+                <w:sz w:val="16"/>
+                <w:szCs w:val="16"/>
+                <w:lang w:val="ru-RU"/>
+              </w:rPr>
+              <w:t>Вена, 4-й р-н, Шелленгассе, д.10</w:t>
+            </w:r>
+            <w:r>
+              <w:rPr>
+                <w:rFonts w:ascii="Arial" w:hAnsi="Arial" w:cs="Arial"/>
+                <w:sz w:val="16"/>
+                <w:szCs w:val="16"/>
+                <w:lang w:val="ru-RU"/>
+              </w:rPr>
+              <w:t xml:space="preserve">. </w:t>
+            </w:r>
+            <w:r>
+              <w:rPr>
+                <w:rFonts w:ascii="Arial" w:hAnsi="Arial" w:cs="Arial"/>
+                <w:sz w:val="16"/>
+                <w:szCs w:val="16"/>
+                <w:lang w:val="ru-RU"/>
+              </w:rPr>
+              <w:t>Арестована 31 марта 1951 г.</w:t>
+            </w:r>
+            <w:r>
+              <w:rPr>
+                <w:rFonts w:ascii="Arial" w:hAnsi="Arial" w:cs="Arial"/>
+                <w:sz w:val="16"/>
+                <w:szCs w:val="16"/>
+                <w:lang w:val="ru-RU"/>
+              </w:rPr>
               <w:t xml:space="preserve"> </w:t>
             </w:r>
-            <w:proofErr w:type="spellStart"/>
-            <w:r>
-              <w:rPr>
-                <w:rFonts w:ascii="Arial" w:hAnsi="Arial" w:cs="Arial"/>
-                <w:sz w:val="16"/>
-                <w:szCs w:val="16"/>
-                <w:lang w:val="ru-RU"/>
-              </w:rPr>
-              <w:t>Прож</w:t>
-            </w:r>
-            <w:proofErr w:type="spellEnd"/>
-            <w:r>
-              <w:rPr>
-                <w:rFonts w:ascii="Arial" w:hAnsi="Arial" w:cs="Arial"/>
-                <w:sz w:val="16"/>
-                <w:szCs w:val="16"/>
-                <w:lang w:val="ru-RU"/>
-              </w:rPr>
-              <w:t>.:</w:t>
-            </w:r>
-            <w:r>
-              <w:rPr>
-                <w:rFonts w:ascii="Arial" w:hAnsi="Arial" w:cs="Arial"/>
-                <w:sz w:val="16"/>
-                <w:szCs w:val="16"/>
-              </w:rPr>
-              <w:t> </w:t>
-            </w:r>
-            <w:r>
-              <w:rPr>
-                <w:rFonts w:ascii="Arial" w:hAnsi="Arial" w:cs="Arial"/>
-                <w:sz w:val="16"/>
-                <w:szCs w:val="16"/>
-                <w:lang w:val="ru-RU"/>
-              </w:rPr>
-              <w:t xml:space="preserve">г. </w:t>
-            </w:r>
-            <w:r>
-              <w:rPr>
-                <w:rFonts w:ascii="Arial" w:hAnsi="Arial" w:cs="Arial"/>
-                <w:sz w:val="16"/>
-                <w:szCs w:val="16"/>
-                <w:lang w:val="ru-RU"/>
-              </w:rPr>
-              <w:t xml:space="preserve">Вена, 4-й р-н, </w:t>
-            </w:r>
-            <w:proofErr w:type="spellStart"/>
-            <w:r>
-              <w:rPr>
-                <w:rFonts w:ascii="Arial" w:hAnsi="Arial" w:cs="Arial"/>
-                <w:sz w:val="16"/>
-                <w:szCs w:val="16"/>
-                <w:lang w:val="ru-RU"/>
-              </w:rPr>
-              <w:t>Шелленгассе</w:t>
-            </w:r>
-            <w:proofErr w:type="spellEnd"/>
-            <w:r>
-              <w:rPr>
-                <w:rFonts w:ascii="Arial" w:hAnsi="Arial" w:cs="Arial"/>
-                <w:sz w:val="16"/>
-                <w:szCs w:val="16"/>
-                <w:lang w:val="ru-RU"/>
-              </w:rPr>
-              <w:t>, д.10</w:t>
-            </w:r>
-            <w:r>
-              <w:rPr>
-                <w:rFonts w:ascii="Arial" w:hAnsi="Arial" w:cs="Arial"/>
-                <w:sz w:val="16"/>
-                <w:szCs w:val="16"/>
-                <w:lang w:val="ru-RU"/>
-              </w:rPr>
-              <w:t xml:space="preserve">. </w:t>
-            </w:r>
-            <w:r>
-              <w:rPr>
-                <w:rFonts w:ascii="Arial" w:hAnsi="Arial" w:cs="Arial"/>
-                <w:sz w:val="16"/>
-                <w:szCs w:val="16"/>
-                <w:lang w:val="ru-RU"/>
-              </w:rPr>
-              <w:t>Арестована 31 марта 1951 г.</w:t>
-            </w:r>
-            <w:r>
-              <w:rPr>
-                <w:rFonts w:ascii="Arial" w:hAnsi="Arial" w:cs="Arial"/>
-                <w:sz w:val="16"/>
-                <w:szCs w:val="16"/>
-                <w:lang w:val="ru-RU"/>
-              </w:rPr>
-              <w:t xml:space="preserve"> </w:t>
-            </w:r>
             <w:r>
               <w:rPr>
                 <w:rFonts w:ascii="Arial" w:hAnsi="Arial" w:cs="Arial"/>
@@ -7757,37 +6219,7 @@
                 <w:szCs w:val="16"/>
                 <w:lang w:val="ru-RU"/>
               </w:rPr>
-              <w:t xml:space="preserve"> в/ч 28990 5 июля 1951 </w:t>
-            </w:r>
-            <w:r>
-              <w:rPr>
-                <w:rFonts w:ascii="Arial" w:hAnsi="Arial" w:cs="Arial"/>
-                <w:sz w:val="16"/>
-                <w:szCs w:val="16"/>
-                <w:lang w:val="ru-RU"/>
-              </w:rPr>
-              <w:lastRenderedPageBreak/>
-              <w:t xml:space="preserve">г., </w:t>
-            </w:r>
-            <w:proofErr w:type="spellStart"/>
-            <w:r>
-              <w:rPr>
-                <w:rFonts w:ascii="Arial" w:hAnsi="Arial" w:cs="Arial"/>
-                <w:sz w:val="16"/>
-                <w:szCs w:val="16"/>
-                <w:lang w:val="ru-RU"/>
-              </w:rPr>
-              <w:t>обв</w:t>
-            </w:r>
-            <w:proofErr w:type="spellEnd"/>
-            <w:r>
-              <w:rPr>
-                <w:rFonts w:ascii="Arial" w:hAnsi="Arial" w:cs="Arial"/>
-                <w:sz w:val="16"/>
-                <w:szCs w:val="16"/>
-                <w:lang w:val="ru-RU"/>
-              </w:rPr>
-              <w:t>.:</w:t>
+              <w:t xml:space="preserve"> в/ч 28990 5 июля 1951 г., обв.:</w:t>
             </w:r>
             <w:r>
               <w:rPr>
@@ -7929,73 +6361,21 @@
               </w:rPr>
               <w:t xml:space="preserve"> </w:t>
             </w:r>
-            <w:r>
-              <w:fldChar w:fldCharType="begin"/>
-            </w:r>
-            <w:r>
-              <w:instrText>HYPERLINK</w:instrText>
-            </w:r>
-            <w:r>
-              <w:rPr>
-                <w:lang w:val="ru-RU"/>
-              </w:rPr>
-              <w:instrText xml:space="preserve"> "</w:instrText>
-            </w:r>
-            <w:r>
-              <w:instrText>https</w:instrText>
-            </w:r>
-            <w:r>
-              <w:rPr>
-                <w:lang w:val="ru-RU"/>
-              </w:rPr>
-              <w:instrText>://</w:instrText>
-            </w:r>
-            <w:r>
-              <w:instrText>ru</w:instrText>
-            </w:r>
-            <w:r>
-              <w:rPr>
-                <w:lang w:val="ru-RU"/>
-              </w:rPr>
-              <w:instrText>.</w:instrText>
-            </w:r>
-            <w:r>
-              <w:instrText>openlist</w:instrText>
-            </w:r>
-            <w:r>
-              <w:rPr>
-                <w:lang w:val="ru-RU"/>
-              </w:rPr>
-              <w:instrText>.</w:instrText>
-            </w:r>
-            <w:r>
-              <w:instrText>wiki</w:instrText>
-            </w:r>
-            <w:r>
-              <w:rPr>
-                <w:lang w:val="ru-RU"/>
-              </w:rPr>
-              <w:instrText>/Роттер_Гермина_(1927)"</w:instrText>
-            </w:r>
-            <w:r>
-              <w:fldChar w:fldCharType="separate"/>
-            </w:r>
-            <w:r>
-              <w:rPr>
-                <w:rStyle w:val="Hyperlink"/>
-                <w:rFonts w:ascii="Arial" w:hAnsi="Arial" w:cs="Arial"/>
-                <w:b/>
-                <w:bCs/>
-                <w:color w:val="auto"/>
-                <w:sz w:val="16"/>
-                <w:szCs w:val="16"/>
-                <w:lang w:val="ru-RU"/>
-              </w:rPr>
-              <w:t>Открытый список</w:t>
-            </w:r>
-            <w:r>
-              <w:fldChar w:fldCharType="end"/>
-            </w:r>
+            <w:hyperlink r:id="rId23" w:history="1">
+              <w:r>
+                <w:rPr>
+                  <w:rStyle w:val="Hyperlink"/>
+                  <w:rFonts w:ascii="Arial" w:hAnsi="Arial" w:cs="Arial"/>
+                  <w:b/>
+                  <w:bCs/>
+                  <w:color w:val="auto"/>
+                  <w:sz w:val="16"/>
+                  <w:szCs w:val="16"/>
+                  <w:lang w:val="ru-RU"/>
+                </w:rPr>
+                <w:t>Открытый список</w:t>
+              </w:r>
+            </w:hyperlink>
             <w:r>
               <w:rPr>
                 <w:rStyle w:val="Hyperlink"/>
@@ -8045,21 +6425,8 @@
                 <w:lang w:val="ru-RU"/>
               </w:rPr>
               <w:lastRenderedPageBreak/>
-              <w:t xml:space="preserve">Тихоненко Клара-Мария </w:t>
-            </w:r>
-            <w:proofErr w:type="spellStart"/>
-            <w:r>
-              <w:rPr>
-                <w:rFonts w:ascii="Arial" w:hAnsi="Arial" w:cs="Arial"/>
-                <w:b/>
-                <w:bCs/>
-                <w:sz w:val="16"/>
-                <w:szCs w:val="16"/>
-                <w:lang w:val="ru-RU"/>
-              </w:rPr>
-              <w:t>Руфольфовна</w:t>
-            </w:r>
-            <w:proofErr w:type="spellEnd"/>
+              <w:t>Тихоненко Клара-Мария Руфольфовна</w:t>
+            </w:r>
             <w:r>
               <w:rPr>
                 <w:rFonts w:ascii="Arial" w:hAnsi="Arial" w:cs="Arial"/>
@@ -8184,27 +6551,7 @@
                 <w:szCs w:val="16"/>
                 <w:lang w:val="ru-RU"/>
               </w:rPr>
-              <w:t xml:space="preserve">, </w:t>
-            </w:r>
-            <w:proofErr w:type="spellStart"/>
-            <w:r>
-              <w:rPr>
-                <w:rFonts w:ascii="Arial" w:hAnsi="Arial" w:cs="Arial"/>
-                <w:sz w:val="16"/>
-                <w:szCs w:val="16"/>
-                <w:lang w:val="ru-RU"/>
-              </w:rPr>
-              <w:t>прож</w:t>
-            </w:r>
-            <w:proofErr w:type="spellEnd"/>
-            <w:r>
-              <w:rPr>
-                <w:rFonts w:ascii="Arial" w:hAnsi="Arial" w:cs="Arial"/>
-                <w:sz w:val="16"/>
-                <w:szCs w:val="16"/>
-                <w:lang w:val="ru-RU"/>
-              </w:rPr>
-              <w:t>.: с. Знаменка Славянского р-на</w:t>
+              <w:t>, прож.: с. Знаменка Славянского р-на</w:t>
             </w:r>
             <w:r>
               <w:rPr>
@@ -8336,25 +6683,14 @@
                 <w:lang w:val="ru-RU"/>
               </w:rPr>
             </w:pPr>
-            <w:proofErr w:type="spellStart"/>
-            <w:r>
-              <w:rPr>
-                <w:rFonts w:ascii="Arial" w:hAnsi="Arial" w:cs="Arial"/>
-                <w:sz w:val="16"/>
-                <w:szCs w:val="16"/>
-                <w:lang w:val="ru-RU"/>
-              </w:rPr>
-              <w:t>Ребилитирована</w:t>
-            </w:r>
-            <w:proofErr w:type="spellEnd"/>
-            <w:r>
-              <w:rPr>
-                <w:rFonts w:ascii="Arial" w:hAnsi="Arial" w:cs="Arial"/>
-                <w:sz w:val="16"/>
-                <w:szCs w:val="16"/>
-                <w:lang w:val="ru-RU"/>
-              </w:rPr>
-              <w:t xml:space="preserve"> в 1993</w:t>
+            <w:r>
+              <w:rPr>
+                <w:rFonts w:ascii="Arial" w:hAnsi="Arial" w:cs="Arial"/>
+                <w:sz w:val="16"/>
+                <w:szCs w:val="16"/>
+                <w:lang w:val="ru-RU"/>
+              </w:rPr>
+              <w:t>Ребилитирована в 1993</w:t>
             </w:r>
             <w:r>
               <w:rPr>
@@ -8453,100 +6789,21 @@
               </w:rPr>
               <w:t xml:space="preserve"> </w:t>
             </w:r>
-            <w:r>
-              <w:fldChar w:fldCharType="begin"/>
-            </w:r>
-            <w:r>
-              <w:instrText>HYPERLINK</w:instrText>
-            </w:r>
-            <w:r>
-              <w:rPr>
-                <w:lang w:val="ru-RU"/>
-              </w:rPr>
-              <w:instrText xml:space="preserve"> "</w:instrText>
-            </w:r>
-            <w:r>
-              <w:instrText>http</w:instrText>
-            </w:r>
-            <w:r>
-              <w:rPr>
-                <w:lang w:val="ru-RU"/>
-              </w:rPr>
-              <w:instrText>://</w:instrText>
-            </w:r>
-            <w:r>
-              <w:instrText>www</w:instrText>
-            </w:r>
-            <w:r>
-              <w:rPr>
-                <w:lang w:val="ru-RU"/>
-              </w:rPr>
-              <w:instrText>.</w:instrText>
-            </w:r>
-            <w:r>
-              <w:instrText>reabit</w:instrText>
-            </w:r>
-            <w:r>
-              <w:rPr>
-                <w:lang w:val="ru-RU"/>
-              </w:rPr>
-              <w:instrText>.</w:instrText>
-            </w:r>
-            <w:r>
-              <w:instrText>org</w:instrText>
-            </w:r>
-            <w:r>
-              <w:rPr>
-                <w:lang w:val="ru-RU"/>
-              </w:rPr>
-              <w:instrText>.</w:instrText>
-            </w:r>
-            <w:r>
-              <w:instrText>ua</w:instrText>
-            </w:r>
-            <w:r>
-              <w:rPr>
-                <w:lang w:val="ru-RU"/>
-              </w:rPr>
-              <w:instrText>/</w:instrText>
-            </w:r>
-            <w:r>
-              <w:instrText>nbr</w:instrText>
-            </w:r>
-            <w:r>
-              <w:rPr>
-                <w:lang w:val="ru-RU"/>
-              </w:rPr>
-              <w:instrText>/?</w:instrText>
-            </w:r>
-            <w:r>
-              <w:instrText>ID</w:instrText>
-            </w:r>
-            <w:r>
-              <w:rPr>
-                <w:lang w:val="ru-RU"/>
-              </w:rPr>
-              <w:instrText>=253089"</w:instrText>
-            </w:r>
-            <w:r>
-              <w:fldChar w:fldCharType="separate"/>
-            </w:r>
-            <w:r>
-              <w:rPr>
-                <w:rStyle w:val="Hyperlink"/>
-                <w:rFonts w:ascii="Arial" w:hAnsi="Arial" w:cs="Arial"/>
-                <w:b/>
-                <w:bCs/>
-                <w:color w:val="auto"/>
-                <w:sz w:val="16"/>
-                <w:szCs w:val="16"/>
-                <w:lang w:val="ru-RU"/>
-              </w:rPr>
-              <w:t>Архивная ссылка</w:t>
-            </w:r>
-            <w:r>
-              <w:fldChar w:fldCharType="end"/>
-            </w:r>
+            <w:hyperlink r:id="rId24" w:history="1">
+              <w:r>
+                <w:rPr>
+                  <w:rStyle w:val="Hyperlink"/>
+                  <w:rFonts w:ascii="Arial" w:hAnsi="Arial" w:cs="Arial"/>
+                  <w:b/>
+                  <w:bCs/>
+                  <w:color w:val="auto"/>
+                  <w:sz w:val="16"/>
+                  <w:szCs w:val="16"/>
+                  <w:lang w:val="ru-RU"/>
+                </w:rPr>
+                <w:t>Архивная ссылка</w:t>
+              </w:r>
+            </w:hyperlink>
             <w:r>
               <w:rPr>
                 <w:rStyle w:val="Hyperlink"/>
@@ -8586,29 +6843,16 @@
                 <w:lang w:val="ru-RU"/>
               </w:rPr>
             </w:pPr>
-            <w:proofErr w:type="spellStart"/>
-            <w:r>
-              <w:rPr>
-                <w:rFonts w:ascii="Arial" w:hAnsi="Arial" w:cs="Arial"/>
-                <w:b/>
-                <w:bCs/>
-                <w:sz w:val="16"/>
-                <w:szCs w:val="16"/>
-                <w:lang w:val="ru-RU"/>
-              </w:rPr>
-              <w:t>Хенфлинг</w:t>
-            </w:r>
-            <w:proofErr w:type="spellEnd"/>
-            <w:r>
-              <w:rPr>
-                <w:rFonts w:ascii="Arial" w:hAnsi="Arial" w:cs="Arial"/>
-                <w:b/>
-                <w:bCs/>
-                <w:sz w:val="16"/>
-                <w:szCs w:val="16"/>
-                <w:lang w:val="ru-RU"/>
-              </w:rPr>
-              <w:t xml:space="preserve"> Маргарита</w:t>
+            <w:r>
+              <w:rPr>
+                <w:rFonts w:ascii="Arial" w:hAnsi="Arial" w:cs="Arial"/>
+                <w:b/>
+                <w:bCs/>
+                <w:sz w:val="16"/>
+                <w:szCs w:val="16"/>
+                <w:lang w:val="ru-RU"/>
+              </w:rPr>
+              <w:t>Хенфлинг Маргарита</w:t>
             </w:r>
             <w:r>
               <w:rPr>
@@ -8698,19 +6942,8 @@
                 <w:szCs w:val="16"/>
                 <w:lang w:val="ru-RU"/>
               </w:rPr>
-              <w:t xml:space="preserve">. </w:t>
-            </w:r>
-            <w:proofErr w:type="spellStart"/>
-            <w:r>
-              <w:rPr>
-                <w:rFonts w:ascii="Arial" w:hAnsi="Arial" w:cs="Arial"/>
-                <w:sz w:val="16"/>
-                <w:szCs w:val="16"/>
-                <w:lang w:val="ru-RU"/>
-              </w:rPr>
-              <w:t>Прож</w:t>
-            </w:r>
-            <w:proofErr w:type="spellEnd"/>
+              <w:t>. Прож</w:t>
+            </w:r>
             <w:r>
               <w:rPr>
                 <w:rFonts w:ascii="Arial" w:hAnsi="Arial" w:cs="Arial"/>
@@ -8755,37 +6988,15 @@
               </w:rPr>
               <w:t xml:space="preserve"> </w:t>
             </w:r>
-            <w:proofErr w:type="spellStart"/>
-            <w:r>
-              <w:rPr>
-                <w:rFonts w:ascii="Arial" w:hAnsi="Arial" w:cs="Arial"/>
-                <w:sz w:val="16"/>
-                <w:szCs w:val="16"/>
-                <w:lang w:val="ru-RU"/>
-              </w:rPr>
-              <w:t>Перхтольсдорф</w:t>
-            </w:r>
-            <w:proofErr w:type="spellEnd"/>
-            <w:r>
-              <w:rPr>
-                <w:rFonts w:ascii="Arial" w:hAnsi="Arial" w:cs="Arial"/>
-                <w:sz w:val="16"/>
-                <w:szCs w:val="16"/>
-                <w:lang w:val="ru-RU"/>
-              </w:rPr>
-              <w:t xml:space="preserve"> близ </w:t>
-            </w:r>
-            <w:proofErr w:type="spellStart"/>
-            <w:r>
-              <w:rPr>
-                <w:rFonts w:ascii="Arial" w:hAnsi="Arial" w:cs="Arial"/>
-                <w:sz w:val="16"/>
-                <w:szCs w:val="16"/>
-                <w:lang w:val="ru-RU"/>
-              </w:rPr>
-              <w:t>г.Линц</w:t>
-            </w:r>
-            <w:proofErr w:type="spellEnd"/>
+            <w:r>
+              <w:rPr>
+                <w:rFonts w:ascii="Arial" w:hAnsi="Arial" w:cs="Arial"/>
+                <w:sz w:val="16"/>
+                <w:szCs w:val="16"/>
+                <w:lang w:val="ru-RU"/>
+              </w:rPr>
+              <w:t>Перхтольсдорф близ г.Линц</w:t>
+            </w:r>
             <w:r>
               <w:rPr>
                 <w:rFonts w:ascii="Arial" w:hAnsi="Arial" w:cs="Arial"/>
@@ -8847,27 +7058,7 @@
                 <w:szCs w:val="16"/>
                 <w:lang w:val="ru-RU"/>
               </w:rPr>
-              <w:t xml:space="preserve"> в/ч 28990 7 апреля 1951 г., </w:t>
-            </w:r>
-            <w:proofErr w:type="spellStart"/>
-            <w:r>
-              <w:rPr>
-                <w:rFonts w:ascii="Arial" w:hAnsi="Arial" w:cs="Arial"/>
-                <w:sz w:val="16"/>
-                <w:szCs w:val="16"/>
-                <w:lang w:val="ru-RU"/>
-              </w:rPr>
-              <w:t>обв</w:t>
-            </w:r>
-            <w:proofErr w:type="spellEnd"/>
-            <w:r>
-              <w:rPr>
-                <w:rFonts w:ascii="Arial" w:hAnsi="Arial" w:cs="Arial"/>
-                <w:sz w:val="16"/>
-                <w:szCs w:val="16"/>
-                <w:lang w:val="ru-RU"/>
-              </w:rPr>
-              <w:t>.:</w:t>
+              <w:t xml:space="preserve"> в/ч 28990 7 апреля 1951 г., обв.:</w:t>
             </w:r>
             <w:r>
               <w:rPr>
@@ -9000,73 +7191,21 @@
               </w:rPr>
               <w:t xml:space="preserve"> </w:t>
             </w:r>
-            <w:r>
-              <w:fldChar w:fldCharType="begin"/>
-            </w:r>
-            <w:r>
-              <w:instrText>HYPERLINK</w:instrText>
-            </w:r>
-            <w:r>
-              <w:rPr>
-                <w:lang w:val="ru-RU"/>
-              </w:rPr>
-              <w:instrText xml:space="preserve"> "</w:instrText>
-            </w:r>
-            <w:r>
-              <w:instrText>https</w:instrText>
-            </w:r>
-            <w:r>
-              <w:rPr>
-                <w:lang w:val="ru-RU"/>
-              </w:rPr>
-              <w:instrText>://</w:instrText>
-            </w:r>
-            <w:r>
-              <w:instrText>ru</w:instrText>
-            </w:r>
-            <w:r>
-              <w:rPr>
-                <w:lang w:val="ru-RU"/>
-              </w:rPr>
-              <w:instrText>.</w:instrText>
-            </w:r>
-            <w:r>
-              <w:instrText>openlist</w:instrText>
-            </w:r>
-            <w:r>
-              <w:rPr>
-                <w:lang w:val="ru-RU"/>
-              </w:rPr>
-              <w:instrText>.</w:instrText>
-            </w:r>
-            <w:r>
-              <w:instrText>wiki</w:instrText>
-            </w:r>
-            <w:r>
-              <w:rPr>
-                <w:lang w:val="ru-RU"/>
-              </w:rPr>
-              <w:instrText>/Хенфлинг_Маргарита_(1905)"</w:instrText>
-            </w:r>
-            <w:r>
-              <w:fldChar w:fldCharType="separate"/>
-            </w:r>
-            <w:r>
-              <w:rPr>
-                <w:rStyle w:val="Hyperlink"/>
-                <w:rFonts w:ascii="Arial" w:hAnsi="Arial" w:cs="Arial"/>
-                <w:b/>
-                <w:bCs/>
-                <w:color w:val="auto"/>
-                <w:sz w:val="16"/>
-                <w:szCs w:val="16"/>
-                <w:lang w:val="ru-RU"/>
-              </w:rPr>
-              <w:t>Открытый список</w:t>
-            </w:r>
-            <w:r>
-              <w:fldChar w:fldCharType="end"/>
-            </w:r>
+            <w:hyperlink r:id="rId25" w:history="1">
+              <w:r>
+                <w:rPr>
+                  <w:rStyle w:val="Hyperlink"/>
+                  <w:rFonts w:ascii="Arial" w:hAnsi="Arial" w:cs="Arial"/>
+                  <w:b/>
+                  <w:bCs/>
+                  <w:color w:val="auto"/>
+                  <w:sz w:val="16"/>
+                  <w:szCs w:val="16"/>
+                  <w:lang w:val="ru-RU"/>
+                </w:rPr>
+                <w:t>Открытый список</w:t>
+              </w:r>
+            </w:hyperlink>
             <w:r>
               <w:rPr>
                 <w:rStyle w:val="Hyperlink"/>
@@ -9106,29 +7245,16 @@
                 <w:lang w:val="ru-RU"/>
               </w:rPr>
             </w:pPr>
-            <w:proofErr w:type="spellStart"/>
-            <w:r>
-              <w:rPr>
-                <w:rFonts w:ascii="Arial" w:hAnsi="Arial" w:cs="Arial"/>
-                <w:b/>
-                <w:bCs/>
-                <w:sz w:val="16"/>
-                <w:szCs w:val="16"/>
-                <w:lang w:val="ru-RU"/>
-              </w:rPr>
-              <w:t>Цах</w:t>
-            </w:r>
-            <w:proofErr w:type="spellEnd"/>
-            <w:r>
-              <w:rPr>
-                <w:rFonts w:ascii="Arial" w:hAnsi="Arial" w:cs="Arial"/>
-                <w:b/>
-                <w:bCs/>
-                <w:sz w:val="16"/>
-                <w:szCs w:val="16"/>
-                <w:lang w:val="ru-RU"/>
-              </w:rPr>
-              <w:t xml:space="preserve"> Мария Густавовна</w:t>
+            <w:r>
+              <w:rPr>
+                <w:rFonts w:ascii="Arial" w:hAnsi="Arial" w:cs="Arial"/>
+                <w:b/>
+                <w:bCs/>
+                <w:sz w:val="16"/>
+                <w:szCs w:val="16"/>
+                <w:lang w:val="ru-RU"/>
+              </w:rPr>
+              <w:t>Цах Мария Густавовна</w:t>
             </w:r>
             <w:r>
               <w:rPr>
@@ -9193,19 +7319,8 @@
                 <w:szCs w:val="16"/>
                 <w:lang w:val="ru-RU"/>
               </w:rPr>
-              <w:t xml:space="preserve">р., </w:t>
-            </w:r>
-            <w:proofErr w:type="spellStart"/>
-            <w:r>
-              <w:rPr>
-                <w:rFonts w:ascii="Arial" w:hAnsi="Arial" w:cs="Arial"/>
-                <w:sz w:val="16"/>
-                <w:szCs w:val="16"/>
-                <w:lang w:val="ru-RU"/>
-              </w:rPr>
-              <w:t>м.р</w:t>
-            </w:r>
-            <w:proofErr w:type="spellEnd"/>
+              <w:t>р., м.р</w:t>
+            </w:r>
             <w:r>
               <w:rPr>
                 <w:rFonts w:ascii="Arial" w:hAnsi="Arial" w:cs="Arial"/>
@@ -9312,27 +7427,7 @@
                 <w:szCs w:val="16"/>
                 <w:lang w:val="ru-RU"/>
               </w:rPr>
-              <w:t xml:space="preserve">, </w:t>
-            </w:r>
-            <w:proofErr w:type="spellStart"/>
-            <w:r>
-              <w:rPr>
-                <w:rFonts w:ascii="Arial" w:hAnsi="Arial" w:cs="Arial"/>
-                <w:sz w:val="16"/>
-                <w:szCs w:val="16"/>
-                <w:lang w:val="ru-RU"/>
-              </w:rPr>
-              <w:t>прож</w:t>
-            </w:r>
-            <w:proofErr w:type="spellEnd"/>
-            <w:r>
-              <w:rPr>
-                <w:rFonts w:ascii="Arial" w:hAnsi="Arial" w:cs="Arial"/>
-                <w:sz w:val="16"/>
-                <w:szCs w:val="16"/>
-                <w:lang w:val="ru-RU"/>
-              </w:rPr>
-              <w:t xml:space="preserve">.: </w:t>
+              <w:t xml:space="preserve">, прож.: </w:t>
             </w:r>
             <w:r>
               <w:rPr>
@@ -9555,73 +7650,21 @@
               </w:rPr>
               <w:t xml:space="preserve"> </w:t>
             </w:r>
-            <w:r>
-              <w:fldChar w:fldCharType="begin"/>
-            </w:r>
-            <w:r>
-              <w:instrText>HYPERLINK</w:instrText>
-            </w:r>
-            <w:r>
-              <w:rPr>
-                <w:lang w:val="ru-RU"/>
-              </w:rPr>
-              <w:instrText xml:space="preserve"> "</w:instrText>
-            </w:r>
-            <w:r>
-              <w:instrText>https</w:instrText>
-            </w:r>
-            <w:r>
-              <w:rPr>
-                <w:lang w:val="ru-RU"/>
-              </w:rPr>
-              <w:instrText>://</w:instrText>
-            </w:r>
-            <w:r>
-              <w:instrText>ru</w:instrText>
-            </w:r>
-            <w:r>
-              <w:rPr>
-                <w:lang w:val="ru-RU"/>
-              </w:rPr>
-              <w:instrText>.</w:instrText>
-            </w:r>
-            <w:r>
-              <w:instrText>openlist</w:instrText>
-            </w:r>
-            <w:r>
-              <w:rPr>
-                <w:lang w:val="ru-RU"/>
-              </w:rPr>
-              <w:instrText>.</w:instrText>
-            </w:r>
-            <w:r>
-              <w:instrText>wiki</w:instrText>
-            </w:r>
-            <w:r>
-              <w:rPr>
-                <w:lang w:val="ru-RU"/>
-              </w:rPr>
-              <w:instrText>/Цах_Мария_Густавовна_(1902)"</w:instrText>
-            </w:r>
-            <w:r>
-              <w:fldChar w:fldCharType="separate"/>
-            </w:r>
-            <w:r>
-              <w:rPr>
-                <w:rStyle w:val="Hyperlink"/>
-                <w:rFonts w:ascii="Arial" w:hAnsi="Arial" w:cs="Arial"/>
-                <w:b/>
-                <w:bCs/>
-                <w:color w:val="auto"/>
-                <w:sz w:val="16"/>
-                <w:szCs w:val="16"/>
-                <w:lang w:val="ru-RU"/>
-              </w:rPr>
-              <w:t>Открытый список</w:t>
-            </w:r>
-            <w:r>
-              <w:fldChar w:fldCharType="end"/>
-            </w:r>
+            <w:hyperlink r:id="rId26" w:history="1">
+              <w:r>
+                <w:rPr>
+                  <w:rStyle w:val="Hyperlink"/>
+                  <w:rFonts w:ascii="Arial" w:hAnsi="Arial" w:cs="Arial"/>
+                  <w:b/>
+                  <w:bCs/>
+                  <w:color w:val="auto"/>
+                  <w:sz w:val="16"/>
+                  <w:szCs w:val="16"/>
+                  <w:lang w:val="ru-RU"/>
+                </w:rPr>
+                <w:t>Открытый список</w:t>
+              </w:r>
+            </w:hyperlink>
             <w:r>
               <w:rPr>
                 <w:rStyle w:val="Hyperlink"/>
@@ -9660,29 +7703,16 @@
                 <w:lang w:val="ru-RU"/>
               </w:rPr>
             </w:pPr>
-            <w:proofErr w:type="spellStart"/>
-            <w:r>
-              <w:rPr>
-                <w:rFonts w:ascii="Arial" w:hAnsi="Arial" w:cs="Arial"/>
-                <w:b/>
-                <w:bCs/>
-                <w:sz w:val="16"/>
-                <w:szCs w:val="16"/>
-                <w:lang w:val="ru-RU"/>
-              </w:rPr>
-              <w:t>Эдер</w:t>
-            </w:r>
-            <w:proofErr w:type="spellEnd"/>
-            <w:r>
-              <w:rPr>
-                <w:rFonts w:ascii="Arial" w:hAnsi="Arial" w:cs="Arial"/>
-                <w:b/>
-                <w:bCs/>
-                <w:sz w:val="16"/>
-                <w:szCs w:val="16"/>
-                <w:lang w:val="ru-RU"/>
-              </w:rPr>
-              <w:t xml:space="preserve"> Анна</w:t>
+            <w:r>
+              <w:rPr>
+                <w:rFonts w:ascii="Arial" w:hAnsi="Arial" w:cs="Arial"/>
+                <w:b/>
+                <w:bCs/>
+                <w:sz w:val="16"/>
+                <w:szCs w:val="16"/>
+                <w:lang w:val="ru-RU"/>
+              </w:rPr>
+              <w:t>Эдер Анна</w:t>
             </w:r>
             <w:r>
               <w:rPr>
@@ -9792,27 +7822,7 @@
                 <w:szCs w:val="16"/>
                 <w:lang w:val="ru-RU"/>
               </w:rPr>
-              <w:t xml:space="preserve"> </w:t>
-            </w:r>
-            <w:proofErr w:type="spellStart"/>
-            <w:r>
-              <w:rPr>
-                <w:rFonts w:ascii="Arial" w:hAnsi="Arial" w:cs="Arial"/>
-                <w:sz w:val="16"/>
-                <w:szCs w:val="16"/>
-                <w:lang w:val="ru-RU"/>
-              </w:rPr>
-              <w:t>Прож</w:t>
-            </w:r>
-            <w:proofErr w:type="spellEnd"/>
-            <w:r>
-              <w:rPr>
-                <w:rFonts w:ascii="Arial" w:hAnsi="Arial" w:cs="Arial"/>
-                <w:sz w:val="16"/>
-                <w:szCs w:val="16"/>
-                <w:lang w:val="ru-RU"/>
-              </w:rPr>
-              <w:t>.:</w:t>
+              <w:t xml:space="preserve"> Прож.:</w:t>
             </w:r>
             <w:r>
               <w:rPr>
@@ -9829,27 +7839,7 @@
                 <w:szCs w:val="16"/>
                 <w:lang w:val="ru-RU"/>
               </w:rPr>
-              <w:t>г. Вена, 7-й р-н, Мария-</w:t>
-            </w:r>
-            <w:proofErr w:type="spellStart"/>
-            <w:r>
-              <w:rPr>
-                <w:rFonts w:ascii="Arial" w:hAnsi="Arial" w:cs="Arial"/>
-                <w:sz w:val="16"/>
-                <w:szCs w:val="16"/>
-                <w:lang w:val="ru-RU"/>
-              </w:rPr>
-              <w:t>Хильфер</w:t>
-            </w:r>
-            <w:proofErr w:type="spellEnd"/>
-            <w:r>
-              <w:rPr>
-                <w:rFonts w:ascii="Arial" w:hAnsi="Arial" w:cs="Arial"/>
-                <w:sz w:val="16"/>
-                <w:szCs w:val="16"/>
-                <w:lang w:val="ru-RU"/>
-              </w:rPr>
-              <w:t>-штрассе, д.62, кв.24</w:t>
+              <w:t>г. Вена, 7-й р-н, Мария-Хильфер-штрассе, д.62, кв.24</w:t>
             </w:r>
             <w:r>
               <w:rPr>
@@ -9885,27 +7875,7 @@
                 <w:szCs w:val="16"/>
                 <w:lang w:val="ru-RU"/>
               </w:rPr>
-              <w:t xml:space="preserve"> в/ч 28990 13 июня 1950 г., </w:t>
-            </w:r>
-            <w:proofErr w:type="spellStart"/>
-            <w:r>
-              <w:rPr>
-                <w:rFonts w:ascii="Arial" w:hAnsi="Arial" w:cs="Arial"/>
-                <w:sz w:val="16"/>
-                <w:szCs w:val="16"/>
-                <w:lang w:val="ru-RU"/>
-              </w:rPr>
-              <w:t>обв</w:t>
-            </w:r>
-            <w:proofErr w:type="spellEnd"/>
-            <w:r>
-              <w:rPr>
-                <w:rFonts w:ascii="Arial" w:hAnsi="Arial" w:cs="Arial"/>
-                <w:sz w:val="16"/>
-                <w:szCs w:val="16"/>
-                <w:lang w:val="ru-RU"/>
-              </w:rPr>
-              <w:t>.:</w:t>
+              <w:t xml:space="preserve"> в/ч 28990 13 июня 1950 г., обв.:</w:t>
             </w:r>
             <w:r>
               <w:rPr>
@@ -9915,7 +7885,6 @@
               </w:rPr>
               <w:t> </w:t>
             </w:r>
-            <w:proofErr w:type="spellStart"/>
             <w:r>
               <w:rPr>
                 <w:rFonts w:ascii="Arial" w:hAnsi="Arial" w:cs="Arial"/>
@@ -9941,17 +7910,7 @@
                 <w:szCs w:val="16"/>
                 <w:lang w:val="ru-RU"/>
               </w:rPr>
-              <w:t>Расстреляна</w:t>
-            </w:r>
-            <w:proofErr w:type="spellEnd"/>
-            <w:r>
-              <w:rPr>
-                <w:rFonts w:ascii="Arial" w:hAnsi="Arial" w:cs="Arial"/>
-                <w:sz w:val="16"/>
-                <w:szCs w:val="16"/>
-                <w:lang w:val="ru-RU"/>
-              </w:rPr>
-              <w:t xml:space="preserve"> 6 октября 1950 г. Место захоронения</w:t>
+              <w:t>Расстреляна 6 октября 1950 г. Место захоронения</w:t>
             </w:r>
             <w:r>
               <w:rPr>
@@ -10041,7 +8000,7 @@
               </w:rPr>
               <w:t xml:space="preserve"> </w:t>
             </w:r>
-            <w:hyperlink r:id="rId10" w:history="1">
+            <w:hyperlink r:id="rId27" w:history="1">
               <w:r>
                 <w:rPr>
                   <w:rStyle w:val="Hyperlink"/>
@@ -12014,1774 +9973,6 @@
 </w:styles>
 </file>
 
-<file path=word/charts/chart1.xml><?xml version="1.0" encoding="utf-8"?>
-<c:chartSpace xmlns:c="http://schemas.openxmlformats.org/drawingml/2006/chart" xmlns:a="http://schemas.openxmlformats.org/drawingml/2006/main" xmlns:r="http://schemas.openxmlformats.org/officeDocument/2006/relationships" xmlns:c16r2="http://schemas.microsoft.com/office/drawing/2015/06/chart">
-  <c:date1904 val="0"/>
-  <c:lang val="en-US"/>
-  <c:roundedCorners val="0"/>
-  <mc:AlternateContent xmlns:mc="http://schemas.openxmlformats.org/markup-compatibility/2006">
-    <mc:Choice xmlns:c14="http://schemas.microsoft.com/office/drawing/2007/8/2/chart" Requires="c14">
-      <c14:style val="102"/>
-    </mc:Choice>
-    <mc:Fallback>
-      <c:style val="2"/>
-    </mc:Fallback>
-  </mc:AlternateContent>
-  <c:chart>
-    <c:autoTitleDeleted val="1"/>
-    <c:view3D>
-      <c:rotX val="15"/>
-      <c:rotY val="20"/>
-      <c:rAngAx val="0"/>
-    </c:view3D>
-    <c:floor>
-      <c:thickness val="0"/>
-      <c:spPr>
-        <a:noFill/>
-        <a:ln>
-          <a:noFill/>
-        </a:ln>
-        <a:effectLst/>
-        <a:sp3d/>
-      </c:spPr>
-    </c:floor>
-    <c:sideWall>
-      <c:thickness val="0"/>
-      <c:spPr>
-        <a:noFill/>
-        <a:ln>
-          <a:noFill/>
-        </a:ln>
-        <a:effectLst/>
-        <a:sp3d/>
-      </c:spPr>
-    </c:sideWall>
-    <c:backWall>
-      <c:thickness val="0"/>
-      <c:spPr>
-        <a:noFill/>
-        <a:ln>
-          <a:noFill/>
-        </a:ln>
-        <a:effectLst/>
-        <a:sp3d/>
-      </c:spPr>
-    </c:backWall>
-    <c:plotArea>
-      <c:layout>
-        <c:manualLayout>
-          <c:layoutTarget val="inner"/>
-          <c:xMode val="edge"/>
-          <c:yMode val="edge"/>
-          <c:x val="2.8534073159209389E-2"/>
-          <c:y val="4.7551058779289751E-2"/>
-          <c:w val="0.91633860060807537"/>
-          <c:h val="0.83526212559209811"/>
-        </c:manualLayout>
-      </c:layout>
-      <c:bar3DChart>
-        <c:barDir val="col"/>
-        <c:grouping val="clustered"/>
-        <c:varyColors val="0"/>
-        <c:ser>
-          <c:idx val="0"/>
-          <c:order val="0"/>
-          <c:spPr>
-            <a:solidFill>
-              <a:schemeClr val="accent1"/>
-            </a:solidFill>
-            <a:ln>
-              <a:noFill/>
-            </a:ln>
-            <a:effectLst/>
-            <a:sp3d/>
-          </c:spPr>
-          <c:invertIfNegative val="0"/>
-          <c:dLbls>
-            <c:spPr>
-              <a:noFill/>
-              <a:ln>
-                <a:noFill/>
-              </a:ln>
-              <a:effectLst/>
-            </c:spPr>
-            <c:txPr>
-              <a:bodyPr rot="0" spcFirstLastPara="1" vertOverflow="ellipsis" vert="horz" wrap="square" lIns="38100" tIns="19050" rIns="38100" bIns="19050" anchor="ctr" anchorCtr="1">
-                <a:spAutoFit/>
-              </a:bodyPr>
-              <a:lstStyle/>
-              <a:p>
-                <a:pPr>
-                  <a:defRPr sz="800" b="0" i="0" u="none" strike="noStrike" kern="1200" baseline="0">
-                    <a:solidFill>
-                      <a:schemeClr val="tx1">
-                        <a:lumMod val="75000"/>
-                        <a:lumOff val="25000"/>
-                      </a:schemeClr>
-                    </a:solidFill>
-                    <a:latin typeface="Arial" panose="020B0604020202020204" pitchFamily="34" charset="0"/>
-                    <a:ea typeface="+mn-ea"/>
-                    <a:cs typeface="Arial" panose="020B0604020202020204" pitchFamily="34" charset="0"/>
-                  </a:defRPr>
-                </a:pPr>
-                <a:endParaRPr lang="en-US"/>
-              </a:p>
-            </c:txPr>
-            <c:showLegendKey val="0"/>
-            <c:showVal val="1"/>
-            <c:showCatName val="0"/>
-            <c:showSerName val="0"/>
-            <c:showPercent val="0"/>
-            <c:showBubbleSize val="0"/>
-            <c:showLeaderLines val="0"/>
-            <c:extLst>
-              <c:ext xmlns:c15="http://schemas.microsoft.com/office/drawing/2012/chart" uri="{CE6537A1-D6FC-4f65-9D91-7224C49458BB}">
-                <c15:showLeaderLines val="1"/>
-                <c15:leaderLines>
-                  <c:spPr>
-                    <a:ln w="9525" cap="flat" cmpd="sng" algn="ctr">
-                      <a:solidFill>
-                        <a:schemeClr val="tx1">
-                          <a:lumMod val="35000"/>
-                          <a:lumOff val="65000"/>
-                        </a:schemeClr>
-                      </a:solidFill>
-                      <a:round/>
-                    </a:ln>
-                    <a:effectLst/>
-                  </c:spPr>
-                </c15:leaderLines>
-              </c:ext>
-            </c:extLst>
-          </c:dLbls>
-          <c:cat>
-            <c:numRef>
-              <c:f>Австрийки!$A$4:$A$10</c:f>
-              <c:numCache>
-                <c:formatCode>General</c:formatCode>
-                <c:ptCount val="7"/>
-                <c:pt idx="0">
-                  <c:v>1937</c:v>
-                </c:pt>
-                <c:pt idx="1">
-                  <c:v>1938</c:v>
-                </c:pt>
-                <c:pt idx="2">
-                  <c:v>1942</c:v>
-                </c:pt>
-                <c:pt idx="3">
-                  <c:v>1943</c:v>
-                </c:pt>
-                <c:pt idx="4">
-                  <c:v>1950</c:v>
-                </c:pt>
-                <c:pt idx="5">
-                  <c:v>1951</c:v>
-                </c:pt>
-                <c:pt idx="6">
-                  <c:v>1952</c:v>
-                </c:pt>
-              </c:numCache>
-            </c:numRef>
-          </c:cat>
-          <c:val>
-            <c:numRef>
-              <c:f>Австрийки!$B$4:$B$10</c:f>
-              <c:numCache>
-                <c:formatCode>General</c:formatCode>
-                <c:ptCount val="7"/>
-                <c:pt idx="0">
-                  <c:v>3</c:v>
-                </c:pt>
-                <c:pt idx="1">
-                  <c:v>7</c:v>
-                </c:pt>
-                <c:pt idx="2">
-                  <c:v>1</c:v>
-                </c:pt>
-                <c:pt idx="3">
-                  <c:v>1</c:v>
-                </c:pt>
-                <c:pt idx="4">
-                  <c:v>1</c:v>
-                </c:pt>
-                <c:pt idx="5">
-                  <c:v>4</c:v>
-                </c:pt>
-                <c:pt idx="6">
-                  <c:v>1</c:v>
-                </c:pt>
-              </c:numCache>
-            </c:numRef>
-          </c:val>
-          <c:extLst>
-            <c:ext xmlns:c16="http://schemas.microsoft.com/office/drawing/2014/chart" uri="{C3380CC4-5D6E-409C-BE32-E72D297353CC}">
-              <c16:uniqueId val="{00000000-5F31-4922-B1A7-6D50884EA6F7}"/>
-            </c:ext>
-          </c:extLst>
-        </c:ser>
-        <c:dLbls>
-          <c:showLegendKey val="0"/>
-          <c:showVal val="0"/>
-          <c:showCatName val="0"/>
-          <c:showSerName val="0"/>
-          <c:showPercent val="0"/>
-          <c:showBubbleSize val="0"/>
-        </c:dLbls>
-        <c:gapWidth val="81"/>
-        <c:shape val="box"/>
-        <c:axId val="904673775"/>
-        <c:axId val="904655055"/>
-        <c:axId val="0"/>
-      </c:bar3DChart>
-      <c:catAx>
-        <c:axId val="904673775"/>
-        <c:scaling>
-          <c:orientation val="minMax"/>
-        </c:scaling>
-        <c:delete val="0"/>
-        <c:axPos val="b"/>
-        <c:numFmt formatCode="General" sourceLinked="1"/>
-        <c:majorTickMark val="out"/>
-        <c:minorTickMark val="none"/>
-        <c:tickLblPos val="nextTo"/>
-        <c:spPr>
-          <a:noFill/>
-          <a:ln w="9525" cap="flat" cmpd="sng" algn="ctr">
-            <a:solidFill>
-              <a:schemeClr val="tx1">
-                <a:lumMod val="15000"/>
-                <a:lumOff val="85000"/>
-              </a:schemeClr>
-            </a:solidFill>
-            <a:round/>
-          </a:ln>
-          <a:effectLst/>
-        </c:spPr>
-        <c:txPr>
-          <a:bodyPr rot="-60000000" spcFirstLastPara="1" vertOverflow="ellipsis" vert="horz" wrap="square" anchor="ctr" anchorCtr="1"/>
-          <a:lstStyle/>
-          <a:p>
-            <a:pPr>
-              <a:defRPr sz="900" b="0" i="0" u="none" strike="noStrike" kern="1200" baseline="-10000">
-                <a:solidFill>
-                  <a:schemeClr val="tx1">
-                    <a:lumMod val="65000"/>
-                    <a:lumOff val="35000"/>
-                  </a:schemeClr>
-                </a:solidFill>
-                <a:latin typeface="Arial" panose="020B0604020202020204" pitchFamily="34" charset="0"/>
-                <a:ea typeface="+mn-ea"/>
-                <a:cs typeface="+mn-cs"/>
-              </a:defRPr>
-            </a:pPr>
-            <a:endParaRPr lang="en-US"/>
-          </a:p>
-        </c:txPr>
-        <c:crossAx val="904655055"/>
-        <c:crosses val="autoZero"/>
-        <c:auto val="0"/>
-        <c:lblAlgn val="ctr"/>
-        <c:lblOffset val="100"/>
-        <c:noMultiLvlLbl val="0"/>
-      </c:catAx>
-      <c:valAx>
-        <c:axId val="904655055"/>
-        <c:scaling>
-          <c:orientation val="minMax"/>
-          <c:max val="10"/>
-          <c:min val="0"/>
-        </c:scaling>
-        <c:delete val="1"/>
-        <c:axPos val="l"/>
-        <c:numFmt formatCode="General" sourceLinked="1"/>
-        <c:majorTickMark val="out"/>
-        <c:minorTickMark val="none"/>
-        <c:tickLblPos val="nextTo"/>
-        <c:crossAx val="904673775"/>
-        <c:crosses val="autoZero"/>
-        <c:crossBetween val="between"/>
-        <c:majorUnit val="2"/>
-        <c:minorUnit val="1"/>
-      </c:valAx>
-      <c:spPr>
-        <a:noFill/>
-        <a:ln>
-          <a:noFill/>
-        </a:ln>
-        <a:effectLst/>
-      </c:spPr>
-    </c:plotArea>
-    <c:plotVisOnly val="1"/>
-    <c:dispBlanksAs val="gap"/>
-    <c:extLst>
-      <c:ext xmlns:c16r3="http://schemas.microsoft.com/office/drawing/2017/03/chart" uri="{56B9EC1D-385E-4148-901F-78D8002777C0}">
-        <c16r3:dataDisplayOptions16>
-          <c16r3:dispNaAsBlank val="1"/>
-        </c16r3:dataDisplayOptions16>
-      </c:ext>
-    </c:extLst>
-    <c:showDLblsOverMax val="0"/>
-  </c:chart>
-  <c:spPr>
-    <a:solidFill>
-      <a:schemeClr val="bg1"/>
-    </a:solidFill>
-    <a:ln w="9525" cap="flat" cmpd="sng" algn="ctr">
-      <a:solidFill>
-        <a:schemeClr val="tx1">
-          <a:lumMod val="15000"/>
-          <a:lumOff val="85000"/>
-        </a:schemeClr>
-      </a:solidFill>
-      <a:round/>
-    </a:ln>
-    <a:effectLst/>
-  </c:spPr>
-  <c:txPr>
-    <a:bodyPr/>
-    <a:lstStyle/>
-    <a:p>
-      <a:pPr>
-        <a:defRPr/>
-      </a:pPr>
-      <a:endParaRPr lang="en-US"/>
-    </a:p>
-  </c:txPr>
-  <c:externalData r:id="rId3">
-    <c:autoUpdate val="0"/>
-  </c:externalData>
-</c:chartSpace>
-</file>
-
-<file path=word/charts/chart2.xml><?xml version="1.0" encoding="utf-8"?>
-<c:chartSpace xmlns:c="http://schemas.openxmlformats.org/drawingml/2006/chart" xmlns:a="http://schemas.openxmlformats.org/drawingml/2006/main" xmlns:r="http://schemas.openxmlformats.org/officeDocument/2006/relationships" xmlns:c16r2="http://schemas.microsoft.com/office/drawing/2015/06/chart">
-  <c:date1904 val="0"/>
-  <c:lang val="en-US"/>
-  <c:roundedCorners val="0"/>
-  <mc:AlternateContent xmlns:mc="http://schemas.openxmlformats.org/markup-compatibility/2006">
-    <mc:Choice xmlns:c14="http://schemas.microsoft.com/office/drawing/2007/8/2/chart" Requires="c14">
-      <c14:style val="102"/>
-    </mc:Choice>
-    <mc:Fallback>
-      <c:style val="2"/>
-    </mc:Fallback>
-  </mc:AlternateContent>
-  <c:clrMapOvr bg1="lt1" tx1="dk1" bg2="lt2" tx2="dk2" accent1="accent1" accent2="accent2" accent3="accent3" accent4="accent4" accent5="accent5" accent6="accent6" hlink="hlink" folHlink="folHlink"/>
-  <c:chart>
-    <c:autoTitleDeleted val="1"/>
-    <c:view3D>
-      <c:rotX val="0"/>
-      <c:rotY val="20"/>
-      <c:rAngAx val="0"/>
-    </c:view3D>
-    <c:floor>
-      <c:thickness val="0"/>
-      <c:spPr>
-        <a:noFill/>
-        <a:ln>
-          <a:noFill/>
-        </a:ln>
-        <a:effectLst/>
-        <a:sp3d/>
-      </c:spPr>
-    </c:floor>
-    <c:sideWall>
-      <c:thickness val="0"/>
-      <c:spPr>
-        <a:noFill/>
-        <a:ln>
-          <a:noFill/>
-        </a:ln>
-        <a:effectLst/>
-        <a:sp3d/>
-      </c:spPr>
-    </c:sideWall>
-    <c:backWall>
-      <c:thickness val="0"/>
-      <c:spPr>
-        <a:noFill/>
-        <a:ln>
-          <a:noFill/>
-        </a:ln>
-        <a:effectLst/>
-        <a:sp3d/>
-      </c:spPr>
-    </c:backWall>
-    <c:plotArea>
-      <c:layout>
-        <c:manualLayout>
-          <c:layoutTarget val="inner"/>
-          <c:xMode val="edge"/>
-          <c:yMode val="edge"/>
-          <c:x val="7.7611873570040221E-2"/>
-          <c:y val="4.9595633790416559E-2"/>
-          <c:w val="0.78842329156481605"/>
-          <c:h val="0.65784898081152554"/>
-        </c:manualLayout>
-      </c:layout>
-      <c:bar3DChart>
-        <c:barDir val="col"/>
-        <c:grouping val="clustered"/>
-        <c:varyColors val="0"/>
-        <c:ser>
-          <c:idx val="0"/>
-          <c:order val="0"/>
-          <c:spPr>
-            <a:solidFill>
-              <a:srgbClr val="4472C4"/>
-            </a:solidFill>
-            <a:ln>
-              <a:noFill/>
-            </a:ln>
-            <a:effectLst/>
-            <a:sp3d/>
-          </c:spPr>
-          <c:invertIfNegative val="0"/>
-          <c:dLbls>
-            <c:spPr>
-              <a:noFill/>
-              <a:ln>
-                <a:noFill/>
-              </a:ln>
-              <a:effectLst/>
-            </c:spPr>
-            <c:txPr>
-              <a:bodyPr rot="0" spcFirstLastPara="1" vertOverflow="ellipsis" vert="horz" wrap="square" lIns="38100" tIns="19050" rIns="38100" bIns="19050" anchor="ctr" anchorCtr="1">
-                <a:spAutoFit/>
-              </a:bodyPr>
-              <a:lstStyle/>
-              <a:p>
-                <a:pPr>
-                  <a:defRPr sz="800" b="0" i="0" u="none" strike="noStrike" kern="1200" baseline="0">
-                    <a:solidFill>
-                      <a:schemeClr val="tx1">
-                        <a:lumMod val="75000"/>
-                        <a:lumOff val="25000"/>
-                      </a:schemeClr>
-                    </a:solidFill>
-                    <a:latin typeface="Arial" panose="020B0604020202020204" pitchFamily="34" charset="0"/>
-                    <a:ea typeface="+mn-ea"/>
-                    <a:cs typeface="Arial" panose="020B0604020202020204" pitchFamily="34" charset="0"/>
-                  </a:defRPr>
-                </a:pPr>
-                <a:endParaRPr lang="en-US"/>
-              </a:p>
-            </c:txPr>
-            <c:showLegendKey val="0"/>
-            <c:showVal val="1"/>
-            <c:showCatName val="0"/>
-            <c:showSerName val="0"/>
-            <c:showPercent val="0"/>
-            <c:showBubbleSize val="0"/>
-            <c:separator>
-</c:separator>
-            <c:showLeaderLines val="0"/>
-            <c:extLst>
-              <c:ext xmlns:c15="http://schemas.microsoft.com/office/drawing/2012/chart" uri="{CE6537A1-D6FC-4f65-9D91-7224C49458BB}">
-                <c15:showLeaderLines val="1"/>
-                <c15:leaderLines>
-                  <c:spPr>
-                    <a:ln w="9525" cap="flat" cmpd="sng" algn="ctr">
-                      <a:solidFill>
-                        <a:schemeClr val="tx1">
-                          <a:lumMod val="35000"/>
-                          <a:lumOff val="65000"/>
-                        </a:schemeClr>
-                      </a:solidFill>
-                      <a:round/>
-                    </a:ln>
-                    <a:effectLst/>
-                  </c:spPr>
-                </c15:leaderLines>
-              </c:ext>
-            </c:extLst>
-          </c:dLbls>
-          <c:cat>
-            <c:strRef>
-              <c:f>Чувашки!$A$7:$A$13</c:f>
-              <c:strCache>
-                <c:ptCount val="7"/>
-                <c:pt idx="0">
-                  <c:v>36-40   лет</c:v>
-                </c:pt>
-                <c:pt idx="1">
-                  <c:v>41-45  лет</c:v>
-                </c:pt>
-                <c:pt idx="2">
-                  <c:v>46-50   лет</c:v>
-                </c:pt>
-                <c:pt idx="3">
-                  <c:v>51-55   лет</c:v>
-                </c:pt>
-                <c:pt idx="4">
-                  <c:v>56-60   лет</c:v>
-                </c:pt>
-                <c:pt idx="5">
-                  <c:v>61-65   лет</c:v>
-                </c:pt>
-                <c:pt idx="6">
-                  <c:v>66-70  лет</c:v>
-                </c:pt>
-              </c:strCache>
-            </c:strRef>
-          </c:cat>
-          <c:val>
-            <c:numRef>
-              <c:f>Чувашки!$B$7:$B$13</c:f>
-              <c:numCache>
-                <c:formatCode>General</c:formatCode>
-                <c:ptCount val="7"/>
-                <c:pt idx="0">
-                  <c:v>1</c:v>
-                </c:pt>
-                <c:pt idx="1">
-                  <c:v>4</c:v>
-                </c:pt>
-                <c:pt idx="2">
-                  <c:v>3</c:v>
-                </c:pt>
-                <c:pt idx="3">
-                  <c:v>5</c:v>
-                </c:pt>
-                <c:pt idx="4">
-                  <c:v>6</c:v>
-                </c:pt>
-                <c:pt idx="5">
-                  <c:v>1</c:v>
-                </c:pt>
-                <c:pt idx="6">
-                  <c:v>2</c:v>
-                </c:pt>
-              </c:numCache>
-            </c:numRef>
-          </c:val>
-          <c:extLst>
-            <c:ext xmlns:c16="http://schemas.microsoft.com/office/drawing/2014/chart" uri="{C3380CC4-5D6E-409C-BE32-E72D297353CC}">
-              <c16:uniqueId val="{00000000-5576-435A-A1D1-2262C21CB8F2}"/>
-            </c:ext>
-          </c:extLst>
-        </c:ser>
-        <c:dLbls>
-          <c:showLegendKey val="0"/>
-          <c:showVal val="0"/>
-          <c:showCatName val="0"/>
-          <c:showSerName val="0"/>
-          <c:showPercent val="0"/>
-          <c:showBubbleSize val="0"/>
-        </c:dLbls>
-        <c:gapWidth val="83"/>
-        <c:shape val="box"/>
-        <c:axId val="904673775"/>
-        <c:axId val="904655055"/>
-        <c:axId val="0"/>
-      </c:bar3DChart>
-      <c:catAx>
-        <c:axId val="904673775"/>
-        <c:scaling>
-          <c:orientation val="minMax"/>
-        </c:scaling>
-        <c:delete val="0"/>
-        <c:axPos val="b"/>
-        <c:numFmt formatCode="General" sourceLinked="1"/>
-        <c:majorTickMark val="out"/>
-        <c:minorTickMark val="none"/>
-        <c:tickLblPos val="nextTo"/>
-        <c:spPr>
-          <a:noFill/>
-          <a:ln w="9525" cap="flat" cmpd="sng" algn="ctr">
-            <a:solidFill>
-              <a:schemeClr val="tx1">
-                <a:lumMod val="15000"/>
-                <a:lumOff val="85000"/>
-              </a:schemeClr>
-            </a:solidFill>
-            <a:round/>
-          </a:ln>
-          <a:effectLst/>
-        </c:spPr>
-        <c:txPr>
-          <a:bodyPr rot="0" spcFirstLastPara="1" vertOverflow="ellipsis" wrap="square" anchor="ctr" anchorCtr="1"/>
-          <a:lstStyle/>
-          <a:p>
-            <a:pPr>
-              <a:defRPr sz="900" b="0" i="0" u="none" strike="noStrike" kern="1200" baseline="-10000">
-                <a:solidFill>
-                  <a:schemeClr val="tx1">
-                    <a:lumMod val="65000"/>
-                    <a:lumOff val="35000"/>
-                  </a:schemeClr>
-                </a:solidFill>
-                <a:latin typeface="Arial" panose="020B0604020202020204" pitchFamily="34" charset="0"/>
-                <a:ea typeface="+mn-ea"/>
-                <a:cs typeface="+mn-cs"/>
-              </a:defRPr>
-            </a:pPr>
-            <a:endParaRPr lang="en-US"/>
-          </a:p>
-        </c:txPr>
-        <c:crossAx val="904655055"/>
-        <c:crossesAt val="0"/>
-        <c:auto val="0"/>
-        <c:lblAlgn val="ctr"/>
-        <c:lblOffset val="100"/>
-        <c:noMultiLvlLbl val="0"/>
-      </c:catAx>
-      <c:valAx>
-        <c:axId val="904655055"/>
-        <c:scaling>
-          <c:orientation val="minMax"/>
-          <c:max val="6"/>
-          <c:min val="0"/>
-        </c:scaling>
-        <c:delete val="1"/>
-        <c:axPos val="l"/>
-        <c:numFmt formatCode="General" sourceLinked="1"/>
-        <c:majorTickMark val="out"/>
-        <c:minorTickMark val="none"/>
-        <c:tickLblPos val="nextTo"/>
-        <c:crossAx val="904673775"/>
-        <c:crosses val="autoZero"/>
-        <c:crossBetween val="between"/>
-        <c:majorUnit val="2"/>
-        <c:minorUnit val="1"/>
-      </c:valAx>
-      <c:spPr>
-        <a:noFill/>
-        <a:ln>
-          <a:noFill/>
-        </a:ln>
-        <a:effectLst/>
-      </c:spPr>
-    </c:plotArea>
-    <c:plotVisOnly val="1"/>
-    <c:dispBlanksAs val="gap"/>
-    <c:extLst>
-      <c:ext xmlns:c16r3="http://schemas.microsoft.com/office/drawing/2017/03/chart" uri="{56B9EC1D-385E-4148-901F-78D8002777C0}">
-        <c16r3:dataDisplayOptions16>
-          <c16r3:dispNaAsBlank val="1"/>
-        </c16r3:dataDisplayOptions16>
-      </c:ext>
-    </c:extLst>
-    <c:showDLblsOverMax val="0"/>
-  </c:chart>
-  <c:spPr>
-    <a:solidFill>
-      <a:schemeClr val="bg1"/>
-    </a:solidFill>
-    <a:ln w="9525" cap="flat" cmpd="sng" algn="ctr">
-      <a:solidFill>
-        <a:schemeClr val="tx1">
-          <a:lumMod val="15000"/>
-          <a:lumOff val="85000"/>
-        </a:schemeClr>
-      </a:solidFill>
-      <a:round/>
-    </a:ln>
-    <a:effectLst/>
-  </c:spPr>
-  <c:txPr>
-    <a:bodyPr/>
-    <a:lstStyle/>
-    <a:p>
-      <a:pPr>
-        <a:defRPr/>
-      </a:pPr>
-      <a:endParaRPr lang="en-US"/>
-    </a:p>
-  </c:txPr>
-  <c:externalData r:id="rId4">
-    <c:autoUpdate val="0"/>
-  </c:externalData>
-</c:chartSpace>
-</file>
-
-<file path=word/charts/colors1.xml><?xml version="1.0" encoding="utf-8"?>
-<cs:colorStyle xmlns:cs="http://schemas.microsoft.com/office/drawing/2012/chartStyle" xmlns:a="http://schemas.openxmlformats.org/drawingml/2006/main" meth="cycle" id="10">
-  <a:schemeClr val="accent1"/>
-  <a:schemeClr val="accent2"/>
-  <a:schemeClr val="accent3"/>
-  <a:schemeClr val="accent4"/>
-  <a:schemeClr val="accent5"/>
-  <a:schemeClr val="accent6"/>
-  <cs:variation/>
-  <cs:variation>
-    <a:lumMod val="60000"/>
-  </cs:variation>
-  <cs:variation>
-    <a:lumMod val="80000"/>
-    <a:lumOff val="20000"/>
-  </cs:variation>
-  <cs:variation>
-    <a:lumMod val="80000"/>
-  </cs:variation>
-  <cs:variation>
-    <a:lumMod val="60000"/>
-    <a:lumOff val="40000"/>
-  </cs:variation>
-  <cs:variation>
-    <a:lumMod val="50000"/>
-  </cs:variation>
-  <cs:variation>
-    <a:lumMod val="70000"/>
-    <a:lumOff val="30000"/>
-  </cs:variation>
-  <cs:variation>
-    <a:lumMod val="70000"/>
-  </cs:variation>
-  <cs:variation>
-    <a:lumMod val="50000"/>
-    <a:lumOff val="50000"/>
-  </cs:variation>
-</cs:colorStyle>
-</file>
-
-<file path=word/charts/colors2.xml><?xml version="1.0" encoding="utf-8"?>
-<cs:colorStyle xmlns:cs="http://schemas.microsoft.com/office/drawing/2012/chartStyle" xmlns:a="http://schemas.openxmlformats.org/drawingml/2006/main" meth="cycle" id="10">
-  <a:schemeClr val="accent1"/>
-  <a:schemeClr val="accent2"/>
-  <a:schemeClr val="accent3"/>
-  <a:schemeClr val="accent4"/>
-  <a:schemeClr val="accent5"/>
-  <a:schemeClr val="accent6"/>
-  <cs:variation/>
-  <cs:variation>
-    <a:lumMod val="60000"/>
-  </cs:variation>
-  <cs:variation>
-    <a:lumMod val="80000"/>
-    <a:lumOff val="20000"/>
-  </cs:variation>
-  <cs:variation>
-    <a:lumMod val="80000"/>
-  </cs:variation>
-  <cs:variation>
-    <a:lumMod val="60000"/>
-    <a:lumOff val="40000"/>
-  </cs:variation>
-  <cs:variation>
-    <a:lumMod val="50000"/>
-  </cs:variation>
-  <cs:variation>
-    <a:lumMod val="70000"/>
-    <a:lumOff val="30000"/>
-  </cs:variation>
-  <cs:variation>
-    <a:lumMod val="70000"/>
-  </cs:variation>
-  <cs:variation>
-    <a:lumMod val="50000"/>
-    <a:lumOff val="50000"/>
-  </cs:variation>
-</cs:colorStyle>
-</file>
-
-<file path=word/charts/style1.xml><?xml version="1.0" encoding="utf-8"?>
-<cs:chartStyle xmlns:cs="http://schemas.microsoft.com/office/drawing/2012/chartStyle" xmlns:a="http://schemas.openxmlformats.org/drawingml/2006/main" id="332">
-  <cs:axisTitle>
-    <cs:lnRef idx="0"/>
-    <cs:fillRef idx="0"/>
-    <cs:effectRef idx="0"/>
-    <cs:fontRef idx="minor">
-      <a:schemeClr val="tx1">
-        <a:lumMod val="65000"/>
-        <a:lumOff val="35000"/>
-      </a:schemeClr>
-    </cs:fontRef>
-    <cs:defRPr sz="1000" kern="1200"/>
-  </cs:axisTitle>
-  <cs:categoryAxis>
-    <cs:lnRef idx="0"/>
-    <cs:fillRef idx="0"/>
-    <cs:effectRef idx="0"/>
-    <cs:fontRef idx="minor">
-      <a:schemeClr val="tx1">
-        <a:lumMod val="65000"/>
-        <a:lumOff val="35000"/>
-      </a:schemeClr>
-    </cs:fontRef>
-    <cs:spPr>
-      <a:ln w="9525" cap="flat" cmpd="sng" algn="ctr">
-        <a:solidFill>
-          <a:schemeClr val="tx1">
-            <a:lumMod val="15000"/>
-            <a:lumOff val="85000"/>
-          </a:schemeClr>
-        </a:solidFill>
-        <a:round/>
-      </a:ln>
-    </cs:spPr>
-    <cs:defRPr sz="900" kern="1200"/>
-  </cs:categoryAxis>
-  <cs:chartArea mods="allowNoFillOverride allowNoLineOverride">
-    <cs:lnRef idx="0"/>
-    <cs:fillRef idx="0"/>
-    <cs:effectRef idx="0"/>
-    <cs:fontRef idx="minor">
-      <a:schemeClr val="tx1"/>
-    </cs:fontRef>
-    <cs:spPr>
-      <a:solidFill>
-        <a:schemeClr val="bg1"/>
-      </a:solidFill>
-      <a:ln w="9525" cap="flat" cmpd="sng" algn="ctr">
-        <a:solidFill>
-          <a:schemeClr val="tx1">
-            <a:lumMod val="15000"/>
-            <a:lumOff val="85000"/>
-          </a:schemeClr>
-        </a:solidFill>
-        <a:round/>
-      </a:ln>
-    </cs:spPr>
-    <cs:defRPr sz="1000" kern="1200"/>
-  </cs:chartArea>
-  <cs:dataLabel>
-    <cs:lnRef idx="0"/>
-    <cs:fillRef idx="0"/>
-    <cs:effectRef idx="0"/>
-    <cs:fontRef idx="minor">
-      <a:schemeClr val="tx1">
-        <a:lumMod val="75000"/>
-        <a:lumOff val="25000"/>
-      </a:schemeClr>
-    </cs:fontRef>
-    <cs:defRPr sz="900" kern="1200"/>
-  </cs:dataLabel>
-  <cs:dataLabelCallout>
-    <cs:lnRef idx="0"/>
-    <cs:fillRef idx="0"/>
-    <cs:effectRef idx="0"/>
-    <cs:fontRef idx="minor">
-      <a:schemeClr val="dk1">
-        <a:lumMod val="65000"/>
-        <a:lumOff val="35000"/>
-      </a:schemeClr>
-    </cs:fontRef>
-    <cs:spPr>
-      <a:solidFill>
-        <a:schemeClr val="lt1"/>
-      </a:solidFill>
-      <a:ln>
-        <a:solidFill>
-          <a:schemeClr val="dk1">
-            <a:lumMod val="25000"/>
-            <a:lumOff val="75000"/>
-          </a:schemeClr>
-        </a:solidFill>
-      </a:ln>
-    </cs:spPr>
-    <cs:defRPr sz="900" kern="1200"/>
-    <cs:bodyPr rot="0" spcFirstLastPara="1" vertOverflow="clip" horzOverflow="clip" vert="horz" wrap="square" lIns="36576" tIns="18288" rIns="36576" bIns="18288" anchor="ctr" anchorCtr="1">
-      <a:spAutoFit/>
-    </cs:bodyPr>
-  </cs:dataLabelCallout>
-  <cs:dataPoint>
-    <cs:lnRef idx="0"/>
-    <cs:fillRef idx="1">
-      <cs:styleClr val="auto"/>
-    </cs:fillRef>
-    <cs:effectRef idx="0"/>
-    <cs:fontRef idx="minor">
-      <a:schemeClr val="tx1"/>
-    </cs:fontRef>
-  </cs:dataPoint>
-  <cs:dataPoint3D>
-    <cs:lnRef idx="0"/>
-    <cs:fillRef idx="1">
-      <cs:styleClr val="auto"/>
-    </cs:fillRef>
-    <cs:effectRef idx="0"/>
-    <cs:fontRef idx="minor">
-      <a:schemeClr val="tx1"/>
-    </cs:fontRef>
-  </cs:dataPoint3D>
-  <cs:dataPointLine>
-    <cs:lnRef idx="0">
-      <cs:styleClr val="auto"/>
-    </cs:lnRef>
-    <cs:fillRef idx="1"/>
-    <cs:effectRef idx="0"/>
-    <cs:fontRef idx="minor">
-      <a:schemeClr val="tx1"/>
-    </cs:fontRef>
-    <cs:spPr>
-      <a:ln w="28575" cap="rnd">
-        <a:solidFill>
-          <a:schemeClr val="phClr"/>
-        </a:solidFill>
-        <a:round/>
-      </a:ln>
-    </cs:spPr>
-  </cs:dataPointLine>
-  <cs:dataPointMarker>
-    <cs:lnRef idx="0">
-      <cs:styleClr val="auto"/>
-    </cs:lnRef>
-    <cs:fillRef idx="1">
-      <cs:styleClr val="auto"/>
-    </cs:fillRef>
-    <cs:effectRef idx="0"/>
-    <cs:fontRef idx="minor">
-      <a:schemeClr val="tx1"/>
-    </cs:fontRef>
-    <cs:spPr>
-      <a:ln w="9525">
-        <a:solidFill>
-          <a:schemeClr val="phClr"/>
-        </a:solidFill>
-      </a:ln>
-    </cs:spPr>
-  </cs:dataPointMarker>
-  <cs:dataPointMarkerLayout symbol="circle" size="5"/>
-  <cs:dataPointWireframe>
-    <cs:lnRef idx="0">
-      <cs:styleClr val="auto"/>
-    </cs:lnRef>
-    <cs:fillRef idx="1"/>
-    <cs:effectRef idx="0"/>
-    <cs:fontRef idx="minor">
-      <a:schemeClr val="tx1"/>
-    </cs:fontRef>
-    <cs:spPr>
-      <a:ln w="9525" cap="rnd">
-        <a:solidFill>
-          <a:schemeClr val="phClr"/>
-        </a:solidFill>
-        <a:round/>
-      </a:ln>
-    </cs:spPr>
-  </cs:dataPointWireframe>
-  <cs:dataTable>
-    <cs:lnRef idx="0"/>
-    <cs:fillRef idx="0"/>
-    <cs:effectRef idx="0"/>
-    <cs:fontRef idx="minor">
-      <a:schemeClr val="tx1">
-        <a:lumMod val="65000"/>
-        <a:lumOff val="35000"/>
-      </a:schemeClr>
-    </cs:fontRef>
-    <cs:spPr>
-      <a:noFill/>
-      <a:ln w="9525" cap="flat" cmpd="sng" algn="ctr">
-        <a:solidFill>
-          <a:schemeClr val="tx1">
-            <a:lumMod val="15000"/>
-            <a:lumOff val="85000"/>
-          </a:schemeClr>
-        </a:solidFill>
-        <a:round/>
-      </a:ln>
-    </cs:spPr>
-    <cs:defRPr sz="900" kern="1200"/>
-  </cs:dataTable>
-  <cs:downBar>
-    <cs:lnRef idx="0"/>
-    <cs:fillRef idx="0"/>
-    <cs:effectRef idx="0"/>
-    <cs:fontRef idx="minor">
-      <a:schemeClr val="dk1"/>
-    </cs:fontRef>
-    <cs:spPr>
-      <a:solidFill>
-        <a:schemeClr val="dk1">
-          <a:lumMod val="65000"/>
-          <a:lumOff val="35000"/>
-        </a:schemeClr>
-      </a:solidFill>
-      <a:ln w="9525">
-        <a:solidFill>
-          <a:schemeClr val="tx1">
-            <a:lumMod val="65000"/>
-            <a:lumOff val="35000"/>
-          </a:schemeClr>
-        </a:solidFill>
-      </a:ln>
-    </cs:spPr>
-  </cs:downBar>
-  <cs:dropLine>
-    <cs:lnRef idx="0"/>
-    <cs:fillRef idx="0"/>
-    <cs:effectRef idx="0"/>
-    <cs:fontRef idx="minor">
-      <a:schemeClr val="tx1"/>
-    </cs:fontRef>
-    <cs:spPr>
-      <a:ln w="9525" cap="flat" cmpd="sng" algn="ctr">
-        <a:solidFill>
-          <a:schemeClr val="tx1">
-            <a:lumMod val="35000"/>
-            <a:lumOff val="65000"/>
-          </a:schemeClr>
-        </a:solidFill>
-        <a:round/>
-      </a:ln>
-    </cs:spPr>
-  </cs:dropLine>
-  <cs:errorBar>
-    <cs:lnRef idx="0"/>
-    <cs:fillRef idx="0"/>
-    <cs:effectRef idx="0"/>
-    <cs:fontRef idx="minor">
-      <a:schemeClr val="tx1"/>
-    </cs:fontRef>
-    <cs:spPr>
-      <a:ln w="9525" cap="flat" cmpd="sng" algn="ctr">
-        <a:solidFill>
-          <a:schemeClr val="tx1">
-            <a:lumMod val="65000"/>
-            <a:lumOff val="35000"/>
-          </a:schemeClr>
-        </a:solidFill>
-        <a:round/>
-      </a:ln>
-    </cs:spPr>
-  </cs:errorBar>
-  <cs:floor>
-    <cs:lnRef idx="0"/>
-    <cs:fillRef idx="0"/>
-    <cs:effectRef idx="0"/>
-    <cs:fontRef idx="minor">
-      <a:schemeClr val="tx1"/>
-    </cs:fontRef>
-    <cs:spPr>
-      <a:noFill/>
-      <a:ln>
-        <a:noFill/>
-      </a:ln>
-    </cs:spPr>
-  </cs:floor>
-  <cs:gridlineMajor>
-    <cs:lnRef idx="0"/>
-    <cs:fillRef idx="0"/>
-    <cs:effectRef idx="0"/>
-    <cs:fontRef idx="minor">
-      <a:schemeClr val="tx1"/>
-    </cs:fontRef>
-    <cs:spPr>
-      <a:ln w="9525" cap="flat" cmpd="sng" algn="ctr">
-        <a:solidFill>
-          <a:schemeClr val="tx1">
-            <a:lumMod val="15000"/>
-            <a:lumOff val="85000"/>
-          </a:schemeClr>
-        </a:solidFill>
-        <a:round/>
-      </a:ln>
-    </cs:spPr>
-  </cs:gridlineMajor>
-  <cs:gridlineMinor>
-    <cs:lnRef idx="0"/>
-    <cs:fillRef idx="0"/>
-    <cs:effectRef idx="0"/>
-    <cs:fontRef idx="minor">
-      <a:schemeClr val="tx1"/>
-    </cs:fontRef>
-    <cs:spPr>
-      <a:ln w="9525" cap="flat" cmpd="sng" algn="ctr">
-        <a:solidFill>
-          <a:schemeClr val="tx1">
-            <a:lumMod val="5000"/>
-            <a:lumOff val="95000"/>
-          </a:schemeClr>
-        </a:solidFill>
-        <a:round/>
-      </a:ln>
-    </cs:spPr>
-  </cs:gridlineMinor>
-  <cs:hiLoLine>
-    <cs:lnRef idx="0"/>
-    <cs:fillRef idx="0"/>
-    <cs:effectRef idx="0"/>
-    <cs:fontRef idx="minor">
-      <a:schemeClr val="tx1"/>
-    </cs:fontRef>
-    <cs:spPr>
-      <a:ln w="9525" cap="flat" cmpd="sng" algn="ctr">
-        <a:solidFill>
-          <a:schemeClr val="tx1">
-            <a:lumMod val="75000"/>
-            <a:lumOff val="25000"/>
-          </a:schemeClr>
-        </a:solidFill>
-        <a:round/>
-      </a:ln>
-    </cs:spPr>
-  </cs:hiLoLine>
-  <cs:leaderLine>
-    <cs:lnRef idx="0"/>
-    <cs:fillRef idx="0"/>
-    <cs:effectRef idx="0"/>
-    <cs:fontRef idx="minor">
-      <a:schemeClr val="tx1"/>
-    </cs:fontRef>
-    <cs:spPr>
-      <a:ln w="9525" cap="flat" cmpd="sng" algn="ctr">
-        <a:solidFill>
-          <a:schemeClr val="tx1">
-            <a:lumMod val="35000"/>
-            <a:lumOff val="65000"/>
-          </a:schemeClr>
-        </a:solidFill>
-        <a:round/>
-      </a:ln>
-    </cs:spPr>
-  </cs:leaderLine>
-  <cs:legend>
-    <cs:lnRef idx="0"/>
-    <cs:fillRef idx="0"/>
-    <cs:effectRef idx="0"/>
-    <cs:fontRef idx="minor">
-      <a:schemeClr val="tx1">
-        <a:lumMod val="65000"/>
-        <a:lumOff val="35000"/>
-      </a:schemeClr>
-    </cs:fontRef>
-    <cs:defRPr sz="900" kern="1200"/>
-  </cs:legend>
-  <cs:plotArea mods="allowNoFillOverride allowNoLineOverride">
-    <cs:lnRef idx="0"/>
-    <cs:fillRef idx="0"/>
-    <cs:effectRef idx="0"/>
-    <cs:fontRef idx="minor">
-      <a:schemeClr val="tx1"/>
-    </cs:fontRef>
-  </cs:plotArea>
-  <cs:plotArea3D mods="allowNoFillOverride allowNoLineOverride">
-    <cs:lnRef idx="0"/>
-    <cs:fillRef idx="0"/>
-    <cs:effectRef idx="0"/>
-    <cs:fontRef idx="minor">
-      <a:schemeClr val="tx1"/>
-    </cs:fontRef>
-  </cs:plotArea3D>
-  <cs:seriesAxis>
-    <cs:lnRef idx="0"/>
-    <cs:fillRef idx="0"/>
-    <cs:effectRef idx="0"/>
-    <cs:fontRef idx="minor">
-      <a:schemeClr val="tx1">
-        <a:lumMod val="65000"/>
-        <a:lumOff val="35000"/>
-      </a:schemeClr>
-    </cs:fontRef>
-    <cs:defRPr sz="900" kern="1200"/>
-  </cs:seriesAxis>
-  <cs:seriesLine>
-    <cs:lnRef idx="0"/>
-    <cs:fillRef idx="0"/>
-    <cs:effectRef idx="0"/>
-    <cs:fontRef idx="minor">
-      <a:schemeClr val="tx1"/>
-    </cs:fontRef>
-    <cs:spPr>
-      <a:ln w="9525" cap="flat" cmpd="sng" algn="ctr">
-        <a:solidFill>
-          <a:schemeClr val="tx1">
-            <a:lumMod val="35000"/>
-            <a:lumOff val="65000"/>
-          </a:schemeClr>
-        </a:solidFill>
-        <a:round/>
-      </a:ln>
-    </cs:spPr>
-  </cs:seriesLine>
-  <cs:title>
-    <cs:lnRef idx="0"/>
-    <cs:fillRef idx="0"/>
-    <cs:effectRef idx="0"/>
-    <cs:fontRef idx="minor">
-      <a:schemeClr val="tx1">
-        <a:lumMod val="65000"/>
-        <a:lumOff val="35000"/>
-      </a:schemeClr>
-    </cs:fontRef>
-    <cs:defRPr sz="1400" b="0" kern="1200" spc="0" baseline="0"/>
-  </cs:title>
-  <cs:trendline>
-    <cs:lnRef idx="0">
-      <cs:styleClr val="auto"/>
-    </cs:lnRef>
-    <cs:fillRef idx="0"/>
-    <cs:effectRef idx="0"/>
-    <cs:fontRef idx="minor">
-      <a:schemeClr val="tx1"/>
-    </cs:fontRef>
-    <cs:spPr>
-      <a:ln w="19050" cap="rnd">
-        <a:solidFill>
-          <a:schemeClr val="phClr"/>
-        </a:solidFill>
-        <a:prstDash val="sysDot"/>
-      </a:ln>
-    </cs:spPr>
-  </cs:trendline>
-  <cs:trendlineLabel>
-    <cs:lnRef idx="0"/>
-    <cs:fillRef idx="0"/>
-    <cs:effectRef idx="0"/>
-    <cs:fontRef idx="minor">
-      <a:schemeClr val="tx1">
-        <a:lumMod val="65000"/>
-        <a:lumOff val="35000"/>
-      </a:schemeClr>
-    </cs:fontRef>
-    <cs:defRPr sz="900" kern="1200"/>
-  </cs:trendlineLabel>
-  <cs:upBar>
-    <cs:lnRef idx="0"/>
-    <cs:fillRef idx="0"/>
-    <cs:effectRef idx="0"/>
-    <cs:fontRef idx="minor">
-      <a:schemeClr val="dk1"/>
-    </cs:fontRef>
-    <cs:spPr>
-      <a:solidFill>
-        <a:schemeClr val="lt1"/>
-      </a:solidFill>
-      <a:ln w="9525">
-        <a:solidFill>
-          <a:schemeClr val="tx1">
-            <a:lumMod val="15000"/>
-            <a:lumOff val="85000"/>
-          </a:schemeClr>
-        </a:solidFill>
-      </a:ln>
-    </cs:spPr>
-  </cs:upBar>
-  <cs:valueAxis>
-    <cs:lnRef idx="0"/>
-    <cs:fillRef idx="0"/>
-    <cs:effectRef idx="0"/>
-    <cs:fontRef idx="minor">
-      <a:schemeClr val="tx1">
-        <a:lumMod val="65000"/>
-        <a:lumOff val="35000"/>
-      </a:schemeClr>
-    </cs:fontRef>
-    <cs:defRPr sz="900" kern="1200"/>
-  </cs:valueAxis>
-  <cs:wall>
-    <cs:lnRef idx="0"/>
-    <cs:fillRef idx="0"/>
-    <cs:effectRef idx="0"/>
-    <cs:fontRef idx="minor">
-      <a:schemeClr val="tx1"/>
-    </cs:fontRef>
-    <cs:spPr>
-      <a:noFill/>
-      <a:ln>
-        <a:noFill/>
-      </a:ln>
-    </cs:spPr>
-  </cs:wall>
-</cs:chartStyle>
-</file>
-
-<file path=word/charts/style2.xml><?xml version="1.0" encoding="utf-8"?>
-<cs:chartStyle xmlns:cs="http://schemas.microsoft.com/office/drawing/2012/chartStyle" xmlns:a="http://schemas.openxmlformats.org/drawingml/2006/main" id="332">
-  <cs:axisTitle>
-    <cs:lnRef idx="0"/>
-    <cs:fillRef idx="0"/>
-    <cs:effectRef idx="0"/>
-    <cs:fontRef idx="minor">
-      <a:schemeClr val="tx1">
-        <a:lumMod val="65000"/>
-        <a:lumOff val="35000"/>
-      </a:schemeClr>
-    </cs:fontRef>
-    <cs:defRPr sz="1000" kern="1200"/>
-  </cs:axisTitle>
-  <cs:categoryAxis>
-    <cs:lnRef idx="0"/>
-    <cs:fillRef idx="0"/>
-    <cs:effectRef idx="0"/>
-    <cs:fontRef idx="minor">
-      <a:schemeClr val="tx1">
-        <a:lumMod val="65000"/>
-        <a:lumOff val="35000"/>
-      </a:schemeClr>
-    </cs:fontRef>
-    <cs:spPr>
-      <a:ln w="9525" cap="flat" cmpd="sng" algn="ctr">
-        <a:solidFill>
-          <a:schemeClr val="tx1">
-            <a:lumMod val="15000"/>
-            <a:lumOff val="85000"/>
-          </a:schemeClr>
-        </a:solidFill>
-        <a:round/>
-      </a:ln>
-    </cs:spPr>
-    <cs:defRPr sz="900" kern="1200"/>
-  </cs:categoryAxis>
-  <cs:chartArea mods="allowNoFillOverride allowNoLineOverride">
-    <cs:lnRef idx="0"/>
-    <cs:fillRef idx="0"/>
-    <cs:effectRef idx="0"/>
-    <cs:fontRef idx="minor">
-      <a:schemeClr val="tx1"/>
-    </cs:fontRef>
-    <cs:spPr>
-      <a:solidFill>
-        <a:schemeClr val="bg1"/>
-      </a:solidFill>
-      <a:ln w="9525" cap="flat" cmpd="sng" algn="ctr">
-        <a:solidFill>
-          <a:schemeClr val="tx1">
-            <a:lumMod val="15000"/>
-            <a:lumOff val="85000"/>
-          </a:schemeClr>
-        </a:solidFill>
-        <a:round/>
-      </a:ln>
-    </cs:spPr>
-    <cs:defRPr sz="1000" kern="1200"/>
-  </cs:chartArea>
-  <cs:dataLabel>
-    <cs:lnRef idx="0"/>
-    <cs:fillRef idx="0"/>
-    <cs:effectRef idx="0"/>
-    <cs:fontRef idx="minor">
-      <a:schemeClr val="tx1">
-        <a:lumMod val="75000"/>
-        <a:lumOff val="25000"/>
-      </a:schemeClr>
-    </cs:fontRef>
-    <cs:defRPr sz="900" kern="1200"/>
-  </cs:dataLabel>
-  <cs:dataLabelCallout>
-    <cs:lnRef idx="0"/>
-    <cs:fillRef idx="0"/>
-    <cs:effectRef idx="0"/>
-    <cs:fontRef idx="minor">
-      <a:schemeClr val="dk1">
-        <a:lumMod val="65000"/>
-        <a:lumOff val="35000"/>
-      </a:schemeClr>
-    </cs:fontRef>
-    <cs:spPr>
-      <a:solidFill>
-        <a:schemeClr val="lt1"/>
-      </a:solidFill>
-      <a:ln>
-        <a:solidFill>
-          <a:schemeClr val="dk1">
-            <a:lumMod val="25000"/>
-            <a:lumOff val="75000"/>
-          </a:schemeClr>
-        </a:solidFill>
-      </a:ln>
-    </cs:spPr>
-    <cs:defRPr sz="900" kern="1200"/>
-    <cs:bodyPr rot="0" spcFirstLastPara="1" vertOverflow="clip" horzOverflow="clip" vert="horz" wrap="square" lIns="36576" tIns="18288" rIns="36576" bIns="18288" anchor="ctr" anchorCtr="1">
-      <a:spAutoFit/>
-    </cs:bodyPr>
-  </cs:dataLabelCallout>
-  <cs:dataPoint>
-    <cs:lnRef idx="0"/>
-    <cs:fillRef idx="1">
-      <cs:styleClr val="auto"/>
-    </cs:fillRef>
-    <cs:effectRef idx="0"/>
-    <cs:fontRef idx="minor">
-      <a:schemeClr val="tx1"/>
-    </cs:fontRef>
-  </cs:dataPoint>
-  <cs:dataPoint3D>
-    <cs:lnRef idx="0"/>
-    <cs:fillRef idx="1">
-      <cs:styleClr val="auto"/>
-    </cs:fillRef>
-    <cs:effectRef idx="0"/>
-    <cs:fontRef idx="minor">
-      <a:schemeClr val="tx1"/>
-    </cs:fontRef>
-  </cs:dataPoint3D>
-  <cs:dataPointLine>
-    <cs:lnRef idx="0">
-      <cs:styleClr val="auto"/>
-    </cs:lnRef>
-    <cs:fillRef idx="1"/>
-    <cs:effectRef idx="0"/>
-    <cs:fontRef idx="minor">
-      <a:schemeClr val="tx1"/>
-    </cs:fontRef>
-    <cs:spPr>
-      <a:ln w="28575" cap="rnd">
-        <a:solidFill>
-          <a:schemeClr val="phClr"/>
-        </a:solidFill>
-        <a:round/>
-      </a:ln>
-    </cs:spPr>
-  </cs:dataPointLine>
-  <cs:dataPointMarker>
-    <cs:lnRef idx="0">
-      <cs:styleClr val="auto"/>
-    </cs:lnRef>
-    <cs:fillRef idx="1">
-      <cs:styleClr val="auto"/>
-    </cs:fillRef>
-    <cs:effectRef idx="0"/>
-    <cs:fontRef idx="minor">
-      <a:schemeClr val="tx1"/>
-    </cs:fontRef>
-    <cs:spPr>
-      <a:ln w="9525">
-        <a:solidFill>
-          <a:schemeClr val="phClr"/>
-        </a:solidFill>
-      </a:ln>
-    </cs:spPr>
-  </cs:dataPointMarker>
-  <cs:dataPointMarkerLayout symbol="circle" size="5"/>
-  <cs:dataPointWireframe>
-    <cs:lnRef idx="0">
-      <cs:styleClr val="auto"/>
-    </cs:lnRef>
-    <cs:fillRef idx="1"/>
-    <cs:effectRef idx="0"/>
-    <cs:fontRef idx="minor">
-      <a:schemeClr val="tx1"/>
-    </cs:fontRef>
-    <cs:spPr>
-      <a:ln w="9525" cap="rnd">
-        <a:solidFill>
-          <a:schemeClr val="phClr"/>
-        </a:solidFill>
-        <a:round/>
-      </a:ln>
-    </cs:spPr>
-  </cs:dataPointWireframe>
-  <cs:dataTable>
-    <cs:lnRef idx="0"/>
-    <cs:fillRef idx="0"/>
-    <cs:effectRef idx="0"/>
-    <cs:fontRef idx="minor">
-      <a:schemeClr val="tx1">
-        <a:lumMod val="65000"/>
-        <a:lumOff val="35000"/>
-      </a:schemeClr>
-    </cs:fontRef>
-    <cs:spPr>
-      <a:noFill/>
-      <a:ln w="9525" cap="flat" cmpd="sng" algn="ctr">
-        <a:solidFill>
-          <a:schemeClr val="tx1">
-            <a:lumMod val="15000"/>
-            <a:lumOff val="85000"/>
-          </a:schemeClr>
-        </a:solidFill>
-        <a:round/>
-      </a:ln>
-    </cs:spPr>
-    <cs:defRPr sz="900" kern="1200"/>
-  </cs:dataTable>
-  <cs:downBar>
-    <cs:lnRef idx="0"/>
-    <cs:fillRef idx="0"/>
-    <cs:effectRef idx="0"/>
-    <cs:fontRef idx="minor">
-      <a:schemeClr val="dk1"/>
-    </cs:fontRef>
-    <cs:spPr>
-      <a:solidFill>
-        <a:schemeClr val="dk1">
-          <a:lumMod val="65000"/>
-          <a:lumOff val="35000"/>
-        </a:schemeClr>
-      </a:solidFill>
-      <a:ln w="9525">
-        <a:solidFill>
-          <a:schemeClr val="tx1">
-            <a:lumMod val="65000"/>
-            <a:lumOff val="35000"/>
-          </a:schemeClr>
-        </a:solidFill>
-      </a:ln>
-    </cs:spPr>
-  </cs:downBar>
-  <cs:dropLine>
-    <cs:lnRef idx="0"/>
-    <cs:fillRef idx="0"/>
-    <cs:effectRef idx="0"/>
-    <cs:fontRef idx="minor">
-      <a:schemeClr val="tx1"/>
-    </cs:fontRef>
-    <cs:spPr>
-      <a:ln w="9525" cap="flat" cmpd="sng" algn="ctr">
-        <a:solidFill>
-          <a:schemeClr val="tx1">
-            <a:lumMod val="35000"/>
-            <a:lumOff val="65000"/>
-          </a:schemeClr>
-        </a:solidFill>
-        <a:round/>
-      </a:ln>
-    </cs:spPr>
-  </cs:dropLine>
-  <cs:errorBar>
-    <cs:lnRef idx="0"/>
-    <cs:fillRef idx="0"/>
-    <cs:effectRef idx="0"/>
-    <cs:fontRef idx="minor">
-      <a:schemeClr val="tx1"/>
-    </cs:fontRef>
-    <cs:spPr>
-      <a:ln w="9525" cap="flat" cmpd="sng" algn="ctr">
-        <a:solidFill>
-          <a:schemeClr val="tx1">
-            <a:lumMod val="65000"/>
-            <a:lumOff val="35000"/>
-          </a:schemeClr>
-        </a:solidFill>
-        <a:round/>
-      </a:ln>
-    </cs:spPr>
-  </cs:errorBar>
-  <cs:floor>
-    <cs:lnRef idx="0"/>
-    <cs:fillRef idx="0"/>
-    <cs:effectRef idx="0"/>
-    <cs:fontRef idx="minor">
-      <a:schemeClr val="tx1"/>
-    </cs:fontRef>
-    <cs:spPr>
-      <a:noFill/>
-      <a:ln>
-        <a:noFill/>
-      </a:ln>
-    </cs:spPr>
-  </cs:floor>
-  <cs:gridlineMajor>
-    <cs:lnRef idx="0"/>
-    <cs:fillRef idx="0"/>
-    <cs:effectRef idx="0"/>
-    <cs:fontRef idx="minor">
-      <a:schemeClr val="tx1"/>
-    </cs:fontRef>
-    <cs:spPr>
-      <a:ln w="9525" cap="flat" cmpd="sng" algn="ctr">
-        <a:solidFill>
-          <a:schemeClr val="tx1">
-            <a:lumMod val="15000"/>
-            <a:lumOff val="85000"/>
-          </a:schemeClr>
-        </a:solidFill>
-        <a:round/>
-      </a:ln>
-    </cs:spPr>
-  </cs:gridlineMajor>
-  <cs:gridlineMinor>
-    <cs:lnRef idx="0"/>
-    <cs:fillRef idx="0"/>
-    <cs:effectRef idx="0"/>
-    <cs:fontRef idx="minor">
-      <a:schemeClr val="tx1"/>
-    </cs:fontRef>
-    <cs:spPr>
-      <a:ln w="9525" cap="flat" cmpd="sng" algn="ctr">
-        <a:solidFill>
-          <a:schemeClr val="tx1">
-            <a:lumMod val="5000"/>
-            <a:lumOff val="95000"/>
-          </a:schemeClr>
-        </a:solidFill>
-        <a:round/>
-      </a:ln>
-    </cs:spPr>
-  </cs:gridlineMinor>
-  <cs:hiLoLine>
-    <cs:lnRef idx="0"/>
-    <cs:fillRef idx="0"/>
-    <cs:effectRef idx="0"/>
-    <cs:fontRef idx="minor">
-      <a:schemeClr val="tx1"/>
-    </cs:fontRef>
-    <cs:spPr>
-      <a:ln w="9525" cap="flat" cmpd="sng" algn="ctr">
-        <a:solidFill>
-          <a:schemeClr val="tx1">
-            <a:lumMod val="75000"/>
-            <a:lumOff val="25000"/>
-          </a:schemeClr>
-        </a:solidFill>
-        <a:round/>
-      </a:ln>
-    </cs:spPr>
-  </cs:hiLoLine>
-  <cs:leaderLine>
-    <cs:lnRef idx="0"/>
-    <cs:fillRef idx="0"/>
-    <cs:effectRef idx="0"/>
-    <cs:fontRef idx="minor">
-      <a:schemeClr val="tx1"/>
-    </cs:fontRef>
-    <cs:spPr>
-      <a:ln w="9525" cap="flat" cmpd="sng" algn="ctr">
-        <a:solidFill>
-          <a:schemeClr val="tx1">
-            <a:lumMod val="35000"/>
-            <a:lumOff val="65000"/>
-          </a:schemeClr>
-        </a:solidFill>
-        <a:round/>
-      </a:ln>
-    </cs:spPr>
-  </cs:leaderLine>
-  <cs:legend>
-    <cs:lnRef idx="0"/>
-    <cs:fillRef idx="0"/>
-    <cs:effectRef idx="0"/>
-    <cs:fontRef idx="minor">
-      <a:schemeClr val="tx1">
-        <a:lumMod val="65000"/>
-        <a:lumOff val="35000"/>
-      </a:schemeClr>
-    </cs:fontRef>
-    <cs:defRPr sz="900" kern="1200"/>
-  </cs:legend>
-  <cs:plotArea mods="allowNoFillOverride allowNoLineOverride">
-    <cs:lnRef idx="0"/>
-    <cs:fillRef idx="0"/>
-    <cs:effectRef idx="0"/>
-    <cs:fontRef idx="minor">
-      <a:schemeClr val="tx1"/>
-    </cs:fontRef>
-  </cs:plotArea>
-  <cs:plotArea3D mods="allowNoFillOverride allowNoLineOverride">
-    <cs:lnRef idx="0"/>
-    <cs:fillRef idx="0"/>
-    <cs:effectRef idx="0"/>
-    <cs:fontRef idx="minor">
-      <a:schemeClr val="tx1"/>
-    </cs:fontRef>
-  </cs:plotArea3D>
-  <cs:seriesAxis>
-    <cs:lnRef idx="0"/>
-    <cs:fillRef idx="0"/>
-    <cs:effectRef idx="0"/>
-    <cs:fontRef idx="minor">
-      <a:schemeClr val="tx1">
-        <a:lumMod val="65000"/>
-        <a:lumOff val="35000"/>
-      </a:schemeClr>
-    </cs:fontRef>
-    <cs:defRPr sz="900" kern="1200"/>
-  </cs:seriesAxis>
-  <cs:seriesLine>
-    <cs:lnRef idx="0"/>
-    <cs:fillRef idx="0"/>
-    <cs:effectRef idx="0"/>
-    <cs:fontRef idx="minor">
-      <a:schemeClr val="tx1"/>
-    </cs:fontRef>
-    <cs:spPr>
-      <a:ln w="9525" cap="flat" cmpd="sng" algn="ctr">
-        <a:solidFill>
-          <a:schemeClr val="tx1">
-            <a:lumMod val="35000"/>
-            <a:lumOff val="65000"/>
-          </a:schemeClr>
-        </a:solidFill>
-        <a:round/>
-      </a:ln>
-    </cs:spPr>
-  </cs:seriesLine>
-  <cs:title>
-    <cs:lnRef idx="0"/>
-    <cs:fillRef idx="0"/>
-    <cs:effectRef idx="0"/>
-    <cs:fontRef idx="minor">
-      <a:schemeClr val="tx1">
-        <a:lumMod val="65000"/>
-        <a:lumOff val="35000"/>
-      </a:schemeClr>
-    </cs:fontRef>
-    <cs:defRPr sz="1400" b="0" kern="1200" spc="0" baseline="0"/>
-  </cs:title>
-  <cs:trendline>
-    <cs:lnRef idx="0">
-      <cs:styleClr val="auto"/>
-    </cs:lnRef>
-    <cs:fillRef idx="0"/>
-    <cs:effectRef idx="0"/>
-    <cs:fontRef idx="minor">
-      <a:schemeClr val="tx1"/>
-    </cs:fontRef>
-    <cs:spPr>
-      <a:ln w="19050" cap="rnd">
-        <a:solidFill>
-          <a:schemeClr val="phClr"/>
-        </a:solidFill>
-        <a:prstDash val="sysDot"/>
-      </a:ln>
-    </cs:spPr>
-  </cs:trendline>
-  <cs:trendlineLabel>
-    <cs:lnRef idx="0"/>
-    <cs:fillRef idx="0"/>
-    <cs:effectRef idx="0"/>
-    <cs:fontRef idx="minor">
-      <a:schemeClr val="tx1">
-        <a:lumMod val="65000"/>
-        <a:lumOff val="35000"/>
-      </a:schemeClr>
-    </cs:fontRef>
-    <cs:defRPr sz="900" kern="1200"/>
-  </cs:trendlineLabel>
-  <cs:upBar>
-    <cs:lnRef idx="0"/>
-    <cs:fillRef idx="0"/>
-    <cs:effectRef idx="0"/>
-    <cs:fontRef idx="minor">
-      <a:schemeClr val="dk1"/>
-    </cs:fontRef>
-    <cs:spPr>
-      <a:solidFill>
-        <a:schemeClr val="lt1"/>
-      </a:solidFill>
-      <a:ln w="9525">
-        <a:solidFill>
-          <a:schemeClr val="tx1">
-            <a:lumMod val="15000"/>
-            <a:lumOff val="85000"/>
-          </a:schemeClr>
-        </a:solidFill>
-      </a:ln>
-    </cs:spPr>
-  </cs:upBar>
-  <cs:valueAxis>
-    <cs:lnRef idx="0"/>
-    <cs:fillRef idx="0"/>
-    <cs:effectRef idx="0"/>
-    <cs:fontRef idx="minor">
-      <a:schemeClr val="tx1">
-        <a:lumMod val="65000"/>
-        <a:lumOff val="35000"/>
-      </a:schemeClr>
-    </cs:fontRef>
-    <cs:defRPr sz="900" kern="1200"/>
-  </cs:valueAxis>
-  <cs:wall>
-    <cs:lnRef idx="0"/>
-    <cs:fillRef idx="0"/>
-    <cs:effectRef idx="0"/>
-    <cs:fontRef idx="minor">
-      <a:schemeClr val="tx1"/>
-    </cs:fontRef>
-    <cs:spPr>
-      <a:noFill/>
-      <a:ln>
-        <a:noFill/>
-      </a:ln>
-    </cs:spPr>
-  </cs:wall>
-</cs:chartStyle>
-</file>
-
 <file path=word/theme/theme1.xml><?xml version="1.0" encoding="utf-8"?>
 <a:theme xmlns:a="http://schemas.openxmlformats.org/drawingml/2006/main" name="Office Theme">
   <a:themeElements>
@@ -14075,290 +10266,4 @@
     </a:ext>
   </a:extLst>
 </a:theme>
-</file>
-
-<file path=word/theme/themeOverride1.xml><?xml version="1.0" encoding="utf-8"?>
-<a:themeOverride xmlns:a="http://schemas.openxmlformats.org/drawingml/2006/main">
-  <a:clrScheme name="Office">
-    <a:dk1>
-      <a:sysClr val="windowText" lastClr="000000"/>
-    </a:dk1>
-    <a:lt1>
-      <a:sysClr val="window" lastClr="FFFFFF"/>
-    </a:lt1>
-    <a:dk2>
-      <a:srgbClr val="44546A"/>
-    </a:dk2>
-    <a:lt2>
-      <a:srgbClr val="E7E6E6"/>
-    </a:lt2>
-    <a:accent1>
-      <a:srgbClr val="4472C4"/>
-    </a:accent1>
-    <a:accent2>
-      <a:srgbClr val="ED7D31"/>
-    </a:accent2>
-    <a:accent3>
-      <a:srgbClr val="A5A5A5"/>
-    </a:accent3>
-    <a:accent4>
-      <a:srgbClr val="FFC000"/>
-    </a:accent4>
-    <a:accent5>
-      <a:srgbClr val="5B9BD5"/>
-    </a:accent5>
-    <a:accent6>
-      <a:srgbClr val="70AD47"/>
-    </a:accent6>
-    <a:hlink>
-      <a:srgbClr val="0563C1"/>
-    </a:hlink>
-    <a:folHlink>
-      <a:srgbClr val="954F72"/>
-    </a:folHlink>
-  </a:clrScheme>
-  <a:fontScheme name="Office">
-    <a:majorFont>
-      <a:latin typeface="Calibri Light" panose="020F0302020204030204"/>
-      <a:ea typeface=""/>
-      <a:cs typeface=""/>
-      <a:font script="Jpan" typeface="游ゴシック Light"/>
-      <a:font script="Hang" typeface="맑은 고딕"/>
-      <a:font script="Hans" typeface="等线 Light"/>
-      <a:font script="Hant" typeface="新細明體"/>
-      <a:font script="Arab" typeface="Times New Roman"/>
-      <a:font script="Hebr" typeface="Times New Roman"/>
-      <a:font script="Thai" typeface="Tahoma"/>
-      <a:font script="Ethi" typeface="Nyala"/>
-      <a:font script="Beng" typeface="Vrinda"/>
-      <a:font script="Gujr" typeface="Shruti"/>
-      <a:font script="Khmr" typeface="MoolBoran"/>
-      <a:font script="Knda" typeface="Tunga"/>
-      <a:font script="Guru" typeface="Raavi"/>
-      <a:font script="Cans" typeface="Euphemia"/>
-      <a:font script="Cher" typeface="Plantagenet Cherokee"/>
-      <a:font script="Yiii" typeface="Microsoft Yi Baiti"/>
-      <a:font script="Tibt" typeface="Microsoft Himalaya"/>
-      <a:font script="Thaa" typeface="MV Boli"/>
-      <a:font script="Deva" typeface="Mangal"/>
-      <a:font script="Telu" typeface="Gautami"/>
-      <a:font script="Taml" typeface="Latha"/>
-      <a:font script="Syrc" typeface="Estrangelo Edessa"/>
-      <a:font script="Orya" typeface="Kalinga"/>
-      <a:font script="Mlym" typeface="Kartika"/>
-      <a:font script="Laoo" typeface="DokChampa"/>
-      <a:font script="Sinh" typeface="Iskoola Pota"/>
-      <a:font script="Mong" typeface="Mongolian Baiti"/>
-      <a:font script="Viet" typeface="Times New Roman"/>
-      <a:font script="Uigh" typeface="Microsoft Uighur"/>
-      <a:font script="Geor" typeface="Sylfaen"/>
-      <a:font script="Armn" typeface="Arial"/>
-      <a:font script="Bugi" typeface="Leelawadee UI"/>
-      <a:font script="Bopo" typeface="Microsoft JhengHei"/>
-      <a:font script="Java" typeface="Javanese Text"/>
-      <a:font script="Lisu" typeface="Segoe UI"/>
-      <a:font script="Mymr" typeface="Myanmar Text"/>
-      <a:font script="Nkoo" typeface="Ebrima"/>
-      <a:font script="Olck" typeface="Nirmala UI"/>
-      <a:font script="Osma" typeface="Ebrima"/>
-      <a:font script="Phag" typeface="Phagspa"/>
-      <a:font script="Syrn" typeface="Estrangelo Edessa"/>
-      <a:font script="Syrj" typeface="Estrangelo Edessa"/>
-      <a:font script="Syre" typeface="Estrangelo Edessa"/>
-      <a:font script="Sora" typeface="Nirmala UI"/>
-      <a:font script="Tale" typeface="Microsoft Tai Le"/>
-      <a:font script="Talu" typeface="Microsoft New Tai Lue"/>
-      <a:font script="Tfng" typeface="Ebrima"/>
-    </a:majorFont>
-    <a:minorFont>
-      <a:latin typeface="Calibri" panose="020F0502020204030204"/>
-      <a:ea typeface=""/>
-      <a:cs typeface=""/>
-      <a:font script="Jpan" typeface="游ゴシック"/>
-      <a:font script="Hang" typeface="맑은 고딕"/>
-      <a:font script="Hans" typeface="等线"/>
-      <a:font script="Hant" typeface="新細明體"/>
-      <a:font script="Arab" typeface="Arial"/>
-      <a:font script="Hebr" typeface="Arial"/>
-      <a:font script="Thai" typeface="Tahoma"/>
-      <a:font script="Ethi" typeface="Nyala"/>
-      <a:font script="Beng" typeface="Vrinda"/>
-      <a:font script="Gujr" typeface="Shruti"/>
-      <a:font script="Khmr" typeface="DaunPenh"/>
-      <a:font script="Knda" typeface="Tunga"/>
-      <a:font script="Guru" typeface="Raavi"/>
-      <a:font script="Cans" typeface="Euphemia"/>
-      <a:font script="Cher" typeface="Plantagenet Cherokee"/>
-      <a:font script="Yiii" typeface="Microsoft Yi Baiti"/>
-      <a:font script="Tibt" typeface="Microsoft Himalaya"/>
-      <a:font script="Thaa" typeface="MV Boli"/>
-      <a:font script="Deva" typeface="Mangal"/>
-      <a:font script="Telu" typeface="Gautami"/>
-      <a:font script="Taml" typeface="Latha"/>
-      <a:font script="Syrc" typeface="Estrangelo Edessa"/>
-      <a:font script="Orya" typeface="Kalinga"/>
-      <a:font script="Mlym" typeface="Kartika"/>
-      <a:font script="Laoo" typeface="DokChampa"/>
-      <a:font script="Sinh" typeface="Iskoola Pota"/>
-      <a:font script="Mong" typeface="Mongolian Baiti"/>
-      <a:font script="Viet" typeface="Arial"/>
-      <a:font script="Uigh" typeface="Microsoft Uighur"/>
-      <a:font script="Geor" typeface="Sylfaen"/>
-      <a:font script="Armn" typeface="Arial"/>
-      <a:font script="Bugi" typeface="Leelawadee UI"/>
-      <a:font script="Bopo" typeface="Microsoft JhengHei"/>
-      <a:font script="Java" typeface="Javanese Text"/>
-      <a:font script="Lisu" typeface="Segoe UI"/>
-      <a:font script="Mymr" typeface="Myanmar Text"/>
-      <a:font script="Nkoo" typeface="Ebrima"/>
-      <a:font script="Olck" typeface="Nirmala UI"/>
-      <a:font script="Osma" typeface="Ebrima"/>
-      <a:font script="Phag" typeface="Phagspa"/>
-      <a:font script="Syrn" typeface="Estrangelo Edessa"/>
-      <a:font script="Syrj" typeface="Estrangelo Edessa"/>
-      <a:font script="Syre" typeface="Estrangelo Edessa"/>
-      <a:font script="Sora" typeface="Nirmala UI"/>
-      <a:font script="Tale" typeface="Microsoft Tai Le"/>
-      <a:font script="Talu" typeface="Microsoft New Tai Lue"/>
-      <a:font script="Tfng" typeface="Ebrima"/>
-    </a:minorFont>
-  </a:fontScheme>
-  <a:fmtScheme name="Office">
-    <a:fillStyleLst>
-      <a:solidFill>
-        <a:schemeClr val="phClr"/>
-      </a:solidFill>
-      <a:gradFill rotWithShape="1">
-        <a:gsLst>
-          <a:gs pos="0">
-            <a:schemeClr val="phClr">
-              <a:lumMod val="110000"/>
-              <a:satMod val="105000"/>
-              <a:tint val="67000"/>
-            </a:schemeClr>
-          </a:gs>
-          <a:gs pos="50000">
-            <a:schemeClr val="phClr">
-              <a:lumMod val="105000"/>
-              <a:satMod val="103000"/>
-              <a:tint val="73000"/>
-            </a:schemeClr>
-          </a:gs>
-          <a:gs pos="100000">
-            <a:schemeClr val="phClr">
-              <a:lumMod val="105000"/>
-              <a:satMod val="109000"/>
-              <a:tint val="81000"/>
-            </a:schemeClr>
-          </a:gs>
-        </a:gsLst>
-        <a:lin ang="5400000" scaled="0"/>
-      </a:gradFill>
-      <a:gradFill rotWithShape="1">
-        <a:gsLst>
-          <a:gs pos="0">
-            <a:schemeClr val="phClr">
-              <a:satMod val="103000"/>
-              <a:lumMod val="102000"/>
-              <a:tint val="94000"/>
-            </a:schemeClr>
-          </a:gs>
-          <a:gs pos="50000">
-            <a:schemeClr val="phClr">
-              <a:satMod val="110000"/>
-              <a:lumMod val="100000"/>
-              <a:shade val="100000"/>
-            </a:schemeClr>
-          </a:gs>
-          <a:gs pos="100000">
-            <a:schemeClr val="phClr">
-              <a:lumMod val="99000"/>
-              <a:satMod val="120000"/>
-              <a:shade val="78000"/>
-            </a:schemeClr>
-          </a:gs>
-        </a:gsLst>
-        <a:lin ang="5400000" scaled="0"/>
-      </a:gradFill>
-    </a:fillStyleLst>
-    <a:lnStyleLst>
-      <a:ln w="6350" cap="flat" cmpd="sng" algn="ctr">
-        <a:solidFill>
-          <a:schemeClr val="phClr"/>
-        </a:solidFill>
-        <a:prstDash val="solid"/>
-        <a:miter lim="800000"/>
-      </a:ln>
-      <a:ln w="12700" cap="flat" cmpd="sng" algn="ctr">
-        <a:solidFill>
-          <a:schemeClr val="phClr"/>
-        </a:solidFill>
-        <a:prstDash val="solid"/>
-        <a:miter lim="800000"/>
-      </a:ln>
-      <a:ln w="19050" cap="flat" cmpd="sng" algn="ctr">
-        <a:solidFill>
-          <a:schemeClr val="phClr"/>
-        </a:solidFill>
-        <a:prstDash val="solid"/>
-        <a:miter lim="800000"/>
-      </a:ln>
-    </a:lnStyleLst>
-    <a:effectStyleLst>
-      <a:effectStyle>
-        <a:effectLst/>
-      </a:effectStyle>
-      <a:effectStyle>
-        <a:effectLst/>
-      </a:effectStyle>
-      <a:effectStyle>
-        <a:effectLst>
-          <a:outerShdw blurRad="57150" dist="19050" dir="5400000" algn="ctr" rotWithShape="0">
-            <a:srgbClr val="000000">
-              <a:alpha val="63000"/>
-            </a:srgbClr>
-          </a:outerShdw>
-        </a:effectLst>
-      </a:effectStyle>
-    </a:effectStyleLst>
-    <a:bgFillStyleLst>
-      <a:solidFill>
-        <a:schemeClr val="phClr"/>
-      </a:solidFill>
-      <a:solidFill>
-        <a:schemeClr val="phClr">
-          <a:tint val="95000"/>
-          <a:satMod val="170000"/>
-        </a:schemeClr>
-      </a:solidFill>
-      <a:gradFill rotWithShape="1">
-        <a:gsLst>
-          <a:gs pos="0">
-            <a:schemeClr val="phClr">
-              <a:tint val="93000"/>
-              <a:satMod val="150000"/>
-              <a:shade val="98000"/>
-              <a:lumMod val="102000"/>
-            </a:schemeClr>
-          </a:gs>
-          <a:gs pos="50000">
-            <a:schemeClr val="phClr">
-              <a:tint val="98000"/>
-              <a:satMod val="130000"/>
-              <a:shade val="90000"/>
-              <a:lumMod val="103000"/>
-            </a:schemeClr>
-          </a:gs>
-          <a:gs pos="100000">
-            <a:schemeClr val="phClr">
-              <a:shade val="63000"/>
-              <a:satMod val="120000"/>
-            </a:schemeClr>
-          </a:gs>
-        </a:gsLst>
-        <a:lin ang="5400000" scaled="0"/>
-      </a:gradFill>
-    </a:bgFillStyleLst>
-  </a:fmtScheme>
-</a:themeOverride>
 </file>
--- a/docs/BYNATIONALITY/Австрийки.docx
+++ b/docs/BYNATIONALITY/Австрийки.docx
@@ -262,7 +262,25 @@
                 <w:szCs w:val="16"/>
                 <w:lang w:val="ru-RU"/>
               </w:rPr>
-              <w:t xml:space="preserve">Данный список составлен на основе открытых и доступных на </w:t>
+              <w:t xml:space="preserve">Данный список составлен на основе открытых и доступных </w:t>
+            </w:r>
+            <w:r>
+              <w:rPr>
+                <w:rFonts w:ascii="Arial" w:hAnsi="Arial" w:cs="Arial"/>
+                <w:sz w:val="16"/>
+                <w:szCs w:val="16"/>
+                <w:lang w:val="ru-RU"/>
+              </w:rPr>
+              <w:t>в</w:t>
+            </w:r>
+            <w:r>
+              <w:rPr>
+                <w:rFonts w:ascii="Arial" w:hAnsi="Arial" w:cs="Arial"/>
+                <w:sz w:val="16"/>
+                <w:szCs w:val="16"/>
+                <w:lang w:val="ru-RU"/>
+              </w:rPr>
+              <w:t xml:space="preserve"> </w:t>
             </w:r>
             <w:r>
               <w:rPr>
@@ -280,27 +298,7 @@
                 <w:szCs w:val="16"/>
                 <w:lang w:val="ru-RU"/>
               </w:rPr>
-              <w:t>нтернете источников и не претендует быть ни полным</w:t>
-            </w:r>
-            <w:proofErr w:type="gramStart"/>
-            <w:r>
-              <w:rPr>
-                <w:rFonts w:ascii="Arial" w:hAnsi="Arial" w:cs="Arial"/>
-                <w:sz w:val="16"/>
-                <w:szCs w:val="16"/>
-                <w:lang w:val="ru-RU"/>
-              </w:rPr>
-              <w:t>.</w:t>
-            </w:r>
-            <w:proofErr w:type="gramEnd"/>
-            <w:r>
-              <w:rPr>
-                <w:rFonts w:ascii="Arial" w:hAnsi="Arial" w:cs="Arial"/>
-                <w:sz w:val="16"/>
-                <w:szCs w:val="16"/>
-                <w:lang w:val="ru-RU"/>
-              </w:rPr>
-              <w:t xml:space="preserve"> ни окончательным. </w:t>
+              <w:t xml:space="preserve">нтернете источников и не претендует быть ни полным. ни окончательным. </w:t>
             </w:r>
           </w:p>
           <w:p>
@@ -347,27 +345,7 @@
                 <w:szCs w:val="16"/>
                 <w:lang w:val="ru-RU"/>
               </w:rPr>
-              <w:t xml:space="preserve">6 (35%) – граждане Австрии все расстреляны в послевоенные годы </w:t>
-            </w:r>
-            <w:proofErr w:type="gramStart"/>
-            <w:r>
-              <w:rPr>
-                <w:rFonts w:ascii="Arial" w:hAnsi="Arial" w:cs="Arial"/>
-                <w:sz w:val="16"/>
-                <w:szCs w:val="16"/>
-                <w:lang w:val="ru-RU"/>
-              </w:rPr>
-              <w:t>1950-1952</w:t>
-            </w:r>
-            <w:proofErr w:type="gramEnd"/>
-            <w:r>
-              <w:rPr>
-                <w:rFonts w:ascii="Arial" w:hAnsi="Arial" w:cs="Arial"/>
-                <w:sz w:val="16"/>
-                <w:szCs w:val="16"/>
-                <w:lang w:val="ru-RU"/>
-              </w:rPr>
-              <w:t xml:space="preserve"> гг.</w:t>
+              <w:t>6 (35%) – граждане Австрии все расстреляны в послевоенные годы 1950-1952 гг.</w:t>
             </w:r>
           </w:p>
           <w:p>
@@ -386,17 +364,7 @@
                 <w:szCs w:val="16"/>
                 <w:lang w:val="ru-RU"/>
               </w:rPr>
-              <w:t xml:space="preserve">2 – расстреляны в годы войны </w:t>
-            </w:r>
-            <w:proofErr w:type="gramStart"/>
-            <w:r>
-              <w:rPr>
-                <w:rFonts w:ascii="Arial" w:hAnsi="Arial" w:cs="Arial"/>
-                <w:sz w:val="16"/>
-                <w:szCs w:val="16"/>
-                <w:lang w:val="ru-RU"/>
-              </w:rPr>
-              <w:t>1942</w:t>
+              <w:t>2 – расстреляны в годы войны 1942</w:t>
             </w:r>
             <w:r>
               <w:rPr>
@@ -414,17 +382,7 @@
                 <w:szCs w:val="16"/>
                 <w:lang w:val="ru-RU"/>
               </w:rPr>
-              <w:t>1943</w:t>
-            </w:r>
-            <w:proofErr w:type="gramEnd"/>
-            <w:r>
-              <w:rPr>
-                <w:rFonts w:ascii="Arial" w:hAnsi="Arial" w:cs="Arial"/>
-                <w:sz w:val="16"/>
-                <w:szCs w:val="16"/>
-                <w:lang w:val="ru-RU"/>
-              </w:rPr>
-              <w:t xml:space="preserve"> гг.</w:t>
+              <w:t>1943 гг.</w:t>
             </w:r>
           </w:p>
           <w:p>
@@ -498,56 +456,25 @@
                 <w:szCs w:val="16"/>
                 <w:lang w:val="ru-RU"/>
               </w:rPr>
-              <w:t xml:space="preserve">10 (59%) – расстреляны в возрастной группе: </w:t>
-            </w:r>
-            <w:proofErr w:type="gramStart"/>
-            <w:r>
-              <w:rPr>
-                <w:rFonts w:ascii="Arial" w:hAnsi="Arial" w:cs="Arial"/>
-                <w:sz w:val="16"/>
-                <w:szCs w:val="16"/>
-                <w:lang w:val="ru-RU"/>
-              </w:rPr>
-              <w:t>36-40</w:t>
-            </w:r>
-            <w:proofErr w:type="gramEnd"/>
-            <w:r>
-              <w:rPr>
-                <w:rFonts w:ascii="Arial" w:hAnsi="Arial" w:cs="Arial"/>
-                <w:sz w:val="16"/>
-                <w:szCs w:val="16"/>
-                <w:lang w:val="ru-RU"/>
-              </w:rPr>
-              <w:t xml:space="preserve"> </w:t>
-            </w:r>
-            <w:r>
-              <w:rPr>
-                <w:rFonts w:ascii="Arial" w:hAnsi="Arial" w:cs="Arial"/>
-                <w:sz w:val="16"/>
-                <w:szCs w:val="16"/>
-                <w:lang w:val="ru-RU"/>
-              </w:rPr>
-              <w:t xml:space="preserve">лет и </w:t>
-            </w:r>
-            <w:proofErr w:type="gramStart"/>
-            <w:r>
-              <w:rPr>
-                <w:rFonts w:ascii="Arial" w:hAnsi="Arial" w:cs="Arial"/>
-                <w:sz w:val="16"/>
-                <w:szCs w:val="16"/>
-                <w:lang w:val="ru-RU"/>
-              </w:rPr>
-              <w:t>46-50</w:t>
-            </w:r>
-            <w:proofErr w:type="gramEnd"/>
-            <w:r>
-              <w:rPr>
-                <w:rFonts w:ascii="Arial" w:hAnsi="Arial" w:cs="Arial"/>
-                <w:sz w:val="16"/>
-                <w:szCs w:val="16"/>
-                <w:lang w:val="ru-RU"/>
-              </w:rPr>
-              <w:t xml:space="preserve"> лет.</w:t>
+              <w:t>10 (59%) – расстреляны в возрастной группе: 36-40</w:t>
+            </w:r>
+            <w:r>
+              <w:rPr>
+                <w:rFonts w:ascii="Arial" w:hAnsi="Arial" w:cs="Arial"/>
+                <w:sz w:val="16"/>
+                <w:szCs w:val="16"/>
+                <w:lang w:val="ru-RU"/>
+              </w:rPr>
+              <w:t xml:space="preserve"> </w:t>
+            </w:r>
+            <w:r>
+              <w:rPr>
+                <w:rFonts w:ascii="Arial" w:hAnsi="Arial" w:cs="Arial"/>
+                <w:sz w:val="16"/>
+                <w:szCs w:val="16"/>
+                <w:lang w:val="ru-RU"/>
+              </w:rPr>
+              <w:t>лет и 46-50 лет.</w:t>
             </w:r>
           </w:p>
           <w:p>
@@ -734,27 +661,7 @@
                 <w:szCs w:val="16"/>
                 <w:lang w:val="ru-RU"/>
               </w:rPr>
-              <w:t xml:space="preserve">У двоих женщин расстреляны ближайшие родственники: у одной </w:t>
-            </w:r>
-            <w:proofErr w:type="gramStart"/>
-            <w:r>
-              <w:rPr>
-                <w:rFonts w:ascii="Arial" w:hAnsi="Arial" w:cs="Arial"/>
-                <w:sz w:val="16"/>
-                <w:szCs w:val="16"/>
-                <w:lang w:val="ru-RU"/>
-              </w:rPr>
-              <w:t>сын  Алекандр</w:t>
-            </w:r>
-            <w:proofErr w:type="gramEnd"/>
-            <w:r>
-              <w:rPr>
-                <w:rFonts w:ascii="Arial" w:hAnsi="Arial" w:cs="Arial"/>
-                <w:sz w:val="16"/>
-                <w:szCs w:val="16"/>
-                <w:lang w:val="ru-RU"/>
-              </w:rPr>
-              <w:t xml:space="preserve"> Пропст – 17 лет, у другой муж и свекр </w:t>
+              <w:t xml:space="preserve">У двоих женщин расстреляны ближайшие родственники: у одной сын  Алекандр Пропст – 17 лет, у другой муж и свекр </w:t>
             </w:r>
           </w:p>
           <w:p>
@@ -1177,7 +1084,6 @@
         </w:rPr>
         <w:t xml:space="preserve">, </w:t>
       </w:r>
-      <w:proofErr w:type="gramStart"/>
       <w:r>
         <w:rPr>
           <w:rFonts w:ascii="Arial" w:hAnsi="Arial" w:cs="Arial"/>
@@ -1242,19 +1148,7 @@
           <w:szCs w:val="16"/>
           <w:lang w:val="ru-RU"/>
         </w:rPr>
-        <w:t>2</w:t>
-      </w:r>
-      <w:proofErr w:type="gramEnd"/>
-      <w:r>
-        <w:rPr>
-          <w:rFonts w:ascii="Arial" w:hAnsi="Arial" w:cs="Arial"/>
-          <w:b/>
-          <w:bCs/>
-          <w:sz w:val="16"/>
-          <w:szCs w:val="16"/>
-          <w:lang w:val="ru-RU"/>
-        </w:rPr>
-        <w:t xml:space="preserve"> гг.</w:t>
+        <w:t>2 гг.</w:t>
       </w:r>
     </w:p>
     <w:p>
@@ -1422,7 +1316,6 @@
         </w:rPr>
         <w:t xml:space="preserve">, </w:t>
       </w:r>
-      <w:proofErr w:type="gramStart"/>
       <w:r>
         <w:rPr>
           <w:rFonts w:ascii="Arial" w:hAnsi="Arial" w:cs="Arial"/>
@@ -1476,19 +1369,7 @@
           <w:szCs w:val="16"/>
           <w:lang w:val="ru-RU"/>
         </w:rPr>
-        <w:t>2</w:t>
-      </w:r>
-      <w:proofErr w:type="gramEnd"/>
-      <w:r>
-        <w:rPr>
-          <w:rFonts w:ascii="Arial" w:hAnsi="Arial" w:cs="Arial"/>
-          <w:b/>
-          <w:bCs/>
-          <w:sz w:val="16"/>
-          <w:szCs w:val="16"/>
-          <w:lang w:val="ru-RU"/>
-        </w:rPr>
-        <w:t xml:space="preserve"> гг.</w:t>
+        <w:t>2 гг.</w:t>
       </w:r>
     </w:p>
     <w:p>
@@ -2026,31 +1907,7 @@
                 <w:szCs w:val="16"/>
                 <w:lang w:val="ru-RU"/>
               </w:rPr>
-              <w:t xml:space="preserve">Ленинградский мартиролог: </w:t>
-            </w:r>
-            <w:proofErr w:type="gramStart"/>
-            <w:r>
-              <w:rPr>
-                <w:rFonts w:ascii="Arial" w:hAnsi="Arial" w:cs="Arial"/>
-                <w:b/>
-                <w:bCs/>
-                <w:sz w:val="16"/>
-                <w:szCs w:val="16"/>
-                <w:lang w:val="ru-RU"/>
-              </w:rPr>
-              <w:t>1937-1938</w:t>
-            </w:r>
-            <w:proofErr w:type="gramEnd"/>
-            <w:r>
-              <w:rPr>
-                <w:rFonts w:ascii="Arial" w:hAnsi="Arial" w:cs="Arial"/>
-                <w:b/>
-                <w:bCs/>
-                <w:sz w:val="16"/>
-                <w:szCs w:val="16"/>
-                <w:lang w:val="ru-RU"/>
-              </w:rPr>
-              <w:t>, том 7</w:t>
+              <w:t>Ленинградский мартиролог: 1937-1938, том 7</w:t>
             </w:r>
             <w:r>
               <w:rPr>
@@ -2291,29 +2148,7 @@
                 <w:szCs w:val="16"/>
                 <w:lang w:val="ru-RU"/>
               </w:rPr>
-              <w:t xml:space="preserve">Статья обвинения: </w:t>
-            </w:r>
-            <w:proofErr w:type="gramStart"/>
-            <w:r>
-              <w:rPr>
-                <w:rFonts w:ascii="Arial" w:hAnsi="Arial" w:cs="Arial"/>
-                <w:bCs/>
-                <w:sz w:val="16"/>
-                <w:szCs w:val="16"/>
-                <w:lang w:val="ru-RU"/>
-              </w:rPr>
-              <w:t>54-10</w:t>
-            </w:r>
-            <w:proofErr w:type="gramEnd"/>
-            <w:r>
-              <w:rPr>
-                <w:rFonts w:ascii="Arial" w:hAnsi="Arial" w:cs="Arial"/>
-                <w:bCs/>
-                <w:sz w:val="16"/>
-                <w:szCs w:val="16"/>
-                <w:lang w:val="ru-RU"/>
-              </w:rPr>
-              <w:t xml:space="preserve"> ч.1 УК УССР</w:t>
+              <w:t>Статья обвинения: 54-10 ч.1 УК УССР</w:t>
             </w:r>
             <w:r>
               <w:rPr>
@@ -2443,20 +2278,8 @@
                 <w:szCs w:val="16"/>
                 <w:lang w:val="ru-RU"/>
               </w:rPr>
-              <w:t xml:space="preserve">Дело: </w:t>
-            </w:r>
-            <w:proofErr w:type="gramStart"/>
-            <w:r>
-              <w:rPr>
-                <w:rFonts w:ascii="Arial" w:hAnsi="Arial" w:cs="Arial"/>
-                <w:bCs/>
-                <w:sz w:val="16"/>
-                <w:szCs w:val="16"/>
-                <w:lang w:val="ru-RU"/>
-              </w:rPr>
-              <w:t>5680-5681</w:t>
-            </w:r>
-            <w:proofErr w:type="gramEnd"/>
+              <w:t>Дело: 5680-5681</w:t>
+            </w:r>
             <w:r>
               <w:rPr>
                 <w:rFonts w:ascii="Arial" w:hAnsi="Arial" w:cs="Arial"/>
@@ -3378,27 +3201,7 @@
                 <w:szCs w:val="16"/>
                 <w:lang w:val="ru-RU"/>
               </w:rPr>
-              <w:t xml:space="preserve">в 1912 г., г.Баден (Австро-Венгрия); австрийка; б/п (в </w:t>
-            </w:r>
-            <w:proofErr w:type="gramStart"/>
-            <w:r>
-              <w:rPr>
-                <w:rFonts w:ascii="Arial" w:hAnsi="Arial" w:cs="Arial"/>
-                <w:sz w:val="16"/>
-                <w:szCs w:val="16"/>
-                <w:lang w:val="ru-RU"/>
-              </w:rPr>
-              <w:t>1941-1945</w:t>
-            </w:r>
-            <w:proofErr w:type="gramEnd"/>
-            <w:r>
-              <w:rPr>
-                <w:rFonts w:ascii="Arial" w:hAnsi="Arial" w:cs="Arial"/>
-                <w:sz w:val="16"/>
-                <w:szCs w:val="16"/>
-                <w:lang w:val="ru-RU"/>
-              </w:rPr>
-              <w:t xml:space="preserve"> гг. член НСДАП); владелица овощного магазина по Фридрихштрассе</w:t>
+              <w:t>в 1912 г., г.Баден (Австро-Венгрия); австрийка; б/п (в 1941-1945 гг. член НСДАП); владелица овощного магазина по Фридрихштрассе</w:t>
             </w:r>
             <w:r>
               <w:rPr>
@@ -3818,27 +3621,7 @@
                 <w:szCs w:val="16"/>
                 <w:lang w:val="ru-RU"/>
               </w:rPr>
-              <w:t>в 1898 г., Австрия; австрийка</w:t>
-            </w:r>
-            <w:proofErr w:type="gramStart"/>
-            <w:r>
-              <w:rPr>
-                <w:rFonts w:ascii="Arial" w:hAnsi="Arial" w:cs="Arial"/>
-                <w:sz w:val="16"/>
-                <w:szCs w:val="16"/>
-                <w:lang w:val="ru-RU"/>
-              </w:rPr>
-              <w:t>; Работала</w:t>
-            </w:r>
-            <w:proofErr w:type="gramEnd"/>
-            <w:r>
-              <w:rPr>
-                <w:rFonts w:ascii="Arial" w:hAnsi="Arial" w:cs="Arial"/>
-                <w:sz w:val="16"/>
-                <w:szCs w:val="16"/>
-                <w:lang w:val="ru-RU"/>
-              </w:rPr>
-              <w:t xml:space="preserve"> в колхозе в с. Семеновка Свободненского р-на</w:t>
+              <w:t>в 1898 г., Австрия; австрийка; Работала в колхозе в с. Семеновка Свободненского р-на</w:t>
             </w:r>
             <w:r>
               <w:rPr>
@@ -4322,31 +4105,7 @@
                 <w:szCs w:val="16"/>
                 <w:lang w:val="ru-RU"/>
               </w:rPr>
-              <w:t xml:space="preserve">Ленинградский мартиролог: </w:t>
-            </w:r>
-            <w:proofErr w:type="gramStart"/>
-            <w:r>
-              <w:rPr>
-                <w:rFonts w:ascii="Arial" w:hAnsi="Arial" w:cs="Arial"/>
-                <w:b/>
-                <w:bCs/>
-                <w:sz w:val="16"/>
-                <w:szCs w:val="16"/>
-                <w:lang w:val="ru-RU"/>
-              </w:rPr>
-              <w:t>1937-1938</w:t>
-            </w:r>
-            <w:proofErr w:type="gramEnd"/>
-            <w:r>
-              <w:rPr>
-                <w:rFonts w:ascii="Arial" w:hAnsi="Arial" w:cs="Arial"/>
-                <w:b/>
-                <w:bCs/>
-                <w:sz w:val="16"/>
-                <w:szCs w:val="16"/>
-                <w:lang w:val="ru-RU"/>
-              </w:rPr>
-              <w:t>, том 11</w:t>
+              <w:t>Ленинградский мартиролог: 1937-1938, том 11</w:t>
             </w:r>
             <w:r>
               <w:rPr>
@@ -4514,27 +4273,7 @@
                 <w:szCs w:val="16"/>
                 <w:lang w:val="ru-RU"/>
               </w:rPr>
-              <w:t xml:space="preserve">в 1910 г., </w:t>
-            </w:r>
-            <w:proofErr w:type="gramStart"/>
-            <w:r>
-              <w:rPr>
-                <w:rFonts w:ascii="Arial" w:hAnsi="Arial" w:cs="Arial"/>
-                <w:sz w:val="16"/>
-                <w:szCs w:val="16"/>
-                <w:lang w:val="ru-RU"/>
-              </w:rPr>
-              <w:t>мест.Штайнц</w:t>
-            </w:r>
-            <w:proofErr w:type="gramEnd"/>
-            <w:r>
-              <w:rPr>
-                <w:rFonts w:ascii="Arial" w:hAnsi="Arial" w:cs="Arial"/>
-                <w:sz w:val="16"/>
-                <w:szCs w:val="16"/>
-                <w:lang w:val="ru-RU"/>
-              </w:rPr>
-              <w:t xml:space="preserve"> уезда Грац (Штирия, Австро-Венгрия); австрийка; образование среднее; б/п; Домашняя хозяйка</w:t>
+              <w:t>в 1910 г., мест.Штайнц уезда Грац (Штирия, Австро-Венгрия); австрийка; образование среднее; б/п; Домашняя хозяйка</w:t>
             </w:r>
             <w:r>
               <w:rPr>
@@ -5929,31 +5668,7 @@
                 <w:szCs w:val="16"/>
                 <w:lang w:val="ru-RU"/>
               </w:rPr>
-              <w:t xml:space="preserve">Ленинградский мартиролог: </w:t>
-            </w:r>
-            <w:proofErr w:type="gramStart"/>
-            <w:r>
-              <w:rPr>
-                <w:rFonts w:ascii="Arial" w:hAnsi="Arial" w:cs="Arial"/>
-                <w:b/>
-                <w:bCs/>
-                <w:sz w:val="16"/>
-                <w:szCs w:val="16"/>
-                <w:lang w:val="ru-RU"/>
-              </w:rPr>
-              <w:t>1937-1938</w:t>
-            </w:r>
-            <w:proofErr w:type="gramEnd"/>
-            <w:r>
-              <w:rPr>
-                <w:rFonts w:ascii="Arial" w:hAnsi="Arial" w:cs="Arial"/>
-                <w:b/>
-                <w:bCs/>
-                <w:sz w:val="16"/>
-                <w:szCs w:val="16"/>
-                <w:lang w:val="ru-RU"/>
-              </w:rPr>
-              <w:t>, том 4</w:t>
+              <w:t>Ленинградский мартиролог: 1937-1938, том 4</w:t>
             </w:r>
             <w:r>
               <w:rPr>
@@ -7784,27 +7499,7 @@
                 <w:szCs w:val="16"/>
                 <w:lang w:val="ru-RU"/>
               </w:rPr>
-              <w:t xml:space="preserve">07.12.1913, Вене; австрийка; образование среднее; б/п (в </w:t>
-            </w:r>
-            <w:proofErr w:type="gramStart"/>
-            <w:r>
-              <w:rPr>
-                <w:rFonts w:ascii="Arial" w:hAnsi="Arial" w:cs="Arial"/>
-                <w:sz w:val="16"/>
-                <w:szCs w:val="16"/>
-                <w:lang w:val="ru-RU"/>
-              </w:rPr>
-              <w:t>1938-1945</w:t>
-            </w:r>
-            <w:proofErr w:type="gramEnd"/>
-            <w:r>
-              <w:rPr>
-                <w:rFonts w:ascii="Arial" w:hAnsi="Arial" w:cs="Arial"/>
-                <w:sz w:val="16"/>
-                <w:szCs w:val="16"/>
-                <w:lang w:val="ru-RU"/>
-              </w:rPr>
-              <w:t xml:space="preserve"> гг. член НСДАП); учитель народной школы в 6-м р-не Вены</w:t>
+              <w:t>07.12.1913, Вене; австрийка; образование среднее; б/п (в 1938-1945 гг. член НСДАП); учитель народной школы в 6-м р-не Вены</w:t>
             </w:r>
             <w:r>
               <w:rPr>

--- a/docs/BYNATIONALITY/Австрийки.docx
+++ b/docs/BYNATIONALITY/Австрийки.docx
@@ -6,7 +6,6 @@
       <w:pPr>
         <w:rPr>
           <w:rFonts w:hint="eastAsia"/>
-          <w:lang w:val="ru-RU"/>
         </w:rPr>
       </w:pPr>
     </w:p>
@@ -326,7 +325,25 @@
                 <w:szCs w:val="16"/>
                 <w:lang w:val="ru-RU"/>
               </w:rPr>
-              <w:t xml:space="preserve"> (53%) – расстреляны в годы Большого террора.</w:t>
+              <w:t xml:space="preserve"> (5</w:t>
+            </w:r>
+            <w:r>
+              <w:rPr>
+                <w:rFonts w:ascii="Arial" w:hAnsi="Arial" w:cs="Arial"/>
+                <w:sz w:val="16"/>
+                <w:szCs w:val="16"/>
+                <w:lang w:val="ru-RU"/>
+              </w:rPr>
+              <w:t>6</w:t>
+            </w:r>
+            <w:r>
+              <w:rPr>
+                <w:rFonts w:ascii="Arial" w:hAnsi="Arial" w:cs="Arial"/>
+                <w:sz w:val="16"/>
+                <w:szCs w:val="16"/>
+                <w:lang w:val="ru-RU"/>
+              </w:rPr>
+              <w:t>%) – расстреляны в годы Большого террора.</w:t>
             </w:r>
           </w:p>
           <w:p>
@@ -345,7 +362,25 @@
                 <w:szCs w:val="16"/>
                 <w:lang w:val="ru-RU"/>
               </w:rPr>
-              <w:t>6 (35%) – граждане Австрии все расстреляны в послевоенные годы 1950-1952 гг.</w:t>
+              <w:t>6 (3</w:t>
+            </w:r>
+            <w:r>
+              <w:rPr>
+                <w:rFonts w:ascii="Arial" w:hAnsi="Arial" w:cs="Arial"/>
+                <w:sz w:val="16"/>
+                <w:szCs w:val="16"/>
+                <w:lang w:val="ru-RU"/>
+              </w:rPr>
+              <w:t>3</w:t>
+            </w:r>
+            <w:r>
+              <w:rPr>
+                <w:rFonts w:ascii="Arial" w:hAnsi="Arial" w:cs="Arial"/>
+                <w:sz w:val="16"/>
+                <w:szCs w:val="16"/>
+                <w:lang w:val="ru-RU"/>
+              </w:rPr>
+              <w:t>%) – граждане Австрии все расстреляны в послевоенные годы 1950-1952 гг.</w:t>
             </w:r>
           </w:p>
           <w:p>
@@ -419,7 +454,25 @@
                 <w:szCs w:val="16"/>
                 <w:lang w:val="ru-RU"/>
               </w:rPr>
-              <w:t>7 (41%) – расстреляны в 1938 году.</w:t>
+              <w:t>7 (</w:t>
+            </w:r>
+            <w:r>
+              <w:rPr>
+                <w:rFonts w:ascii="Arial" w:hAnsi="Arial" w:cs="Arial"/>
+                <w:sz w:val="16"/>
+                <w:szCs w:val="16"/>
+                <w:lang w:val="ru-RU"/>
+              </w:rPr>
+              <w:t>39</w:t>
+            </w:r>
+            <w:r>
+              <w:rPr>
+                <w:rFonts w:ascii="Arial" w:hAnsi="Arial" w:cs="Arial"/>
+                <w:sz w:val="16"/>
+                <w:szCs w:val="16"/>
+                <w:lang w:val="ru-RU"/>
+              </w:rPr>
+              <w:t>%) расстреляны в 1938 году.</w:t>
             </w:r>
           </w:p>
           <w:p>
@@ -456,7 +509,61 @@
                 <w:szCs w:val="16"/>
                 <w:lang w:val="ru-RU"/>
               </w:rPr>
-              <w:t>10 (59%) – расстреляны в возрастной группе: 36-40</w:t>
+              <w:t>10 (5</w:t>
+            </w:r>
+            <w:r>
+              <w:rPr>
+                <w:rFonts w:ascii="Arial" w:hAnsi="Arial" w:cs="Arial"/>
+                <w:sz w:val="16"/>
+                <w:szCs w:val="16"/>
+                <w:lang w:val="ru-RU"/>
+              </w:rPr>
+              <w:t>6</w:t>
+            </w:r>
+            <w:r>
+              <w:rPr>
+                <w:rFonts w:ascii="Arial" w:hAnsi="Arial" w:cs="Arial"/>
+                <w:sz w:val="16"/>
+                <w:szCs w:val="16"/>
+                <w:lang w:val="ru-RU"/>
+              </w:rPr>
+              <w:t>%) расстреляны в возрастн</w:t>
+            </w:r>
+            <w:r>
+              <w:rPr>
+                <w:rFonts w:ascii="Arial" w:hAnsi="Arial" w:cs="Arial"/>
+                <w:sz w:val="16"/>
+                <w:szCs w:val="16"/>
+                <w:lang w:val="ru-RU"/>
+              </w:rPr>
+              <w:t>ых</w:t>
+            </w:r>
+            <w:r>
+              <w:rPr>
+                <w:rFonts w:ascii="Arial" w:hAnsi="Arial" w:cs="Arial"/>
+                <w:sz w:val="16"/>
+                <w:szCs w:val="16"/>
+                <w:lang w:val="ru-RU"/>
+              </w:rPr>
+              <w:t xml:space="preserve"> групп</w:t>
+            </w:r>
+            <w:r>
+              <w:rPr>
+                <w:rFonts w:ascii="Arial" w:hAnsi="Arial" w:cs="Arial"/>
+                <w:sz w:val="16"/>
+                <w:szCs w:val="16"/>
+                <w:lang w:val="ru-RU"/>
+              </w:rPr>
+              <w:t>ах</w:t>
+            </w:r>
+            <w:r>
+              <w:rPr>
+                <w:rFonts w:ascii="Arial" w:hAnsi="Arial" w:cs="Arial"/>
+                <w:sz w:val="16"/>
+                <w:szCs w:val="16"/>
+                <w:lang w:val="ru-RU"/>
+              </w:rPr>
+              <w:t xml:space="preserve"> 36-40</w:t>
             </w:r>
             <w:r>
               <w:rPr>
@@ -493,7 +600,25 @@
                 <w:szCs w:val="16"/>
                 <w:lang w:val="ru-RU"/>
               </w:rPr>
-              <w:t>12 (71%) – реабилитированы.</w:t>
+              <w:t>12 (</w:t>
+            </w:r>
+            <w:r>
+              <w:rPr>
+                <w:rFonts w:ascii="Arial" w:hAnsi="Arial" w:cs="Arial"/>
+                <w:sz w:val="16"/>
+                <w:szCs w:val="16"/>
+                <w:lang w:val="ru-RU"/>
+              </w:rPr>
+              <w:t>67</w:t>
+            </w:r>
+            <w:r>
+              <w:rPr>
+                <w:rFonts w:ascii="Arial" w:hAnsi="Arial" w:cs="Arial"/>
+                <w:sz w:val="16"/>
+                <w:szCs w:val="16"/>
+                <w:lang w:val="ru-RU"/>
+              </w:rPr>
+              <w:t>%) – реабилитированы.</w:t>
             </w:r>
           </w:p>
           <w:p>
@@ -512,7 +637,25 @@
                 <w:szCs w:val="16"/>
                 <w:lang w:val="ru-RU"/>
               </w:rPr>
-              <w:t>9 (53%) – расстреляны по решению Военных трибуналов.</w:t>
+              <w:t>9 (5</w:t>
+            </w:r>
+            <w:r>
+              <w:rPr>
+                <w:rFonts w:ascii="Arial" w:hAnsi="Arial" w:cs="Arial"/>
+                <w:sz w:val="16"/>
+                <w:szCs w:val="16"/>
+                <w:lang w:val="ru-RU"/>
+              </w:rPr>
+              <w:t>0</w:t>
+            </w:r>
+            <w:r>
+              <w:rPr>
+                <w:rFonts w:ascii="Arial" w:hAnsi="Arial" w:cs="Arial"/>
+                <w:sz w:val="16"/>
+                <w:szCs w:val="16"/>
+                <w:lang w:val="ru-RU"/>
+              </w:rPr>
+              <w:t>%) – расстреляны по решению Военных трибуналов.</w:t>
             </w:r>
           </w:p>
           <w:p>
@@ -531,7 +674,25 @@
                 <w:szCs w:val="16"/>
                 <w:lang w:val="ru-RU"/>
               </w:rPr>
-              <w:t>4 (24%) – расстреля</w:t>
+              <w:t>4 (2</w:t>
+            </w:r>
+            <w:r>
+              <w:rPr>
+                <w:rFonts w:ascii="Arial" w:hAnsi="Arial" w:cs="Arial"/>
+                <w:sz w:val="16"/>
+                <w:szCs w:val="16"/>
+                <w:lang w:val="ru-RU"/>
+              </w:rPr>
+              <w:t>2</w:t>
+            </w:r>
+            <w:r>
+              <w:rPr>
+                <w:rFonts w:ascii="Arial" w:hAnsi="Arial" w:cs="Arial"/>
+                <w:sz w:val="16"/>
+                <w:szCs w:val="16"/>
+                <w:lang w:val="ru-RU"/>
+              </w:rPr>
+              <w:t>%) – расстреля</w:t>
             </w:r>
             <w:r>
               <w:rPr>
@@ -586,7 +747,25 @@
                 <w:szCs w:val="16"/>
                 <w:lang w:val="ru-RU"/>
               </w:rPr>
-              <w:t xml:space="preserve"> (65%) – проживали в городах: Вена</w:t>
+              <w:t xml:space="preserve"> (6</w:t>
+            </w:r>
+            <w:r>
+              <w:rPr>
+                <w:rFonts w:ascii="Arial" w:hAnsi="Arial" w:cs="Arial"/>
+                <w:sz w:val="16"/>
+                <w:szCs w:val="16"/>
+                <w:lang w:val="ru-RU"/>
+              </w:rPr>
+              <w:t>7</w:t>
+            </w:r>
+            <w:r>
+              <w:rPr>
+                <w:rFonts w:ascii="Arial" w:hAnsi="Arial" w:cs="Arial"/>
+                <w:sz w:val="16"/>
+                <w:szCs w:val="16"/>
+                <w:lang w:val="ru-RU"/>
+              </w:rPr>
+              <w:t>%) – проживали в городах: Вена</w:t>
             </w:r>
             <w:r>
               <w:rPr>
@@ -661,7 +840,25 @@
                 <w:szCs w:val="16"/>
                 <w:lang w:val="ru-RU"/>
               </w:rPr>
-              <w:t xml:space="preserve">У двоих женщин расстреляны ближайшие родственники: у одной сын  Алекандр Пропст – 17 лет, у другой муж и свекр </w:t>
+              <w:t xml:space="preserve">У двоих женщин расстреляны ближайшие родственники: у одной </w:t>
+            </w:r>
+            <w:r>
+              <w:rPr>
+                <w:rFonts w:ascii="Arial" w:hAnsi="Arial" w:cs="Arial"/>
+                <w:sz w:val="16"/>
+                <w:szCs w:val="16"/>
+                <w:lang w:val="ru-RU"/>
+              </w:rPr>
+              <w:t>сын Алекандр</w:t>
+            </w:r>
+            <w:r>
+              <w:rPr>
+                <w:rFonts w:ascii="Arial" w:hAnsi="Arial" w:cs="Arial"/>
+                <w:sz w:val="16"/>
+                <w:szCs w:val="16"/>
+                <w:lang w:val="ru-RU"/>
+              </w:rPr>
+              <w:t xml:space="preserve"> Пропст – 17 лет, у другой муж и свекр </w:t>
             </w:r>
           </w:p>
           <w:p>
@@ -731,8 +928,6 @@
             <w:r>
               <w:rPr>
                 <w:rFonts w:ascii="Arial" w:hAnsi="Arial" w:cs="Arial"/>
-                <w:b/>
-                <w:bCs/>
                 <w:sz w:val="16"/>
                 <w:szCs w:val="16"/>
                 <w:u w:val="single"/>
@@ -743,22 +938,11 @@
             <w:r>
               <w:rPr>
                 <w:rFonts w:ascii="Arial" w:hAnsi="Arial" w:cs="Arial"/>
-                <w:b/>
-                <w:bCs/>
-                <w:sz w:val="16"/>
-                <w:szCs w:val="16"/>
-                <w:lang w:val="ru-RU"/>
-              </w:rPr>
-              <w:t>:</w:t>
-            </w:r>
-            <w:r>
-              <w:rPr>
-                <w:rFonts w:ascii="Arial" w:hAnsi="Arial" w:cs="Arial"/>
-                <w:sz w:val="16"/>
-                <w:szCs w:val="16"/>
-                <w:lang w:val="ru-RU"/>
-              </w:rPr>
-              <w:t xml:space="preserve"> Беспартийные</w:t>
+                <w:sz w:val="16"/>
+                <w:szCs w:val="16"/>
+                <w:lang w:val="ru-RU"/>
+              </w:rPr>
+              <w:t>: Беспартийные</w:t>
             </w:r>
             <w:r>
               <w:rPr>
@@ -776,7 +960,25 @@
                 <w:szCs w:val="16"/>
                 <w:lang w:val="ru-RU"/>
               </w:rPr>
-              <w:t>10 (59%)</w:t>
+              <w:t>10 (5</w:t>
+            </w:r>
+            <w:r>
+              <w:rPr>
+                <w:rFonts w:ascii="Arial" w:hAnsi="Arial" w:cs="Arial"/>
+                <w:sz w:val="16"/>
+                <w:szCs w:val="16"/>
+                <w:lang w:val="ru-RU"/>
+              </w:rPr>
+              <w:t>6</w:t>
+            </w:r>
+            <w:r>
+              <w:rPr>
+                <w:rFonts w:ascii="Arial" w:hAnsi="Arial" w:cs="Arial"/>
+                <w:sz w:val="16"/>
+                <w:szCs w:val="16"/>
+                <w:lang w:val="ru-RU"/>
+              </w:rPr>
+              <w:t>%)</w:t>
             </w:r>
             <w:r>
               <w:rPr>
@@ -854,8 +1056,6 @@
             <w:r>
               <w:rPr>
                 <w:rFonts w:ascii="Arial" w:hAnsi="Arial" w:cs="Arial"/>
-                <w:b/>
-                <w:bCs/>
                 <w:sz w:val="16"/>
                 <w:szCs w:val="16"/>
                 <w:u w:val="single"/>
@@ -903,8 +1103,6 @@
             <w:r>
               <w:rPr>
                 <w:rFonts w:ascii="Arial" w:hAnsi="Arial" w:cs="Arial"/>
-                <w:b/>
-                <w:bCs/>
                 <w:sz w:val="16"/>
                 <w:szCs w:val="16"/>
                 <w:u w:val="single"/>
@@ -915,22 +1113,11 @@
             <w:r>
               <w:rPr>
                 <w:rFonts w:ascii="Arial" w:hAnsi="Arial" w:cs="Arial"/>
-                <w:b/>
-                <w:bCs/>
-                <w:sz w:val="16"/>
-                <w:szCs w:val="16"/>
-                <w:lang w:val="ru-RU"/>
-              </w:rPr>
-              <w:t>:</w:t>
-            </w:r>
-            <w:r>
-              <w:rPr>
-                <w:rFonts w:ascii="Arial" w:hAnsi="Arial" w:cs="Arial"/>
-                <w:sz w:val="16"/>
-                <w:szCs w:val="16"/>
-                <w:lang w:val="ru-RU"/>
-              </w:rPr>
-              <w:t xml:space="preserve"> домохозяйка</w:t>
+                <w:sz w:val="16"/>
+                <w:szCs w:val="16"/>
+                <w:lang w:val="ru-RU"/>
+              </w:rPr>
+              <w:t>: домохозяйка</w:t>
             </w:r>
             <w:r>
               <w:rPr>
@@ -981,8 +1168,6 @@
             <w:r>
               <w:rPr>
                 <w:rFonts w:ascii="Arial" w:hAnsi="Arial" w:cs="Arial"/>
-                <w:b/>
-                <w:bCs/>
                 <w:sz w:val="16"/>
                 <w:szCs w:val="16"/>
                 <w:u w:val="single"/>
@@ -1496,7 +1681,6 @@
         <w:tc>
           <w:tcPr>
             <w:tcW w:w="11049" w:type="dxa"/>
-            <w:shd w:val="clear" w:color="auto" w:fill="auto"/>
             <w:vAlign w:val="center"/>
           </w:tcPr>
           <w:p>
@@ -1772,7 +1956,6 @@
         <w:tc>
           <w:tcPr>
             <w:tcW w:w="11049" w:type="dxa"/>
-            <w:shd w:val="clear" w:color="auto" w:fill="auto"/>
             <w:vAlign w:val="center"/>
           </w:tcPr>
           <w:p>
@@ -1970,7 +2153,6 @@
         <w:tc>
           <w:tcPr>
             <w:tcW w:w="11049" w:type="dxa"/>
-            <w:shd w:val="clear" w:color="auto" w:fill="auto"/>
             <w:vAlign w:val="center"/>
           </w:tcPr>
           <w:p>
@@ -2426,7 +2608,6 @@
         <w:tc>
           <w:tcPr>
             <w:tcW w:w="11049" w:type="dxa"/>
-            <w:shd w:val="clear" w:color="auto" w:fill="auto"/>
             <w:vAlign w:val="center"/>
           </w:tcPr>
           <w:p>
@@ -2718,7 +2899,6 @@
         <w:tc>
           <w:tcPr>
             <w:tcW w:w="11049" w:type="dxa"/>
-            <w:shd w:val="clear" w:color="auto" w:fill="auto"/>
             <w:vAlign w:val="center"/>
           </w:tcPr>
           <w:p>
@@ -3103,7 +3283,6 @@
         <w:tc>
           <w:tcPr>
             <w:tcW w:w="11049" w:type="dxa"/>
-            <w:shd w:val="clear" w:color="auto" w:fill="auto"/>
             <w:vAlign w:val="center"/>
           </w:tcPr>
           <w:p>
@@ -3523,7 +3702,6 @@
         <w:tc>
           <w:tcPr>
             <w:tcW w:w="11049" w:type="dxa"/>
-            <w:shd w:val="clear" w:color="auto" w:fill="auto"/>
             <w:vAlign w:val="center"/>
           </w:tcPr>
           <w:p>
@@ -3732,7 +3910,6 @@
         <w:tc>
           <w:tcPr>
             <w:tcW w:w="11049" w:type="dxa"/>
-            <w:shd w:val="clear" w:color="auto" w:fill="auto"/>
             <w:vAlign w:val="center"/>
           </w:tcPr>
           <w:p>
@@ -4165,7 +4342,6 @@
         <w:tc>
           <w:tcPr>
             <w:tcW w:w="11049" w:type="dxa"/>
-            <w:shd w:val="clear" w:color="auto" w:fill="auto"/>
             <w:vAlign w:val="center"/>
           </w:tcPr>
           <w:p>
@@ -4536,7 +4712,6 @@
         <w:tc>
           <w:tcPr>
             <w:tcW w:w="11049" w:type="dxa"/>
-            <w:shd w:val="clear" w:color="auto" w:fill="auto"/>
             <w:vAlign w:val="center"/>
           </w:tcPr>
           <w:p>
@@ -4902,7 +5077,6 @@
         <w:tc>
           <w:tcPr>
             <w:tcW w:w="11049" w:type="dxa"/>
-            <w:shd w:val="clear" w:color="auto" w:fill="auto"/>
             <w:vAlign w:val="center"/>
           </w:tcPr>
           <w:p>
@@ -5282,7 +5456,6 @@
         <w:tc>
           <w:tcPr>
             <w:tcW w:w="11049" w:type="dxa"/>
-            <w:shd w:val="clear" w:color="auto" w:fill="auto"/>
             <w:vAlign w:val="center"/>
           </w:tcPr>
           <w:p>
@@ -5510,7 +5683,6 @@
         <w:tc>
           <w:tcPr>
             <w:tcW w:w="11049" w:type="dxa"/>
-            <w:shd w:val="clear" w:color="auto" w:fill="auto"/>
             <w:vAlign w:val="center"/>
           </w:tcPr>
           <w:p>
@@ -5728,7 +5900,6 @@
         <w:tc>
           <w:tcPr>
             <w:tcW w:w="11049" w:type="dxa"/>
-            <w:shd w:val="clear" w:color="auto" w:fill="auto"/>
             <w:vAlign w:val="center"/>
           </w:tcPr>
           <w:p>
@@ -6112,7 +6283,6 @@
         <w:tc>
           <w:tcPr>
             <w:tcW w:w="11049" w:type="dxa"/>
-            <w:shd w:val="clear" w:color="auto" w:fill="auto"/>
             <w:vAlign w:val="center"/>
           </w:tcPr>
           <w:p>
@@ -6540,7 +6710,6 @@
         <w:tc>
           <w:tcPr>
             <w:tcW w:w="11049" w:type="dxa"/>
-            <w:shd w:val="clear" w:color="auto" w:fill="auto"/>
             <w:vAlign w:val="center"/>
           </w:tcPr>
           <w:p>
@@ -6942,7 +7111,6 @@
         <w:tc>
           <w:tcPr>
             <w:tcW w:w="11049" w:type="dxa"/>
-            <w:shd w:val="clear" w:color="auto" w:fill="auto"/>
             <w:vAlign w:val="center"/>
           </w:tcPr>
           <w:p>
@@ -7401,7 +7569,6 @@
         <w:tc>
           <w:tcPr>
             <w:tcW w:w="11049" w:type="dxa"/>
-            <w:shd w:val="clear" w:color="auto" w:fill="auto"/>
             <w:vAlign w:val="center"/>
           </w:tcPr>
           <w:p>
